--- a/BridgeU-SDD V.0.3..docx
+++ b/BridgeU-SDD V.0.3..docx
@@ -2017,6 +2017,7 @@
           <w:lang w:eastAsia="zh-CN"/>
         </w:rPr>
       </w:pPr>
+      <w:proofErr w:type="gramStart"/>
       <w:r>
         <w:rPr>
           <w:rFonts w:ascii="Times New Roman" w:hAnsi="Times New Roman" w:cs="Times New Roman"/>
@@ -2025,7 +2026,18 @@
           <w:szCs w:val="24"/>
           <w:lang w:eastAsia="zh-CN"/>
         </w:rPr>
-        <w:t xml:space="preserve">- ‘‘2.1 View Community </w:t>
+        <w:t>-‘</w:t>
+      </w:r>
+      <w:proofErr w:type="gramEnd"/>
+      <w:r>
+        <w:rPr>
+          <w:rFonts w:ascii="Times New Roman" w:hAnsi="Times New Roman" w:cs="Times New Roman"/>
+          <w:color w:val="1F1F1F"/>
+          <w:sz w:val="24"/>
+          <w:szCs w:val="24"/>
+          <w:lang w:eastAsia="zh-CN"/>
+        </w:rPr>
+        <w:t xml:space="preserve">‘2.1 View Community </w:t>
       </w:r>
       <w:proofErr w:type="gramStart"/>
       <w:r>
@@ -2895,7 +2907,7 @@
           <w14:ligatures w14:val="standardContextual"/>
         </w:rPr>
         <w:drawing>
-          <wp:anchor distT="0" distB="0" distL="114300" distR="114300" simplePos="0" relativeHeight="251660288" behindDoc="0" locked="0" layoutInCell="1" allowOverlap="1" wp14:anchorId="32A57A7B" wp14:editId="6724A260">
+          <wp:anchor distT="0" distB="0" distL="114300" distR="114300" simplePos="0" relativeHeight="251660288" behindDoc="0" locked="0" layoutInCell="1" allowOverlap="1" wp14:anchorId="32A57A7B" wp14:editId="0B9D38E7">
             <wp:simplePos x="0" y="0"/>
             <wp:positionH relativeFrom="column">
               <wp:posOffset>-714171</wp:posOffset>
@@ -32535,7 +32547,7 @@
         <w:spacing w:before="100" w:beforeAutospacing="1" w:after="120" w:line="240" w:lineRule="auto"/>
         <w:ind w:left="0"/>
         <w:rPr>
-          <w:rFonts w:ascii="Times New Roman" w:eastAsia="Times New Roman" w:hAnsi="Times New Roman" w:cs="Times New Roman" w:hint="eastAsia"/>
+          <w:rFonts w:ascii="Times New Roman" w:eastAsia="Times New Roman" w:hAnsi="Times New Roman" w:cs="Times New Roman"/>
           <w:color w:val="1F1F1F"/>
           <w:sz w:val="24"/>
           <w:szCs w:val="24"/>
@@ -32559,7 +32571,6 @@
         </w:rPr>
         <w:t xml:space="preserve"> </w:t>
       </w:r>
-      <w:proofErr w:type="spellStart"/>
       <w:r>
         <w:rPr>
           <w:rFonts w:ascii="Times New Roman" w:hAnsi="Times New Roman" w:cs="Times New Roman"/>
@@ -32568,18 +32579,7 @@
           <w:szCs w:val="24"/>
           <w:lang w:eastAsia="zh-CN"/>
         </w:rPr>
-        <w:t>IInstant</w:t>
-      </w:r>
-      <w:proofErr w:type="spellEnd"/>
-      <w:r>
-        <w:rPr>
-          <w:rFonts w:ascii="Times New Roman" w:hAnsi="Times New Roman" w:cs="Times New Roman"/>
-          <w:color w:val="1F1F1F"/>
-          <w:sz w:val="24"/>
-          <w:szCs w:val="24"/>
-          <w:lang w:eastAsia="zh-CN"/>
-        </w:rPr>
-        <w:t xml:space="preserve"> messaging and relationship manager-channel registration (email/mobile phone) and manage the two-way follow-up relationship between users as well as the delivery of private messages.</w:t>
+        <w:t>Instant messaging and relationship manager-channel registration (email/mobile phone) and manage the two-way follow-up relationship between users as well as the delivery of private messages.</w:t>
       </w:r>
     </w:p>
     <w:p>
@@ -32633,7 +32633,7 @@
     <w:p>
       <w:pPr>
         <w:rPr>
-          <w:rFonts w:ascii="Times New Roman" w:hAnsi="Times New Roman" w:cs="Times New Roman" w:hint="eastAsia"/>
+          <w:rFonts w:ascii="Times New Roman" w:hAnsi="Times New Roman" w:cs="Times New Roman"/>
           <w:lang w:eastAsia="zh-CN"/>
         </w:rPr>
       </w:pPr>
@@ -32870,7 +32870,7 @@
       <w:pPr>
         <w:spacing w:before="100" w:beforeAutospacing="1" w:after="120" w:line="240" w:lineRule="auto"/>
         <w:rPr>
-          <w:rFonts w:ascii="Times New Roman" w:hAnsi="Times New Roman" w:cs="Times New Roman" w:hint="eastAsia"/>
+          <w:rFonts w:ascii="Times New Roman" w:hAnsi="Times New Roman" w:cs="Times New Roman"/>
           <w:color w:val="1F1F1F"/>
           <w:sz w:val="24"/>
           <w:szCs w:val="24"/>
@@ -32972,7 +32972,7 @@
       <w:pPr>
         <w:spacing w:before="100" w:beforeAutospacing="1" w:after="120" w:line="240" w:lineRule="auto"/>
         <w:rPr>
-          <w:rFonts w:ascii="Times New Roman" w:hAnsi="Times New Roman" w:cs="Times New Roman" w:hint="eastAsia"/>
+          <w:rFonts w:ascii="Times New Roman" w:hAnsi="Times New Roman" w:cs="Times New Roman"/>
           <w:color w:val="1F1F1F"/>
           <w:sz w:val="24"/>
           <w:szCs w:val="24"/>
@@ -33160,7 +33160,7 @@
     <w:p>
       <w:pPr>
         <w:rPr>
-          <w:rFonts w:ascii="Times New Roman" w:hAnsi="Times New Roman" w:cs="Times New Roman" w:hint="eastAsia"/>
+          <w:rFonts w:ascii="Times New Roman" w:hAnsi="Times New Roman" w:cs="Times New Roman"/>
           <w:lang w:eastAsia="zh-CN"/>
         </w:rPr>
       </w:pPr>
@@ -33512,7 +33512,7 @@
     <w:p>
       <w:pPr>
         <w:rPr>
-          <w:rFonts w:ascii="Times New Roman" w:hAnsi="Times New Roman" w:cs="Times New Roman" w:hint="eastAsia"/>
+          <w:rFonts w:ascii="Times New Roman" w:hAnsi="Times New Roman" w:cs="Times New Roman"/>
           <w:lang w:eastAsia="zh-CN"/>
         </w:rPr>
       </w:pPr>
@@ -33521,7 +33521,7 @@
       <w:pPr>
         <w:spacing w:before="100" w:beforeAutospacing="1" w:after="120" w:line="240" w:lineRule="auto"/>
         <w:rPr>
-          <w:rFonts w:ascii="Times New Roman" w:hAnsi="Times New Roman" w:cs="Times New Roman" w:hint="eastAsia"/>
+          <w:rFonts w:ascii="Times New Roman" w:hAnsi="Times New Roman" w:cs="Times New Roman"/>
           <w:color w:val="1F1F1F"/>
           <w:sz w:val="24"/>
           <w:szCs w:val="24"/>
@@ -33751,16 +33751,7 @@
           <w:sz w:val="28"/>
           <w:lang w:eastAsia="zh-CN"/>
         </w:rPr>
-        <w:t>UI-01</w:t>
-      </w:r>
-      <w:r>
-        <w:rPr>
-          <w:rFonts w:ascii="Times New Roman" w:hAnsi="Times New Roman" w:cs="Times New Roman"/>
-          <w:color w:val="1F1F1F"/>
-          <w:sz w:val="28"/>
-          <w:lang w:eastAsia="zh-CN"/>
-        </w:rPr>
-        <w:t xml:space="preserve"> </w:t>
+        <w:t xml:space="preserve">UI-01 </w:t>
       </w:r>
       <w:r>
         <w:rPr>
@@ -33845,16 +33836,7 @@
           <w:lang w:eastAsia="zh-CN"/>
         </w:rPr>
         <w:lastRenderedPageBreak/>
-        <w:t>UI-01</w:t>
-      </w:r>
-      <w:r>
-        <w:rPr>
-          <w:rFonts w:ascii="Times New Roman" w:hAnsi="Times New Roman" w:cs="Times New Roman"/>
-          <w:color w:val="1F1F1F"/>
-          <w:sz w:val="28"/>
-          <w:lang w:eastAsia="zh-CN"/>
-        </w:rPr>
-        <w:t xml:space="preserve"> </w:t>
+        <w:t xml:space="preserve">UI-01 </w:t>
       </w:r>
       <w:r>
         <w:rPr>
@@ -33938,16 +33920,7 @@
           <w:sz w:val="28"/>
           <w:lang w:eastAsia="zh-CN"/>
         </w:rPr>
-        <w:t>UI-0</w:t>
-      </w:r>
-      <w:r>
-        <w:rPr>
-          <w:rFonts w:ascii="Times New Roman" w:hAnsi="Times New Roman" w:cs="Times New Roman"/>
-          <w:color w:val="1F1F1F"/>
-          <w:sz w:val="28"/>
-          <w:lang w:eastAsia="zh-CN"/>
-        </w:rPr>
-        <w:t xml:space="preserve">2 </w:t>
+        <w:t xml:space="preserve">UI-02 </w:t>
       </w:r>
       <w:r>
         <w:rPr>

--- a/BridgeU-SDD V.0.3..docx
+++ b/BridgeU-SDD V.0.3..docx
@@ -2907,7 +2907,7 @@
           <w14:ligatures w14:val="standardContextual"/>
         </w:rPr>
         <w:drawing>
-          <wp:anchor distT="0" distB="0" distL="114300" distR="114300" simplePos="0" relativeHeight="251660288" behindDoc="0" locked="0" layoutInCell="1" allowOverlap="1" wp14:anchorId="32A57A7B" wp14:editId="0B9D38E7">
+          <wp:anchor distT="0" distB="0" distL="114300" distR="114300" simplePos="0" relativeHeight="251660288" behindDoc="0" locked="0" layoutInCell="1" allowOverlap="1" wp14:anchorId="32A57A7B" wp14:editId="1C38B767">
             <wp:simplePos x="0" y="0"/>
             <wp:positionH relativeFrom="column">
               <wp:posOffset>-714171</wp:posOffset>

--- a/BridgeU-SDD V.0.3..docx
+++ b/BridgeU-SDD V.0.3..docx
@@ -38,6 +38,7 @@
           <w:szCs w:val="48"/>
         </w:rPr>
       </w:pPr>
+      <w:proofErr w:type="spellStart"/>
       <w:r>
         <w:rPr>
           <w:rFonts w:ascii="Times New Roman" w:hAnsi="Times New Roman" w:cs="Times New Roman"/>
@@ -51,6 +52,7 @@
         </w:rPr>
         <w:t>BridgeU</w:t>
       </w:r>
+      <w:proofErr w:type="spellEnd"/>
       <w:r>
         <w:rPr>
           <w:rFonts w:ascii="Times New Roman" w:eastAsia="Times New Roman" w:hAnsi="Times New Roman" w:cs="Times New Roman"/>
@@ -75,6 +77,8 @@
           <w:lang w:eastAsia="zh-CN"/>
         </w:rPr>
       </w:pPr>
+      <w:proofErr w:type="spellStart"/>
+      <w:proofErr w:type="gramStart"/>
       <w:r>
         <w:rPr>
           <w:rFonts w:ascii="Times New Roman" w:eastAsia="Times New Roman" w:hAnsi="Times New Roman" w:cs="Times New Roman"/>
@@ -96,6 +100,8 @@
         </w:rPr>
         <w:t>v</w:t>
       </w:r>
+      <w:proofErr w:type="spellEnd"/>
+      <w:proofErr w:type="gramEnd"/>
       <w:r>
         <w:rPr>
           <w:rFonts w:ascii="Times New Roman" w:hAnsi="Times New Roman" w:cs="Times New Roman"/>
@@ -281,6 +287,7 @@
           <w:szCs w:val="24"/>
         </w:rPr>
       </w:pPr>
+      <w:proofErr w:type="spellStart"/>
       <w:r>
         <w:rPr>
           <w:rFonts w:ascii="Times New Roman" w:eastAsia="Times New Roman" w:hAnsi="Times New Roman" w:cs="Times New Roman"/>
@@ -288,7 +295,17 @@
           <w:sz w:val="24"/>
           <w:szCs w:val="24"/>
         </w:rPr>
-        <w:t>BridgeU is a bilingual web platform that helps international students in Thailand connect with each other and with local merchants.  </w:t>
+        <w:t>BridgeU</w:t>
+      </w:r>
+      <w:proofErr w:type="spellEnd"/>
+      <w:r>
+        <w:rPr>
+          <w:rFonts w:ascii="Times New Roman" w:eastAsia="Times New Roman" w:hAnsi="Times New Roman" w:cs="Times New Roman"/>
+          <w:color w:val="1F1F1F"/>
+          <w:sz w:val="24"/>
+          <w:szCs w:val="24"/>
+        </w:rPr>
+        <w:t xml:space="preserve"> is a bilingual web platform that helps international students in Thailand connect with each other and with local merchants.  </w:t>
       </w:r>
     </w:p>
     <w:p>
@@ -418,6 +435,7 @@
         </w:rPr>
         <w:t>Authentication &amp; Profile Management</w:t>
       </w:r>
+      <w:proofErr w:type="gramStart"/>
       <w:r>
         <w:rPr>
           <w:rFonts w:ascii="Times New Roman" w:hAnsi="Times New Roman" w:cs="Times New Roman"/>
@@ -437,7 +455,17 @@
           <w:sz w:val="24"/>
           <w:szCs w:val="24"/>
         </w:rPr>
-        <w:t xml:space="preserve"> secure user registration and login via email or phone, with profile and preference management for students, merchants and administrators.  </w:t>
+        <w:t xml:space="preserve"> secure</w:t>
+      </w:r>
+      <w:proofErr w:type="gramEnd"/>
+      <w:r>
+        <w:rPr>
+          <w:rFonts w:ascii="Times New Roman" w:eastAsia="Times New Roman" w:hAnsi="Times New Roman" w:cs="Times New Roman"/>
+          <w:color w:val="1F1F1F"/>
+          <w:sz w:val="24"/>
+          <w:szCs w:val="24"/>
+        </w:rPr>
+        <w:t xml:space="preserve"> user registration and login via email or phone, with profile and preference management for students, merchants and administrators.  </w:t>
       </w:r>
     </w:p>
     <w:p>
@@ -655,7 +683,29 @@
           <w:lang w:eastAsia="zh-CN"/>
         </w:rPr>
         <w:lastRenderedPageBreak/>
-        <w:t>Uses `axios` to call backend REST APIs over HTTP/HTTPS.</w:t>
+        <w:t>Uses `</w:t>
+      </w:r>
+      <w:proofErr w:type="spellStart"/>
+      <w:r>
+        <w:rPr>
+          <w:rFonts w:ascii="Times New Roman" w:hAnsi="Times New Roman" w:cs="Times New Roman"/>
+          <w:color w:val="1F1F1F"/>
+          <w:sz w:val="24"/>
+          <w:szCs w:val="24"/>
+          <w:lang w:eastAsia="zh-CN"/>
+        </w:rPr>
+        <w:t>axios</w:t>
+      </w:r>
+      <w:proofErr w:type="spellEnd"/>
+      <w:r>
+        <w:rPr>
+          <w:rFonts w:ascii="Times New Roman" w:hAnsi="Times New Roman" w:cs="Times New Roman"/>
+          <w:color w:val="1F1F1F"/>
+          <w:sz w:val="24"/>
+          <w:szCs w:val="24"/>
+          <w:lang w:eastAsia="zh-CN"/>
+        </w:rPr>
+        <w:t>` to call backend REST APIs over HTTP/HTTPS.</w:t>
       </w:r>
     </w:p>
     <w:p>
@@ -706,7 +756,29 @@
           <w:szCs w:val="24"/>
           <w:lang w:eastAsia="zh-CN"/>
         </w:rPr>
-        <w:t>Authentication &amp; Authorization: implemented with Spring Security and the `AppUser` entity; issues JWT tokens to authenticated users.  </w:t>
+        <w:t>Authentication &amp; Authorization: implemented with Spring Security and the `</w:t>
+      </w:r>
+      <w:proofErr w:type="spellStart"/>
+      <w:r>
+        <w:rPr>
+          <w:rFonts w:ascii="Times New Roman" w:hAnsi="Times New Roman" w:cs="Times New Roman"/>
+          <w:color w:val="1F1F1F"/>
+          <w:sz w:val="24"/>
+          <w:szCs w:val="24"/>
+          <w:lang w:eastAsia="zh-CN"/>
+        </w:rPr>
+        <w:t>AppUser</w:t>
+      </w:r>
+      <w:proofErr w:type="spellEnd"/>
+      <w:r>
+        <w:rPr>
+          <w:rFonts w:ascii="Times New Roman" w:hAnsi="Times New Roman" w:cs="Times New Roman"/>
+          <w:color w:val="1F1F1F"/>
+          <w:sz w:val="24"/>
+          <w:szCs w:val="24"/>
+          <w:lang w:eastAsia="zh-CN"/>
+        </w:rPr>
+        <w:t>` entity; issues JWT tokens to authenticated users.  </w:t>
       </w:r>
     </w:p>
     <w:p>
@@ -1055,7 +1127,29 @@
           <w:szCs w:val="24"/>
           <w:lang w:eastAsia="zh-CN"/>
         </w:rPr>
-        <w:t xml:space="preserve">Google News RSS as the primary news source for the Daily Briefing System. </w:t>
+        <w:t xml:space="preserve">Google News RSS </w:t>
+      </w:r>
+      <w:proofErr w:type="gramStart"/>
+      <w:r>
+        <w:rPr>
+          <w:rFonts w:ascii="Times New Roman" w:hAnsi="Times New Roman" w:cs="Times New Roman"/>
+          <w:color w:val="1F1F1F"/>
+          <w:sz w:val="24"/>
+          <w:szCs w:val="24"/>
+          <w:lang w:eastAsia="zh-CN"/>
+        </w:rPr>
+        <w:t>as</w:t>
+      </w:r>
+      <w:proofErr w:type="gramEnd"/>
+      <w:r>
+        <w:rPr>
+          <w:rFonts w:ascii="Times New Roman" w:hAnsi="Times New Roman" w:cs="Times New Roman"/>
+          <w:color w:val="1F1F1F"/>
+          <w:sz w:val="24"/>
+          <w:szCs w:val="24"/>
+          <w:lang w:eastAsia="zh-CN"/>
+        </w:rPr>
+        <w:t xml:space="preserve"> the primary news source for the Daily Briefing System. </w:t>
       </w:r>
     </w:p>
     <w:p>
@@ -1248,7 +1342,29 @@
           <w:szCs w:val="24"/>
           <w:lang w:eastAsia="zh-CN"/>
         </w:rPr>
-        <w:t>This context diagram presents BridgeU at the highest level and shows how the three main processes interact with external entities and ‘‘data stores’’. External news content enters the system through ‘‘External News Media’’ and is processed by ‘‘1.0 Daily Briefing System’’. User</w:t>
+        <w:t xml:space="preserve">This context diagram presents </w:t>
+      </w:r>
+      <w:proofErr w:type="spellStart"/>
+      <w:r>
+        <w:rPr>
+          <w:rFonts w:ascii="Times New Roman" w:hAnsi="Times New Roman" w:cs="Times New Roman"/>
+          <w:color w:val="1F1F1F"/>
+          <w:sz w:val="24"/>
+          <w:szCs w:val="24"/>
+          <w:lang w:eastAsia="zh-CN"/>
+        </w:rPr>
+        <w:t>BridgeU</w:t>
+      </w:r>
+      <w:proofErr w:type="spellEnd"/>
+      <w:r>
+        <w:rPr>
+          <w:rFonts w:ascii="Times New Roman" w:hAnsi="Times New Roman" w:cs="Times New Roman"/>
+          <w:color w:val="1F1F1F"/>
+          <w:sz w:val="24"/>
+          <w:szCs w:val="24"/>
+          <w:lang w:eastAsia="zh-CN"/>
+        </w:rPr>
+        <w:t xml:space="preserve"> at the highest level and shows how the three main processes interact with external entities and ‘‘data stores’’. External news content enters the system through ‘‘External News Media’’ and is processed by ‘‘1.0 Daily Briefing System’’. User</w:t>
       </w:r>
       <w:r>
         <w:rPr>
@@ -1281,8 +1397,108 @@
           <w:szCs w:val="24"/>
           <w:lang w:eastAsia="zh-CN"/>
         </w:rPr>
-        <w:t>The diagram also highlights the main data stores: ‘‘Data Store D1 (User &amp; Account Store)’’, ‘‘Data Store D2 (News &amp; Briefing Store)’’, and ‘‘Data Store D3 (Community &amp; Messaging Store)’’, as well as external services such as ‘‘Qwen AI API’’ and the ‘‘Email/SMS Gateway’’.</w:t>
+        <w:t xml:space="preserve">The diagram also highlights the main data </w:t>
       </w:r>
+      <w:proofErr w:type="gramStart"/>
+      <w:r>
+        <w:rPr>
+          <w:rFonts w:ascii="Times New Roman" w:hAnsi="Times New Roman" w:cs="Times New Roman"/>
+          <w:color w:val="1F1F1F"/>
+          <w:sz w:val="24"/>
+          <w:szCs w:val="24"/>
+          <w:lang w:eastAsia="zh-CN"/>
+        </w:rPr>
+        <w:t>stores: ‘‘</w:t>
+      </w:r>
+      <w:proofErr w:type="gramEnd"/>
+      <w:r>
+        <w:rPr>
+          <w:rFonts w:ascii="Times New Roman" w:hAnsi="Times New Roman" w:cs="Times New Roman"/>
+          <w:color w:val="1F1F1F"/>
+          <w:sz w:val="24"/>
+          <w:szCs w:val="24"/>
+          <w:lang w:eastAsia="zh-CN"/>
+        </w:rPr>
+        <w:t xml:space="preserve">Data Store D1 (User &amp; Account </w:t>
+      </w:r>
+      <w:proofErr w:type="gramStart"/>
+      <w:r>
+        <w:rPr>
+          <w:rFonts w:ascii="Times New Roman" w:hAnsi="Times New Roman" w:cs="Times New Roman"/>
+          <w:color w:val="1F1F1F"/>
+          <w:sz w:val="24"/>
+          <w:szCs w:val="24"/>
+          <w:lang w:eastAsia="zh-CN"/>
+        </w:rPr>
+        <w:t>Store)’’</w:t>
+      </w:r>
+      <w:proofErr w:type="gramEnd"/>
+      <w:r>
+        <w:rPr>
+          <w:rFonts w:ascii="Times New Roman" w:hAnsi="Times New Roman" w:cs="Times New Roman"/>
+          <w:color w:val="1F1F1F"/>
+          <w:sz w:val="24"/>
+          <w:szCs w:val="24"/>
+          <w:lang w:eastAsia="zh-CN"/>
+        </w:rPr>
+        <w:t xml:space="preserve">, ‘‘Data Store D2 (News &amp; Briefing </w:t>
+      </w:r>
+      <w:proofErr w:type="gramStart"/>
+      <w:r>
+        <w:rPr>
+          <w:rFonts w:ascii="Times New Roman" w:hAnsi="Times New Roman" w:cs="Times New Roman"/>
+          <w:color w:val="1F1F1F"/>
+          <w:sz w:val="24"/>
+          <w:szCs w:val="24"/>
+          <w:lang w:eastAsia="zh-CN"/>
+        </w:rPr>
+        <w:t>Store)’’</w:t>
+      </w:r>
+      <w:proofErr w:type="gramEnd"/>
+      <w:r>
+        <w:rPr>
+          <w:rFonts w:ascii="Times New Roman" w:hAnsi="Times New Roman" w:cs="Times New Roman"/>
+          <w:color w:val="1F1F1F"/>
+          <w:sz w:val="24"/>
+          <w:szCs w:val="24"/>
+          <w:lang w:eastAsia="zh-CN"/>
+        </w:rPr>
+        <w:t xml:space="preserve">, and ‘‘Data Store D3 (Community &amp; Messaging </w:t>
+      </w:r>
+      <w:proofErr w:type="gramStart"/>
+      <w:r>
+        <w:rPr>
+          <w:rFonts w:ascii="Times New Roman" w:hAnsi="Times New Roman" w:cs="Times New Roman"/>
+          <w:color w:val="1F1F1F"/>
+          <w:sz w:val="24"/>
+          <w:szCs w:val="24"/>
+          <w:lang w:eastAsia="zh-CN"/>
+        </w:rPr>
+        <w:t>Store)’’</w:t>
+      </w:r>
+      <w:proofErr w:type="gramEnd"/>
+      <w:r>
+        <w:rPr>
+          <w:rFonts w:ascii="Times New Roman" w:hAnsi="Times New Roman" w:cs="Times New Roman"/>
+          <w:color w:val="1F1F1F"/>
+          <w:sz w:val="24"/>
+          <w:szCs w:val="24"/>
+          <w:lang w:eastAsia="zh-CN"/>
+        </w:rPr>
+        <w:t xml:space="preserve">, as well as external services such as ‘‘Qwen AI API’’ and the ‘‘Email/SMS </w:t>
+      </w:r>
+      <w:proofErr w:type="gramStart"/>
+      <w:r>
+        <w:rPr>
+          <w:rFonts w:ascii="Times New Roman" w:hAnsi="Times New Roman" w:cs="Times New Roman"/>
+          <w:color w:val="1F1F1F"/>
+          <w:sz w:val="24"/>
+          <w:szCs w:val="24"/>
+          <w:lang w:eastAsia="zh-CN"/>
+        </w:rPr>
+        <w:t>Gateway’’.</w:t>
+      </w:r>
+      <w:proofErr w:type="gramEnd"/>
     </w:p>
     <w:p>
       <w:pPr>
@@ -1487,7 +1703,73 @@
           <w:szCs w:val="24"/>
           <w:lang w:eastAsia="zh-CN"/>
         </w:rPr>
-        <w:t>This diagram decomposes the ‘‘Daily Briefing System’’ into the internal pipeline implemented in the codebase. At ‘‘8:00 AM’’, a scheduler triggers ‘‘1.1 Scheduled Crawl’’ to fetch raw news from external media sources. The system then runs ‘‘1.2 Filter &amp; Pre</w:t>
+        <w:t xml:space="preserve">This diagram decomposes the ‘‘Daily Briefing </w:t>
+      </w:r>
+      <w:proofErr w:type="gramStart"/>
+      <w:r>
+        <w:rPr>
+          <w:rFonts w:ascii="Times New Roman" w:hAnsi="Times New Roman" w:cs="Times New Roman"/>
+          <w:color w:val="1F1F1F"/>
+          <w:sz w:val="24"/>
+          <w:szCs w:val="24"/>
+          <w:lang w:eastAsia="zh-CN"/>
+        </w:rPr>
+        <w:t>System’’</w:t>
+      </w:r>
+      <w:proofErr w:type="gramEnd"/>
+      <w:r>
+        <w:rPr>
+          <w:rFonts w:ascii="Times New Roman" w:hAnsi="Times New Roman" w:cs="Times New Roman"/>
+          <w:color w:val="1F1F1F"/>
+          <w:sz w:val="24"/>
+          <w:szCs w:val="24"/>
+          <w:lang w:eastAsia="zh-CN"/>
+        </w:rPr>
+        <w:t xml:space="preserve"> into the internal pipeline implemented in the codebase. At ‘‘8:00 </w:t>
+      </w:r>
+      <w:proofErr w:type="gramStart"/>
+      <w:r>
+        <w:rPr>
+          <w:rFonts w:ascii="Times New Roman" w:hAnsi="Times New Roman" w:cs="Times New Roman"/>
+          <w:color w:val="1F1F1F"/>
+          <w:sz w:val="24"/>
+          <w:szCs w:val="24"/>
+          <w:lang w:eastAsia="zh-CN"/>
+        </w:rPr>
+        <w:t>AM’’</w:t>
+      </w:r>
+      <w:proofErr w:type="gramEnd"/>
+      <w:r>
+        <w:rPr>
+          <w:rFonts w:ascii="Times New Roman" w:hAnsi="Times New Roman" w:cs="Times New Roman"/>
+          <w:color w:val="1F1F1F"/>
+          <w:sz w:val="24"/>
+          <w:szCs w:val="24"/>
+          <w:lang w:eastAsia="zh-CN"/>
+        </w:rPr>
+        <w:t xml:space="preserve">, a scheduler triggers ‘‘1.1 Scheduled </w:t>
+      </w:r>
+      <w:proofErr w:type="gramStart"/>
+      <w:r>
+        <w:rPr>
+          <w:rFonts w:ascii="Times New Roman" w:hAnsi="Times New Roman" w:cs="Times New Roman"/>
+          <w:color w:val="1F1F1F"/>
+          <w:sz w:val="24"/>
+          <w:szCs w:val="24"/>
+          <w:lang w:eastAsia="zh-CN"/>
+        </w:rPr>
+        <w:t>Crawl’’</w:t>
+      </w:r>
+      <w:proofErr w:type="gramEnd"/>
+      <w:r>
+        <w:rPr>
+          <w:rFonts w:ascii="Times New Roman" w:hAnsi="Times New Roman" w:cs="Times New Roman"/>
+          <w:color w:val="1F1F1F"/>
+          <w:sz w:val="24"/>
+          <w:szCs w:val="24"/>
+          <w:lang w:eastAsia="zh-CN"/>
+        </w:rPr>
+        <w:t xml:space="preserve"> to fetch raw news from external media sources. The system then runs ‘‘1.2 Filter &amp; Pre</w:t>
       </w:r>
       <w:r>
         <w:rPr>
@@ -1498,7 +1780,95 @@
           <w:lang w:eastAsia="zh-CN"/>
         </w:rPr>
         <w:noBreakHyphen/>
-        <w:t>process’’ to clean content and keep relevant items, and calls ‘‘Qwen AI’’ in ‘‘1.3 Summarize &amp; Translate’’ to produce bilingual (ZH/EN) titles and summaries. The processed records are persisted by ‘‘1.4 Persist Data’’ into ‘‘D2 (News Store / `news` table)’’. Finally, users query and browse results via ‘‘1.5 Browse &amp; Search’’ (implemented by `NewsController`), which reads from the same data store and returns paginated `NewsBriefDTO` results.</w:t>
+        <w:t xml:space="preserve">process’’ to clean content and keep relevant items, and calls ‘‘Qwen AI’’ in ‘‘1.3 Summarize &amp; Translate’’ to produce bilingual (ZH/EN) titles and summaries. The processed records </w:t>
+      </w:r>
+      <w:proofErr w:type="gramStart"/>
+      <w:r>
+        <w:rPr>
+          <w:rFonts w:ascii="Times New Roman" w:hAnsi="Times New Roman" w:cs="Times New Roman"/>
+          <w:color w:val="1F1F1F"/>
+          <w:sz w:val="24"/>
+          <w:szCs w:val="24"/>
+          <w:lang w:eastAsia="zh-CN"/>
+        </w:rPr>
+        <w:t>are persisted</w:t>
+      </w:r>
+      <w:proofErr w:type="gramEnd"/>
+      <w:r>
+        <w:rPr>
+          <w:rFonts w:ascii="Times New Roman" w:hAnsi="Times New Roman" w:cs="Times New Roman"/>
+          <w:color w:val="1F1F1F"/>
+          <w:sz w:val="24"/>
+          <w:szCs w:val="24"/>
+          <w:lang w:eastAsia="zh-CN"/>
+        </w:rPr>
+        <w:t xml:space="preserve"> by ‘‘1.4 Persist </w:t>
+      </w:r>
+      <w:proofErr w:type="gramStart"/>
+      <w:r>
+        <w:rPr>
+          <w:rFonts w:ascii="Times New Roman" w:hAnsi="Times New Roman" w:cs="Times New Roman"/>
+          <w:color w:val="1F1F1F"/>
+          <w:sz w:val="24"/>
+          <w:szCs w:val="24"/>
+          <w:lang w:eastAsia="zh-CN"/>
+        </w:rPr>
+        <w:t>Data’’</w:t>
+      </w:r>
+      <w:proofErr w:type="gramEnd"/>
+      <w:r>
+        <w:rPr>
+          <w:rFonts w:ascii="Times New Roman" w:hAnsi="Times New Roman" w:cs="Times New Roman"/>
+          <w:color w:val="1F1F1F"/>
+          <w:sz w:val="24"/>
+          <w:szCs w:val="24"/>
+          <w:lang w:eastAsia="zh-CN"/>
+        </w:rPr>
+        <w:t xml:space="preserve"> into ‘‘D2 (News Store / `news` table)’’. Finally, users query and browse results via ‘‘1.5 Browse &amp; Search’’ (implemented by `</w:t>
+      </w:r>
+      <w:proofErr w:type="spellStart"/>
+      <w:r>
+        <w:rPr>
+          <w:rFonts w:ascii="Times New Roman" w:hAnsi="Times New Roman" w:cs="Times New Roman"/>
+          <w:color w:val="1F1F1F"/>
+          <w:sz w:val="24"/>
+          <w:szCs w:val="24"/>
+          <w:lang w:eastAsia="zh-CN"/>
+        </w:rPr>
+        <w:t>NewsController</w:t>
+      </w:r>
+      <w:proofErr w:type="spellEnd"/>
+      <w:r>
+        <w:rPr>
+          <w:rFonts w:ascii="Times New Roman" w:hAnsi="Times New Roman" w:cs="Times New Roman"/>
+          <w:color w:val="1F1F1F"/>
+          <w:sz w:val="24"/>
+          <w:szCs w:val="24"/>
+          <w:lang w:eastAsia="zh-CN"/>
+        </w:rPr>
+        <w:t>`), which reads from the same data store and returns paginated `</w:t>
+      </w:r>
+      <w:proofErr w:type="spellStart"/>
+      <w:r>
+        <w:rPr>
+          <w:rFonts w:ascii="Times New Roman" w:hAnsi="Times New Roman" w:cs="Times New Roman"/>
+          <w:color w:val="1F1F1F"/>
+          <w:sz w:val="24"/>
+          <w:szCs w:val="24"/>
+          <w:lang w:eastAsia="zh-CN"/>
+        </w:rPr>
+        <w:t>NewsBriefDTO</w:t>
+      </w:r>
+      <w:proofErr w:type="spellEnd"/>
+      <w:r>
+        <w:rPr>
+          <w:rFonts w:ascii="Times New Roman" w:hAnsi="Times New Roman" w:cs="Times New Roman"/>
+          <w:color w:val="1F1F1F"/>
+          <w:sz w:val="24"/>
+          <w:szCs w:val="24"/>
+          <w:lang w:eastAsia="zh-CN"/>
+        </w:rPr>
+        <w:t>` results.</w:t>
       </w:r>
     </w:p>
     <w:p>
@@ -1647,6 +2017,7 @@
           <w:lang w:eastAsia="zh-CN"/>
         </w:rPr>
       </w:pPr>
+      <w:proofErr w:type="gramStart"/>
       <w:r>
         <w:rPr>
           <w:rFonts w:ascii="Times New Roman" w:hAnsi="Times New Roman" w:cs="Times New Roman"/>
@@ -1655,7 +2026,62 @@
           <w:szCs w:val="24"/>
           <w:lang w:eastAsia="zh-CN"/>
         </w:rPr>
-        <w:t>-‘‘2.1 View Community Feed’’ queries ‘‘D3.1 Posts &amp; Tags’’ and returns a bilingual feed to the user.  </w:t>
+        <w:t>-‘</w:t>
+      </w:r>
+      <w:proofErr w:type="gramEnd"/>
+      <w:r>
+        <w:rPr>
+          <w:rFonts w:ascii="Times New Roman" w:hAnsi="Times New Roman" w:cs="Times New Roman"/>
+          <w:color w:val="1F1F1F"/>
+          <w:sz w:val="24"/>
+          <w:szCs w:val="24"/>
+          <w:lang w:eastAsia="zh-CN"/>
+        </w:rPr>
+        <w:t xml:space="preserve">‘2.1 View Community </w:t>
+      </w:r>
+      <w:proofErr w:type="gramStart"/>
+      <w:r>
+        <w:rPr>
+          <w:rFonts w:ascii="Times New Roman" w:hAnsi="Times New Roman" w:cs="Times New Roman"/>
+          <w:color w:val="1F1F1F"/>
+          <w:sz w:val="24"/>
+          <w:szCs w:val="24"/>
+          <w:lang w:eastAsia="zh-CN"/>
+        </w:rPr>
+        <w:t>Feed’’</w:t>
+      </w:r>
+      <w:proofErr w:type="gramEnd"/>
+      <w:r>
+        <w:rPr>
+          <w:rFonts w:ascii="Times New Roman" w:hAnsi="Times New Roman" w:cs="Times New Roman"/>
+          <w:color w:val="1F1F1F"/>
+          <w:sz w:val="24"/>
+          <w:szCs w:val="24"/>
+          <w:lang w:eastAsia="zh-CN"/>
+        </w:rPr>
+        <w:t xml:space="preserve"> queries ‘‘D3.1 Posts &amp; </w:t>
+      </w:r>
+      <w:proofErr w:type="gramStart"/>
+      <w:r>
+        <w:rPr>
+          <w:rFonts w:ascii="Times New Roman" w:hAnsi="Times New Roman" w:cs="Times New Roman"/>
+          <w:color w:val="1F1F1F"/>
+          <w:sz w:val="24"/>
+          <w:szCs w:val="24"/>
+          <w:lang w:eastAsia="zh-CN"/>
+        </w:rPr>
+        <w:t>Tags’’</w:t>
+      </w:r>
+      <w:proofErr w:type="gramEnd"/>
+      <w:r>
+        <w:rPr>
+          <w:rFonts w:ascii="Times New Roman" w:hAnsi="Times New Roman" w:cs="Times New Roman"/>
+          <w:color w:val="1F1F1F"/>
+          <w:sz w:val="24"/>
+          <w:szCs w:val="24"/>
+          <w:lang w:eastAsia="zh-CN"/>
+        </w:rPr>
+        <w:t xml:space="preserve"> and returns a bilingual feed to the user.  </w:t>
       </w:r>
     </w:p>
     <w:p>
@@ -1677,7 +2103,73 @@
           <w:szCs w:val="24"/>
           <w:lang w:eastAsia="zh-CN"/>
         </w:rPr>
-        <w:t>- ‘‘2.2 Create/Edit Post’’ submits post text/images, calls ‘‘Qwen AI’’ for translation and safety scoring, and stores results in ‘‘D3.1’’.  </w:t>
+        <w:t xml:space="preserve">- ‘‘2.2 Create/Edit </w:t>
+      </w:r>
+      <w:proofErr w:type="gramStart"/>
+      <w:r>
+        <w:rPr>
+          <w:rFonts w:ascii="Times New Roman" w:hAnsi="Times New Roman" w:cs="Times New Roman"/>
+          <w:color w:val="1F1F1F"/>
+          <w:sz w:val="24"/>
+          <w:szCs w:val="24"/>
+          <w:lang w:eastAsia="zh-CN"/>
+        </w:rPr>
+        <w:t>Post’’</w:t>
+      </w:r>
+      <w:proofErr w:type="gramEnd"/>
+      <w:r>
+        <w:rPr>
+          <w:rFonts w:ascii="Times New Roman" w:hAnsi="Times New Roman" w:cs="Times New Roman"/>
+          <w:color w:val="1F1F1F"/>
+          <w:sz w:val="24"/>
+          <w:szCs w:val="24"/>
+          <w:lang w:eastAsia="zh-CN"/>
+        </w:rPr>
+        <w:t xml:space="preserve"> submits post text/images, calls ‘‘Qwen </w:t>
+      </w:r>
+      <w:proofErr w:type="gramStart"/>
+      <w:r>
+        <w:rPr>
+          <w:rFonts w:ascii="Times New Roman" w:hAnsi="Times New Roman" w:cs="Times New Roman"/>
+          <w:color w:val="1F1F1F"/>
+          <w:sz w:val="24"/>
+          <w:szCs w:val="24"/>
+          <w:lang w:eastAsia="zh-CN"/>
+        </w:rPr>
+        <w:t>AI’’</w:t>
+      </w:r>
+      <w:proofErr w:type="gramEnd"/>
+      <w:r>
+        <w:rPr>
+          <w:rFonts w:ascii="Times New Roman" w:hAnsi="Times New Roman" w:cs="Times New Roman"/>
+          <w:color w:val="1F1F1F"/>
+          <w:sz w:val="24"/>
+          <w:szCs w:val="24"/>
+          <w:lang w:eastAsia="zh-CN"/>
+        </w:rPr>
+        <w:t xml:space="preserve"> for translation and safety scoring, and stores results in ‘‘D3.</w:t>
+      </w:r>
+      <w:proofErr w:type="gramStart"/>
+      <w:r>
+        <w:rPr>
+          <w:rFonts w:ascii="Times New Roman" w:hAnsi="Times New Roman" w:cs="Times New Roman"/>
+          <w:color w:val="1F1F1F"/>
+          <w:sz w:val="24"/>
+          <w:szCs w:val="24"/>
+          <w:lang w:eastAsia="zh-CN"/>
+        </w:rPr>
+        <w:t>1’’</w:t>
+      </w:r>
+      <w:proofErr w:type="gramEnd"/>
+      <w:r>
+        <w:rPr>
+          <w:rFonts w:ascii="Times New Roman" w:hAnsi="Times New Roman" w:cs="Times New Roman"/>
+          <w:color w:val="1F1F1F"/>
+          <w:sz w:val="24"/>
+          <w:szCs w:val="24"/>
+          <w:lang w:eastAsia="zh-CN"/>
+        </w:rPr>
+        <w:t>.  </w:t>
       </w:r>
     </w:p>
     <w:p>
@@ -1699,7 +2191,73 @@
           <w:szCs w:val="24"/>
           <w:lang w:eastAsia="zh-CN"/>
         </w:rPr>
-        <w:t>- ‘‘2.3 Comment &amp; Like’’ records likes/comments in ‘‘D3.2 Comments &amp; Likes’’ and can request an AI comment summary from ‘‘Qwen AI’’.  </w:t>
+        <w:t xml:space="preserve">- ‘‘2.3 Comment &amp; </w:t>
+      </w:r>
+      <w:proofErr w:type="gramStart"/>
+      <w:r>
+        <w:rPr>
+          <w:rFonts w:ascii="Times New Roman" w:hAnsi="Times New Roman" w:cs="Times New Roman"/>
+          <w:color w:val="1F1F1F"/>
+          <w:sz w:val="24"/>
+          <w:szCs w:val="24"/>
+          <w:lang w:eastAsia="zh-CN"/>
+        </w:rPr>
+        <w:t>Like’’</w:t>
+      </w:r>
+      <w:proofErr w:type="gramEnd"/>
+      <w:r>
+        <w:rPr>
+          <w:rFonts w:ascii="Times New Roman" w:hAnsi="Times New Roman" w:cs="Times New Roman"/>
+          <w:color w:val="1F1F1F"/>
+          <w:sz w:val="24"/>
+          <w:szCs w:val="24"/>
+          <w:lang w:eastAsia="zh-CN"/>
+        </w:rPr>
+        <w:t xml:space="preserve"> records likes/comments in ‘‘D3.2 Comments &amp; </w:t>
+      </w:r>
+      <w:proofErr w:type="gramStart"/>
+      <w:r>
+        <w:rPr>
+          <w:rFonts w:ascii="Times New Roman" w:hAnsi="Times New Roman" w:cs="Times New Roman"/>
+          <w:color w:val="1F1F1F"/>
+          <w:sz w:val="24"/>
+          <w:szCs w:val="24"/>
+          <w:lang w:eastAsia="zh-CN"/>
+        </w:rPr>
+        <w:t>Likes’’</w:t>
+      </w:r>
+      <w:proofErr w:type="gramEnd"/>
+      <w:r>
+        <w:rPr>
+          <w:rFonts w:ascii="Times New Roman" w:hAnsi="Times New Roman" w:cs="Times New Roman"/>
+          <w:color w:val="1F1F1F"/>
+          <w:sz w:val="24"/>
+          <w:szCs w:val="24"/>
+          <w:lang w:eastAsia="zh-CN"/>
+        </w:rPr>
+        <w:t xml:space="preserve"> and can request an AI comment summary from ‘‘Qwen </w:t>
+      </w:r>
+      <w:proofErr w:type="gramStart"/>
+      <w:r>
+        <w:rPr>
+          <w:rFonts w:ascii="Times New Roman" w:hAnsi="Times New Roman" w:cs="Times New Roman"/>
+          <w:color w:val="1F1F1F"/>
+          <w:sz w:val="24"/>
+          <w:szCs w:val="24"/>
+          <w:lang w:eastAsia="zh-CN"/>
+        </w:rPr>
+        <w:t>AI’’</w:t>
+      </w:r>
+      <w:proofErr w:type="gramEnd"/>
+      <w:r>
+        <w:rPr>
+          <w:rFonts w:ascii="Times New Roman" w:hAnsi="Times New Roman" w:cs="Times New Roman"/>
+          <w:color w:val="1F1F1F"/>
+          <w:sz w:val="24"/>
+          <w:szCs w:val="24"/>
+          <w:lang w:eastAsia="zh-CN"/>
+        </w:rPr>
+        <w:t>.  </w:t>
       </w:r>
     </w:p>
     <w:p>
@@ -1743,7 +2301,95 @@
           <w:szCs w:val="24"/>
           <w:lang w:eastAsia="zh-CN"/>
         </w:rPr>
-        <w:t>- ‘‘2.5 Report &amp; AI Moderation’’ stores report reasons in ‘‘D3.5 Reports’’, calls ‘‘Qwen AI’’ for review, and updates post status in ‘‘D3.1’’.  </w:t>
+        <w:t xml:space="preserve">- ‘‘2.5 Report &amp; AI </w:t>
+      </w:r>
+      <w:proofErr w:type="gramStart"/>
+      <w:r>
+        <w:rPr>
+          <w:rFonts w:ascii="Times New Roman" w:hAnsi="Times New Roman" w:cs="Times New Roman"/>
+          <w:color w:val="1F1F1F"/>
+          <w:sz w:val="24"/>
+          <w:szCs w:val="24"/>
+          <w:lang w:eastAsia="zh-CN"/>
+        </w:rPr>
+        <w:t>Moderation’’</w:t>
+      </w:r>
+      <w:proofErr w:type="gramEnd"/>
+      <w:r>
+        <w:rPr>
+          <w:rFonts w:ascii="Times New Roman" w:hAnsi="Times New Roman" w:cs="Times New Roman"/>
+          <w:color w:val="1F1F1F"/>
+          <w:sz w:val="24"/>
+          <w:szCs w:val="24"/>
+          <w:lang w:eastAsia="zh-CN"/>
+        </w:rPr>
+        <w:t xml:space="preserve"> stores report reasons in ‘‘D3.5 </w:t>
+      </w:r>
+      <w:proofErr w:type="gramStart"/>
+      <w:r>
+        <w:rPr>
+          <w:rFonts w:ascii="Times New Roman" w:hAnsi="Times New Roman" w:cs="Times New Roman"/>
+          <w:color w:val="1F1F1F"/>
+          <w:sz w:val="24"/>
+          <w:szCs w:val="24"/>
+          <w:lang w:eastAsia="zh-CN"/>
+        </w:rPr>
+        <w:t>Reports’’</w:t>
+      </w:r>
+      <w:proofErr w:type="gramEnd"/>
+      <w:r>
+        <w:rPr>
+          <w:rFonts w:ascii="Times New Roman" w:hAnsi="Times New Roman" w:cs="Times New Roman"/>
+          <w:color w:val="1F1F1F"/>
+          <w:sz w:val="24"/>
+          <w:szCs w:val="24"/>
+          <w:lang w:eastAsia="zh-CN"/>
+        </w:rPr>
+        <w:t xml:space="preserve">, calls ‘‘Qwen </w:t>
+      </w:r>
+      <w:proofErr w:type="gramStart"/>
+      <w:r>
+        <w:rPr>
+          <w:rFonts w:ascii="Times New Roman" w:hAnsi="Times New Roman" w:cs="Times New Roman"/>
+          <w:color w:val="1F1F1F"/>
+          <w:sz w:val="24"/>
+          <w:szCs w:val="24"/>
+          <w:lang w:eastAsia="zh-CN"/>
+        </w:rPr>
+        <w:t>AI’’</w:t>
+      </w:r>
+      <w:proofErr w:type="gramEnd"/>
+      <w:r>
+        <w:rPr>
+          <w:rFonts w:ascii="Times New Roman" w:hAnsi="Times New Roman" w:cs="Times New Roman"/>
+          <w:color w:val="1F1F1F"/>
+          <w:sz w:val="24"/>
+          <w:szCs w:val="24"/>
+          <w:lang w:eastAsia="zh-CN"/>
+        </w:rPr>
+        <w:t xml:space="preserve"> for review, and updates post status in ‘‘D3.</w:t>
+      </w:r>
+      <w:proofErr w:type="gramStart"/>
+      <w:r>
+        <w:rPr>
+          <w:rFonts w:ascii="Times New Roman" w:hAnsi="Times New Roman" w:cs="Times New Roman"/>
+          <w:color w:val="1F1F1F"/>
+          <w:sz w:val="24"/>
+          <w:szCs w:val="24"/>
+          <w:lang w:eastAsia="zh-CN"/>
+        </w:rPr>
+        <w:t>1’’</w:t>
+      </w:r>
+      <w:proofErr w:type="gramEnd"/>
+      <w:r>
+        <w:rPr>
+          <w:rFonts w:ascii="Times New Roman" w:hAnsi="Times New Roman" w:cs="Times New Roman"/>
+          <w:color w:val="1F1F1F"/>
+          <w:sz w:val="24"/>
+          <w:szCs w:val="24"/>
+          <w:lang w:eastAsia="zh-CN"/>
+        </w:rPr>
+        <w:t>.  </w:t>
       </w:r>
     </w:p>
     <w:p>
@@ -1765,7 +2411,73 @@
           <w:szCs w:val="24"/>
           <w:lang w:eastAsia="zh-CN"/>
         </w:rPr>
-        <w:t>- ‘‘2.6 Private Messaging’’ checks mutual follow via ‘‘D3.3’’, stores chat sessions/messages in ‘‘D3.4 Messages’’, and returns chat history to the user.  </w:t>
+        <w:t xml:space="preserve">- ‘‘2.6 Private </w:t>
+      </w:r>
+      <w:proofErr w:type="gramStart"/>
+      <w:r>
+        <w:rPr>
+          <w:rFonts w:ascii="Times New Roman" w:hAnsi="Times New Roman" w:cs="Times New Roman"/>
+          <w:color w:val="1F1F1F"/>
+          <w:sz w:val="24"/>
+          <w:szCs w:val="24"/>
+          <w:lang w:eastAsia="zh-CN"/>
+        </w:rPr>
+        <w:t>Messaging’’</w:t>
+      </w:r>
+      <w:proofErr w:type="gramEnd"/>
+      <w:r>
+        <w:rPr>
+          <w:rFonts w:ascii="Times New Roman" w:hAnsi="Times New Roman" w:cs="Times New Roman"/>
+          <w:color w:val="1F1F1F"/>
+          <w:sz w:val="24"/>
+          <w:szCs w:val="24"/>
+          <w:lang w:eastAsia="zh-CN"/>
+        </w:rPr>
+        <w:t xml:space="preserve"> checks mutual follow via ‘‘D3.</w:t>
+      </w:r>
+      <w:proofErr w:type="gramStart"/>
+      <w:r>
+        <w:rPr>
+          <w:rFonts w:ascii="Times New Roman" w:hAnsi="Times New Roman" w:cs="Times New Roman"/>
+          <w:color w:val="1F1F1F"/>
+          <w:sz w:val="24"/>
+          <w:szCs w:val="24"/>
+          <w:lang w:eastAsia="zh-CN"/>
+        </w:rPr>
+        <w:t>3’’</w:t>
+      </w:r>
+      <w:proofErr w:type="gramEnd"/>
+      <w:r>
+        <w:rPr>
+          <w:rFonts w:ascii="Times New Roman" w:hAnsi="Times New Roman" w:cs="Times New Roman"/>
+          <w:color w:val="1F1F1F"/>
+          <w:sz w:val="24"/>
+          <w:szCs w:val="24"/>
+          <w:lang w:eastAsia="zh-CN"/>
+        </w:rPr>
+        <w:t>, stores chat sessions/messages in ‘‘D3.4 Messages’</w:t>
+      </w:r>
+      <w:proofErr w:type="gramStart"/>
+      <w:r>
+        <w:rPr>
+          <w:rFonts w:ascii="Times New Roman" w:hAnsi="Times New Roman" w:cs="Times New Roman"/>
+          <w:color w:val="1F1F1F"/>
+          <w:sz w:val="24"/>
+          <w:szCs w:val="24"/>
+          <w:lang w:eastAsia="zh-CN"/>
+        </w:rPr>
+        <w:t>’, and</w:t>
+      </w:r>
+      <w:proofErr w:type="gramEnd"/>
+      <w:r>
+        <w:rPr>
+          <w:rFonts w:ascii="Times New Roman" w:hAnsi="Times New Roman" w:cs="Times New Roman"/>
+          <w:color w:val="1F1F1F"/>
+          <w:sz w:val="24"/>
+          <w:szCs w:val="24"/>
+          <w:lang w:eastAsia="zh-CN"/>
+        </w:rPr>
+        <w:t xml:space="preserve"> returns chat history to the user.  </w:t>
       </w:r>
     </w:p>
     <w:p>
@@ -1849,7 +2561,29 @@
           <w:szCs w:val="24"/>
           <w:lang w:eastAsia="zh-CN"/>
         </w:rPr>
-        <w:t>User identity resolution is supported by ‘‘D1 (Users)’’, which is referenced by community actions when needed.</w:t>
+        <w:t>User identity resolution is supported by ‘‘D1 (</w:t>
+      </w:r>
+      <w:proofErr w:type="gramStart"/>
+      <w:r>
+        <w:rPr>
+          <w:rFonts w:ascii="Times New Roman" w:hAnsi="Times New Roman" w:cs="Times New Roman"/>
+          <w:color w:val="1F1F1F"/>
+          <w:sz w:val="24"/>
+          <w:szCs w:val="24"/>
+          <w:lang w:eastAsia="zh-CN"/>
+        </w:rPr>
+        <w:t>Users)’’</w:t>
+      </w:r>
+      <w:proofErr w:type="gramEnd"/>
+      <w:r>
+        <w:rPr>
+          <w:rFonts w:ascii="Times New Roman" w:hAnsi="Times New Roman" w:cs="Times New Roman"/>
+          <w:color w:val="1F1F1F"/>
+          <w:sz w:val="24"/>
+          <w:szCs w:val="24"/>
+          <w:lang w:eastAsia="zh-CN"/>
+        </w:rPr>
+        <w:t>, which is referenced by community actions when needed.</w:t>
       </w:r>
     </w:p>
     <w:p>
@@ -1932,7 +2666,139 @@
           <w:szCs w:val="24"/>
           <w:lang w:eastAsia="zh-CN"/>
         </w:rPr>
-        <w:t>This diagram focuses on the ‘‘Auth &amp; Profile’’ subsystem (primarily `AuthController` and `UserController`).  Users first request a verification code (‘‘3.1’’), which is sent via the ‘‘Email/SMS Provider’’ and stored with expiry in ‘‘DV (Verification Codes / `verification_codes` table)’’. During registration (‘‘3.2’’), the system validates the code  </w:t>
+        <w:t>This diagram focuses on the ‘‘Auth &amp; Profile’’ subsystem (primarily `</w:t>
+      </w:r>
+      <w:proofErr w:type="spellStart"/>
+      <w:r>
+        <w:rPr>
+          <w:rFonts w:ascii="Times New Roman" w:hAnsi="Times New Roman" w:cs="Times New Roman"/>
+          <w:color w:val="1F1F1F"/>
+          <w:sz w:val="24"/>
+          <w:szCs w:val="24"/>
+          <w:lang w:eastAsia="zh-CN"/>
+        </w:rPr>
+        <w:t>AuthController</w:t>
+      </w:r>
+      <w:proofErr w:type="spellEnd"/>
+      <w:r>
+        <w:rPr>
+          <w:rFonts w:ascii="Times New Roman" w:hAnsi="Times New Roman" w:cs="Times New Roman"/>
+          <w:color w:val="1F1F1F"/>
+          <w:sz w:val="24"/>
+          <w:szCs w:val="24"/>
+          <w:lang w:eastAsia="zh-CN"/>
+        </w:rPr>
+        <w:t>` and `</w:t>
+      </w:r>
+      <w:proofErr w:type="spellStart"/>
+      <w:r>
+        <w:rPr>
+          <w:rFonts w:ascii="Times New Roman" w:hAnsi="Times New Roman" w:cs="Times New Roman"/>
+          <w:color w:val="1F1F1F"/>
+          <w:sz w:val="24"/>
+          <w:szCs w:val="24"/>
+          <w:lang w:eastAsia="zh-CN"/>
+        </w:rPr>
+        <w:t>UserController</w:t>
+      </w:r>
+      <w:proofErr w:type="spellEnd"/>
+      <w:r>
+        <w:rPr>
+          <w:rFonts w:ascii="Times New Roman" w:hAnsi="Times New Roman" w:cs="Times New Roman"/>
+          <w:color w:val="1F1F1F"/>
+          <w:sz w:val="24"/>
+          <w:szCs w:val="24"/>
+          <w:lang w:eastAsia="zh-CN"/>
+        </w:rPr>
+        <w:t xml:space="preserve">`).  Users first request a verification </w:t>
+      </w:r>
+      <w:proofErr w:type="gramStart"/>
+      <w:r>
+        <w:rPr>
+          <w:rFonts w:ascii="Times New Roman" w:hAnsi="Times New Roman" w:cs="Times New Roman"/>
+          <w:color w:val="1F1F1F"/>
+          <w:sz w:val="24"/>
+          <w:szCs w:val="24"/>
+          <w:lang w:eastAsia="zh-CN"/>
+        </w:rPr>
+        <w:t>code (‘‘3.1’’</w:t>
+      </w:r>
+      <w:proofErr w:type="gramEnd"/>
+      <w:r>
+        <w:rPr>
+          <w:rFonts w:ascii="Times New Roman" w:hAnsi="Times New Roman" w:cs="Times New Roman"/>
+          <w:color w:val="1F1F1F"/>
+          <w:sz w:val="24"/>
+          <w:szCs w:val="24"/>
+          <w:lang w:eastAsia="zh-CN"/>
+        </w:rPr>
+        <w:t xml:space="preserve">), which is sent via the ‘‘Email/SMS </w:t>
+      </w:r>
+      <w:proofErr w:type="gramStart"/>
+      <w:r>
+        <w:rPr>
+          <w:rFonts w:ascii="Times New Roman" w:hAnsi="Times New Roman" w:cs="Times New Roman"/>
+          <w:color w:val="1F1F1F"/>
+          <w:sz w:val="24"/>
+          <w:szCs w:val="24"/>
+          <w:lang w:eastAsia="zh-CN"/>
+        </w:rPr>
+        <w:t>Provider’’</w:t>
+      </w:r>
+      <w:proofErr w:type="gramEnd"/>
+      <w:r>
+        <w:rPr>
+          <w:rFonts w:ascii="Times New Roman" w:hAnsi="Times New Roman" w:cs="Times New Roman"/>
+          <w:color w:val="1F1F1F"/>
+          <w:sz w:val="24"/>
+          <w:szCs w:val="24"/>
+          <w:lang w:eastAsia="zh-CN"/>
+        </w:rPr>
+        <w:t xml:space="preserve"> and stored with expiry in ‘‘DV (Verification Codes / `</w:t>
+      </w:r>
+      <w:proofErr w:type="spellStart"/>
+      <w:r>
+        <w:rPr>
+          <w:rFonts w:ascii="Times New Roman" w:hAnsi="Times New Roman" w:cs="Times New Roman"/>
+          <w:color w:val="1F1F1F"/>
+          <w:sz w:val="24"/>
+          <w:szCs w:val="24"/>
+          <w:lang w:eastAsia="zh-CN"/>
+        </w:rPr>
+        <w:t>verification_codes</w:t>
+      </w:r>
+      <w:proofErr w:type="spellEnd"/>
+      <w:r>
+        <w:rPr>
+          <w:rFonts w:ascii="Times New Roman" w:hAnsi="Times New Roman" w:cs="Times New Roman"/>
+          <w:color w:val="1F1F1F"/>
+          <w:sz w:val="24"/>
+          <w:szCs w:val="24"/>
+          <w:lang w:eastAsia="zh-CN"/>
+        </w:rPr>
+        <w:t xml:space="preserve">` table)’’. During </w:t>
+      </w:r>
+      <w:proofErr w:type="gramStart"/>
+      <w:r>
+        <w:rPr>
+          <w:rFonts w:ascii="Times New Roman" w:hAnsi="Times New Roman" w:cs="Times New Roman"/>
+          <w:color w:val="1F1F1F"/>
+          <w:sz w:val="24"/>
+          <w:szCs w:val="24"/>
+          <w:lang w:eastAsia="zh-CN"/>
+        </w:rPr>
+        <w:t>registration (‘‘3.2’’</w:t>
+      </w:r>
+      <w:proofErr w:type="gramEnd"/>
+      <w:r>
+        <w:rPr>
+          <w:rFonts w:ascii="Times New Roman" w:hAnsi="Times New Roman" w:cs="Times New Roman"/>
+          <w:color w:val="1F1F1F"/>
+          <w:sz w:val="24"/>
+          <w:szCs w:val="24"/>
+          <w:lang w:eastAsia="zh-CN"/>
+        </w:rPr>
+        <w:t>), the system validates the code  </w:t>
       </w:r>
     </w:p>
     <w:p>
@@ -1976,7 +2842,51 @@
           <w:szCs w:val="24"/>
           <w:lang w:eastAsia="zh-CN"/>
         </w:rPr>
-        <w:t>For login/logout (‘‘3.3’’), credentials are verified against D1 and the system issues authentication status/token back to the user. Profile updates (‘‘3.4’’) read/write D1. Finally, “View Personal Posts” (‘‘3.5’’) reads the user’s posts and review status from ‘‘DP (Posts Store / `posts` table)’’ and returns the personal activity view.</w:t>
+        <w:t>For login/</w:t>
+      </w:r>
+      <w:proofErr w:type="gramStart"/>
+      <w:r>
+        <w:rPr>
+          <w:rFonts w:ascii="Times New Roman" w:hAnsi="Times New Roman" w:cs="Times New Roman"/>
+          <w:color w:val="1F1F1F"/>
+          <w:sz w:val="24"/>
+          <w:szCs w:val="24"/>
+          <w:lang w:eastAsia="zh-CN"/>
+        </w:rPr>
+        <w:t>logout (‘‘3.3’’</w:t>
+      </w:r>
+      <w:proofErr w:type="gramEnd"/>
+      <w:r>
+        <w:rPr>
+          <w:rFonts w:ascii="Times New Roman" w:hAnsi="Times New Roman" w:cs="Times New Roman"/>
+          <w:color w:val="1F1F1F"/>
+          <w:sz w:val="24"/>
+          <w:szCs w:val="24"/>
+          <w:lang w:eastAsia="zh-CN"/>
+        </w:rPr>
+        <w:t xml:space="preserve">), credentials are verified against D1 and the system issues authentication status/token back to the user. Profile </w:t>
+      </w:r>
+      <w:proofErr w:type="gramStart"/>
+      <w:r>
+        <w:rPr>
+          <w:rFonts w:ascii="Times New Roman" w:hAnsi="Times New Roman" w:cs="Times New Roman"/>
+          <w:color w:val="1F1F1F"/>
+          <w:sz w:val="24"/>
+          <w:szCs w:val="24"/>
+          <w:lang w:eastAsia="zh-CN"/>
+        </w:rPr>
+        <w:t>updates (‘‘3.4’’</w:t>
+      </w:r>
+      <w:proofErr w:type="gramEnd"/>
+      <w:r>
+        <w:rPr>
+          <w:rFonts w:ascii="Times New Roman" w:hAnsi="Times New Roman" w:cs="Times New Roman"/>
+          <w:color w:val="1F1F1F"/>
+          <w:sz w:val="24"/>
+          <w:szCs w:val="24"/>
+          <w:lang w:eastAsia="zh-CN"/>
+        </w:rPr>
+        <w:t>) read/write D1. Finally, “View Personal Posts” (‘‘3.5’’) reads the user’s posts and review status from ‘‘DP (Posts Store / `posts` table)’’ and returns the personal activity view.</w:t>
       </w:r>
     </w:p>
     <w:p>
@@ -1997,7 +2907,7 @@
           <w14:ligatures w14:val="standardContextual"/>
         </w:rPr>
         <w:drawing>
-          <wp:anchor distT="0" distB="0" distL="114300" distR="114300" simplePos="0" relativeHeight="251660288" behindDoc="0" locked="0" layoutInCell="1" allowOverlap="1" wp14:anchorId="32A57A7B" wp14:editId="15CD4F60">
+          <wp:anchor distT="0" distB="0" distL="114300" distR="114300" simplePos="0" relativeHeight="251660288" behindDoc="0" locked="0" layoutInCell="1" allowOverlap="1" wp14:anchorId="32A57A7B" wp14:editId="4F86C46B">
             <wp:simplePos x="0" y="0"/>
             <wp:positionH relativeFrom="column">
               <wp:posOffset>-714171</wp:posOffset>
@@ -2301,7 +3211,29 @@
           <w:szCs w:val="24"/>
           <w:lang w:eastAsia="zh-CN"/>
         </w:rPr>
-        <w:t xml:space="preserve"> of all key entities in BridgeU and how they relate to each other.  It mirrors the physical database schema used by the Spring Boot backend and can be read as follows:</w:t>
+        <w:t xml:space="preserve"> of all key entities in </w:t>
+      </w:r>
+      <w:proofErr w:type="spellStart"/>
+      <w:r>
+        <w:rPr>
+          <w:rFonts w:ascii="Times New Roman" w:hAnsi="Times New Roman" w:cs="Times New Roman"/>
+          <w:color w:val="1F1F1F"/>
+          <w:sz w:val="24"/>
+          <w:szCs w:val="24"/>
+          <w:lang w:eastAsia="zh-CN"/>
+        </w:rPr>
+        <w:t>BridgeU</w:t>
+      </w:r>
+      <w:proofErr w:type="spellEnd"/>
+      <w:r>
+        <w:rPr>
+          <w:rFonts w:ascii="Times New Roman" w:hAnsi="Times New Roman" w:cs="Times New Roman"/>
+          <w:color w:val="1F1F1F"/>
+          <w:sz w:val="24"/>
+          <w:szCs w:val="24"/>
+          <w:lang w:eastAsia="zh-CN"/>
+        </w:rPr>
+        <w:t xml:space="preserve"> and how they relate to each other.  It mirrors the physical database schema used by the Spring Boot backend and can be read as follows:</w:t>
       </w:r>
     </w:p>
     <w:p>
@@ -2321,6 +3253,7 @@
           <w:lang w:eastAsia="zh-CN"/>
         </w:rPr>
       </w:pPr>
+      <w:proofErr w:type="gramStart"/>
       <w:r>
         <w:rPr>
           <w:rFonts w:ascii="Times New Roman" w:hAnsi="Times New Roman" w:cs="Times New Roman"/>
@@ -2341,7 +3274,106 @@
           <w:szCs w:val="24"/>
           <w:lang w:eastAsia="zh-CN"/>
         </w:rPr>
-        <w:t>Core identity table for all roles (students, merchants, admins). Stores login credentials (`username`, `password_hash`),contact info (`email`, `phone`), profile preferences (`preferred_language`) and status flags (`enabled`, `created_at`).  </w:t>
+        <w:t>Core</w:t>
+      </w:r>
+      <w:proofErr w:type="gramEnd"/>
+      <w:r>
+        <w:rPr>
+          <w:rFonts w:ascii="Times New Roman" w:hAnsi="Times New Roman" w:cs="Times New Roman"/>
+          <w:color w:val="1F1F1F"/>
+          <w:sz w:val="24"/>
+          <w:szCs w:val="24"/>
+          <w:lang w:eastAsia="zh-CN"/>
+        </w:rPr>
+        <w:t xml:space="preserve"> identity table for all roles (students, merchants, admins). Stores login credentials (`username`, `</w:t>
+      </w:r>
+      <w:proofErr w:type="spellStart"/>
+      <w:r>
+        <w:rPr>
+          <w:rFonts w:ascii="Times New Roman" w:hAnsi="Times New Roman" w:cs="Times New Roman"/>
+          <w:color w:val="1F1F1F"/>
+          <w:sz w:val="24"/>
+          <w:szCs w:val="24"/>
+          <w:lang w:eastAsia="zh-CN"/>
+        </w:rPr>
+        <w:t>password_hash</w:t>
+      </w:r>
+      <w:proofErr w:type="spellEnd"/>
+      <w:r>
+        <w:rPr>
+          <w:rFonts w:ascii="Times New Roman" w:hAnsi="Times New Roman" w:cs="Times New Roman"/>
+          <w:color w:val="1F1F1F"/>
+          <w:sz w:val="24"/>
+          <w:szCs w:val="24"/>
+          <w:lang w:eastAsia="zh-CN"/>
+        </w:rPr>
+        <w:t>`</w:t>
+      </w:r>
+      <w:proofErr w:type="gramStart"/>
+      <w:r>
+        <w:rPr>
+          <w:rFonts w:ascii="Times New Roman" w:hAnsi="Times New Roman" w:cs="Times New Roman"/>
+          <w:color w:val="1F1F1F"/>
+          <w:sz w:val="24"/>
+          <w:szCs w:val="24"/>
+          <w:lang w:eastAsia="zh-CN"/>
+        </w:rPr>
+        <w:t>),contact</w:t>
+      </w:r>
+      <w:proofErr w:type="gramEnd"/>
+      <w:r>
+        <w:rPr>
+          <w:rFonts w:ascii="Times New Roman" w:hAnsi="Times New Roman" w:cs="Times New Roman"/>
+          <w:color w:val="1F1F1F"/>
+          <w:sz w:val="24"/>
+          <w:szCs w:val="24"/>
+          <w:lang w:eastAsia="zh-CN"/>
+        </w:rPr>
+        <w:t xml:space="preserve"> info (`email`, `phone`), profile preferences (`</w:t>
+      </w:r>
+      <w:proofErr w:type="spellStart"/>
+      <w:r>
+        <w:rPr>
+          <w:rFonts w:ascii="Times New Roman" w:hAnsi="Times New Roman" w:cs="Times New Roman"/>
+          <w:color w:val="1F1F1F"/>
+          <w:sz w:val="24"/>
+          <w:szCs w:val="24"/>
+          <w:lang w:eastAsia="zh-CN"/>
+        </w:rPr>
+        <w:t>preferred_language</w:t>
+      </w:r>
+      <w:proofErr w:type="spellEnd"/>
+      <w:r>
+        <w:rPr>
+          <w:rFonts w:ascii="Times New Roman" w:hAnsi="Times New Roman" w:cs="Times New Roman"/>
+          <w:color w:val="1F1F1F"/>
+          <w:sz w:val="24"/>
+          <w:szCs w:val="24"/>
+          <w:lang w:eastAsia="zh-CN"/>
+        </w:rPr>
+        <w:t>`) and status flags (`enabled`, `</w:t>
+      </w:r>
+      <w:proofErr w:type="spellStart"/>
+      <w:r>
+        <w:rPr>
+          <w:rFonts w:ascii="Times New Roman" w:hAnsi="Times New Roman" w:cs="Times New Roman"/>
+          <w:color w:val="1F1F1F"/>
+          <w:sz w:val="24"/>
+          <w:szCs w:val="24"/>
+          <w:lang w:eastAsia="zh-CN"/>
+        </w:rPr>
+        <w:t>created_at</w:t>
+      </w:r>
+      <w:proofErr w:type="spellEnd"/>
+      <w:r>
+        <w:rPr>
+          <w:rFonts w:ascii="Times New Roman" w:hAnsi="Times New Roman" w:cs="Times New Roman"/>
+          <w:color w:val="1F1F1F"/>
+          <w:sz w:val="24"/>
+          <w:szCs w:val="24"/>
+          <w:lang w:eastAsia="zh-CN"/>
+        </w:rPr>
+        <w:t>`).  </w:t>
       </w:r>
     </w:p>
     <w:p>
@@ -2385,7 +3417,33 @@
           <w:szCs w:val="24"/>
           <w:lang w:eastAsia="zh-CN"/>
         </w:rPr>
-        <w:t xml:space="preserve">VERIFICATION_CODE : </w:t>
+        <w:t>VERIFICATION_</w:t>
+      </w:r>
+      <w:proofErr w:type="gramStart"/>
+      <w:r>
+        <w:rPr>
+          <w:rFonts w:ascii="Times New Roman" w:hAnsi="Times New Roman" w:cs="Times New Roman"/>
+          <w:b/>
+          <w:bCs/>
+          <w:color w:val="1F1F1F"/>
+          <w:sz w:val="24"/>
+          <w:szCs w:val="24"/>
+          <w:lang w:eastAsia="zh-CN"/>
+        </w:rPr>
+        <w:t>CODE :</w:t>
+      </w:r>
+      <w:proofErr w:type="gramEnd"/>
+      <w:r>
+        <w:rPr>
+          <w:rFonts w:ascii="Times New Roman" w:hAnsi="Times New Roman" w:cs="Times New Roman"/>
+          <w:b/>
+          <w:bCs/>
+          <w:color w:val="1F1F1F"/>
+          <w:sz w:val="24"/>
+          <w:szCs w:val="24"/>
+          <w:lang w:eastAsia="zh-CN"/>
+        </w:rPr>
+        <w:t xml:space="preserve"> </w:t>
       </w:r>
       <w:r>
         <w:rPr>
@@ -2406,7 +3464,18 @@
           <w:lang w:eastAsia="zh-CN"/>
         </w:rPr>
         <w:noBreakHyphen/>
-        <w:t xml:space="preserve">based OTP codes for registration and password reset. `identifier` links logically to </w:t>
+        <w:t xml:space="preserve">based OTP codes for registration and password reset. `identifier` links logically </w:t>
+      </w:r>
+      <w:proofErr w:type="gramStart"/>
+      <w:r>
+        <w:rPr>
+          <w:rFonts w:ascii="Times New Roman" w:hAnsi="Times New Roman" w:cs="Times New Roman"/>
+          <w:color w:val="1F1F1F"/>
+          <w:sz w:val="24"/>
+          <w:szCs w:val="24"/>
+          <w:lang w:eastAsia="zh-CN"/>
+        </w:rPr>
+        <w:t xml:space="preserve">to </w:t>
       </w:r>
       <w:r>
         <w:rPr>
@@ -2416,7 +3485,18 @@
           <w:szCs w:val="24"/>
           <w:lang w:eastAsia="zh-CN"/>
         </w:rPr>
-        <w:t> a user’s email or phone, and each record includes the 6</w:t>
+        <w:t> a</w:t>
+      </w:r>
+      <w:proofErr w:type="gramEnd"/>
+      <w:r>
+        <w:rPr>
+          <w:rFonts w:ascii="Times New Roman" w:hAnsi="Times New Roman" w:cs="Times New Roman"/>
+          <w:color w:val="1F1F1F"/>
+          <w:sz w:val="24"/>
+          <w:szCs w:val="24"/>
+          <w:lang w:eastAsia="zh-CN"/>
+        </w:rPr>
+        <w:t xml:space="preserve"> user’s email or phone, and each record includes the 6</w:t>
       </w:r>
       <w:r>
         <w:rPr>
@@ -2467,7 +3547,29 @@
           <w:szCs w:val="24"/>
           <w:lang w:eastAsia="zh-CN"/>
         </w:rPr>
-        <w:t>/`RESET_PASSWORD`), expiration time (`expiresAt`) and usage flag (`used`).  </w:t>
+        <w:t>/`RESET_PASSWORD`), expiration time (`</w:t>
+      </w:r>
+      <w:proofErr w:type="spellStart"/>
+      <w:r>
+        <w:rPr>
+          <w:rFonts w:ascii="Times New Roman" w:hAnsi="Times New Roman" w:cs="Times New Roman"/>
+          <w:color w:val="1F1F1F"/>
+          <w:sz w:val="24"/>
+          <w:szCs w:val="24"/>
+          <w:lang w:eastAsia="zh-CN"/>
+        </w:rPr>
+        <w:t>expiresAt</w:t>
+      </w:r>
+      <w:proofErr w:type="spellEnd"/>
+      <w:r>
+        <w:rPr>
+          <w:rFonts w:ascii="Times New Roman" w:hAnsi="Times New Roman" w:cs="Times New Roman"/>
+          <w:color w:val="1F1F1F"/>
+          <w:sz w:val="24"/>
+          <w:szCs w:val="24"/>
+          <w:lang w:eastAsia="zh-CN"/>
+        </w:rPr>
+        <w:t>`) and usage flag (`used`).  </w:t>
       </w:r>
       <w:r>
         <w:rPr>
@@ -2542,7 +3644,73 @@
           <w:lang w:eastAsia="zh-CN"/>
         </w:rPr>
         <w:noBreakHyphen/>
-        <w:t>moderation fields (`status`, `ai_confidence`, `ai_result`, `review_note`); `COMMENTS` and `POST_LIKES` reference `POSTS` and `USERS` to record who commented/liked what and when.  </w:t>
+        <w:t>moderation fields (`status`, `</w:t>
+      </w:r>
+      <w:proofErr w:type="spellStart"/>
+      <w:r>
+        <w:rPr>
+          <w:rFonts w:ascii="Times New Roman" w:hAnsi="Times New Roman" w:cs="Times New Roman"/>
+          <w:color w:val="1F1F1F"/>
+          <w:sz w:val="24"/>
+          <w:szCs w:val="24"/>
+          <w:lang w:eastAsia="zh-CN"/>
+        </w:rPr>
+        <w:t>ai_confidence</w:t>
+      </w:r>
+      <w:proofErr w:type="spellEnd"/>
+      <w:r>
+        <w:rPr>
+          <w:rFonts w:ascii="Times New Roman" w:hAnsi="Times New Roman" w:cs="Times New Roman"/>
+          <w:color w:val="1F1F1F"/>
+          <w:sz w:val="24"/>
+          <w:szCs w:val="24"/>
+          <w:lang w:eastAsia="zh-CN"/>
+        </w:rPr>
+        <w:t>`, `</w:t>
+      </w:r>
+      <w:proofErr w:type="spellStart"/>
+      <w:r>
+        <w:rPr>
+          <w:rFonts w:ascii="Times New Roman" w:hAnsi="Times New Roman" w:cs="Times New Roman"/>
+          <w:color w:val="1F1F1F"/>
+          <w:sz w:val="24"/>
+          <w:szCs w:val="24"/>
+          <w:lang w:eastAsia="zh-CN"/>
+        </w:rPr>
+        <w:t>ai_result</w:t>
+      </w:r>
+      <w:proofErr w:type="spellEnd"/>
+      <w:r>
+        <w:rPr>
+          <w:rFonts w:ascii="Times New Roman" w:hAnsi="Times New Roman" w:cs="Times New Roman"/>
+          <w:color w:val="1F1F1F"/>
+          <w:sz w:val="24"/>
+          <w:szCs w:val="24"/>
+          <w:lang w:eastAsia="zh-CN"/>
+        </w:rPr>
+        <w:t>`, `</w:t>
+      </w:r>
+      <w:proofErr w:type="spellStart"/>
+      <w:r>
+        <w:rPr>
+          <w:rFonts w:ascii="Times New Roman" w:hAnsi="Times New Roman" w:cs="Times New Roman"/>
+          <w:color w:val="1F1F1F"/>
+          <w:sz w:val="24"/>
+          <w:szCs w:val="24"/>
+          <w:lang w:eastAsia="zh-CN"/>
+        </w:rPr>
+        <w:t>review_note</w:t>
+      </w:r>
+      <w:proofErr w:type="spellEnd"/>
+      <w:r>
+        <w:rPr>
+          <w:rFonts w:ascii="Times New Roman" w:hAnsi="Times New Roman" w:cs="Times New Roman"/>
+          <w:color w:val="1F1F1F"/>
+          <w:sz w:val="24"/>
+          <w:szCs w:val="24"/>
+          <w:lang w:eastAsia="zh-CN"/>
+        </w:rPr>
+        <w:t>`); `COMMENTS` and `POST_LIKES` reference `POSTS` and `USERS` to record who commented/liked what and when.  </w:t>
       </w:r>
     </w:p>
     <w:p>
@@ -2618,7 +3786,29 @@
           <w:lang w:eastAsia="zh-CN"/>
         </w:rPr>
         <w:noBreakHyphen/>
-        <w:t>many relation capturing who follows whom; used both for community features (mutual follow list) and as a permission gate for private messaging.  </w:t>
+        <w:t xml:space="preserve">many </w:t>
+      </w:r>
+      <w:proofErr w:type="gramStart"/>
+      <w:r>
+        <w:rPr>
+          <w:rFonts w:ascii="Times New Roman" w:hAnsi="Times New Roman" w:cs="Times New Roman"/>
+          <w:color w:val="1F1F1F"/>
+          <w:sz w:val="24"/>
+          <w:szCs w:val="24"/>
+          <w:lang w:eastAsia="zh-CN"/>
+        </w:rPr>
+        <w:t>relation</w:t>
+      </w:r>
+      <w:proofErr w:type="gramEnd"/>
+      <w:r>
+        <w:rPr>
+          <w:rFonts w:ascii="Times New Roman" w:hAnsi="Times New Roman" w:cs="Times New Roman"/>
+          <w:color w:val="1F1F1F"/>
+          <w:sz w:val="24"/>
+          <w:szCs w:val="24"/>
+          <w:lang w:eastAsia="zh-CN"/>
+        </w:rPr>
+        <w:t xml:space="preserve"> capturing who follows whom; used both for community features (mutual follow list) and as a permission gate for private messaging.  </w:t>
       </w:r>
     </w:p>
     <w:p>
@@ -2694,7 +3884,19 @@
           <w:lang w:eastAsia="zh-CN"/>
         </w:rPr>
         <w:noBreakHyphen/>
-        <w:t>one private chats. `CONVERSATION` stores the pair of users and latest activity time,</w:t>
+        <w:t xml:space="preserve">one private chats. `CONVERSATION` stores the pair of users and latest activity </w:t>
+      </w:r>
+      <w:proofErr w:type="spellStart"/>
+      <w:proofErr w:type="gramStart"/>
+      <w:r>
+        <w:rPr>
+          <w:rFonts w:ascii="Times New Roman" w:hAnsi="Times New Roman" w:cs="Times New Roman"/>
+          <w:color w:val="1F1F1F"/>
+          <w:sz w:val="24"/>
+          <w:szCs w:val="24"/>
+          <w:lang w:eastAsia="zh-CN"/>
+        </w:rPr>
+        <w:t>time,</w:t>
       </w:r>
       <w:r>
         <w:rPr>
@@ -2704,14 +3906,26 @@
           <w:szCs w:val="24"/>
           <w:lang w:eastAsia="zh-CN"/>
         </w:rPr>
-        <w:t>while `MESSAGE` stores individual messages, including sender/receiver, content, read flag and timestamps.  </w:t>
+        <w:t>while</w:t>
+      </w:r>
+      <w:proofErr w:type="spellEnd"/>
+      <w:proofErr w:type="gramEnd"/>
+      <w:r>
+        <w:rPr>
+          <w:rFonts w:ascii="Times New Roman" w:hAnsi="Times New Roman" w:cs="Times New Roman"/>
+          <w:color w:val="1F1F1F"/>
+          <w:sz w:val="24"/>
+          <w:szCs w:val="24"/>
+          <w:lang w:eastAsia="zh-CN"/>
+        </w:rPr>
+        <w:t xml:space="preserve"> `MESSAGE` stores individual messages, including sender/receiver, content, read flag and timestamps.  </w:t>
       </w:r>
     </w:p>
     <w:p>
       <w:pPr>
         <w:pStyle w:val="a9"/>
         <w:rPr>
-          <w:rFonts w:ascii="Times New Roman" w:hAnsi="Times New Roman" w:cs="Times New Roman" w:hint="eastAsia"/>
+          <w:rFonts w:ascii="Times New Roman" w:hAnsi="Times New Roman" w:cs="Times New Roman"/>
           <w:color w:val="1F1F1F"/>
           <w:sz w:val="24"/>
           <w:szCs w:val="24"/>
@@ -2756,7 +3970,51 @@
           <w:szCs w:val="24"/>
           <w:lang w:eastAsia="zh-CN"/>
         </w:rPr>
-        <w:t>`REPORT` stores user reports against posts or comments (`targetType`, `targetId`), including</w:t>
+        <w:t>`REPORT` stores user reports against posts or comments (`</w:t>
+      </w:r>
+      <w:proofErr w:type="spellStart"/>
+      <w:r>
+        <w:rPr>
+          <w:rFonts w:ascii="Times New Roman" w:hAnsi="Times New Roman" w:cs="Times New Roman"/>
+          <w:color w:val="1F1F1F"/>
+          <w:sz w:val="24"/>
+          <w:szCs w:val="24"/>
+          <w:lang w:eastAsia="zh-CN"/>
+        </w:rPr>
+        <w:t>targetType</w:t>
+      </w:r>
+      <w:proofErr w:type="spellEnd"/>
+      <w:r>
+        <w:rPr>
+          <w:rFonts w:ascii="Times New Roman" w:hAnsi="Times New Roman" w:cs="Times New Roman"/>
+          <w:color w:val="1F1F1F"/>
+          <w:sz w:val="24"/>
+          <w:szCs w:val="24"/>
+          <w:lang w:eastAsia="zh-CN"/>
+        </w:rPr>
+        <w:t>`, `</w:t>
+      </w:r>
+      <w:proofErr w:type="spellStart"/>
+      <w:r>
+        <w:rPr>
+          <w:rFonts w:ascii="Times New Roman" w:hAnsi="Times New Roman" w:cs="Times New Roman"/>
+          <w:color w:val="1F1F1F"/>
+          <w:sz w:val="24"/>
+          <w:szCs w:val="24"/>
+          <w:lang w:eastAsia="zh-CN"/>
+        </w:rPr>
+        <w:t>targetId</w:t>
+      </w:r>
+      <w:proofErr w:type="spellEnd"/>
+      <w:r>
+        <w:rPr>
+          <w:rFonts w:ascii="Times New Roman" w:hAnsi="Times New Roman" w:cs="Times New Roman"/>
+          <w:color w:val="1F1F1F"/>
+          <w:sz w:val="24"/>
+          <w:szCs w:val="24"/>
+          <w:lang w:eastAsia="zh-CN"/>
+        </w:rPr>
+        <w:t>`), including</w:t>
       </w:r>
       <w:r>
         <w:rPr>
@@ -2787,7 +4045,95 @@
           <w:lang w:eastAsia="zh-CN"/>
         </w:rPr>
         <w:noBreakHyphen/>
-        <w:t>text description, AI moderation output (`ai_result`, `ai_confidence`, `violation_snippet`, `is_violation`),</w:t>
+        <w:t>text description, AI moderation output (`</w:t>
+      </w:r>
+      <w:proofErr w:type="spellStart"/>
+      <w:r>
+        <w:rPr>
+          <w:rFonts w:ascii="Times New Roman" w:hAnsi="Times New Roman" w:cs="Times New Roman"/>
+          <w:color w:val="1F1F1F"/>
+          <w:sz w:val="24"/>
+          <w:szCs w:val="24"/>
+          <w:lang w:eastAsia="zh-CN"/>
+        </w:rPr>
+        <w:t>ai_result</w:t>
+      </w:r>
+      <w:proofErr w:type="spellEnd"/>
+      <w:r>
+        <w:rPr>
+          <w:rFonts w:ascii="Times New Roman" w:hAnsi="Times New Roman" w:cs="Times New Roman"/>
+          <w:color w:val="1F1F1F"/>
+          <w:sz w:val="24"/>
+          <w:szCs w:val="24"/>
+          <w:lang w:eastAsia="zh-CN"/>
+        </w:rPr>
+        <w:t>`, `</w:t>
+      </w:r>
+      <w:proofErr w:type="spellStart"/>
+      <w:r>
+        <w:rPr>
+          <w:rFonts w:ascii="Times New Roman" w:hAnsi="Times New Roman" w:cs="Times New Roman"/>
+          <w:color w:val="1F1F1F"/>
+          <w:sz w:val="24"/>
+          <w:szCs w:val="24"/>
+          <w:lang w:eastAsia="zh-CN"/>
+        </w:rPr>
+        <w:t>ai_confidence</w:t>
+      </w:r>
+      <w:proofErr w:type="spellEnd"/>
+      <w:r>
+        <w:rPr>
+          <w:rFonts w:ascii="Times New Roman" w:hAnsi="Times New Roman" w:cs="Times New Roman"/>
+          <w:color w:val="1F1F1F"/>
+          <w:sz w:val="24"/>
+          <w:szCs w:val="24"/>
+          <w:lang w:eastAsia="zh-CN"/>
+        </w:rPr>
+        <w:t>`, `</w:t>
+      </w:r>
+      <w:proofErr w:type="spellStart"/>
+      <w:r>
+        <w:rPr>
+          <w:rFonts w:ascii="Times New Roman" w:hAnsi="Times New Roman" w:cs="Times New Roman"/>
+          <w:color w:val="1F1F1F"/>
+          <w:sz w:val="24"/>
+          <w:szCs w:val="24"/>
+          <w:lang w:eastAsia="zh-CN"/>
+        </w:rPr>
+        <w:t>violation_snippet</w:t>
+      </w:r>
+      <w:proofErr w:type="spellEnd"/>
+      <w:r>
+        <w:rPr>
+          <w:rFonts w:ascii="Times New Roman" w:hAnsi="Times New Roman" w:cs="Times New Roman"/>
+          <w:color w:val="1F1F1F"/>
+          <w:sz w:val="24"/>
+          <w:szCs w:val="24"/>
+          <w:lang w:eastAsia="zh-CN"/>
+        </w:rPr>
+        <w:t>`, `</w:t>
+      </w:r>
+      <w:proofErr w:type="spellStart"/>
+      <w:r>
+        <w:rPr>
+          <w:rFonts w:ascii="Times New Roman" w:hAnsi="Times New Roman" w:cs="Times New Roman"/>
+          <w:color w:val="1F1F1F"/>
+          <w:sz w:val="24"/>
+          <w:szCs w:val="24"/>
+          <w:lang w:eastAsia="zh-CN"/>
+        </w:rPr>
+        <w:t>is_violation</w:t>
+      </w:r>
+      <w:proofErr w:type="spellEnd"/>
+      <w:r>
+        <w:rPr>
+          <w:rFonts w:ascii="Times New Roman" w:hAnsi="Times New Roman" w:cs="Times New Roman"/>
+          <w:color w:val="1F1F1F"/>
+          <w:sz w:val="24"/>
+          <w:szCs w:val="24"/>
+          <w:lang w:eastAsia="zh-CN"/>
+        </w:rPr>
+        <w:t>`),</w:t>
       </w:r>
       <w:r>
         <w:rPr>
@@ -2872,8 +4218,9 @@
           <w:lang w:eastAsia="zh-CN"/>
         </w:rPr>
         <w:noBreakHyphen/>
-        <w:t xml:space="preserve">facing notifications triggered by report processing and other events (e.g. report success/failure, </w:t>
+        <w:t>facing notifications triggered by report processing and other events (e.g. report success/failure, Content penalties, restorations), including bilingual `title`/`content`, related `</w:t>
       </w:r>
+      <w:proofErr w:type="spellStart"/>
       <w:r>
         <w:rPr>
           <w:rFonts w:ascii="Times New Roman" w:hAnsi="Times New Roman" w:cs="Times New Roman"/>
@@ -2882,8 +4229,9 @@
           <w:szCs w:val="24"/>
           <w:lang w:eastAsia="zh-CN"/>
         </w:rPr>
-        <w:t>C</w:t>
+        <w:t>report_id</w:t>
       </w:r>
+      <w:proofErr w:type="spellEnd"/>
       <w:r>
         <w:rPr>
           <w:rFonts w:ascii="Times New Roman" w:hAnsi="Times New Roman" w:cs="Times New Roman"/>
@@ -2892,7 +4240,51 @@
           <w:szCs w:val="24"/>
           <w:lang w:eastAsia="zh-CN"/>
         </w:rPr>
-        <w:t>ontent penalties, restorations), including bilingual `title`/`content`, related `report_id`/`post_id`/`comment_id`, and read/unread</w:t>
+        <w:t>`/`</w:t>
+      </w:r>
+      <w:proofErr w:type="spellStart"/>
+      <w:r>
+        <w:rPr>
+          <w:rFonts w:ascii="Times New Roman" w:hAnsi="Times New Roman" w:cs="Times New Roman"/>
+          <w:color w:val="1F1F1F"/>
+          <w:sz w:val="24"/>
+          <w:szCs w:val="24"/>
+          <w:lang w:eastAsia="zh-CN"/>
+        </w:rPr>
+        <w:t>post_id</w:t>
+      </w:r>
+      <w:proofErr w:type="spellEnd"/>
+      <w:r>
+        <w:rPr>
+          <w:rFonts w:ascii="Times New Roman" w:hAnsi="Times New Roman" w:cs="Times New Roman"/>
+          <w:color w:val="1F1F1F"/>
+          <w:sz w:val="24"/>
+          <w:szCs w:val="24"/>
+          <w:lang w:eastAsia="zh-CN"/>
+        </w:rPr>
+        <w:t>`/`</w:t>
+      </w:r>
+      <w:proofErr w:type="spellStart"/>
+      <w:r>
+        <w:rPr>
+          <w:rFonts w:ascii="Times New Roman" w:hAnsi="Times New Roman" w:cs="Times New Roman"/>
+          <w:color w:val="1F1F1F"/>
+          <w:sz w:val="24"/>
+          <w:szCs w:val="24"/>
+          <w:lang w:eastAsia="zh-CN"/>
+        </w:rPr>
+        <w:t>comment_id</w:t>
+      </w:r>
+      <w:proofErr w:type="spellEnd"/>
+      <w:r>
+        <w:rPr>
+          <w:rFonts w:ascii="Times New Roman" w:hAnsi="Times New Roman" w:cs="Times New Roman"/>
+          <w:color w:val="1F1F1F"/>
+          <w:sz w:val="24"/>
+          <w:szCs w:val="24"/>
+          <w:lang w:eastAsia="zh-CN"/>
+        </w:rPr>
+        <w:t>`, and read/unread</w:t>
       </w:r>
       <w:r>
         <w:rPr>
@@ -2966,7 +4358,75 @@
           <w:szCs w:val="24"/>
           <w:lang w:eastAsia="zh-CN"/>
         </w:rPr>
-        <w:t xml:space="preserve"> Stores user reports against posts or comments (`targetId`, `targetType`), together with status and timestamps,supporting the hybrid AI + human moderation flow.  </w:t>
+        <w:t xml:space="preserve"> Stores user reports against posts or comments (`</w:t>
+      </w:r>
+      <w:proofErr w:type="spellStart"/>
+      <w:r>
+        <w:rPr>
+          <w:rFonts w:ascii="Times New Roman" w:hAnsi="Times New Roman" w:cs="Times New Roman"/>
+          <w:color w:val="1F1F1F"/>
+          <w:sz w:val="24"/>
+          <w:szCs w:val="24"/>
+          <w:lang w:eastAsia="zh-CN"/>
+        </w:rPr>
+        <w:t>targetId</w:t>
+      </w:r>
+      <w:proofErr w:type="spellEnd"/>
+      <w:r>
+        <w:rPr>
+          <w:rFonts w:ascii="Times New Roman" w:hAnsi="Times New Roman" w:cs="Times New Roman"/>
+          <w:color w:val="1F1F1F"/>
+          <w:sz w:val="24"/>
+          <w:szCs w:val="24"/>
+          <w:lang w:eastAsia="zh-CN"/>
+        </w:rPr>
+        <w:t>`, `</w:t>
+      </w:r>
+      <w:proofErr w:type="spellStart"/>
+      <w:r>
+        <w:rPr>
+          <w:rFonts w:ascii="Times New Roman" w:hAnsi="Times New Roman" w:cs="Times New Roman"/>
+          <w:color w:val="1F1F1F"/>
+          <w:sz w:val="24"/>
+          <w:szCs w:val="24"/>
+          <w:lang w:eastAsia="zh-CN"/>
+        </w:rPr>
+        <w:t>targetType</w:t>
+      </w:r>
+      <w:proofErr w:type="spellEnd"/>
+      <w:r>
+        <w:rPr>
+          <w:rFonts w:ascii="Times New Roman" w:hAnsi="Times New Roman" w:cs="Times New Roman"/>
+          <w:color w:val="1F1F1F"/>
+          <w:sz w:val="24"/>
+          <w:szCs w:val="24"/>
+          <w:lang w:eastAsia="zh-CN"/>
+        </w:rPr>
+        <w:t xml:space="preserve">`), together with status and </w:t>
+      </w:r>
+      <w:proofErr w:type="spellStart"/>
+      <w:proofErr w:type="gramStart"/>
+      <w:r>
+        <w:rPr>
+          <w:rFonts w:ascii="Times New Roman" w:hAnsi="Times New Roman" w:cs="Times New Roman"/>
+          <w:color w:val="1F1F1F"/>
+          <w:sz w:val="24"/>
+          <w:szCs w:val="24"/>
+          <w:lang w:eastAsia="zh-CN"/>
+        </w:rPr>
+        <w:t>timestamps,supporting</w:t>
+      </w:r>
+      <w:proofErr w:type="spellEnd"/>
+      <w:proofErr w:type="gramEnd"/>
+      <w:r>
+        <w:rPr>
+          <w:rFonts w:ascii="Times New Roman" w:hAnsi="Times New Roman" w:cs="Times New Roman"/>
+          <w:color w:val="1F1F1F"/>
+          <w:sz w:val="24"/>
+          <w:szCs w:val="24"/>
+          <w:lang w:eastAsia="zh-CN"/>
+        </w:rPr>
+        <w:t xml:space="preserve"> the hybrid AI + human moderation flow.  </w:t>
       </w:r>
     </w:p>
     <w:p>
@@ -3020,7 +4480,183 @@
           <w:szCs w:val="24"/>
           <w:lang w:eastAsia="zh-CN"/>
         </w:rPr>
-        <w:t xml:space="preserve"> Stores crawled Thai news and their bilingual titles/summaries, as used by the Daily Briefing feature(`title_en/zh`, `summary_en/zh`, `original_url`, `source`, `publish_date`, `create_time`).  </w:t>
+        <w:t xml:space="preserve"> Stores crawled Thai news and their bilingual titles/summaries, as used by the Daily Briefing </w:t>
+      </w:r>
+      <w:proofErr w:type="gramStart"/>
+      <w:r>
+        <w:rPr>
+          <w:rFonts w:ascii="Times New Roman" w:hAnsi="Times New Roman" w:cs="Times New Roman"/>
+          <w:color w:val="1F1F1F"/>
+          <w:sz w:val="24"/>
+          <w:szCs w:val="24"/>
+          <w:lang w:eastAsia="zh-CN"/>
+        </w:rPr>
+        <w:t>feature(</w:t>
+      </w:r>
+      <w:proofErr w:type="gramEnd"/>
+      <w:r>
+        <w:rPr>
+          <w:rFonts w:ascii="Times New Roman" w:hAnsi="Times New Roman" w:cs="Times New Roman"/>
+          <w:color w:val="1F1F1F"/>
+          <w:sz w:val="24"/>
+          <w:szCs w:val="24"/>
+          <w:lang w:eastAsia="zh-CN"/>
+        </w:rPr>
+        <w:t>`</w:t>
+      </w:r>
+      <w:proofErr w:type="spellStart"/>
+      <w:r>
+        <w:rPr>
+          <w:rFonts w:ascii="Times New Roman" w:hAnsi="Times New Roman" w:cs="Times New Roman"/>
+          <w:color w:val="1F1F1F"/>
+          <w:sz w:val="24"/>
+          <w:szCs w:val="24"/>
+          <w:lang w:eastAsia="zh-CN"/>
+        </w:rPr>
+        <w:t>title_en</w:t>
+      </w:r>
+      <w:proofErr w:type="spellEnd"/>
+      <w:r>
+        <w:rPr>
+          <w:rFonts w:ascii="Times New Roman" w:hAnsi="Times New Roman" w:cs="Times New Roman"/>
+          <w:color w:val="1F1F1F"/>
+          <w:sz w:val="24"/>
+          <w:szCs w:val="24"/>
+          <w:lang w:eastAsia="zh-CN"/>
+        </w:rPr>
+        <w:t>/</w:t>
+      </w:r>
+      <w:proofErr w:type="spellStart"/>
+      <w:r>
+        <w:rPr>
+          <w:rFonts w:ascii="Times New Roman" w:hAnsi="Times New Roman" w:cs="Times New Roman"/>
+          <w:color w:val="1F1F1F"/>
+          <w:sz w:val="24"/>
+          <w:szCs w:val="24"/>
+          <w:lang w:eastAsia="zh-CN"/>
+        </w:rPr>
+        <w:t>zh</w:t>
+      </w:r>
+      <w:proofErr w:type="spellEnd"/>
+      <w:r>
+        <w:rPr>
+          <w:rFonts w:ascii="Times New Roman" w:hAnsi="Times New Roman" w:cs="Times New Roman"/>
+          <w:color w:val="1F1F1F"/>
+          <w:sz w:val="24"/>
+          <w:szCs w:val="24"/>
+          <w:lang w:eastAsia="zh-CN"/>
+        </w:rPr>
+        <w:t>`, `</w:t>
+      </w:r>
+      <w:proofErr w:type="spellStart"/>
+      <w:r>
+        <w:rPr>
+          <w:rFonts w:ascii="Times New Roman" w:hAnsi="Times New Roman" w:cs="Times New Roman"/>
+          <w:color w:val="1F1F1F"/>
+          <w:sz w:val="24"/>
+          <w:szCs w:val="24"/>
+          <w:lang w:eastAsia="zh-CN"/>
+        </w:rPr>
+        <w:t>summary_en</w:t>
+      </w:r>
+      <w:proofErr w:type="spellEnd"/>
+      <w:r>
+        <w:rPr>
+          <w:rFonts w:ascii="Times New Roman" w:hAnsi="Times New Roman" w:cs="Times New Roman"/>
+          <w:color w:val="1F1F1F"/>
+          <w:sz w:val="24"/>
+          <w:szCs w:val="24"/>
+          <w:lang w:eastAsia="zh-CN"/>
+        </w:rPr>
+        <w:t>/</w:t>
+      </w:r>
+      <w:proofErr w:type="spellStart"/>
+      <w:r>
+        <w:rPr>
+          <w:rFonts w:ascii="Times New Roman" w:hAnsi="Times New Roman" w:cs="Times New Roman"/>
+          <w:color w:val="1F1F1F"/>
+          <w:sz w:val="24"/>
+          <w:szCs w:val="24"/>
+          <w:lang w:eastAsia="zh-CN"/>
+        </w:rPr>
+        <w:t>zh</w:t>
+      </w:r>
+      <w:proofErr w:type="spellEnd"/>
+      <w:r>
+        <w:rPr>
+          <w:rFonts w:ascii="Times New Roman" w:hAnsi="Times New Roman" w:cs="Times New Roman"/>
+          <w:color w:val="1F1F1F"/>
+          <w:sz w:val="24"/>
+          <w:szCs w:val="24"/>
+          <w:lang w:eastAsia="zh-CN"/>
+        </w:rPr>
+        <w:t>`, `</w:t>
+      </w:r>
+      <w:proofErr w:type="spellStart"/>
+      <w:r>
+        <w:rPr>
+          <w:rFonts w:ascii="Times New Roman" w:hAnsi="Times New Roman" w:cs="Times New Roman"/>
+          <w:color w:val="1F1F1F"/>
+          <w:sz w:val="24"/>
+          <w:szCs w:val="24"/>
+          <w:lang w:eastAsia="zh-CN"/>
+        </w:rPr>
+        <w:t>original_url</w:t>
+      </w:r>
+      <w:proofErr w:type="spellEnd"/>
+      <w:r>
+        <w:rPr>
+          <w:rFonts w:ascii="Times New Roman" w:hAnsi="Times New Roman" w:cs="Times New Roman"/>
+          <w:color w:val="1F1F1F"/>
+          <w:sz w:val="24"/>
+          <w:szCs w:val="24"/>
+          <w:lang w:eastAsia="zh-CN"/>
+        </w:rPr>
+        <w:t>`, `source`, `</w:t>
+      </w:r>
+      <w:proofErr w:type="spellStart"/>
+      <w:r>
+        <w:rPr>
+          <w:rFonts w:ascii="Times New Roman" w:hAnsi="Times New Roman" w:cs="Times New Roman"/>
+          <w:color w:val="1F1F1F"/>
+          <w:sz w:val="24"/>
+          <w:szCs w:val="24"/>
+          <w:lang w:eastAsia="zh-CN"/>
+        </w:rPr>
+        <w:t>publish_date</w:t>
+      </w:r>
+      <w:proofErr w:type="spellEnd"/>
+      <w:r>
+        <w:rPr>
+          <w:rFonts w:ascii="Times New Roman" w:hAnsi="Times New Roman" w:cs="Times New Roman"/>
+          <w:color w:val="1F1F1F"/>
+          <w:sz w:val="24"/>
+          <w:szCs w:val="24"/>
+          <w:lang w:eastAsia="zh-CN"/>
+        </w:rPr>
+        <w:t>`, `</w:t>
+      </w:r>
+      <w:proofErr w:type="spellStart"/>
+      <w:r>
+        <w:rPr>
+          <w:rFonts w:ascii="Times New Roman" w:hAnsi="Times New Roman" w:cs="Times New Roman"/>
+          <w:color w:val="1F1F1F"/>
+          <w:sz w:val="24"/>
+          <w:szCs w:val="24"/>
+          <w:lang w:eastAsia="zh-CN"/>
+        </w:rPr>
+        <w:t>create_time</w:t>
+      </w:r>
+      <w:proofErr w:type="spellEnd"/>
+      <w:r>
+        <w:rPr>
+          <w:rFonts w:ascii="Times New Roman" w:hAnsi="Times New Roman" w:cs="Times New Roman"/>
+          <w:color w:val="1F1F1F"/>
+          <w:sz w:val="24"/>
+          <w:szCs w:val="24"/>
+          <w:lang w:eastAsia="zh-CN"/>
+        </w:rPr>
+        <w:t>`).  </w:t>
       </w:r>
     </w:p>
     <w:p>
@@ -3104,115 +4740,7 @@
       <w:pPr>
         <w:spacing w:before="100" w:beforeAutospacing="1" w:after="240" w:line="240" w:lineRule="auto"/>
         <w:rPr>
-          <w:rFonts w:ascii="Times New Roman" w:hAnsi="Times New Roman" w:cs="Times New Roman"/>
-          <w:color w:val="1F1F1F"/>
-          <w:sz w:val="24"/>
-          <w:szCs w:val="24"/>
-          <w:lang w:eastAsia="zh-CN"/>
-        </w:rPr>
-      </w:pPr>
-    </w:p>
-    <w:p>
-      <w:pPr>
-        <w:spacing w:before="100" w:beforeAutospacing="1" w:after="240" w:line="240" w:lineRule="auto"/>
-        <w:rPr>
-          <w:rFonts w:ascii="Times New Roman" w:hAnsi="Times New Roman" w:cs="Times New Roman"/>
-          <w:color w:val="1F1F1F"/>
-          <w:sz w:val="24"/>
-          <w:szCs w:val="24"/>
-          <w:lang w:eastAsia="zh-CN"/>
-        </w:rPr>
-      </w:pPr>
-    </w:p>
-    <w:p>
-      <w:pPr>
-        <w:spacing w:before="100" w:beforeAutospacing="1" w:after="240" w:line="240" w:lineRule="auto"/>
-        <w:rPr>
-          <w:rFonts w:ascii="Times New Roman" w:hAnsi="Times New Roman" w:cs="Times New Roman"/>
-          <w:color w:val="1F1F1F"/>
-          <w:sz w:val="24"/>
-          <w:szCs w:val="24"/>
-          <w:lang w:eastAsia="zh-CN"/>
-        </w:rPr>
-      </w:pPr>
-    </w:p>
-    <w:p>
-      <w:pPr>
-        <w:spacing w:before="100" w:beforeAutospacing="1" w:after="240" w:line="240" w:lineRule="auto"/>
-        <w:rPr>
-          <w:rFonts w:ascii="Times New Roman" w:hAnsi="Times New Roman" w:cs="Times New Roman"/>
-          <w:color w:val="1F1F1F"/>
-          <w:sz w:val="24"/>
-          <w:szCs w:val="24"/>
-          <w:lang w:eastAsia="zh-CN"/>
-        </w:rPr>
-      </w:pPr>
-    </w:p>
-    <w:p>
-      <w:pPr>
-        <w:spacing w:before="100" w:beforeAutospacing="1" w:after="240" w:line="240" w:lineRule="auto"/>
-        <w:rPr>
-          <w:rFonts w:ascii="Times New Roman" w:hAnsi="Times New Roman" w:cs="Times New Roman"/>
-          <w:color w:val="1F1F1F"/>
-          <w:sz w:val="24"/>
-          <w:szCs w:val="24"/>
-          <w:lang w:eastAsia="zh-CN"/>
-        </w:rPr>
-      </w:pPr>
-    </w:p>
-    <w:p>
-      <w:pPr>
-        <w:spacing w:before="100" w:beforeAutospacing="1" w:after="240" w:line="240" w:lineRule="auto"/>
-        <w:rPr>
-          <w:rFonts w:ascii="Times New Roman" w:hAnsi="Times New Roman" w:cs="Times New Roman"/>
-          <w:color w:val="1F1F1F"/>
-          <w:sz w:val="24"/>
-          <w:szCs w:val="24"/>
-          <w:lang w:eastAsia="zh-CN"/>
-        </w:rPr>
-      </w:pPr>
-    </w:p>
-    <w:p>
-      <w:pPr>
-        <w:spacing w:before="100" w:beforeAutospacing="1" w:after="240" w:line="240" w:lineRule="auto"/>
-        <w:rPr>
-          <w:rFonts w:ascii="Times New Roman" w:hAnsi="Times New Roman" w:cs="Times New Roman"/>
-          <w:color w:val="1F1F1F"/>
-          <w:sz w:val="24"/>
-          <w:szCs w:val="24"/>
-          <w:lang w:eastAsia="zh-CN"/>
-        </w:rPr>
-      </w:pPr>
-    </w:p>
-    <w:p>
-      <w:pPr>
-        <w:spacing w:before="100" w:beforeAutospacing="1" w:after="240" w:line="240" w:lineRule="auto"/>
-        <w:rPr>
-          <w:rFonts w:ascii="Times New Roman" w:hAnsi="Times New Roman" w:cs="Times New Roman"/>
-          <w:color w:val="1F1F1F"/>
-          <w:sz w:val="24"/>
-          <w:szCs w:val="24"/>
-          <w:lang w:eastAsia="zh-CN"/>
-        </w:rPr>
-      </w:pPr>
-    </w:p>
-    <w:p>
-      <w:pPr>
-        <w:spacing w:before="100" w:beforeAutospacing="1" w:after="240" w:line="240" w:lineRule="auto"/>
-        <w:rPr>
-          <w:rFonts w:ascii="Times New Roman" w:hAnsi="Times New Roman" w:cs="Times New Roman"/>
-          <w:color w:val="1F1F1F"/>
-          <w:sz w:val="24"/>
-          <w:szCs w:val="24"/>
-          <w:lang w:eastAsia="zh-CN"/>
-        </w:rPr>
-      </w:pPr>
-    </w:p>
-    <w:p>
-      <w:pPr>
-        <w:spacing w:before="100" w:beforeAutospacing="1" w:after="240" w:line="240" w:lineRule="auto"/>
-        <w:rPr>
-          <w:rFonts w:ascii="Times New Roman" w:hAnsi="Times New Roman" w:cs="Times New Roman"/>
+          <w:rFonts w:ascii="Times New Roman" w:hAnsi="Times New Roman" w:cs="Times New Roman" w:hint="eastAsia"/>
           <w:color w:val="1F1F1F"/>
           <w:sz w:val="24"/>
           <w:szCs w:val="24"/>
@@ -3242,6 +4770,7 @@
           <w:sz w:val="27"/>
           <w:szCs w:val="27"/>
         </w:rPr>
+        <w:lastRenderedPageBreak/>
         <w:t>3.2 Data Dictionary</w:t>
       </w:r>
     </w:p>
@@ -3549,14 +5078,25 @@
                 <w:szCs w:val="24"/>
               </w:rPr>
             </w:pPr>
-            <w:r>
-              <w:rPr>
-                <w:rFonts w:ascii="Times New Roman" w:eastAsia="Times New Roman" w:hAnsi="Times New Roman" w:cs="Times New Roman"/>
-                <w:color w:val="1F1F1F"/>
-                <w:sz w:val="24"/>
-                <w:szCs w:val="24"/>
-              </w:rPr>
-              <w:t>varchar(36)</w:t>
+            <w:proofErr w:type="gramStart"/>
+            <w:r>
+              <w:rPr>
+                <w:rFonts w:ascii="Times New Roman" w:eastAsia="Times New Roman" w:hAnsi="Times New Roman" w:cs="Times New Roman"/>
+                <w:color w:val="1F1F1F"/>
+                <w:sz w:val="24"/>
+                <w:szCs w:val="24"/>
+              </w:rPr>
+              <w:t>varchar(</w:t>
+            </w:r>
+            <w:proofErr w:type="gramEnd"/>
+            <w:r>
+              <w:rPr>
+                <w:rFonts w:ascii="Times New Roman" w:eastAsia="Times New Roman" w:hAnsi="Times New Roman" w:cs="Times New Roman"/>
+                <w:color w:val="1F1F1F"/>
+                <w:sz w:val="24"/>
+                <w:szCs w:val="24"/>
+              </w:rPr>
+              <w:t>36)</w:t>
             </w:r>
           </w:p>
           <w:p>
@@ -3928,15 +5468,27 @@
                 <w:bdr w:val="none" w:sz="0" w:space="0" w:color="auto" w:frame="1"/>
               </w:rPr>
             </w:pPr>
-            <w:r>
-              <w:rPr>
-                <w:rFonts w:ascii="Times New Roman" w:eastAsia="Times New Roman" w:hAnsi="Times New Roman" w:cs="Times New Roman"/>
-                <w:color w:val="1F1F1F"/>
-                <w:sz w:val="24"/>
-                <w:szCs w:val="24"/>
-                <w:bdr w:val="none" w:sz="0" w:space="0" w:color="auto" w:frame="1"/>
-              </w:rPr>
-              <w:t>plaintext password field if present</w:t>
+            <w:proofErr w:type="gramStart"/>
+            <w:r>
+              <w:rPr>
+                <w:rFonts w:ascii="Times New Roman" w:eastAsia="Times New Roman" w:hAnsi="Times New Roman" w:cs="Times New Roman"/>
+                <w:color w:val="1F1F1F"/>
+                <w:sz w:val="24"/>
+                <w:szCs w:val="24"/>
+                <w:bdr w:val="none" w:sz="0" w:space="0" w:color="auto" w:frame="1"/>
+              </w:rPr>
+              <w:t>plaintext</w:t>
+            </w:r>
+            <w:proofErr w:type="gramEnd"/>
+            <w:r>
+              <w:rPr>
+                <w:rFonts w:ascii="Times New Roman" w:eastAsia="Times New Roman" w:hAnsi="Times New Roman" w:cs="Times New Roman"/>
+                <w:color w:val="1F1F1F"/>
+                <w:sz w:val="24"/>
+                <w:szCs w:val="24"/>
+                <w:bdr w:val="none" w:sz="0" w:space="0" w:color="auto" w:frame="1"/>
+              </w:rPr>
+              <w:t xml:space="preserve"> password field if present</w:t>
             </w:r>
           </w:p>
         </w:tc>
@@ -4006,6 +5558,7 @@
                 <w:lang w:eastAsia="zh-CN"/>
               </w:rPr>
             </w:pPr>
+            <w:proofErr w:type="spellStart"/>
             <w:r>
               <w:rPr>
                 <w:rFonts w:ascii="Times New Roman" w:eastAsia="Times New Roman" w:hAnsi="Times New Roman" w:cs="Times New Roman"/>
@@ -4016,6 +5569,7 @@
               </w:rPr>
               <w:t>password_hash</w:t>
             </w:r>
+            <w:proofErr w:type="spellEnd"/>
           </w:p>
         </w:tc>
         <w:tc>
@@ -4325,6 +5879,7 @@
                 <w:lang w:eastAsia="zh-CN"/>
               </w:rPr>
             </w:pPr>
+            <w:proofErr w:type="spellStart"/>
             <w:r>
               <w:rPr>
                 <w:rFonts w:ascii="Times New Roman" w:eastAsia="Times New Roman" w:hAnsi="Times New Roman" w:cs="Times New Roman"/>
@@ -4335,6 +5890,7 @@
               </w:rPr>
               <w:t>preferred_language</w:t>
             </w:r>
+            <w:proofErr w:type="spellEnd"/>
           </w:p>
         </w:tc>
         <w:tc>
@@ -4414,7 +5970,51 @@
                 <w:szCs w:val="24"/>
                 <w:bdr w:val="none" w:sz="0" w:space="0" w:color="auto" w:frame="1"/>
               </w:rPr>
-              <w:t>UI language preference (zh/en)</w:t>
+              <w:t>UI language preference (</w:t>
+            </w:r>
+            <w:proofErr w:type="spellStart"/>
+            <w:r>
+              <w:rPr>
+                <w:rFonts w:ascii="Times New Roman" w:eastAsia="Times New Roman" w:hAnsi="Times New Roman" w:cs="Times New Roman"/>
+                <w:color w:val="1F1F1F"/>
+                <w:sz w:val="24"/>
+                <w:szCs w:val="24"/>
+                <w:bdr w:val="none" w:sz="0" w:space="0" w:color="auto" w:frame="1"/>
+              </w:rPr>
+              <w:t>zh</w:t>
+            </w:r>
+            <w:proofErr w:type="spellEnd"/>
+            <w:r>
+              <w:rPr>
+                <w:rFonts w:ascii="Times New Roman" w:eastAsia="Times New Roman" w:hAnsi="Times New Roman" w:cs="Times New Roman"/>
+                <w:color w:val="1F1F1F"/>
+                <w:sz w:val="24"/>
+                <w:szCs w:val="24"/>
+                <w:bdr w:val="none" w:sz="0" w:space="0" w:color="auto" w:frame="1"/>
+              </w:rPr>
+              <w:t>/</w:t>
+            </w:r>
+            <w:proofErr w:type="spellStart"/>
+            <w:r>
+              <w:rPr>
+                <w:rFonts w:ascii="Times New Roman" w:eastAsia="Times New Roman" w:hAnsi="Times New Roman" w:cs="Times New Roman"/>
+                <w:color w:val="1F1F1F"/>
+                <w:sz w:val="24"/>
+                <w:szCs w:val="24"/>
+                <w:bdr w:val="none" w:sz="0" w:space="0" w:color="auto" w:frame="1"/>
+              </w:rPr>
+              <w:t>en</w:t>
+            </w:r>
+            <w:proofErr w:type="spellEnd"/>
+            <w:r>
+              <w:rPr>
+                <w:rFonts w:ascii="Times New Roman" w:eastAsia="Times New Roman" w:hAnsi="Times New Roman" w:cs="Times New Roman"/>
+                <w:color w:val="1F1F1F"/>
+                <w:sz w:val="24"/>
+                <w:szCs w:val="24"/>
+                <w:bdr w:val="none" w:sz="0" w:space="0" w:color="auto" w:frame="1"/>
+              </w:rPr>
+              <w:t>)</w:t>
             </w:r>
           </w:p>
         </w:tc>
@@ -4808,6 +6408,7 @@
                 <w:lang w:eastAsia="zh-CN"/>
               </w:rPr>
             </w:pPr>
+            <w:proofErr w:type="spellStart"/>
             <w:r>
               <w:rPr>
                 <w:rFonts w:ascii="Times New Roman" w:eastAsia="Times New Roman" w:hAnsi="Times New Roman" w:cs="Times New Roman"/>
@@ -4818,6 +6419,7 @@
               </w:rPr>
               <w:t>created_at</w:t>
             </w:r>
+            <w:proofErr w:type="spellEnd"/>
           </w:p>
         </w:tc>
         <w:tc>
@@ -4948,7 +6550,6 @@
                 <w:szCs w:val="24"/>
                 <w:bdr w:val="none" w:sz="0" w:space="0" w:color="auto" w:frame="1"/>
               </w:rPr>
-              <w:lastRenderedPageBreak/>
               <w:t>V</w:t>
             </w:r>
             <w:r>
@@ -5062,6 +6663,7 @@
                 <w:bdr w:val="none" w:sz="0" w:space="0" w:color="auto" w:frame="1"/>
               </w:rPr>
             </w:pPr>
+            <w:proofErr w:type="gramStart"/>
             <w:r>
               <w:rPr>
                 <w:rFonts w:ascii="Times New Roman" w:hAnsi="Times New Roman" w:cs="Times New Roman" w:hint="eastAsia"/>
@@ -5070,7 +6672,18 @@
                 <w:szCs w:val="24"/>
                 <w:lang w:eastAsia="zh-CN"/>
               </w:rPr>
-              <w:t>varchar(36)</w:t>
+              <w:t>varchar(</w:t>
+            </w:r>
+            <w:proofErr w:type="gramEnd"/>
+            <w:r>
+              <w:rPr>
+                <w:rFonts w:ascii="Times New Roman" w:hAnsi="Times New Roman" w:cs="Times New Roman" w:hint="eastAsia"/>
+                <w:color w:val="1F1F1F"/>
+                <w:sz w:val="24"/>
+                <w:szCs w:val="24"/>
+                <w:lang w:eastAsia="zh-CN"/>
+              </w:rPr>
+              <w:t>36)</w:t>
             </w:r>
             <w:r>
               <w:rPr>
@@ -5242,6 +6855,7 @@
                 <w:lang w:eastAsia="zh-CN"/>
               </w:rPr>
             </w:pPr>
+            <w:proofErr w:type="gramStart"/>
             <w:r>
               <w:rPr>
                 <w:rFonts w:ascii="Times New Roman" w:hAnsi="Times New Roman" w:cs="Times New Roman" w:hint="eastAsia"/>
@@ -5251,7 +6865,19 @@
                 <w:bdr w:val="none" w:sz="0" w:space="0" w:color="auto" w:frame="1"/>
                 <w:lang w:eastAsia="zh-CN"/>
               </w:rPr>
-              <w:t>varchar(255)</w:t>
+              <w:t>varchar(</w:t>
+            </w:r>
+            <w:proofErr w:type="gramEnd"/>
+            <w:r>
+              <w:rPr>
+                <w:rFonts w:ascii="Times New Roman" w:hAnsi="Times New Roman" w:cs="Times New Roman" w:hint="eastAsia"/>
+                <w:color w:val="1F1F1F"/>
+                <w:sz w:val="24"/>
+                <w:szCs w:val="24"/>
+                <w:bdr w:val="none" w:sz="0" w:space="0" w:color="auto" w:frame="1"/>
+                <w:lang w:eastAsia="zh-CN"/>
+              </w:rPr>
+              <w:t>255)</w:t>
             </w:r>
           </w:p>
         </w:tc>
@@ -5402,6 +7028,7 @@
                 <w:bdr w:val="none" w:sz="0" w:space="0" w:color="auto" w:frame="1"/>
               </w:rPr>
             </w:pPr>
+            <w:proofErr w:type="gramStart"/>
             <w:r>
               <w:rPr>
                 <w:rFonts w:ascii="Times New Roman" w:hAnsi="Times New Roman" w:cs="Times New Roman" w:hint="eastAsia"/>
@@ -5421,7 +7048,18 @@
                 <w:szCs w:val="24"/>
                 <w:bdr w:val="none" w:sz="0" w:space="0" w:color="auto" w:frame="1"/>
               </w:rPr>
-              <w:t xml:space="preserve">archar(10) </w:t>
+              <w:t>archar(</w:t>
+            </w:r>
+            <w:proofErr w:type="gramEnd"/>
+            <w:r>
+              <w:rPr>
+                <w:rFonts w:ascii="Times New Roman" w:eastAsia="Times New Roman" w:hAnsi="Times New Roman" w:cs="Times New Roman" w:hint="eastAsia"/>
+                <w:color w:val="1F1F1F"/>
+                <w:sz w:val="24"/>
+                <w:szCs w:val="24"/>
+                <w:bdr w:val="none" w:sz="0" w:space="0" w:color="auto" w:frame="1"/>
+              </w:rPr>
+              <w:t xml:space="preserve">10) </w:t>
             </w:r>
           </w:p>
         </w:tc>
@@ -5571,6 +7209,7 @@
                 <w:bdr w:val="none" w:sz="0" w:space="0" w:color="auto" w:frame="1"/>
               </w:rPr>
             </w:pPr>
+            <w:proofErr w:type="gramStart"/>
             <w:r>
               <w:rPr>
                 <w:rFonts w:ascii="Times New Roman" w:hAnsi="Times New Roman" w:cs="Times New Roman" w:hint="eastAsia"/>
@@ -5592,6 +7231,7 @@
               </w:rPr>
               <w:t>archar(</w:t>
             </w:r>
+            <w:proofErr w:type="gramEnd"/>
             <w:r>
               <w:rPr>
                 <w:rFonts w:ascii="Times New Roman" w:hAnsi="Times New Roman" w:cs="Times New Roman" w:hint="eastAsia"/>
@@ -5714,7 +7354,7 @@
             <w:pPr>
               <w:spacing w:after="0" w:line="240" w:lineRule="auto"/>
               <w:rPr>
-                <w:rFonts w:ascii="Times New Roman" w:hAnsi="Times New Roman" w:cs="Times New Roman" w:hint="eastAsia"/>
+                <w:rFonts w:ascii="Times New Roman" w:hAnsi="Times New Roman" w:cs="Times New Roman"/>
                 <w:color w:val="1F1F1F"/>
                 <w:sz w:val="24"/>
                 <w:szCs w:val="24"/>
@@ -5762,6 +7402,7 @@
                 <w:bdr w:val="none" w:sz="0" w:space="0" w:color="auto" w:frame="1"/>
               </w:rPr>
             </w:pPr>
+            <w:proofErr w:type="gramStart"/>
             <w:r>
               <w:rPr>
                 <w:rFonts w:ascii="Times New Roman" w:hAnsi="Times New Roman" w:cs="Times New Roman" w:hint="eastAsia"/>
@@ -5783,6 +7424,7 @@
               </w:rPr>
               <w:t>archar(</w:t>
             </w:r>
+            <w:proofErr w:type="gramEnd"/>
             <w:r>
               <w:rPr>
                 <w:rFonts w:ascii="Times New Roman" w:hAnsi="Times New Roman" w:cs="Times New Roman" w:hint="eastAsia"/>
@@ -5912,6 +7554,7 @@
                 <w:lang w:eastAsia="zh-CN"/>
               </w:rPr>
             </w:pPr>
+            <w:proofErr w:type="spellStart"/>
             <w:r>
               <w:rPr>
                 <w:rFonts w:ascii="Times New Roman" w:hAnsi="Times New Roman" w:cs="Times New Roman"/>
@@ -5923,6 +7566,7 @@
               </w:rPr>
               <w:t>expiresAt</w:t>
             </w:r>
+            <w:proofErr w:type="spellEnd"/>
           </w:p>
         </w:tc>
         <w:tc>
@@ -6115,6 +7759,7 @@
                 <w:lang w:eastAsia="zh-CN"/>
               </w:rPr>
             </w:pPr>
+            <w:proofErr w:type="spellStart"/>
             <w:r>
               <w:rPr>
                 <w:rFonts w:ascii="Times New Roman" w:hAnsi="Times New Roman" w:cs="Times New Roman"/>
@@ -6126,6 +7771,7 @@
               </w:rPr>
               <w:t>boolean</w:t>
             </w:r>
+            <w:proofErr w:type="spellEnd"/>
           </w:p>
         </w:tc>
         <w:tc>
@@ -6234,6 +7880,7 @@
                 <w:lang w:eastAsia="zh-CN"/>
               </w:rPr>
             </w:pPr>
+            <w:proofErr w:type="spellStart"/>
             <w:r>
               <w:rPr>
                 <w:rFonts w:ascii="Times New Roman" w:hAnsi="Times New Roman" w:cs="Times New Roman"/>
@@ -6245,6 +7892,7 @@
               </w:rPr>
               <w:t>createdAt</w:t>
             </w:r>
+            <w:proofErr w:type="spellEnd"/>
           </w:p>
         </w:tc>
         <w:tc>
@@ -6447,14 +8095,25 @@
                 <w:szCs w:val="24"/>
               </w:rPr>
             </w:pPr>
-            <w:r>
-              <w:rPr>
-                <w:rFonts w:ascii="Times New Roman" w:eastAsia="Times New Roman" w:hAnsi="Times New Roman" w:cs="Times New Roman"/>
-                <w:color w:val="1F1F1F"/>
-                <w:sz w:val="24"/>
-                <w:szCs w:val="24"/>
-              </w:rPr>
-              <w:t>varchar(36)</w:t>
+            <w:proofErr w:type="gramStart"/>
+            <w:r>
+              <w:rPr>
+                <w:rFonts w:ascii="Times New Roman" w:eastAsia="Times New Roman" w:hAnsi="Times New Roman" w:cs="Times New Roman"/>
+                <w:color w:val="1F1F1F"/>
+                <w:sz w:val="24"/>
+                <w:szCs w:val="24"/>
+              </w:rPr>
+              <w:t>varchar(</w:t>
+            </w:r>
+            <w:proofErr w:type="gramEnd"/>
+            <w:r>
+              <w:rPr>
+                <w:rFonts w:ascii="Times New Roman" w:eastAsia="Times New Roman" w:hAnsi="Times New Roman" w:cs="Times New Roman"/>
+                <w:color w:val="1F1F1F"/>
+                <w:sz w:val="24"/>
+                <w:szCs w:val="24"/>
+              </w:rPr>
+              <w:t>36)</w:t>
             </w:r>
           </w:p>
           <w:p>
@@ -6588,6 +8247,7 @@
                 <w:lang w:eastAsia="zh-CN"/>
               </w:rPr>
             </w:pPr>
+            <w:proofErr w:type="spellStart"/>
             <w:r>
               <w:rPr>
                 <w:rFonts w:ascii="Times New Roman" w:eastAsia="Times New Roman" w:hAnsi="Times New Roman" w:cs="Times New Roman"/>
@@ -6598,6 +8258,7 @@
               </w:rPr>
               <w:t>author_id</w:t>
             </w:r>
+            <w:proofErr w:type="spellEnd"/>
           </w:p>
         </w:tc>
         <w:tc>
@@ -6628,15 +8289,27 @@
                 <w:bdr w:val="none" w:sz="0" w:space="0" w:color="auto" w:frame="1"/>
               </w:rPr>
             </w:pPr>
-            <w:r>
-              <w:rPr>
-                <w:rFonts w:ascii="Times New Roman" w:eastAsia="Times New Roman" w:hAnsi="Times New Roman" w:cs="Times New Roman"/>
-                <w:color w:val="1F1F1F"/>
-                <w:sz w:val="24"/>
-                <w:szCs w:val="24"/>
-                <w:bdr w:val="none" w:sz="0" w:space="0" w:color="auto" w:frame="1"/>
-              </w:rPr>
-              <w:t>varchar(36)</w:t>
+            <w:proofErr w:type="gramStart"/>
+            <w:r>
+              <w:rPr>
+                <w:rFonts w:ascii="Times New Roman" w:eastAsia="Times New Roman" w:hAnsi="Times New Roman" w:cs="Times New Roman"/>
+                <w:color w:val="1F1F1F"/>
+                <w:sz w:val="24"/>
+                <w:szCs w:val="24"/>
+                <w:bdr w:val="none" w:sz="0" w:space="0" w:color="auto" w:frame="1"/>
+              </w:rPr>
+              <w:t>varchar(</w:t>
+            </w:r>
+            <w:proofErr w:type="gramEnd"/>
+            <w:r>
+              <w:rPr>
+                <w:rFonts w:ascii="Times New Roman" w:eastAsia="Times New Roman" w:hAnsi="Times New Roman" w:cs="Times New Roman"/>
+                <w:color w:val="1F1F1F"/>
+                <w:sz w:val="24"/>
+                <w:szCs w:val="24"/>
+                <w:bdr w:val="none" w:sz="0" w:space="0" w:color="auto" w:frame="1"/>
+              </w:rPr>
+              <w:t>36)</w:t>
             </w:r>
           </w:p>
           <w:p>
@@ -6813,16 +8486,29 @@
                 <w:lang w:eastAsia="zh-CN"/>
               </w:rPr>
             </w:pPr>
-            <w:r>
-              <w:rPr>
-                <w:rFonts w:ascii="Times New Roman" w:hAnsi="Times New Roman" w:cs="Times New Roman"/>
-                <w:color w:val="1F1F1F"/>
-                <w:sz w:val="24"/>
-                <w:szCs w:val="24"/>
-                <w:bdr w:val="none" w:sz="0" w:space="0" w:color="auto" w:frame="1"/>
-                <w:lang w:eastAsia="zh-CN"/>
-              </w:rPr>
-              <w:t>varchar(255)</w:t>
+            <w:proofErr w:type="gramStart"/>
+            <w:r>
+              <w:rPr>
+                <w:rFonts w:ascii="Times New Roman" w:hAnsi="Times New Roman" w:cs="Times New Roman"/>
+                <w:color w:val="1F1F1F"/>
+                <w:sz w:val="24"/>
+                <w:szCs w:val="24"/>
+                <w:bdr w:val="none" w:sz="0" w:space="0" w:color="auto" w:frame="1"/>
+                <w:lang w:eastAsia="zh-CN"/>
+              </w:rPr>
+              <w:t>varchar(</w:t>
+            </w:r>
+            <w:proofErr w:type="gramEnd"/>
+            <w:r>
+              <w:rPr>
+                <w:rFonts w:ascii="Times New Roman" w:hAnsi="Times New Roman" w:cs="Times New Roman"/>
+                <w:color w:val="1F1F1F"/>
+                <w:sz w:val="24"/>
+                <w:szCs w:val="24"/>
+                <w:bdr w:val="none" w:sz="0" w:space="0" w:color="auto" w:frame="1"/>
+                <w:lang w:eastAsia="zh-CN"/>
+              </w:rPr>
+              <w:t>255)</w:t>
             </w:r>
           </w:p>
         </w:tc>
@@ -6934,6 +8620,7 @@
                 <w:lang w:eastAsia="zh-CN"/>
               </w:rPr>
             </w:pPr>
+            <w:proofErr w:type="spellStart"/>
             <w:r>
               <w:rPr>
                 <w:rFonts w:ascii="Times New Roman" w:hAnsi="Times New Roman" w:cs="Times New Roman"/>
@@ -6966,6 +8653,7 @@
               </w:rPr>
               <w:t>_en</w:t>
             </w:r>
+            <w:proofErr w:type="spellEnd"/>
           </w:p>
         </w:tc>
         <w:tc>
@@ -6997,6 +8685,7 @@
                 <w:lang w:eastAsia="zh-CN"/>
               </w:rPr>
             </w:pPr>
+            <w:proofErr w:type="gramStart"/>
             <w:r>
               <w:rPr>
                 <w:rFonts w:ascii="Times New Roman" w:eastAsia="Times New Roman" w:hAnsi="Times New Roman" w:cs="Times New Roman"/>
@@ -7007,6 +8696,7 @@
               </w:rPr>
               <w:t>varchar(</w:t>
             </w:r>
+            <w:proofErr w:type="gramEnd"/>
             <w:r>
               <w:rPr>
                 <w:rFonts w:ascii="Times New Roman" w:hAnsi="Times New Roman" w:cs="Times New Roman"/>
@@ -7137,6 +8827,7 @@
                 <w:lang w:eastAsia="zh-CN"/>
               </w:rPr>
             </w:pPr>
+            <w:proofErr w:type="spellStart"/>
             <w:r>
               <w:rPr>
                 <w:rFonts w:ascii="Times New Roman" w:hAnsi="Times New Roman" w:cs="Times New Roman"/>
@@ -7148,6 +8839,7 @@
               </w:rPr>
               <w:t>title_zh</w:t>
             </w:r>
+            <w:proofErr w:type="spellEnd"/>
           </w:p>
         </w:tc>
         <w:tc>
@@ -7179,6 +8871,7 @@
                 <w:lang w:eastAsia="zh-CN"/>
               </w:rPr>
             </w:pPr>
+            <w:proofErr w:type="gramStart"/>
             <w:r>
               <w:rPr>
                 <w:rFonts w:ascii="Times New Roman" w:eastAsia="Times New Roman" w:hAnsi="Times New Roman" w:cs="Times New Roman"/>
@@ -7189,6 +8882,7 @@
               </w:rPr>
               <w:t>varchar(</w:t>
             </w:r>
+            <w:proofErr w:type="gramEnd"/>
             <w:r>
               <w:rPr>
                 <w:rFonts w:ascii="Times New Roman" w:hAnsi="Times New Roman" w:cs="Times New Roman"/>
@@ -7319,6 +9013,7 @@
                 <w:lang w:eastAsia="zh-CN"/>
               </w:rPr>
             </w:pPr>
+            <w:proofErr w:type="spellStart"/>
             <w:r>
               <w:rPr>
                 <w:rFonts w:ascii="Times New Roman" w:eastAsia="Times New Roman" w:hAnsi="Times New Roman" w:cs="Times New Roman"/>
@@ -7329,6 +9024,7 @@
               </w:rPr>
               <w:t>image_url</w:t>
             </w:r>
+            <w:proofErr w:type="spellEnd"/>
           </w:p>
         </w:tc>
         <w:tc>
@@ -7360,15 +9056,27 @@
                 <w:lang w:eastAsia="zh-CN"/>
               </w:rPr>
             </w:pPr>
-            <w:r>
-              <w:rPr>
-                <w:rFonts w:ascii="Times New Roman" w:eastAsia="Times New Roman" w:hAnsi="Times New Roman" w:cs="Times New Roman"/>
-                <w:color w:val="1F1F1F"/>
-                <w:sz w:val="24"/>
-                <w:szCs w:val="24"/>
-                <w:bdr w:val="none" w:sz="0" w:space="0" w:color="auto" w:frame="1"/>
-              </w:rPr>
-              <w:t>varchar(255)</w:t>
+            <w:proofErr w:type="gramStart"/>
+            <w:r>
+              <w:rPr>
+                <w:rFonts w:ascii="Times New Roman" w:eastAsia="Times New Roman" w:hAnsi="Times New Roman" w:cs="Times New Roman"/>
+                <w:color w:val="1F1F1F"/>
+                <w:sz w:val="24"/>
+                <w:szCs w:val="24"/>
+                <w:bdr w:val="none" w:sz="0" w:space="0" w:color="auto" w:frame="1"/>
+              </w:rPr>
+              <w:t>varchar(</w:t>
+            </w:r>
+            <w:proofErr w:type="gramEnd"/>
+            <w:r>
+              <w:rPr>
+                <w:rFonts w:ascii="Times New Roman" w:eastAsia="Times New Roman" w:hAnsi="Times New Roman" w:cs="Times New Roman"/>
+                <w:color w:val="1F1F1F"/>
+                <w:sz w:val="24"/>
+                <w:szCs w:val="24"/>
+                <w:bdr w:val="none" w:sz="0" w:space="0" w:color="auto" w:frame="1"/>
+              </w:rPr>
+              <w:t>255)</w:t>
             </w:r>
           </w:p>
         </w:tc>
@@ -7704,15 +9412,27 @@
                 <w:lang w:eastAsia="zh-CN"/>
               </w:rPr>
             </w:pPr>
-            <w:r>
-              <w:rPr>
-                <w:rFonts w:ascii="Times New Roman" w:eastAsia="Times New Roman" w:hAnsi="Times New Roman" w:cs="Times New Roman"/>
-                <w:color w:val="1F1F1F"/>
-                <w:sz w:val="24"/>
-                <w:szCs w:val="24"/>
-                <w:bdr w:val="none" w:sz="0" w:space="0" w:color="auto" w:frame="1"/>
-              </w:rPr>
-              <w:t>varchar(10</w:t>
+            <w:proofErr w:type="gramStart"/>
+            <w:r>
+              <w:rPr>
+                <w:rFonts w:ascii="Times New Roman" w:eastAsia="Times New Roman" w:hAnsi="Times New Roman" w:cs="Times New Roman"/>
+                <w:color w:val="1F1F1F"/>
+                <w:sz w:val="24"/>
+                <w:szCs w:val="24"/>
+                <w:bdr w:val="none" w:sz="0" w:space="0" w:color="auto" w:frame="1"/>
+              </w:rPr>
+              <w:t>varchar(</w:t>
+            </w:r>
+            <w:proofErr w:type="gramEnd"/>
+            <w:r>
+              <w:rPr>
+                <w:rFonts w:ascii="Times New Roman" w:eastAsia="Times New Roman" w:hAnsi="Times New Roman" w:cs="Times New Roman"/>
+                <w:color w:val="1F1F1F"/>
+                <w:sz w:val="24"/>
+                <w:szCs w:val="24"/>
+                <w:bdr w:val="none" w:sz="0" w:space="0" w:color="auto" w:frame="1"/>
+              </w:rPr>
+              <w:t>10</w:t>
             </w:r>
             <w:r>
               <w:rPr>
@@ -7775,7 +9495,55 @@
                 <w:bdr w:val="none" w:sz="0" w:space="0" w:color="auto" w:frame="1"/>
                 <w:lang w:eastAsia="zh-CN"/>
               </w:rPr>
-              <w:t>(zh/en)</w:t>
+              <w:t>(</w:t>
+            </w:r>
+            <w:proofErr w:type="spellStart"/>
+            <w:r>
+              <w:rPr>
+                <w:rFonts w:ascii="Times New Roman" w:hAnsi="Times New Roman" w:cs="Times New Roman"/>
+                <w:color w:val="1F1F1F"/>
+                <w:sz w:val="24"/>
+                <w:szCs w:val="24"/>
+                <w:bdr w:val="none" w:sz="0" w:space="0" w:color="auto" w:frame="1"/>
+                <w:lang w:eastAsia="zh-CN"/>
+              </w:rPr>
+              <w:t>zh</w:t>
+            </w:r>
+            <w:proofErr w:type="spellEnd"/>
+            <w:r>
+              <w:rPr>
+                <w:rFonts w:ascii="Times New Roman" w:hAnsi="Times New Roman" w:cs="Times New Roman"/>
+                <w:color w:val="1F1F1F"/>
+                <w:sz w:val="24"/>
+                <w:szCs w:val="24"/>
+                <w:bdr w:val="none" w:sz="0" w:space="0" w:color="auto" w:frame="1"/>
+                <w:lang w:eastAsia="zh-CN"/>
+              </w:rPr>
+              <w:t>/</w:t>
+            </w:r>
+            <w:proofErr w:type="spellStart"/>
+            <w:r>
+              <w:rPr>
+                <w:rFonts w:ascii="Times New Roman" w:hAnsi="Times New Roman" w:cs="Times New Roman"/>
+                <w:color w:val="1F1F1F"/>
+                <w:sz w:val="24"/>
+                <w:szCs w:val="24"/>
+                <w:bdr w:val="none" w:sz="0" w:space="0" w:color="auto" w:frame="1"/>
+                <w:lang w:eastAsia="zh-CN"/>
+              </w:rPr>
+              <w:t>en</w:t>
+            </w:r>
+            <w:proofErr w:type="spellEnd"/>
+            <w:r>
+              <w:rPr>
+                <w:rFonts w:ascii="Times New Roman" w:hAnsi="Times New Roman" w:cs="Times New Roman"/>
+                <w:color w:val="1F1F1F"/>
+                <w:sz w:val="24"/>
+                <w:szCs w:val="24"/>
+                <w:bdr w:val="none" w:sz="0" w:space="0" w:color="auto" w:frame="1"/>
+                <w:lang w:eastAsia="zh-CN"/>
+              </w:rPr>
+              <w:t>)</w:t>
             </w:r>
           </w:p>
         </w:tc>
@@ -7887,6 +9655,7 @@
                 <w:lang w:eastAsia="zh-CN"/>
               </w:rPr>
             </w:pPr>
+            <w:proofErr w:type="spellStart"/>
             <w:r>
               <w:rPr>
                 <w:rFonts w:ascii="Times New Roman" w:hAnsi="Times New Roman" w:cs="Times New Roman"/>
@@ -7898,6 +9667,7 @@
               </w:rPr>
               <w:t>enum</w:t>
             </w:r>
+            <w:proofErr w:type="spellEnd"/>
           </w:p>
         </w:tc>
         <w:tc>
@@ -8007,6 +9777,7 @@
                 <w:lang w:eastAsia="zh-CN"/>
               </w:rPr>
             </w:pPr>
+            <w:proofErr w:type="spellStart"/>
             <w:r>
               <w:rPr>
                 <w:rFonts w:ascii="Times New Roman" w:eastAsia="Times New Roman" w:hAnsi="Times New Roman" w:cs="Times New Roman"/>
@@ -8017,6 +9788,7 @@
               </w:rPr>
               <w:t>ai_confidence</w:t>
             </w:r>
+            <w:proofErr w:type="spellEnd"/>
           </w:p>
         </w:tc>
         <w:tc>
@@ -8167,6 +9939,7 @@
                 <w:lang w:eastAsia="zh-CN"/>
               </w:rPr>
             </w:pPr>
+            <w:proofErr w:type="spellStart"/>
             <w:r>
               <w:rPr>
                 <w:rFonts w:ascii="Times New Roman" w:eastAsia="Times New Roman" w:hAnsi="Times New Roman" w:cs="Times New Roman"/>
@@ -8177,6 +9950,7 @@
               </w:rPr>
               <w:t>ai_result</w:t>
             </w:r>
+            <w:proofErr w:type="spellEnd"/>
           </w:p>
         </w:tc>
         <w:tc>
@@ -8339,6 +10113,7 @@
                 <w:lang w:eastAsia="zh-CN"/>
               </w:rPr>
             </w:pPr>
+            <w:proofErr w:type="spellStart"/>
             <w:r>
               <w:rPr>
                 <w:rFonts w:ascii="Times New Roman" w:eastAsia="Times New Roman" w:hAnsi="Times New Roman" w:cs="Times New Roman"/>
@@ -8349,6 +10124,7 @@
               </w:rPr>
               <w:t>review_note</w:t>
             </w:r>
+            <w:proofErr w:type="spellEnd"/>
           </w:p>
         </w:tc>
         <w:tc>
@@ -8511,6 +10287,7 @@
                 <w:lang w:eastAsia="zh-CN"/>
               </w:rPr>
             </w:pPr>
+            <w:proofErr w:type="spellStart"/>
             <w:r>
               <w:rPr>
                 <w:rFonts w:ascii="Times New Roman" w:eastAsia="Times New Roman" w:hAnsi="Times New Roman" w:cs="Times New Roman"/>
@@ -8521,6 +10298,7 @@
               </w:rPr>
               <w:t>created_at</w:t>
             </w:r>
+            <w:proofErr w:type="spellEnd"/>
           </w:p>
         </w:tc>
         <w:tc>
@@ -8682,6 +10460,7 @@
                 <w:lang w:eastAsia="zh-CN"/>
               </w:rPr>
             </w:pPr>
+            <w:proofErr w:type="spellStart"/>
             <w:r>
               <w:rPr>
                 <w:rFonts w:ascii="Times New Roman" w:eastAsia="Times New Roman" w:hAnsi="Times New Roman" w:cs="Times New Roman"/>
@@ -8692,6 +10471,7 @@
               </w:rPr>
               <w:t>updated_at</w:t>
             </w:r>
+            <w:proofErr w:type="spellEnd"/>
           </w:p>
         </w:tc>
         <w:tc>
@@ -8893,14 +10673,25 @@
                 <w:lang w:eastAsia="zh-CN"/>
               </w:rPr>
             </w:pPr>
-            <w:r>
-              <w:rPr>
-                <w:rFonts w:ascii="Times New Roman" w:eastAsia="Times New Roman" w:hAnsi="Times New Roman" w:cs="Times New Roman"/>
-                <w:color w:val="1F1F1F"/>
-                <w:sz w:val="24"/>
-                <w:szCs w:val="24"/>
-              </w:rPr>
-              <w:t>varchar(36)</w:t>
+            <w:proofErr w:type="gramStart"/>
+            <w:r>
+              <w:rPr>
+                <w:rFonts w:ascii="Times New Roman" w:eastAsia="Times New Roman" w:hAnsi="Times New Roman" w:cs="Times New Roman"/>
+                <w:color w:val="1F1F1F"/>
+                <w:sz w:val="24"/>
+                <w:szCs w:val="24"/>
+              </w:rPr>
+              <w:t>varchar(</w:t>
+            </w:r>
+            <w:proofErr w:type="gramEnd"/>
+            <w:r>
+              <w:rPr>
+                <w:rFonts w:ascii="Times New Roman" w:eastAsia="Times New Roman" w:hAnsi="Times New Roman" w:cs="Times New Roman"/>
+                <w:color w:val="1F1F1F"/>
+                <w:sz w:val="24"/>
+                <w:szCs w:val="24"/>
+              </w:rPr>
+              <w:t>36)</w:t>
             </w:r>
           </w:p>
           <w:p>
@@ -9031,6 +10822,7 @@
                 <w:lang w:eastAsia="zh-CN"/>
               </w:rPr>
             </w:pPr>
+            <w:proofErr w:type="spellStart"/>
             <w:r>
               <w:rPr>
                 <w:rFonts w:ascii="Times New Roman" w:eastAsia="Times New Roman" w:hAnsi="Times New Roman" w:cs="Times New Roman"/>
@@ -9041,6 +10833,7 @@
               </w:rPr>
               <w:t>post_id</w:t>
             </w:r>
+            <w:proofErr w:type="spellEnd"/>
           </w:p>
         </w:tc>
         <w:tc>
@@ -9071,15 +10864,27 @@
                 <w:bdr w:val="none" w:sz="0" w:space="0" w:color="auto" w:frame="1"/>
               </w:rPr>
             </w:pPr>
-            <w:r>
-              <w:rPr>
-                <w:rFonts w:ascii="Times New Roman" w:eastAsia="Times New Roman" w:hAnsi="Times New Roman" w:cs="Times New Roman"/>
-                <w:color w:val="1F1F1F"/>
-                <w:sz w:val="24"/>
-                <w:szCs w:val="24"/>
-                <w:bdr w:val="none" w:sz="0" w:space="0" w:color="auto" w:frame="1"/>
-              </w:rPr>
-              <w:t>varchar(36)</w:t>
+            <w:proofErr w:type="gramStart"/>
+            <w:r>
+              <w:rPr>
+                <w:rFonts w:ascii="Times New Roman" w:eastAsia="Times New Roman" w:hAnsi="Times New Roman" w:cs="Times New Roman"/>
+                <w:color w:val="1F1F1F"/>
+                <w:sz w:val="24"/>
+                <w:szCs w:val="24"/>
+                <w:bdr w:val="none" w:sz="0" w:space="0" w:color="auto" w:frame="1"/>
+              </w:rPr>
+              <w:t>varchar(</w:t>
+            </w:r>
+            <w:proofErr w:type="gramEnd"/>
+            <w:r>
+              <w:rPr>
+                <w:rFonts w:ascii="Times New Roman" w:eastAsia="Times New Roman" w:hAnsi="Times New Roman" w:cs="Times New Roman"/>
+                <w:color w:val="1F1F1F"/>
+                <w:sz w:val="24"/>
+                <w:szCs w:val="24"/>
+                <w:bdr w:val="none" w:sz="0" w:space="0" w:color="auto" w:frame="1"/>
+              </w:rPr>
+              <w:t>36)</w:t>
             </w:r>
           </w:p>
           <w:p>
@@ -9214,6 +11019,7 @@
                 <w:lang w:eastAsia="zh-CN"/>
               </w:rPr>
             </w:pPr>
+            <w:proofErr w:type="spellStart"/>
             <w:r>
               <w:rPr>
                 <w:rFonts w:ascii="Times New Roman" w:eastAsia="Times New Roman" w:hAnsi="Times New Roman" w:cs="Times New Roman"/>
@@ -9224,6 +11030,7 @@
               </w:rPr>
               <w:t>author_id</w:t>
             </w:r>
+            <w:proofErr w:type="spellEnd"/>
           </w:p>
         </w:tc>
         <w:tc>
@@ -9254,15 +11061,27 @@
                 <w:bdr w:val="none" w:sz="0" w:space="0" w:color="auto" w:frame="1"/>
               </w:rPr>
             </w:pPr>
-            <w:r>
-              <w:rPr>
-                <w:rFonts w:ascii="Times New Roman" w:eastAsia="Times New Roman" w:hAnsi="Times New Roman" w:cs="Times New Roman"/>
-                <w:color w:val="1F1F1F"/>
-                <w:sz w:val="24"/>
-                <w:szCs w:val="24"/>
-                <w:bdr w:val="none" w:sz="0" w:space="0" w:color="auto" w:frame="1"/>
-              </w:rPr>
-              <w:t>varchar(36)</w:t>
+            <w:proofErr w:type="gramStart"/>
+            <w:r>
+              <w:rPr>
+                <w:rFonts w:ascii="Times New Roman" w:eastAsia="Times New Roman" w:hAnsi="Times New Roman" w:cs="Times New Roman"/>
+                <w:color w:val="1F1F1F"/>
+                <w:sz w:val="24"/>
+                <w:szCs w:val="24"/>
+                <w:bdr w:val="none" w:sz="0" w:space="0" w:color="auto" w:frame="1"/>
+              </w:rPr>
+              <w:t>varchar(</w:t>
+            </w:r>
+            <w:proofErr w:type="gramEnd"/>
+            <w:r>
+              <w:rPr>
+                <w:rFonts w:ascii="Times New Roman" w:eastAsia="Times New Roman" w:hAnsi="Times New Roman" w:cs="Times New Roman"/>
+                <w:color w:val="1F1F1F"/>
+                <w:sz w:val="24"/>
+                <w:szCs w:val="24"/>
+                <w:bdr w:val="none" w:sz="0" w:space="0" w:color="auto" w:frame="1"/>
+              </w:rPr>
+              <w:t>36)</w:t>
             </w:r>
           </w:p>
           <w:p>
@@ -9568,6 +11387,7 @@
                 <w:lang w:eastAsia="zh-CN"/>
               </w:rPr>
             </w:pPr>
+            <w:proofErr w:type="spellStart"/>
             <w:r>
               <w:rPr>
                 <w:rFonts w:ascii="Times New Roman" w:hAnsi="Times New Roman" w:cs="Times New Roman"/>
@@ -9600,6 +11420,7 @@
               </w:rPr>
               <w:t>_en</w:t>
             </w:r>
+            <w:proofErr w:type="spellEnd"/>
           </w:p>
         </w:tc>
         <w:tc>
@@ -9749,6 +11570,7 @@
                 <w:lang w:eastAsia="zh-CN"/>
               </w:rPr>
             </w:pPr>
+            <w:proofErr w:type="spellStart"/>
             <w:r>
               <w:rPr>
                 <w:rFonts w:ascii="Times New Roman" w:hAnsi="Times New Roman" w:cs="Times New Roman"/>
@@ -9781,6 +11603,7 @@
               </w:rPr>
               <w:t>_zh</w:t>
             </w:r>
+            <w:proofErr w:type="spellEnd"/>
           </w:p>
         </w:tc>
         <w:tc>
@@ -9994,15 +11817,27 @@
                 <w:lang w:eastAsia="zh-CN"/>
               </w:rPr>
             </w:pPr>
-            <w:r>
-              <w:rPr>
-                <w:rFonts w:ascii="Times New Roman" w:eastAsia="Times New Roman" w:hAnsi="Times New Roman" w:cs="Times New Roman"/>
-                <w:color w:val="1F1F1F"/>
-                <w:sz w:val="24"/>
-                <w:szCs w:val="24"/>
-                <w:bdr w:val="none" w:sz="0" w:space="0" w:color="auto" w:frame="1"/>
-              </w:rPr>
-              <w:t>varchar(10)</w:t>
+            <w:proofErr w:type="gramStart"/>
+            <w:r>
+              <w:rPr>
+                <w:rFonts w:ascii="Times New Roman" w:eastAsia="Times New Roman" w:hAnsi="Times New Roman" w:cs="Times New Roman"/>
+                <w:color w:val="1F1F1F"/>
+                <w:sz w:val="24"/>
+                <w:szCs w:val="24"/>
+                <w:bdr w:val="none" w:sz="0" w:space="0" w:color="auto" w:frame="1"/>
+              </w:rPr>
+              <w:t>varchar(</w:t>
+            </w:r>
+            <w:proofErr w:type="gramEnd"/>
+            <w:r>
+              <w:rPr>
+                <w:rFonts w:ascii="Times New Roman" w:eastAsia="Times New Roman" w:hAnsi="Times New Roman" w:cs="Times New Roman"/>
+                <w:color w:val="1F1F1F"/>
+                <w:sz w:val="24"/>
+                <w:szCs w:val="24"/>
+                <w:bdr w:val="none" w:sz="0" w:space="0" w:color="auto" w:frame="1"/>
+              </w:rPr>
+              <w:t>10)</w:t>
             </w:r>
           </w:p>
         </w:tc>
@@ -10113,6 +11948,7 @@
                 <w:lang w:eastAsia="zh-CN"/>
               </w:rPr>
             </w:pPr>
+            <w:proofErr w:type="spellStart"/>
             <w:r>
               <w:rPr>
                 <w:rFonts w:ascii="Times New Roman" w:eastAsia="Times New Roman" w:hAnsi="Times New Roman" w:cs="Times New Roman"/>
@@ -10123,6 +11959,7 @@
               </w:rPr>
               <w:t>created_at</w:t>
             </w:r>
+            <w:proofErr w:type="spellEnd"/>
           </w:p>
         </w:tc>
         <w:tc>
@@ -10271,6 +12108,7 @@
                 <w:lang w:eastAsia="zh-CN"/>
               </w:rPr>
             </w:pPr>
+            <w:proofErr w:type="spellStart"/>
             <w:r>
               <w:rPr>
                 <w:rFonts w:ascii="Times New Roman" w:eastAsia="Times New Roman" w:hAnsi="Times New Roman" w:cs="Times New Roman"/>
@@ -10281,6 +12119,7 @@
               </w:rPr>
               <w:t>updated_at</w:t>
             </w:r>
+            <w:proofErr w:type="spellEnd"/>
           </w:p>
         </w:tc>
         <w:tc>
@@ -10399,6 +12238,7 @@
                 <w:lang w:eastAsia="zh-CN"/>
               </w:rPr>
             </w:pPr>
+            <w:proofErr w:type="spellStart"/>
             <w:r>
               <w:rPr>
                 <w:rFonts w:ascii="Times New Roman" w:hAnsi="Times New Roman" w:cs="Times New Roman"/>
@@ -10412,6 +12252,7 @@
               </w:rPr>
               <w:t>Post_Likes</w:t>
             </w:r>
+            <w:proofErr w:type="spellEnd"/>
           </w:p>
         </w:tc>
         <w:tc>
@@ -10482,14 +12323,25 @@
                 <w:lang w:eastAsia="zh-CN"/>
               </w:rPr>
             </w:pPr>
-            <w:r>
-              <w:rPr>
-                <w:rFonts w:ascii="Times New Roman" w:eastAsia="Times New Roman" w:hAnsi="Times New Roman" w:cs="Times New Roman"/>
-                <w:color w:val="1F1F1F"/>
-                <w:sz w:val="24"/>
-                <w:szCs w:val="24"/>
-              </w:rPr>
-              <w:t>varchar(36)</w:t>
+            <w:proofErr w:type="gramStart"/>
+            <w:r>
+              <w:rPr>
+                <w:rFonts w:ascii="Times New Roman" w:eastAsia="Times New Roman" w:hAnsi="Times New Roman" w:cs="Times New Roman"/>
+                <w:color w:val="1F1F1F"/>
+                <w:sz w:val="24"/>
+                <w:szCs w:val="24"/>
+              </w:rPr>
+              <w:t>varchar(</w:t>
+            </w:r>
+            <w:proofErr w:type="gramEnd"/>
+            <w:r>
+              <w:rPr>
+                <w:rFonts w:ascii="Times New Roman" w:eastAsia="Times New Roman" w:hAnsi="Times New Roman" w:cs="Times New Roman"/>
+                <w:color w:val="1F1F1F"/>
+                <w:sz w:val="24"/>
+                <w:szCs w:val="24"/>
+              </w:rPr>
+              <w:t>36)</w:t>
             </w:r>
           </w:p>
           <w:p>
@@ -10622,6 +12474,7 @@
                 <w:lang w:eastAsia="zh-CN"/>
               </w:rPr>
             </w:pPr>
+            <w:proofErr w:type="spellStart"/>
             <w:r>
               <w:rPr>
                 <w:rFonts w:ascii="Times New Roman" w:eastAsia="Times New Roman" w:hAnsi="Times New Roman" w:cs="Times New Roman"/>
@@ -10632,6 +12485,7 @@
               </w:rPr>
               <w:t>post_id</w:t>
             </w:r>
+            <w:proofErr w:type="spellEnd"/>
           </w:p>
         </w:tc>
         <w:tc>
@@ -10661,14 +12515,25 @@
                 <w:lang w:eastAsia="zh-CN"/>
               </w:rPr>
             </w:pPr>
-            <w:r>
-              <w:rPr>
-                <w:rFonts w:ascii="Times New Roman" w:eastAsia="Times New Roman" w:hAnsi="Times New Roman" w:cs="Times New Roman"/>
-                <w:color w:val="1F1F1F"/>
-                <w:sz w:val="24"/>
-                <w:szCs w:val="24"/>
-              </w:rPr>
-              <w:t>varchar(36)</w:t>
+            <w:proofErr w:type="gramStart"/>
+            <w:r>
+              <w:rPr>
+                <w:rFonts w:ascii="Times New Roman" w:eastAsia="Times New Roman" w:hAnsi="Times New Roman" w:cs="Times New Roman"/>
+                <w:color w:val="1F1F1F"/>
+                <w:sz w:val="24"/>
+                <w:szCs w:val="24"/>
+              </w:rPr>
+              <w:t>varchar(</w:t>
+            </w:r>
+            <w:proofErr w:type="gramEnd"/>
+            <w:r>
+              <w:rPr>
+                <w:rFonts w:ascii="Times New Roman" w:eastAsia="Times New Roman" w:hAnsi="Times New Roman" w:cs="Times New Roman"/>
+                <w:color w:val="1F1F1F"/>
+                <w:sz w:val="24"/>
+                <w:szCs w:val="24"/>
+              </w:rPr>
+              <w:t>36)</w:t>
             </w:r>
           </w:p>
           <w:p>
@@ -10801,6 +12666,7 @@
                 <w:lang w:eastAsia="zh-CN"/>
               </w:rPr>
             </w:pPr>
+            <w:proofErr w:type="spellStart"/>
             <w:r>
               <w:rPr>
                 <w:rFonts w:ascii="Times New Roman" w:eastAsia="Times New Roman" w:hAnsi="Times New Roman" w:cs="Times New Roman"/>
@@ -10811,6 +12677,7 @@
               </w:rPr>
               <w:t>user_id</w:t>
             </w:r>
+            <w:proofErr w:type="spellEnd"/>
           </w:p>
         </w:tc>
         <w:tc>
@@ -10840,14 +12707,25 @@
                 <w:lang w:eastAsia="zh-CN"/>
               </w:rPr>
             </w:pPr>
-            <w:r>
-              <w:rPr>
-                <w:rFonts w:ascii="Times New Roman" w:eastAsia="Times New Roman" w:hAnsi="Times New Roman" w:cs="Times New Roman"/>
-                <w:color w:val="1F1F1F"/>
-                <w:sz w:val="24"/>
-                <w:szCs w:val="24"/>
-              </w:rPr>
-              <w:t>varchar(36)</w:t>
+            <w:proofErr w:type="gramStart"/>
+            <w:r>
+              <w:rPr>
+                <w:rFonts w:ascii="Times New Roman" w:eastAsia="Times New Roman" w:hAnsi="Times New Roman" w:cs="Times New Roman"/>
+                <w:color w:val="1F1F1F"/>
+                <w:sz w:val="24"/>
+                <w:szCs w:val="24"/>
+              </w:rPr>
+              <w:t>varchar(</w:t>
+            </w:r>
+            <w:proofErr w:type="gramEnd"/>
+            <w:r>
+              <w:rPr>
+                <w:rFonts w:ascii="Times New Roman" w:eastAsia="Times New Roman" w:hAnsi="Times New Roman" w:cs="Times New Roman"/>
+                <w:color w:val="1F1F1F"/>
+                <w:sz w:val="24"/>
+                <w:szCs w:val="24"/>
+              </w:rPr>
+              <w:t>36)</w:t>
             </w:r>
           </w:p>
           <w:p>
@@ -10980,6 +12858,7 @@
                 <w:lang w:eastAsia="zh-CN"/>
               </w:rPr>
             </w:pPr>
+            <w:proofErr w:type="spellStart"/>
             <w:r>
               <w:rPr>
                 <w:rFonts w:ascii="Times New Roman" w:eastAsia="Times New Roman" w:hAnsi="Times New Roman" w:cs="Times New Roman"/>
@@ -10990,6 +12869,7 @@
               </w:rPr>
               <w:t>created_at</w:t>
             </w:r>
+            <w:proofErr w:type="spellEnd"/>
           </w:p>
         </w:tc>
         <w:tc>
@@ -11221,14 +13101,25 @@
                 <w:lang w:eastAsia="zh-CN"/>
               </w:rPr>
             </w:pPr>
-            <w:r>
-              <w:rPr>
-                <w:rFonts w:ascii="Times New Roman" w:eastAsia="Times New Roman" w:hAnsi="Times New Roman" w:cs="Times New Roman"/>
-                <w:color w:val="1F1F1F"/>
-                <w:sz w:val="24"/>
-                <w:szCs w:val="24"/>
-              </w:rPr>
-              <w:t>varchar(36)</w:t>
+            <w:proofErr w:type="gramStart"/>
+            <w:r>
+              <w:rPr>
+                <w:rFonts w:ascii="Times New Roman" w:eastAsia="Times New Roman" w:hAnsi="Times New Roman" w:cs="Times New Roman"/>
+                <w:color w:val="1F1F1F"/>
+                <w:sz w:val="24"/>
+                <w:szCs w:val="24"/>
+              </w:rPr>
+              <w:t>varchar(</w:t>
+            </w:r>
+            <w:proofErr w:type="gramEnd"/>
+            <w:r>
+              <w:rPr>
+                <w:rFonts w:ascii="Times New Roman" w:eastAsia="Times New Roman" w:hAnsi="Times New Roman" w:cs="Times New Roman"/>
+                <w:color w:val="1F1F1F"/>
+                <w:sz w:val="24"/>
+                <w:szCs w:val="24"/>
+              </w:rPr>
+              <w:t>36)</w:t>
             </w:r>
           </w:p>
           <w:p>
@@ -11361,6 +13252,7 @@
                 <w:lang w:eastAsia="zh-CN"/>
               </w:rPr>
             </w:pPr>
+            <w:proofErr w:type="spellStart"/>
             <w:r>
               <w:rPr>
                 <w:rFonts w:ascii="Times New Roman" w:eastAsia="Times New Roman" w:hAnsi="Times New Roman" w:cs="Times New Roman"/>
@@ -11371,6 +13263,7 @@
               </w:rPr>
               <w:t>follower_id</w:t>
             </w:r>
+            <w:proofErr w:type="spellEnd"/>
           </w:p>
         </w:tc>
         <w:tc>
@@ -11401,14 +13294,25 @@
                 <w:lang w:eastAsia="zh-CN"/>
               </w:rPr>
             </w:pPr>
-            <w:r>
-              <w:rPr>
-                <w:rFonts w:ascii="Times New Roman" w:eastAsia="Times New Roman" w:hAnsi="Times New Roman" w:cs="Times New Roman"/>
-                <w:color w:val="1F1F1F"/>
-                <w:sz w:val="24"/>
-                <w:szCs w:val="24"/>
-              </w:rPr>
-              <w:t>varchar(36)</w:t>
+            <w:proofErr w:type="gramStart"/>
+            <w:r>
+              <w:rPr>
+                <w:rFonts w:ascii="Times New Roman" w:eastAsia="Times New Roman" w:hAnsi="Times New Roman" w:cs="Times New Roman"/>
+                <w:color w:val="1F1F1F"/>
+                <w:sz w:val="24"/>
+                <w:szCs w:val="24"/>
+              </w:rPr>
+              <w:t>varchar(</w:t>
+            </w:r>
+            <w:proofErr w:type="gramEnd"/>
+            <w:r>
+              <w:rPr>
+                <w:rFonts w:ascii="Times New Roman" w:eastAsia="Times New Roman" w:hAnsi="Times New Roman" w:cs="Times New Roman"/>
+                <w:color w:val="1F1F1F"/>
+                <w:sz w:val="24"/>
+                <w:szCs w:val="24"/>
+              </w:rPr>
+              <w:t>36)</w:t>
             </w:r>
           </w:p>
           <w:p>
@@ -11541,6 +13445,7 @@
                 <w:lang w:eastAsia="zh-CN"/>
               </w:rPr>
             </w:pPr>
+            <w:proofErr w:type="spellStart"/>
             <w:r>
               <w:rPr>
                 <w:rFonts w:ascii="Times New Roman" w:eastAsia="Times New Roman" w:hAnsi="Times New Roman" w:cs="Times New Roman"/>
@@ -11551,6 +13456,7 @@
               </w:rPr>
               <w:t>following_id</w:t>
             </w:r>
+            <w:proofErr w:type="spellEnd"/>
           </w:p>
         </w:tc>
         <w:tc>
@@ -11581,14 +13487,25 @@
                 <w:lang w:eastAsia="zh-CN"/>
               </w:rPr>
             </w:pPr>
-            <w:r>
-              <w:rPr>
-                <w:rFonts w:ascii="Times New Roman" w:eastAsia="Times New Roman" w:hAnsi="Times New Roman" w:cs="Times New Roman"/>
-                <w:color w:val="1F1F1F"/>
-                <w:sz w:val="24"/>
-                <w:szCs w:val="24"/>
-              </w:rPr>
-              <w:t>varchar(36)</w:t>
+            <w:proofErr w:type="gramStart"/>
+            <w:r>
+              <w:rPr>
+                <w:rFonts w:ascii="Times New Roman" w:eastAsia="Times New Roman" w:hAnsi="Times New Roman" w:cs="Times New Roman"/>
+                <w:color w:val="1F1F1F"/>
+                <w:sz w:val="24"/>
+                <w:szCs w:val="24"/>
+              </w:rPr>
+              <w:t>varchar(</w:t>
+            </w:r>
+            <w:proofErr w:type="gramEnd"/>
+            <w:r>
+              <w:rPr>
+                <w:rFonts w:ascii="Times New Roman" w:eastAsia="Times New Roman" w:hAnsi="Times New Roman" w:cs="Times New Roman"/>
+                <w:color w:val="1F1F1F"/>
+                <w:sz w:val="24"/>
+                <w:szCs w:val="24"/>
+              </w:rPr>
+              <w:t>36)</w:t>
             </w:r>
           </w:p>
           <w:p>
@@ -11721,6 +13638,7 @@
                 <w:lang w:eastAsia="zh-CN"/>
               </w:rPr>
             </w:pPr>
+            <w:proofErr w:type="spellStart"/>
             <w:r>
               <w:rPr>
                 <w:rFonts w:ascii="Times New Roman" w:eastAsia="Times New Roman" w:hAnsi="Times New Roman" w:cs="Times New Roman"/>
@@ -11731,6 +13649,7 @@
               </w:rPr>
               <w:t>created_at</w:t>
             </w:r>
+            <w:proofErr w:type="spellEnd"/>
           </w:p>
         </w:tc>
         <w:tc>
@@ -11937,16 +13856,29 @@
                 <w:lang w:eastAsia="zh-CN"/>
               </w:rPr>
             </w:pPr>
-            <w:r>
-              <w:rPr>
-                <w:rFonts w:ascii="Times New Roman" w:hAnsi="Times New Roman" w:cs="Times New Roman"/>
-                <w:color w:val="1F1F1F"/>
-                <w:sz w:val="24"/>
-                <w:szCs w:val="24"/>
-                <w:bdr w:val="none" w:sz="0" w:space="0" w:color="auto" w:frame="1"/>
-                <w:lang w:eastAsia="zh-CN"/>
-              </w:rPr>
-              <w:t>string(PK)</w:t>
+            <w:proofErr w:type="gramStart"/>
+            <w:r>
+              <w:rPr>
+                <w:rFonts w:ascii="Times New Roman" w:hAnsi="Times New Roman" w:cs="Times New Roman"/>
+                <w:color w:val="1F1F1F"/>
+                <w:sz w:val="24"/>
+                <w:szCs w:val="24"/>
+                <w:bdr w:val="none" w:sz="0" w:space="0" w:color="auto" w:frame="1"/>
+                <w:lang w:eastAsia="zh-CN"/>
+              </w:rPr>
+              <w:t>string(</w:t>
+            </w:r>
+            <w:proofErr w:type="gramEnd"/>
+            <w:r>
+              <w:rPr>
+                <w:rFonts w:ascii="Times New Roman" w:hAnsi="Times New Roman" w:cs="Times New Roman"/>
+                <w:color w:val="1F1F1F"/>
+                <w:sz w:val="24"/>
+                <w:szCs w:val="24"/>
+                <w:bdr w:val="none" w:sz="0" w:space="0" w:color="auto" w:frame="1"/>
+                <w:lang w:eastAsia="zh-CN"/>
+              </w:rPr>
+              <w:t>PK)</w:t>
             </w:r>
           </w:p>
         </w:tc>
@@ -12096,16 +14028,29 @@
                 <w:lang w:eastAsia="zh-CN"/>
               </w:rPr>
             </w:pPr>
-            <w:r>
-              <w:rPr>
-                <w:rFonts w:ascii="Times New Roman" w:hAnsi="Times New Roman" w:cs="Times New Roman"/>
-                <w:color w:val="1F1F1F"/>
-                <w:sz w:val="24"/>
-                <w:szCs w:val="24"/>
-                <w:bdr w:val="none" w:sz="0" w:space="0" w:color="auto" w:frame="1"/>
-                <w:lang w:eastAsia="zh-CN"/>
-              </w:rPr>
-              <w:t>string(FK)</w:t>
+            <w:proofErr w:type="gramStart"/>
+            <w:r>
+              <w:rPr>
+                <w:rFonts w:ascii="Times New Roman" w:hAnsi="Times New Roman" w:cs="Times New Roman"/>
+                <w:color w:val="1F1F1F"/>
+                <w:sz w:val="24"/>
+                <w:szCs w:val="24"/>
+                <w:bdr w:val="none" w:sz="0" w:space="0" w:color="auto" w:frame="1"/>
+                <w:lang w:eastAsia="zh-CN"/>
+              </w:rPr>
+              <w:t>string(</w:t>
+            </w:r>
+            <w:proofErr w:type="gramEnd"/>
+            <w:r>
+              <w:rPr>
+                <w:rFonts w:ascii="Times New Roman" w:hAnsi="Times New Roman" w:cs="Times New Roman"/>
+                <w:color w:val="1F1F1F"/>
+                <w:sz w:val="24"/>
+                <w:szCs w:val="24"/>
+                <w:bdr w:val="none" w:sz="0" w:space="0" w:color="auto" w:frame="1"/>
+                <w:lang w:eastAsia="zh-CN"/>
+              </w:rPr>
+              <w:t>FK)</w:t>
             </w:r>
           </w:p>
         </w:tc>
@@ -12285,16 +14230,29 @@
                 <w:lang w:eastAsia="zh-CN"/>
               </w:rPr>
             </w:pPr>
-            <w:r>
-              <w:rPr>
-                <w:rFonts w:ascii="Times New Roman" w:hAnsi="Times New Roman" w:cs="Times New Roman"/>
-                <w:color w:val="1F1F1F"/>
-                <w:sz w:val="24"/>
-                <w:szCs w:val="24"/>
-                <w:bdr w:val="none" w:sz="0" w:space="0" w:color="auto" w:frame="1"/>
-                <w:lang w:eastAsia="zh-CN"/>
-              </w:rPr>
-              <w:t>string(FK)</w:t>
+            <w:proofErr w:type="gramStart"/>
+            <w:r>
+              <w:rPr>
+                <w:rFonts w:ascii="Times New Roman" w:hAnsi="Times New Roman" w:cs="Times New Roman"/>
+                <w:color w:val="1F1F1F"/>
+                <w:sz w:val="24"/>
+                <w:szCs w:val="24"/>
+                <w:bdr w:val="none" w:sz="0" w:space="0" w:color="auto" w:frame="1"/>
+                <w:lang w:eastAsia="zh-CN"/>
+              </w:rPr>
+              <w:t>string(</w:t>
+            </w:r>
+            <w:proofErr w:type="gramEnd"/>
+            <w:r>
+              <w:rPr>
+                <w:rFonts w:ascii="Times New Roman" w:hAnsi="Times New Roman" w:cs="Times New Roman"/>
+                <w:color w:val="1F1F1F"/>
+                <w:sz w:val="24"/>
+                <w:szCs w:val="24"/>
+                <w:bdr w:val="none" w:sz="0" w:space="0" w:color="auto" w:frame="1"/>
+                <w:lang w:eastAsia="zh-CN"/>
+              </w:rPr>
+              <w:t>FK)</w:t>
             </w:r>
           </w:p>
         </w:tc>
@@ -12424,6 +14382,7 @@
                 <w:lang w:eastAsia="zh-CN"/>
               </w:rPr>
             </w:pPr>
+            <w:proofErr w:type="spellStart"/>
             <w:r>
               <w:rPr>
                 <w:rFonts w:ascii="Times New Roman" w:eastAsia="Times New Roman" w:hAnsi="Times New Roman" w:cs="Times New Roman"/>
@@ -12434,6 +14393,7 @@
               </w:rPr>
               <w:t>created_at</w:t>
             </w:r>
+            <w:proofErr w:type="spellEnd"/>
           </w:p>
         </w:tc>
         <w:tc>
@@ -12584,6 +14544,7 @@
                 <w:lang w:eastAsia="zh-CN"/>
               </w:rPr>
             </w:pPr>
+            <w:proofErr w:type="spellStart"/>
             <w:r>
               <w:rPr>
                 <w:rFonts w:ascii="Times New Roman" w:eastAsia="Times New Roman" w:hAnsi="Times New Roman" w:cs="Times New Roman"/>
@@ -12594,6 +14555,7 @@
               </w:rPr>
               <w:t>last_message_at</w:t>
             </w:r>
+            <w:proofErr w:type="spellEnd"/>
           </w:p>
         </w:tc>
         <w:tc>
@@ -12800,16 +14762,29 @@
                 <w:lang w:eastAsia="zh-CN"/>
               </w:rPr>
             </w:pPr>
-            <w:r>
-              <w:rPr>
-                <w:rFonts w:ascii="Times New Roman" w:hAnsi="Times New Roman" w:cs="Times New Roman"/>
-                <w:color w:val="1F1F1F"/>
-                <w:sz w:val="24"/>
-                <w:szCs w:val="24"/>
-                <w:bdr w:val="none" w:sz="0" w:space="0" w:color="auto" w:frame="1"/>
-                <w:lang w:eastAsia="zh-CN"/>
-              </w:rPr>
-              <w:t>string(PK)</w:t>
+            <w:proofErr w:type="gramStart"/>
+            <w:r>
+              <w:rPr>
+                <w:rFonts w:ascii="Times New Roman" w:hAnsi="Times New Roman" w:cs="Times New Roman"/>
+                <w:color w:val="1F1F1F"/>
+                <w:sz w:val="24"/>
+                <w:szCs w:val="24"/>
+                <w:bdr w:val="none" w:sz="0" w:space="0" w:color="auto" w:frame="1"/>
+                <w:lang w:eastAsia="zh-CN"/>
+              </w:rPr>
+              <w:t>string(</w:t>
+            </w:r>
+            <w:proofErr w:type="gramEnd"/>
+            <w:r>
+              <w:rPr>
+                <w:rFonts w:ascii="Times New Roman" w:hAnsi="Times New Roman" w:cs="Times New Roman"/>
+                <w:color w:val="1F1F1F"/>
+                <w:sz w:val="24"/>
+                <w:szCs w:val="24"/>
+                <w:bdr w:val="none" w:sz="0" w:space="0" w:color="auto" w:frame="1"/>
+                <w:lang w:eastAsia="zh-CN"/>
+              </w:rPr>
+              <w:t>PK)</w:t>
             </w:r>
           </w:p>
         </w:tc>
@@ -12921,6 +14896,7 @@
                 <w:lang w:eastAsia="zh-CN"/>
               </w:rPr>
             </w:pPr>
+            <w:proofErr w:type="spellStart"/>
             <w:r>
               <w:rPr>
                 <w:rFonts w:ascii="Times New Roman" w:eastAsia="Times New Roman" w:hAnsi="Times New Roman" w:cs="Times New Roman"/>
@@ -12931,6 +14907,7 @@
               </w:rPr>
               <w:t>conversation_id</w:t>
             </w:r>
+            <w:proofErr w:type="spellEnd"/>
           </w:p>
         </w:tc>
         <w:tc>
@@ -12962,16 +14939,29 @@
                 <w:lang w:eastAsia="zh-CN"/>
               </w:rPr>
             </w:pPr>
-            <w:r>
-              <w:rPr>
-                <w:rFonts w:ascii="Times New Roman" w:hAnsi="Times New Roman" w:cs="Times New Roman"/>
-                <w:color w:val="1F1F1F"/>
-                <w:sz w:val="24"/>
-                <w:szCs w:val="24"/>
-                <w:bdr w:val="none" w:sz="0" w:space="0" w:color="auto" w:frame="1"/>
-                <w:lang w:eastAsia="zh-CN"/>
-              </w:rPr>
-              <w:t>string(FK)</w:t>
+            <w:proofErr w:type="gramStart"/>
+            <w:r>
+              <w:rPr>
+                <w:rFonts w:ascii="Times New Roman" w:hAnsi="Times New Roman" w:cs="Times New Roman"/>
+                <w:color w:val="1F1F1F"/>
+                <w:sz w:val="24"/>
+                <w:szCs w:val="24"/>
+                <w:bdr w:val="none" w:sz="0" w:space="0" w:color="auto" w:frame="1"/>
+                <w:lang w:eastAsia="zh-CN"/>
+              </w:rPr>
+              <w:t>string(</w:t>
+            </w:r>
+            <w:proofErr w:type="gramEnd"/>
+            <w:r>
+              <w:rPr>
+                <w:rFonts w:ascii="Times New Roman" w:hAnsi="Times New Roman" w:cs="Times New Roman"/>
+                <w:color w:val="1F1F1F"/>
+                <w:sz w:val="24"/>
+                <w:szCs w:val="24"/>
+                <w:bdr w:val="none" w:sz="0" w:space="0" w:color="auto" w:frame="1"/>
+                <w:lang w:eastAsia="zh-CN"/>
+              </w:rPr>
+              <w:t>FK)</w:t>
             </w:r>
           </w:p>
         </w:tc>
@@ -13082,6 +15072,7 @@
                 <w:lang w:eastAsia="zh-CN"/>
               </w:rPr>
             </w:pPr>
+            <w:proofErr w:type="spellStart"/>
             <w:r>
               <w:rPr>
                 <w:rFonts w:ascii="Times New Roman" w:eastAsia="Times New Roman" w:hAnsi="Times New Roman" w:cs="Times New Roman"/>
@@ -13092,6 +15083,7 @@
               </w:rPr>
               <w:t>sender_id</w:t>
             </w:r>
+            <w:proofErr w:type="spellEnd"/>
           </w:p>
         </w:tc>
         <w:tc>
@@ -13121,16 +15113,29 @@
                 <w:bdr w:val="none" w:sz="0" w:space="0" w:color="auto" w:frame="1"/>
               </w:rPr>
             </w:pPr>
-            <w:r>
-              <w:rPr>
-                <w:rFonts w:ascii="Times New Roman" w:hAnsi="Times New Roman" w:cs="Times New Roman"/>
-                <w:color w:val="1F1F1F"/>
-                <w:sz w:val="24"/>
-                <w:szCs w:val="24"/>
-                <w:bdr w:val="none" w:sz="0" w:space="0" w:color="auto" w:frame="1"/>
-                <w:lang w:eastAsia="zh-CN"/>
-              </w:rPr>
-              <w:t>string(FK)</w:t>
+            <w:proofErr w:type="gramStart"/>
+            <w:r>
+              <w:rPr>
+                <w:rFonts w:ascii="Times New Roman" w:hAnsi="Times New Roman" w:cs="Times New Roman"/>
+                <w:color w:val="1F1F1F"/>
+                <w:sz w:val="24"/>
+                <w:szCs w:val="24"/>
+                <w:bdr w:val="none" w:sz="0" w:space="0" w:color="auto" w:frame="1"/>
+                <w:lang w:eastAsia="zh-CN"/>
+              </w:rPr>
+              <w:t>string(</w:t>
+            </w:r>
+            <w:proofErr w:type="gramEnd"/>
+            <w:r>
+              <w:rPr>
+                <w:rFonts w:ascii="Times New Roman" w:hAnsi="Times New Roman" w:cs="Times New Roman"/>
+                <w:color w:val="1F1F1F"/>
+                <w:sz w:val="24"/>
+                <w:szCs w:val="24"/>
+                <w:bdr w:val="none" w:sz="0" w:space="0" w:color="auto" w:frame="1"/>
+                <w:lang w:eastAsia="zh-CN"/>
+              </w:rPr>
+              <w:t>FK)</w:t>
             </w:r>
           </w:p>
         </w:tc>
@@ -13241,6 +15246,7 @@
                 <w:lang w:eastAsia="zh-CN"/>
               </w:rPr>
             </w:pPr>
+            <w:proofErr w:type="spellStart"/>
             <w:r>
               <w:rPr>
                 <w:rFonts w:ascii="Times New Roman" w:eastAsia="Times New Roman" w:hAnsi="Times New Roman" w:cs="Times New Roman"/>
@@ -13251,6 +15257,7 @@
               </w:rPr>
               <w:t>receiver_id</w:t>
             </w:r>
+            <w:proofErr w:type="spellEnd"/>
           </w:p>
         </w:tc>
         <w:tc>
@@ -13280,16 +15287,29 @@
                 <w:bdr w:val="none" w:sz="0" w:space="0" w:color="auto" w:frame="1"/>
               </w:rPr>
             </w:pPr>
-            <w:r>
-              <w:rPr>
-                <w:rFonts w:ascii="Times New Roman" w:hAnsi="Times New Roman" w:cs="Times New Roman"/>
-                <w:color w:val="1F1F1F"/>
-                <w:sz w:val="24"/>
-                <w:szCs w:val="24"/>
-                <w:bdr w:val="none" w:sz="0" w:space="0" w:color="auto" w:frame="1"/>
-                <w:lang w:eastAsia="zh-CN"/>
-              </w:rPr>
-              <w:t>string(FK)</w:t>
+            <w:proofErr w:type="gramStart"/>
+            <w:r>
+              <w:rPr>
+                <w:rFonts w:ascii="Times New Roman" w:hAnsi="Times New Roman" w:cs="Times New Roman"/>
+                <w:color w:val="1F1F1F"/>
+                <w:sz w:val="24"/>
+                <w:szCs w:val="24"/>
+                <w:bdr w:val="none" w:sz="0" w:space="0" w:color="auto" w:frame="1"/>
+                <w:lang w:eastAsia="zh-CN"/>
+              </w:rPr>
+              <w:t>string(</w:t>
+            </w:r>
+            <w:proofErr w:type="gramEnd"/>
+            <w:r>
+              <w:rPr>
+                <w:rFonts w:ascii="Times New Roman" w:hAnsi="Times New Roman" w:cs="Times New Roman"/>
+                <w:color w:val="1F1F1F"/>
+                <w:sz w:val="24"/>
+                <w:szCs w:val="24"/>
+                <w:bdr w:val="none" w:sz="0" w:space="0" w:color="auto" w:frame="1"/>
+                <w:lang w:eastAsia="zh-CN"/>
+              </w:rPr>
+              <w:t>FK)</w:t>
             </w:r>
           </w:p>
         </w:tc>
@@ -13562,6 +15582,7 @@
                 <w:lang w:eastAsia="zh-CN"/>
               </w:rPr>
             </w:pPr>
+            <w:proofErr w:type="spellStart"/>
             <w:r>
               <w:rPr>
                 <w:rFonts w:ascii="Times New Roman" w:eastAsia="Times New Roman" w:hAnsi="Times New Roman" w:cs="Times New Roman"/>
@@ -13572,6 +15593,7 @@
               </w:rPr>
               <w:t>is_read</w:t>
             </w:r>
+            <w:proofErr w:type="spellEnd"/>
           </w:p>
         </w:tc>
         <w:tc>
@@ -13723,6 +15745,7 @@
                 <w:lang w:eastAsia="zh-CN"/>
               </w:rPr>
             </w:pPr>
+            <w:proofErr w:type="spellStart"/>
             <w:r>
               <w:rPr>
                 <w:rFonts w:ascii="Times New Roman" w:hAnsi="Times New Roman" w:cs="Times New Roman"/>
@@ -13734,6 +15757,7 @@
               </w:rPr>
               <w:t>read_at</w:t>
             </w:r>
+            <w:proofErr w:type="spellEnd"/>
           </w:p>
         </w:tc>
         <w:tc>
@@ -13885,6 +15909,7 @@
                 <w:lang w:eastAsia="zh-CN"/>
               </w:rPr>
             </w:pPr>
+            <w:proofErr w:type="spellStart"/>
             <w:r>
               <w:rPr>
                 <w:rFonts w:ascii="Times New Roman" w:eastAsia="Times New Roman" w:hAnsi="Times New Roman" w:cs="Times New Roman"/>
@@ -13895,6 +15920,7 @@
               </w:rPr>
               <w:t>created_at</w:t>
             </w:r>
+            <w:proofErr w:type="spellEnd"/>
           </w:p>
         </w:tc>
         <w:tc>
@@ -14101,6 +16127,7 @@
                 <w:bdr w:val="none" w:sz="0" w:space="0" w:color="auto" w:frame="1"/>
               </w:rPr>
             </w:pPr>
+            <w:proofErr w:type="spellStart"/>
             <w:r>
               <w:rPr>
                 <w:rFonts w:ascii="Times New Roman" w:eastAsia="Times New Roman" w:hAnsi="Times New Roman" w:cs="Times New Roman"/>
@@ -14111,6 +16138,7 @@
               </w:rPr>
               <w:t>bigint</w:t>
             </w:r>
+            <w:proofErr w:type="spellEnd"/>
           </w:p>
           <w:p>
             <w:pPr>
@@ -14245,6 +16273,7 @@
                 <w:lang w:eastAsia="zh-CN"/>
               </w:rPr>
             </w:pPr>
+            <w:proofErr w:type="spellStart"/>
             <w:r>
               <w:rPr>
                 <w:rFonts w:ascii="Times New Roman" w:eastAsia="Times New Roman" w:hAnsi="Times New Roman" w:cs="Times New Roman"/>
@@ -14254,6 +16283,7 @@
               </w:rPr>
               <w:t>title_en</w:t>
             </w:r>
+            <w:proofErr w:type="spellEnd"/>
           </w:p>
         </w:tc>
         <w:tc>
@@ -14284,16 +16314,29 @@
                 <w:lang w:eastAsia="zh-CN"/>
               </w:rPr>
             </w:pPr>
-            <w:r>
-              <w:rPr>
-                <w:rFonts w:ascii="Times New Roman" w:hAnsi="Times New Roman" w:cs="Times New Roman"/>
-                <w:color w:val="1F1F1F"/>
-                <w:sz w:val="24"/>
-                <w:szCs w:val="24"/>
-                <w:bdr w:val="none" w:sz="0" w:space="0" w:color="auto" w:frame="1"/>
-                <w:lang w:eastAsia="zh-CN"/>
-              </w:rPr>
-              <w:t>varchar(500)</w:t>
+            <w:proofErr w:type="gramStart"/>
+            <w:r>
+              <w:rPr>
+                <w:rFonts w:ascii="Times New Roman" w:hAnsi="Times New Roman" w:cs="Times New Roman"/>
+                <w:color w:val="1F1F1F"/>
+                <w:sz w:val="24"/>
+                <w:szCs w:val="24"/>
+                <w:bdr w:val="none" w:sz="0" w:space="0" w:color="auto" w:frame="1"/>
+                <w:lang w:eastAsia="zh-CN"/>
+              </w:rPr>
+              <w:t>varchar(</w:t>
+            </w:r>
+            <w:proofErr w:type="gramEnd"/>
+            <w:r>
+              <w:rPr>
+                <w:rFonts w:ascii="Times New Roman" w:hAnsi="Times New Roman" w:cs="Times New Roman"/>
+                <w:color w:val="1F1F1F"/>
+                <w:sz w:val="24"/>
+                <w:szCs w:val="24"/>
+                <w:bdr w:val="none" w:sz="0" w:space="0" w:color="auto" w:frame="1"/>
+                <w:lang w:eastAsia="zh-CN"/>
+              </w:rPr>
+              <w:t>500)</w:t>
             </w:r>
           </w:p>
         </w:tc>
@@ -14402,6 +16445,7 @@
                 <w:lang w:eastAsia="zh-CN"/>
               </w:rPr>
             </w:pPr>
+            <w:proofErr w:type="spellStart"/>
             <w:r>
               <w:rPr>
                 <w:rFonts w:ascii="Times New Roman" w:eastAsia="Times New Roman" w:hAnsi="Times New Roman" w:cs="Times New Roman"/>
@@ -14412,6 +16456,7 @@
               </w:rPr>
               <w:t>title_zh</w:t>
             </w:r>
+            <w:proofErr w:type="spellEnd"/>
           </w:p>
         </w:tc>
         <w:tc>
@@ -14442,16 +16487,29 @@
                 <w:lang w:eastAsia="zh-CN"/>
               </w:rPr>
             </w:pPr>
-            <w:r>
-              <w:rPr>
-                <w:rFonts w:ascii="Times New Roman" w:hAnsi="Times New Roman" w:cs="Times New Roman"/>
-                <w:color w:val="1F1F1F"/>
-                <w:sz w:val="24"/>
-                <w:szCs w:val="24"/>
-                <w:bdr w:val="none" w:sz="0" w:space="0" w:color="auto" w:frame="1"/>
-                <w:lang w:eastAsia="zh-CN"/>
-              </w:rPr>
-              <w:t>varchar(500)</w:t>
+            <w:proofErr w:type="gramStart"/>
+            <w:r>
+              <w:rPr>
+                <w:rFonts w:ascii="Times New Roman" w:hAnsi="Times New Roman" w:cs="Times New Roman"/>
+                <w:color w:val="1F1F1F"/>
+                <w:sz w:val="24"/>
+                <w:szCs w:val="24"/>
+                <w:bdr w:val="none" w:sz="0" w:space="0" w:color="auto" w:frame="1"/>
+                <w:lang w:eastAsia="zh-CN"/>
+              </w:rPr>
+              <w:t>varchar(</w:t>
+            </w:r>
+            <w:proofErr w:type="gramEnd"/>
+            <w:r>
+              <w:rPr>
+                <w:rFonts w:ascii="Times New Roman" w:hAnsi="Times New Roman" w:cs="Times New Roman"/>
+                <w:color w:val="1F1F1F"/>
+                <w:sz w:val="24"/>
+                <w:szCs w:val="24"/>
+                <w:bdr w:val="none" w:sz="0" w:space="0" w:color="auto" w:frame="1"/>
+                <w:lang w:eastAsia="zh-CN"/>
+              </w:rPr>
+              <w:t>500)</w:t>
             </w:r>
           </w:p>
         </w:tc>
@@ -14562,15 +16620,27 @@
                 <w:lang w:eastAsia="zh-CN"/>
               </w:rPr>
             </w:pPr>
-            <w:r>
-              <w:rPr>
-                <w:rFonts w:ascii="Times New Roman" w:eastAsia="Times New Roman" w:hAnsi="Times New Roman" w:cs="Times New Roman"/>
-                <w:color w:val="1F1F1F"/>
-                <w:sz w:val="24"/>
-                <w:szCs w:val="24"/>
-                <w:bdr w:val="none" w:sz="0" w:space="0" w:color="auto" w:frame="1"/>
-              </w:rPr>
-              <w:t xml:space="preserve">summary_en </w:t>
+            <w:proofErr w:type="spellStart"/>
+            <w:r>
+              <w:rPr>
+                <w:rFonts w:ascii="Times New Roman" w:eastAsia="Times New Roman" w:hAnsi="Times New Roman" w:cs="Times New Roman"/>
+                <w:color w:val="1F1F1F"/>
+                <w:sz w:val="24"/>
+                <w:szCs w:val="24"/>
+                <w:bdr w:val="none" w:sz="0" w:space="0" w:color="auto" w:frame="1"/>
+              </w:rPr>
+              <w:t>summary_en</w:t>
+            </w:r>
+            <w:proofErr w:type="spellEnd"/>
+            <w:r>
+              <w:rPr>
+                <w:rFonts w:ascii="Times New Roman" w:eastAsia="Times New Roman" w:hAnsi="Times New Roman" w:cs="Times New Roman"/>
+                <w:color w:val="1F1F1F"/>
+                <w:sz w:val="24"/>
+                <w:szCs w:val="24"/>
+                <w:bdr w:val="none" w:sz="0" w:space="0" w:color="auto" w:frame="1"/>
+              </w:rPr>
+              <w:t xml:space="preserve"> </w:t>
             </w:r>
           </w:p>
         </w:tc>
@@ -14730,7 +16800,18 @@
                 <w:szCs w:val="24"/>
                 <w:bdr w:val="none" w:sz="0" w:space="0" w:color="auto" w:frame="1"/>
               </w:rPr>
-              <w:t> summary_</w:t>
+              <w:t> </w:t>
+            </w:r>
+            <w:proofErr w:type="spellStart"/>
+            <w:r>
+              <w:rPr>
+                <w:rFonts w:ascii="Times New Roman" w:eastAsia="Times New Roman" w:hAnsi="Times New Roman" w:cs="Times New Roman"/>
+                <w:color w:val="1F1F1F"/>
+                <w:sz w:val="24"/>
+                <w:szCs w:val="24"/>
+                <w:bdr w:val="none" w:sz="0" w:space="0" w:color="auto" w:frame="1"/>
+              </w:rPr>
+              <w:t>summary_</w:t>
             </w:r>
             <w:r>
               <w:rPr>
@@ -14743,6 +16824,7 @@
               </w:rPr>
               <w:t>zh</w:t>
             </w:r>
+            <w:proofErr w:type="spellEnd"/>
           </w:p>
         </w:tc>
         <w:tc>
@@ -14908,7 +16990,7 @@
             <w:pPr>
               <w:spacing w:after="0" w:line="240" w:lineRule="auto"/>
               <w:rPr>
-                <w:rFonts w:ascii="Times New Roman" w:hAnsi="Times New Roman" w:cs="Times New Roman" w:hint="eastAsia"/>
+                <w:rFonts w:ascii="Times New Roman" w:hAnsi="Times New Roman" w:cs="Times New Roman"/>
                 <w:color w:val="1F1F1F"/>
                 <w:sz w:val="24"/>
                 <w:szCs w:val="24"/>
@@ -15076,6 +17158,7 @@
                 <w:lang w:eastAsia="zh-CN"/>
               </w:rPr>
             </w:pPr>
+            <w:proofErr w:type="spellStart"/>
             <w:r>
               <w:rPr>
                 <w:rFonts w:ascii="Times New Roman" w:eastAsia="Times New Roman" w:hAnsi="Times New Roman" w:cs="Times New Roman"/>
@@ -15097,6 +17180,7 @@
               </w:rPr>
               <w:t>l</w:t>
             </w:r>
+            <w:proofErr w:type="spellEnd"/>
           </w:p>
         </w:tc>
         <w:tc>
@@ -15160,6 +17244,7 @@
                 <w:bdr w:val="none" w:sz="0" w:space="0" w:color="auto" w:frame="1"/>
                 <w:lang w:eastAsia="zh-CN"/>
               </w:rPr>
+              <w:lastRenderedPageBreak/>
               <w:t>(1000)</w:t>
             </w:r>
           </w:p>
@@ -15201,6 +17286,7 @@
                 <w:szCs w:val="24"/>
                 <w:bdr w:val="none" w:sz="0" w:space="0" w:color="auto" w:frame="1"/>
               </w:rPr>
+              <w:lastRenderedPageBreak/>
               <w:t>Original URL</w:t>
             </w:r>
           </w:p>
@@ -15311,16 +17397,29 @@
                 <w:lang w:eastAsia="zh-CN"/>
               </w:rPr>
             </w:pPr>
-            <w:r>
-              <w:rPr>
-                <w:rFonts w:ascii="Times New Roman" w:hAnsi="Times New Roman" w:cs="Times New Roman"/>
-                <w:color w:val="1F1F1F"/>
-                <w:sz w:val="24"/>
-                <w:szCs w:val="24"/>
-                <w:bdr w:val="none" w:sz="0" w:space="0" w:color="auto" w:frame="1"/>
-                <w:lang w:eastAsia="zh-CN"/>
-              </w:rPr>
-              <w:t>varchar(255)</w:t>
+            <w:proofErr w:type="gramStart"/>
+            <w:r>
+              <w:rPr>
+                <w:rFonts w:ascii="Times New Roman" w:hAnsi="Times New Roman" w:cs="Times New Roman"/>
+                <w:color w:val="1F1F1F"/>
+                <w:sz w:val="24"/>
+                <w:szCs w:val="24"/>
+                <w:bdr w:val="none" w:sz="0" w:space="0" w:color="auto" w:frame="1"/>
+                <w:lang w:eastAsia="zh-CN"/>
+              </w:rPr>
+              <w:t>varchar(</w:t>
+            </w:r>
+            <w:proofErr w:type="gramEnd"/>
+            <w:r>
+              <w:rPr>
+                <w:rFonts w:ascii="Times New Roman" w:hAnsi="Times New Roman" w:cs="Times New Roman"/>
+                <w:color w:val="1F1F1F"/>
+                <w:sz w:val="24"/>
+                <w:szCs w:val="24"/>
+                <w:bdr w:val="none" w:sz="0" w:space="0" w:color="auto" w:frame="1"/>
+                <w:lang w:eastAsia="zh-CN"/>
+              </w:rPr>
+              <w:t>255)</w:t>
             </w:r>
           </w:p>
         </w:tc>
@@ -15431,6 +17530,7 @@
                 <w:lang w:eastAsia="zh-CN"/>
               </w:rPr>
             </w:pPr>
+            <w:proofErr w:type="spellStart"/>
             <w:r>
               <w:rPr>
                 <w:rFonts w:ascii="Times New Roman" w:eastAsia="Times New Roman" w:hAnsi="Times New Roman" w:cs="Times New Roman"/>
@@ -15441,6 +17541,7 @@
               </w:rPr>
               <w:t>publish_date</w:t>
             </w:r>
+            <w:proofErr w:type="spellEnd"/>
           </w:p>
         </w:tc>
         <w:tc>
@@ -15589,6 +17690,7 @@
                 <w:lang w:eastAsia="zh-CN"/>
               </w:rPr>
             </w:pPr>
+            <w:proofErr w:type="spellStart"/>
             <w:r>
               <w:rPr>
                 <w:rFonts w:ascii="Times New Roman" w:eastAsia="Times New Roman" w:hAnsi="Times New Roman" w:cs="Times New Roman"/>
@@ -15599,6 +17701,7 @@
               </w:rPr>
               <w:t>create_time</w:t>
             </w:r>
+            <w:proofErr w:type="spellEnd"/>
           </w:p>
         </w:tc>
         <w:tc>
@@ -15707,7 +17810,7 @@
             <w:pPr>
               <w:spacing w:after="0" w:line="240" w:lineRule="auto"/>
               <w:rPr>
-                <w:rFonts w:ascii="Times New Roman" w:hAnsi="Times New Roman" w:cs="Times New Roman" w:hint="eastAsia"/>
+                <w:rFonts w:ascii="Times New Roman" w:hAnsi="Times New Roman" w:cs="Times New Roman"/>
                 <w:b/>
                 <w:bCs/>
                 <w:color w:val="1F1F1F"/>
@@ -15793,23 +17896,35 @@
             <w:pPr>
               <w:spacing w:after="0" w:line="240" w:lineRule="auto"/>
               <w:rPr>
+                <w:rFonts w:ascii="Times New Roman" w:eastAsia="Times New Roman" w:hAnsi="Times New Roman" w:cs="Times New Roman"/>
+                <w:color w:val="1F1F1F"/>
+                <w:sz w:val="24"/>
+                <w:szCs w:val="24"/>
+                <w:bdr w:val="none" w:sz="0" w:space="0" w:color="auto" w:frame="1"/>
+              </w:rPr>
+            </w:pPr>
+            <w:proofErr w:type="gramStart"/>
+            <w:r>
+              <w:rPr>
+                <w:rFonts w:ascii="Times New Roman" w:eastAsia="Times New Roman" w:hAnsi="Times New Roman" w:cs="Times New Roman"/>
+                <w:color w:val="1F1F1F"/>
+                <w:sz w:val="24"/>
+                <w:szCs w:val="24"/>
+                <w:bdr w:val="none" w:sz="0" w:space="0" w:color="auto" w:frame="1"/>
+              </w:rPr>
+              <w:t>Long</w:t>
+            </w:r>
+            <w:r>
+              <w:rPr>
                 <w:rFonts w:ascii="Times New Roman" w:eastAsia="Times New Roman" w:hAnsi="Times New Roman" w:cs="Times New Roman" w:hint="eastAsia"/>
                 <w:color w:val="1F1F1F"/>
                 <w:sz w:val="24"/>
                 <w:szCs w:val="24"/>
                 <w:bdr w:val="none" w:sz="0" w:space="0" w:color="auto" w:frame="1"/>
               </w:rPr>
-            </w:pPr>
-            <w:r>
-              <w:rPr>
-                <w:rFonts w:ascii="Times New Roman" w:eastAsia="Times New Roman" w:hAnsi="Times New Roman" w:cs="Times New Roman"/>
-                <w:color w:val="1F1F1F"/>
-                <w:sz w:val="24"/>
-                <w:szCs w:val="24"/>
-                <w:bdr w:val="none" w:sz="0" w:space="0" w:color="auto" w:frame="1"/>
-              </w:rPr>
-              <w:t>Long</w:t>
-            </w:r>
+              <w:t>(</w:t>
+            </w:r>
+            <w:proofErr w:type="gramEnd"/>
             <w:r>
               <w:rPr>
                 <w:rFonts w:ascii="Times New Roman" w:eastAsia="Times New Roman" w:hAnsi="Times New Roman" w:cs="Times New Roman" w:hint="eastAsia"/>
@@ -15818,7 +17933,7 @@
                 <w:szCs w:val="24"/>
                 <w:bdr w:val="none" w:sz="0" w:space="0" w:color="auto" w:frame="1"/>
               </w:rPr>
-              <w:t>(PK)</w:t>
+              <w:t>PK)</w:t>
             </w:r>
           </w:p>
         </w:tc>
@@ -15927,6 +18042,7 @@
                 <w:bdr w:val="none" w:sz="0" w:space="0" w:color="auto" w:frame="1"/>
               </w:rPr>
             </w:pPr>
+            <w:proofErr w:type="spellStart"/>
             <w:r>
               <w:rPr>
                 <w:rFonts w:ascii="Times New Roman" w:eastAsia="Times New Roman" w:hAnsi="Times New Roman" w:cs="Times New Roman"/>
@@ -15937,6 +18053,7 @@
               </w:rPr>
               <w:t>reporter_id</w:t>
             </w:r>
+            <w:proofErr w:type="spellEnd"/>
           </w:p>
         </w:tc>
         <w:tc>
@@ -15967,22 +18084,34 @@
                 <w:bdr w:val="none" w:sz="0" w:space="0" w:color="auto" w:frame="1"/>
               </w:rPr>
             </w:pPr>
-            <w:r>
-              <w:rPr>
-                <w:rFonts w:ascii="Times New Roman" w:eastAsia="Times New Roman" w:hAnsi="Times New Roman" w:cs="Times New Roman"/>
-                <w:color w:val="1F1F1F"/>
-                <w:sz w:val="24"/>
-                <w:szCs w:val="24"/>
-                <w:bdr w:val="none" w:sz="0" w:space="0" w:color="auto" w:frame="1"/>
-              </w:rPr>
-              <w:t>varchar(36)</w:t>
+            <w:proofErr w:type="gramStart"/>
+            <w:r>
+              <w:rPr>
+                <w:rFonts w:ascii="Times New Roman" w:eastAsia="Times New Roman" w:hAnsi="Times New Roman" w:cs="Times New Roman"/>
+                <w:color w:val="1F1F1F"/>
+                <w:sz w:val="24"/>
+                <w:szCs w:val="24"/>
+                <w:bdr w:val="none" w:sz="0" w:space="0" w:color="auto" w:frame="1"/>
+              </w:rPr>
+              <w:t>varchar(</w:t>
+            </w:r>
+            <w:proofErr w:type="gramEnd"/>
+            <w:r>
+              <w:rPr>
+                <w:rFonts w:ascii="Times New Roman" w:eastAsia="Times New Roman" w:hAnsi="Times New Roman" w:cs="Times New Roman"/>
+                <w:color w:val="1F1F1F"/>
+                <w:sz w:val="24"/>
+                <w:szCs w:val="24"/>
+                <w:bdr w:val="none" w:sz="0" w:space="0" w:color="auto" w:frame="1"/>
+              </w:rPr>
+              <w:t>36)</w:t>
             </w:r>
           </w:p>
           <w:p>
             <w:pPr>
               <w:spacing w:after="0" w:line="240" w:lineRule="auto"/>
               <w:rPr>
-                <w:rFonts w:ascii="Times New Roman" w:eastAsia="Times New Roman" w:hAnsi="Times New Roman" w:cs="Times New Roman" w:hint="eastAsia"/>
+                <w:rFonts w:ascii="Times New Roman" w:eastAsia="Times New Roman" w:hAnsi="Times New Roman" w:cs="Times New Roman"/>
                 <w:color w:val="1F1F1F"/>
                 <w:sz w:val="24"/>
                 <w:szCs w:val="24"/>
@@ -16106,6 +18235,7 @@
                 <w:bdr w:val="none" w:sz="0" w:space="0" w:color="auto" w:frame="1"/>
               </w:rPr>
             </w:pPr>
+            <w:proofErr w:type="spellStart"/>
             <w:r>
               <w:rPr>
                 <w:rFonts w:ascii="Times New Roman" w:eastAsia="Times New Roman" w:hAnsi="Times New Roman" w:cs="Times New Roman"/>
@@ -16116,6 +18246,7 @@
               </w:rPr>
               <w:t>targetType</w:t>
             </w:r>
+            <w:proofErr w:type="spellEnd"/>
           </w:p>
         </w:tc>
         <w:tc>
@@ -16263,6 +18394,7 @@
                 <w:bdr w:val="none" w:sz="0" w:space="0" w:color="auto" w:frame="1"/>
               </w:rPr>
             </w:pPr>
+            <w:proofErr w:type="spellStart"/>
             <w:r>
               <w:rPr>
                 <w:rFonts w:ascii="Times New Roman" w:eastAsia="Times New Roman" w:hAnsi="Times New Roman" w:cs="Times New Roman"/>
@@ -16273,6 +18405,7 @@
               </w:rPr>
               <w:t>targetId</w:t>
             </w:r>
+            <w:proofErr w:type="spellEnd"/>
           </w:p>
         </w:tc>
         <w:tc>
@@ -16336,7 +18469,7 @@
             <w:pPr>
               <w:spacing w:after="0" w:line="240" w:lineRule="auto"/>
               <w:rPr>
-                <w:rFonts w:ascii="Times New Roman" w:eastAsia="Times New Roman" w:hAnsi="Times New Roman" w:cs="Times New Roman" w:hint="eastAsia"/>
+                <w:rFonts w:ascii="Times New Roman" w:eastAsia="Times New Roman" w:hAnsi="Times New Roman" w:cs="Times New Roman"/>
                 <w:color w:val="1F1F1F"/>
                 <w:sz w:val="24"/>
                 <w:szCs w:val="24"/>
@@ -16503,7 +18636,7 @@
             <w:pPr>
               <w:spacing w:after="0" w:line="240" w:lineRule="auto"/>
               <w:rPr>
-                <w:rFonts w:ascii="Times New Roman" w:eastAsia="Times New Roman" w:hAnsi="Times New Roman" w:cs="Times New Roman" w:hint="eastAsia"/>
+                <w:rFonts w:ascii="Times New Roman" w:eastAsia="Times New Roman" w:hAnsi="Times New Roman" w:cs="Times New Roman"/>
                 <w:color w:val="1F1F1F"/>
                 <w:sz w:val="24"/>
                 <w:szCs w:val="24"/>
@@ -16785,6 +18918,7 @@
                 <w:bdr w:val="none" w:sz="0" w:space="0" w:color="auto" w:frame="1"/>
               </w:rPr>
             </w:pPr>
+            <w:proofErr w:type="spellStart"/>
             <w:r>
               <w:rPr>
                 <w:rFonts w:ascii="Times New Roman" w:eastAsia="Times New Roman" w:hAnsi="Times New Roman" w:cs="Times New Roman"/>
@@ -16795,6 +18929,7 @@
               </w:rPr>
               <w:t>ai_result</w:t>
             </w:r>
+            <w:proofErr w:type="spellEnd"/>
           </w:p>
         </w:tc>
         <w:tc>
@@ -16942,6 +19077,7 @@
                 <w:bdr w:val="none" w:sz="0" w:space="0" w:color="auto" w:frame="1"/>
               </w:rPr>
             </w:pPr>
+            <w:proofErr w:type="spellStart"/>
             <w:r>
               <w:rPr>
                 <w:rFonts w:ascii="Times New Roman" w:eastAsia="Times New Roman" w:hAnsi="Times New Roman" w:cs="Times New Roman"/>
@@ -16952,6 +19088,7 @@
               </w:rPr>
               <w:t>ai_confidence</w:t>
             </w:r>
+            <w:proofErr w:type="spellEnd"/>
           </w:p>
         </w:tc>
         <w:tc>
@@ -17099,6 +19236,7 @@
                 <w:bdr w:val="none" w:sz="0" w:space="0" w:color="auto" w:frame="1"/>
               </w:rPr>
             </w:pPr>
+            <w:proofErr w:type="spellStart"/>
             <w:r>
               <w:rPr>
                 <w:rFonts w:ascii="Times New Roman" w:eastAsia="Times New Roman" w:hAnsi="Times New Roman" w:cs="Times New Roman"/>
@@ -17109,6 +19247,7 @@
               </w:rPr>
               <w:t>violation_snippet</w:t>
             </w:r>
+            <w:proofErr w:type="spellEnd"/>
           </w:p>
         </w:tc>
         <w:tc>
@@ -17256,6 +19395,7 @@
                 <w:bdr w:val="none" w:sz="0" w:space="0" w:color="auto" w:frame="1"/>
               </w:rPr>
             </w:pPr>
+            <w:proofErr w:type="spellStart"/>
             <w:r>
               <w:rPr>
                 <w:rFonts w:ascii="Times New Roman" w:eastAsia="Times New Roman" w:hAnsi="Times New Roman" w:cs="Times New Roman"/>
@@ -17266,6 +19406,7 @@
               </w:rPr>
               <w:t>is_violation</w:t>
             </w:r>
+            <w:proofErr w:type="spellEnd"/>
           </w:p>
         </w:tc>
         <w:tc>
@@ -17413,6 +19554,7 @@
                 <w:bdr w:val="none" w:sz="0" w:space="0" w:color="auto" w:frame="1"/>
               </w:rPr>
             </w:pPr>
+            <w:proofErr w:type="spellStart"/>
             <w:r>
               <w:rPr>
                 <w:rFonts w:ascii="Times New Roman" w:eastAsia="Times New Roman" w:hAnsi="Times New Roman" w:cs="Times New Roman"/>
@@ -17423,6 +19565,7 @@
               </w:rPr>
               <w:t>created_at</w:t>
             </w:r>
+            <w:proofErr w:type="spellEnd"/>
           </w:p>
         </w:tc>
         <w:tc>
@@ -17570,6 +19713,7 @@
                 <w:bdr w:val="none" w:sz="0" w:space="0" w:color="auto" w:frame="1"/>
               </w:rPr>
             </w:pPr>
+            <w:proofErr w:type="spellStart"/>
             <w:r>
               <w:rPr>
                 <w:rFonts w:ascii="Times New Roman" w:eastAsia="Times New Roman" w:hAnsi="Times New Roman" w:cs="Times New Roman"/>
@@ -17580,6 +19724,7 @@
               </w:rPr>
               <w:t>reviewed_at</w:t>
             </w:r>
+            <w:proofErr w:type="spellEnd"/>
           </w:p>
         </w:tc>
         <w:tc>
@@ -17727,6 +19872,7 @@
                 <w:bdr w:val="none" w:sz="0" w:space="0" w:color="auto" w:frame="1"/>
               </w:rPr>
             </w:pPr>
+            <w:proofErr w:type="spellStart"/>
             <w:r>
               <w:rPr>
                 <w:rFonts w:ascii="Times New Roman" w:eastAsia="Times New Roman" w:hAnsi="Times New Roman" w:cs="Times New Roman"/>
@@ -17737,6 +19883,7 @@
               </w:rPr>
               <w:t>reviewed_by_id</w:t>
             </w:r>
+            <w:proofErr w:type="spellEnd"/>
           </w:p>
         </w:tc>
         <w:tc>
@@ -17767,22 +19914,34 @@
                 <w:bdr w:val="none" w:sz="0" w:space="0" w:color="auto" w:frame="1"/>
               </w:rPr>
             </w:pPr>
-            <w:r>
-              <w:rPr>
-                <w:rFonts w:ascii="Times New Roman" w:eastAsia="Times New Roman" w:hAnsi="Times New Roman" w:cs="Times New Roman"/>
-                <w:color w:val="1F1F1F"/>
-                <w:sz w:val="24"/>
-                <w:szCs w:val="24"/>
-                <w:bdr w:val="none" w:sz="0" w:space="0" w:color="auto" w:frame="1"/>
-              </w:rPr>
-              <w:t>varchar(36)</w:t>
+            <w:proofErr w:type="gramStart"/>
+            <w:r>
+              <w:rPr>
+                <w:rFonts w:ascii="Times New Roman" w:eastAsia="Times New Roman" w:hAnsi="Times New Roman" w:cs="Times New Roman"/>
+                <w:color w:val="1F1F1F"/>
+                <w:sz w:val="24"/>
+                <w:szCs w:val="24"/>
+                <w:bdr w:val="none" w:sz="0" w:space="0" w:color="auto" w:frame="1"/>
+              </w:rPr>
+              <w:t>varchar(</w:t>
+            </w:r>
+            <w:proofErr w:type="gramEnd"/>
+            <w:r>
+              <w:rPr>
+                <w:rFonts w:ascii="Times New Roman" w:eastAsia="Times New Roman" w:hAnsi="Times New Roman" w:cs="Times New Roman"/>
+                <w:color w:val="1F1F1F"/>
+                <w:sz w:val="24"/>
+                <w:szCs w:val="24"/>
+                <w:bdr w:val="none" w:sz="0" w:space="0" w:color="auto" w:frame="1"/>
+              </w:rPr>
+              <w:t>36)</w:t>
             </w:r>
           </w:p>
           <w:p>
             <w:pPr>
               <w:spacing w:after="0" w:line="240" w:lineRule="auto"/>
               <w:rPr>
-                <w:rFonts w:ascii="Times New Roman" w:eastAsia="Times New Roman" w:hAnsi="Times New Roman" w:cs="Times New Roman" w:hint="eastAsia"/>
+                <w:rFonts w:ascii="Times New Roman" w:eastAsia="Times New Roman" w:hAnsi="Times New Roman" w:cs="Times New Roman"/>
                 <w:color w:val="1F1F1F"/>
                 <w:sz w:val="24"/>
                 <w:szCs w:val="24"/>
@@ -17822,7 +19981,7 @@
             <w:pPr>
               <w:spacing w:line="240" w:lineRule="auto"/>
               <w:rPr>
-                <w:rFonts w:ascii="Times New Roman" w:eastAsia="Times New Roman" w:hAnsi="Times New Roman" w:cs="Times New Roman" w:hint="eastAsia"/>
+                <w:rFonts w:ascii="Times New Roman" w:eastAsia="Times New Roman" w:hAnsi="Times New Roman" w:cs="Times New Roman"/>
                 <w:color w:val="1F1F1F"/>
                 <w:sz w:val="24"/>
                 <w:szCs w:val="24"/>
@@ -17895,7 +20054,7 @@
             <w:pPr>
               <w:spacing w:after="0" w:line="240" w:lineRule="auto"/>
               <w:rPr>
-                <w:rFonts w:ascii="Times New Roman" w:hAnsi="Times New Roman" w:cs="Times New Roman" w:hint="eastAsia"/>
+                <w:rFonts w:ascii="Times New Roman" w:hAnsi="Times New Roman" w:cs="Times New Roman"/>
                 <w:b/>
                 <w:bCs/>
                 <w:color w:val="1F1F1F"/>
@@ -17981,23 +20140,35 @@
             <w:pPr>
               <w:spacing w:after="0" w:line="240" w:lineRule="auto"/>
               <w:rPr>
+                <w:rFonts w:ascii="Times New Roman" w:eastAsia="Times New Roman" w:hAnsi="Times New Roman" w:cs="Times New Roman"/>
+                <w:color w:val="1F1F1F"/>
+                <w:sz w:val="24"/>
+                <w:szCs w:val="24"/>
+                <w:bdr w:val="none" w:sz="0" w:space="0" w:color="auto" w:frame="1"/>
+              </w:rPr>
+            </w:pPr>
+            <w:proofErr w:type="gramStart"/>
+            <w:r>
+              <w:rPr>
+                <w:rFonts w:ascii="Times New Roman" w:eastAsia="Times New Roman" w:hAnsi="Times New Roman" w:cs="Times New Roman"/>
+                <w:color w:val="1F1F1F"/>
+                <w:sz w:val="24"/>
+                <w:szCs w:val="24"/>
+                <w:bdr w:val="none" w:sz="0" w:space="0" w:color="auto" w:frame="1"/>
+              </w:rPr>
+              <w:t>Long</w:t>
+            </w:r>
+            <w:r>
+              <w:rPr>
                 <w:rFonts w:ascii="Times New Roman" w:eastAsia="Times New Roman" w:hAnsi="Times New Roman" w:cs="Times New Roman" w:hint="eastAsia"/>
                 <w:color w:val="1F1F1F"/>
                 <w:sz w:val="24"/>
                 <w:szCs w:val="24"/>
                 <w:bdr w:val="none" w:sz="0" w:space="0" w:color="auto" w:frame="1"/>
               </w:rPr>
-            </w:pPr>
-            <w:r>
-              <w:rPr>
-                <w:rFonts w:ascii="Times New Roman" w:eastAsia="Times New Roman" w:hAnsi="Times New Roman" w:cs="Times New Roman"/>
-                <w:color w:val="1F1F1F"/>
-                <w:sz w:val="24"/>
-                <w:szCs w:val="24"/>
-                <w:bdr w:val="none" w:sz="0" w:space="0" w:color="auto" w:frame="1"/>
-              </w:rPr>
-              <w:t>Long</w:t>
-            </w:r>
+              <w:t>(</w:t>
+            </w:r>
+            <w:proofErr w:type="gramEnd"/>
             <w:r>
               <w:rPr>
                 <w:rFonts w:ascii="Times New Roman" w:eastAsia="Times New Roman" w:hAnsi="Times New Roman" w:cs="Times New Roman" w:hint="eastAsia"/>
@@ -18006,7 +20177,7 @@
                 <w:szCs w:val="24"/>
                 <w:bdr w:val="none" w:sz="0" w:space="0" w:color="auto" w:frame="1"/>
               </w:rPr>
-              <w:t>(PK)</w:t>
+              <w:t>PK)</w:t>
             </w:r>
           </w:p>
         </w:tc>
@@ -18115,6 +20286,7 @@
                 <w:bdr w:val="none" w:sz="0" w:space="0" w:color="auto" w:frame="1"/>
               </w:rPr>
             </w:pPr>
+            <w:proofErr w:type="spellStart"/>
             <w:r>
               <w:rPr>
                 <w:rFonts w:ascii="Times New Roman" w:eastAsia="Times New Roman" w:hAnsi="Times New Roman" w:cs="Times New Roman"/>
@@ -18125,6 +20297,7 @@
               </w:rPr>
               <w:t>report_id</w:t>
             </w:r>
+            <w:proofErr w:type="spellEnd"/>
           </w:p>
         </w:tc>
         <w:tc>
@@ -18148,23 +20321,35 @@
             <w:pPr>
               <w:spacing w:after="0" w:line="240" w:lineRule="auto"/>
               <w:rPr>
+                <w:rFonts w:ascii="Times New Roman" w:eastAsia="Times New Roman" w:hAnsi="Times New Roman" w:cs="Times New Roman"/>
+                <w:color w:val="1F1F1F"/>
+                <w:sz w:val="24"/>
+                <w:szCs w:val="24"/>
+                <w:bdr w:val="none" w:sz="0" w:space="0" w:color="auto" w:frame="1"/>
+              </w:rPr>
+            </w:pPr>
+            <w:proofErr w:type="gramStart"/>
+            <w:r>
+              <w:rPr>
+                <w:rFonts w:ascii="Times New Roman" w:eastAsia="Times New Roman" w:hAnsi="Times New Roman" w:cs="Times New Roman"/>
+                <w:color w:val="1F1F1F"/>
+                <w:sz w:val="24"/>
+                <w:szCs w:val="24"/>
+                <w:bdr w:val="none" w:sz="0" w:space="0" w:color="auto" w:frame="1"/>
+              </w:rPr>
+              <w:t>Long</w:t>
+            </w:r>
+            <w:r>
+              <w:rPr>
                 <w:rFonts w:ascii="Times New Roman" w:eastAsia="Times New Roman" w:hAnsi="Times New Roman" w:cs="Times New Roman" w:hint="eastAsia"/>
                 <w:color w:val="1F1F1F"/>
                 <w:sz w:val="24"/>
                 <w:szCs w:val="24"/>
                 <w:bdr w:val="none" w:sz="0" w:space="0" w:color="auto" w:frame="1"/>
               </w:rPr>
-            </w:pPr>
-            <w:r>
-              <w:rPr>
-                <w:rFonts w:ascii="Times New Roman" w:eastAsia="Times New Roman" w:hAnsi="Times New Roman" w:cs="Times New Roman"/>
-                <w:color w:val="1F1F1F"/>
-                <w:sz w:val="24"/>
-                <w:szCs w:val="24"/>
-                <w:bdr w:val="none" w:sz="0" w:space="0" w:color="auto" w:frame="1"/>
-              </w:rPr>
-              <w:t>Long</w:t>
-            </w:r>
+              <w:t>(</w:t>
+            </w:r>
+            <w:proofErr w:type="gramEnd"/>
             <w:r>
               <w:rPr>
                 <w:rFonts w:ascii="Times New Roman" w:eastAsia="Times New Roman" w:hAnsi="Times New Roman" w:cs="Times New Roman" w:hint="eastAsia"/>
@@ -18173,7 +20358,7 @@
                 <w:szCs w:val="24"/>
                 <w:bdr w:val="none" w:sz="0" w:space="0" w:color="auto" w:frame="1"/>
               </w:rPr>
-              <w:t>(FK)</w:t>
+              <w:t>FK)</w:t>
             </w:r>
           </w:p>
         </w:tc>
@@ -18400,6 +20585,19 @@
             <w:pPr>
               <w:spacing w:after="0" w:line="240" w:lineRule="auto"/>
               <w:rPr>
+                <w:rFonts w:ascii="Times New Roman" w:hAnsi="Times New Roman" w:cs="Times New Roman"/>
+                <w:b/>
+                <w:bCs/>
+                <w:color w:val="1F1F1F"/>
+                <w:sz w:val="24"/>
+                <w:szCs w:val="24"/>
+                <w:bdr w:val="none" w:sz="0" w:space="0" w:color="auto" w:frame="1"/>
+                <w:lang w:eastAsia="zh-CN"/>
+              </w:rPr>
+            </w:pPr>
+            <w:proofErr w:type="spellStart"/>
+            <w:r>
+              <w:rPr>
                 <w:rFonts w:ascii="Times New Roman" w:hAnsi="Times New Roman" w:cs="Times New Roman" w:hint="eastAsia"/>
                 <w:b/>
                 <w:bCs/>
@@ -18409,20 +20607,9 @@
                 <w:bdr w:val="none" w:sz="0" w:space="0" w:color="auto" w:frame="1"/>
                 <w:lang w:eastAsia="zh-CN"/>
               </w:rPr>
-            </w:pPr>
-            <w:r>
-              <w:rPr>
-                <w:rFonts w:ascii="Times New Roman" w:hAnsi="Times New Roman" w:cs="Times New Roman" w:hint="eastAsia"/>
-                <w:b/>
-                <w:bCs/>
-                <w:color w:val="1F1F1F"/>
-                <w:sz w:val="24"/>
-                <w:szCs w:val="24"/>
-                <w:bdr w:val="none" w:sz="0" w:space="0" w:color="auto" w:frame="1"/>
-                <w:lang w:eastAsia="zh-CN"/>
-              </w:rPr>
               <w:t>Notefications</w:t>
             </w:r>
+            <w:proofErr w:type="spellEnd"/>
           </w:p>
         </w:tc>
         <w:tc>
@@ -18493,6 +20680,7 @@
                 <w:bdr w:val="none" w:sz="0" w:space="0" w:color="auto" w:frame="1"/>
               </w:rPr>
             </w:pPr>
+            <w:proofErr w:type="gramStart"/>
             <w:r>
               <w:rPr>
                 <w:rFonts w:ascii="Times New Roman" w:eastAsia="Times New Roman" w:hAnsi="Times New Roman" w:cs="Times New Roman"/>
@@ -18513,6 +20701,7 @@
               </w:rPr>
               <w:t>(</w:t>
             </w:r>
+            <w:proofErr w:type="gramEnd"/>
             <w:r>
               <w:rPr>
                 <w:rFonts w:ascii="Times New Roman" w:eastAsia="Times New Roman" w:hAnsi="Times New Roman" w:cs="Times New Roman"/>
@@ -18640,6 +20829,7 @@
                 <w:bdr w:val="none" w:sz="0" w:space="0" w:color="auto" w:frame="1"/>
               </w:rPr>
             </w:pPr>
+            <w:proofErr w:type="spellStart"/>
             <w:r>
               <w:rPr>
                 <w:rFonts w:ascii="Times New Roman" w:eastAsia="Times New Roman" w:hAnsi="Times New Roman" w:cs="Times New Roman"/>
@@ -18650,6 +20840,7 @@
               </w:rPr>
               <w:t>user_id</w:t>
             </w:r>
+            <w:proofErr w:type="spellEnd"/>
           </w:p>
         </w:tc>
         <w:tc>
@@ -18680,6 +20871,7 @@
                 <w:bdr w:val="none" w:sz="0" w:space="0" w:color="auto" w:frame="1"/>
               </w:rPr>
             </w:pPr>
+            <w:proofErr w:type="gramStart"/>
             <w:r>
               <w:rPr>
                 <w:rFonts w:ascii="Times New Roman" w:eastAsia="Times New Roman" w:hAnsi="Times New Roman" w:cs="Times New Roman"/>
@@ -18700,6 +20892,7 @@
               </w:rPr>
               <w:t>(</w:t>
             </w:r>
+            <w:proofErr w:type="gramEnd"/>
             <w:r>
               <w:rPr>
                 <w:rFonts w:ascii="Times New Roman" w:eastAsia="Times New Roman" w:hAnsi="Times New Roman" w:cs="Times New Roman"/>
@@ -19024,15 +21217,27 @@
                 <w:bdr w:val="none" w:sz="0" w:space="0" w:color="auto" w:frame="1"/>
               </w:rPr>
             </w:pPr>
-            <w:r>
-              <w:rPr>
-                <w:rFonts w:ascii="Times New Roman" w:eastAsia="Times New Roman" w:hAnsi="Times New Roman" w:cs="Times New Roman"/>
-                <w:color w:val="1F1F1F"/>
-                <w:sz w:val="24"/>
-                <w:szCs w:val="24"/>
-                <w:bdr w:val="none" w:sz="0" w:space="0" w:color="auto" w:frame="1"/>
-              </w:rPr>
-              <w:t>varchar(500)</w:t>
+            <w:proofErr w:type="gramStart"/>
+            <w:r>
+              <w:rPr>
+                <w:rFonts w:ascii="Times New Roman" w:eastAsia="Times New Roman" w:hAnsi="Times New Roman" w:cs="Times New Roman"/>
+                <w:color w:val="1F1F1F"/>
+                <w:sz w:val="24"/>
+                <w:szCs w:val="24"/>
+                <w:bdr w:val="none" w:sz="0" w:space="0" w:color="auto" w:frame="1"/>
+              </w:rPr>
+              <w:t>varchar(</w:t>
+            </w:r>
+            <w:proofErr w:type="gramEnd"/>
+            <w:r>
+              <w:rPr>
+                <w:rFonts w:ascii="Times New Roman" w:eastAsia="Times New Roman" w:hAnsi="Times New Roman" w:cs="Times New Roman"/>
+                <w:color w:val="1F1F1F"/>
+                <w:sz w:val="24"/>
+                <w:szCs w:val="24"/>
+                <w:bdr w:val="none" w:sz="0" w:space="0" w:color="auto" w:frame="1"/>
+              </w:rPr>
+              <w:t>500)</w:t>
             </w:r>
           </w:p>
         </w:tc>
@@ -19298,6 +21503,7 @@
                 <w:bdr w:val="none" w:sz="0" w:space="0" w:color="auto" w:frame="1"/>
               </w:rPr>
             </w:pPr>
+            <w:proofErr w:type="spellStart"/>
             <w:r>
               <w:rPr>
                 <w:rFonts w:ascii="Times New Roman" w:eastAsia="Times New Roman" w:hAnsi="Times New Roman" w:cs="Times New Roman"/>
@@ -19308,6 +21514,7 @@
               </w:rPr>
               <w:t>report_id</w:t>
             </w:r>
+            <w:proofErr w:type="spellEnd"/>
           </w:p>
         </w:tc>
         <w:tc>
@@ -19455,6 +21662,7 @@
                 <w:bdr w:val="none" w:sz="0" w:space="0" w:color="auto" w:frame="1"/>
               </w:rPr>
             </w:pPr>
+            <w:proofErr w:type="spellStart"/>
             <w:r>
               <w:rPr>
                 <w:rFonts w:ascii="Times New Roman" w:eastAsia="Times New Roman" w:hAnsi="Times New Roman" w:cs="Times New Roman"/>
@@ -19465,6 +21673,7 @@
               </w:rPr>
               <w:t>post_id</w:t>
             </w:r>
+            <w:proofErr w:type="spellEnd"/>
           </w:p>
         </w:tc>
         <w:tc>
@@ -19495,15 +21704,27 @@
                 <w:bdr w:val="none" w:sz="0" w:space="0" w:color="auto" w:frame="1"/>
               </w:rPr>
             </w:pPr>
-            <w:r>
-              <w:rPr>
-                <w:rFonts w:ascii="Times New Roman" w:eastAsia="Times New Roman" w:hAnsi="Times New Roman" w:cs="Times New Roman"/>
-                <w:color w:val="1F1F1F"/>
-                <w:sz w:val="24"/>
-                <w:szCs w:val="24"/>
-                <w:bdr w:val="none" w:sz="0" w:space="0" w:color="auto" w:frame="1"/>
-              </w:rPr>
-              <w:t>varchar(36)</w:t>
+            <w:proofErr w:type="gramStart"/>
+            <w:r>
+              <w:rPr>
+                <w:rFonts w:ascii="Times New Roman" w:eastAsia="Times New Roman" w:hAnsi="Times New Roman" w:cs="Times New Roman"/>
+                <w:color w:val="1F1F1F"/>
+                <w:sz w:val="24"/>
+                <w:szCs w:val="24"/>
+                <w:bdr w:val="none" w:sz="0" w:space="0" w:color="auto" w:frame="1"/>
+              </w:rPr>
+              <w:t>varchar(</w:t>
+            </w:r>
+            <w:proofErr w:type="gramEnd"/>
+            <w:r>
+              <w:rPr>
+                <w:rFonts w:ascii="Times New Roman" w:eastAsia="Times New Roman" w:hAnsi="Times New Roman" w:cs="Times New Roman"/>
+                <w:color w:val="1F1F1F"/>
+                <w:sz w:val="24"/>
+                <w:szCs w:val="24"/>
+                <w:bdr w:val="none" w:sz="0" w:space="0" w:color="auto" w:frame="1"/>
+              </w:rPr>
+              <w:t>36)</w:t>
             </w:r>
           </w:p>
         </w:tc>
@@ -19612,6 +21833,7 @@
                 <w:bdr w:val="none" w:sz="0" w:space="0" w:color="auto" w:frame="1"/>
               </w:rPr>
             </w:pPr>
+            <w:proofErr w:type="spellStart"/>
             <w:r>
               <w:rPr>
                 <w:rFonts w:ascii="Times New Roman" w:eastAsia="Times New Roman" w:hAnsi="Times New Roman" w:cs="Times New Roman"/>
@@ -19622,6 +21844,7 @@
               </w:rPr>
               <w:t>comment_id</w:t>
             </w:r>
+            <w:proofErr w:type="spellEnd"/>
           </w:p>
         </w:tc>
         <w:tc>
@@ -19652,15 +21875,27 @@
                 <w:bdr w:val="none" w:sz="0" w:space="0" w:color="auto" w:frame="1"/>
               </w:rPr>
             </w:pPr>
-            <w:r>
-              <w:rPr>
-                <w:rFonts w:ascii="Times New Roman" w:eastAsia="Times New Roman" w:hAnsi="Times New Roman" w:cs="Times New Roman"/>
-                <w:color w:val="1F1F1F"/>
-                <w:sz w:val="24"/>
-                <w:szCs w:val="24"/>
-                <w:bdr w:val="none" w:sz="0" w:space="0" w:color="auto" w:frame="1"/>
-              </w:rPr>
-              <w:t>varchar(36)</w:t>
+            <w:proofErr w:type="gramStart"/>
+            <w:r>
+              <w:rPr>
+                <w:rFonts w:ascii="Times New Roman" w:eastAsia="Times New Roman" w:hAnsi="Times New Roman" w:cs="Times New Roman"/>
+                <w:color w:val="1F1F1F"/>
+                <w:sz w:val="24"/>
+                <w:szCs w:val="24"/>
+                <w:bdr w:val="none" w:sz="0" w:space="0" w:color="auto" w:frame="1"/>
+              </w:rPr>
+              <w:t>varchar(</w:t>
+            </w:r>
+            <w:proofErr w:type="gramEnd"/>
+            <w:r>
+              <w:rPr>
+                <w:rFonts w:ascii="Times New Roman" w:eastAsia="Times New Roman" w:hAnsi="Times New Roman" w:cs="Times New Roman"/>
+                <w:color w:val="1F1F1F"/>
+                <w:sz w:val="24"/>
+                <w:szCs w:val="24"/>
+                <w:bdr w:val="none" w:sz="0" w:space="0" w:color="auto" w:frame="1"/>
+              </w:rPr>
+              <w:t>36)</w:t>
             </w:r>
           </w:p>
         </w:tc>
@@ -19769,6 +22004,7 @@
                 <w:bdr w:val="none" w:sz="0" w:space="0" w:color="auto" w:frame="1"/>
               </w:rPr>
             </w:pPr>
+            <w:proofErr w:type="spellStart"/>
             <w:r>
               <w:rPr>
                 <w:rFonts w:ascii="Times New Roman" w:eastAsia="Times New Roman" w:hAnsi="Times New Roman" w:cs="Times New Roman"/>
@@ -19779,6 +22015,7 @@
               </w:rPr>
               <w:t>is_read</w:t>
             </w:r>
+            <w:proofErr w:type="spellEnd"/>
           </w:p>
         </w:tc>
         <w:tc>
@@ -19926,6 +22163,7 @@
                 <w:bdr w:val="none" w:sz="0" w:space="0" w:color="auto" w:frame="1"/>
               </w:rPr>
             </w:pPr>
+            <w:proofErr w:type="spellStart"/>
             <w:r>
               <w:rPr>
                 <w:rFonts w:ascii="Times New Roman" w:eastAsia="Times New Roman" w:hAnsi="Times New Roman" w:cs="Times New Roman"/>
@@ -19936,6 +22174,7 @@
               </w:rPr>
               <w:t>created_at</w:t>
             </w:r>
+            <w:proofErr w:type="spellEnd"/>
           </w:p>
         </w:tc>
         <w:tc>
@@ -20083,6 +22322,7 @@
                 <w:bdr w:val="none" w:sz="0" w:space="0" w:color="auto" w:frame="1"/>
               </w:rPr>
             </w:pPr>
+            <w:proofErr w:type="spellStart"/>
             <w:r>
               <w:rPr>
                 <w:rFonts w:ascii="Times New Roman" w:eastAsia="Times New Roman" w:hAnsi="Times New Roman" w:cs="Times New Roman"/>
@@ -20093,6 +22333,7 @@
               </w:rPr>
               <w:t>read_at</w:t>
             </w:r>
+            <w:proofErr w:type="spellEnd"/>
           </w:p>
         </w:tc>
         <w:tc>
@@ -20480,7 +22721,7 @@
       <w:pPr>
         <w:spacing w:after="120" w:line="240" w:lineRule="auto"/>
         <w:rPr>
-          <w:rFonts w:ascii="Times New Roman" w:hAnsi="Times New Roman" w:cs="Times New Roman" w:hint="eastAsia"/>
+          <w:rFonts w:ascii="Times New Roman" w:hAnsi="Times New Roman" w:cs="Times New Roman"/>
           <w:color w:val="1F1F1F"/>
           <w:sz w:val="24"/>
           <w:szCs w:val="24"/>
@@ -20510,6 +22751,7 @@
           <w:sz w:val="36"/>
           <w:szCs w:val="36"/>
         </w:rPr>
+        <w:lastRenderedPageBreak/>
         <w:t>4. Detailed Design</w:t>
       </w:r>
     </w:p>
@@ -20559,7 +22801,6 @@
           <w:noProof/>
           <w14:ligatures w14:val="standardContextual"/>
         </w:rPr>
-        <w:lastRenderedPageBreak/>
         <w:drawing>
           <wp:anchor distT="0" distB="0" distL="114300" distR="114300" simplePos="0" relativeHeight="251661312" behindDoc="0" locked="0" layoutInCell="1" allowOverlap="1" wp14:anchorId="10FB616F" wp14:editId="11DF54D6">
             <wp:simplePos x="0" y="0"/>
@@ -20727,6 +22968,7 @@
         <w:lastRenderedPageBreak/>
         <w:t xml:space="preserve">4.1.1.1 </w:t>
       </w:r>
+      <w:proofErr w:type="spellStart"/>
       <w:r>
         <w:rPr>
           <w:rFonts w:ascii="Times New Roman" w:hAnsi="Times New Roman" w:cs="Times New Roman"/>
@@ -20739,6 +22981,7 @@
         </w:rPr>
         <w:t>DailyBriefing</w:t>
       </w:r>
+      <w:proofErr w:type="spellEnd"/>
     </w:p>
     <w:p>
       <w:pPr>
@@ -20969,6 +23212,7 @@
                 <w:lang w:eastAsia="zh-CN"/>
               </w:rPr>
             </w:pPr>
+            <w:proofErr w:type="spellStart"/>
             <w:r>
               <w:rPr>
                 <w:rFonts w:ascii="Times New Roman" w:eastAsia="TimesNewRomanPS" w:hAnsi="Times New Roman" w:cs="Times New Roman"/>
@@ -20978,6 +23222,7 @@
               </w:rPr>
               <w:t>newsList</w:t>
             </w:r>
+            <w:proofErr w:type="spellEnd"/>
           </w:p>
         </w:tc>
         <w:tc>
@@ -21273,6 +23518,7 @@
                 <w:lang w:eastAsia="zh-CN"/>
               </w:rPr>
             </w:pPr>
+            <w:proofErr w:type="spellStart"/>
             <w:r>
               <w:rPr>
                 <w:rFonts w:ascii="Times New Roman" w:eastAsia="TimesNewRomanPS" w:hAnsi="Times New Roman" w:cs="Times New Roman"/>
@@ -21282,6 +23528,7 @@
               </w:rPr>
               <w:t>currentPage</w:t>
             </w:r>
+            <w:proofErr w:type="spellEnd"/>
           </w:p>
         </w:tc>
         <w:tc>
@@ -21385,6 +23632,7 @@
                 <w:lang w:eastAsia="zh-CN"/>
               </w:rPr>
             </w:pPr>
+            <w:proofErr w:type="spellStart"/>
             <w:r>
               <w:rPr>
                 <w:rFonts w:ascii="Times New Roman" w:eastAsia="TimesNewRomanPS" w:hAnsi="Times New Roman" w:cs="Times New Roman"/>
@@ -21394,6 +23642,7 @@
               </w:rPr>
               <w:t>pageSize</w:t>
             </w:r>
+            <w:proofErr w:type="spellEnd"/>
           </w:p>
         </w:tc>
         <w:tc>
@@ -21488,6 +23737,7 @@
                 <w:lang w:eastAsia="zh-CN"/>
               </w:rPr>
             </w:pPr>
+            <w:proofErr w:type="spellStart"/>
             <w:r>
               <w:rPr>
                 <w:rFonts w:ascii="Times New Roman" w:eastAsia="TimesNewRomanPS" w:hAnsi="Times New Roman" w:cs="Times New Roman"/>
@@ -21497,6 +23747,7 @@
               </w:rPr>
               <w:t>searchKeyword</w:t>
             </w:r>
+            <w:proofErr w:type="spellEnd"/>
           </w:p>
         </w:tc>
         <w:tc>
@@ -21592,6 +23843,7 @@
                 <w:lang w:eastAsia="zh-CN"/>
               </w:rPr>
             </w:pPr>
+            <w:proofErr w:type="spellStart"/>
             <w:r>
               <w:rPr>
                 <w:rFonts w:ascii="Times New Roman" w:eastAsia="TimesNewRomanPS" w:hAnsi="Times New Roman" w:cs="Times New Roman"/>
@@ -21601,6 +23853,7 @@
               </w:rPr>
               <w:t>filterStartDate</w:t>
             </w:r>
+            <w:proofErr w:type="spellEnd"/>
           </w:p>
         </w:tc>
         <w:tc>
@@ -21696,6 +23949,7 @@
                 <w:lang w:eastAsia="zh-CN"/>
               </w:rPr>
             </w:pPr>
+            <w:proofErr w:type="spellStart"/>
             <w:r>
               <w:rPr>
                 <w:rFonts w:ascii="Times New Roman" w:eastAsia="TimesNewRomanPS" w:hAnsi="Times New Roman" w:cs="Times New Roman"/>
@@ -21705,6 +23959,7 @@
               </w:rPr>
               <w:t>filterEndDate</w:t>
             </w:r>
+            <w:proofErr w:type="spellEnd"/>
           </w:p>
         </w:tc>
         <w:tc>
@@ -21800,6 +24055,7 @@
                 <w:lang w:eastAsia="zh-CN"/>
               </w:rPr>
             </w:pPr>
+            <w:proofErr w:type="spellStart"/>
             <w:r>
               <w:rPr>
                 <w:rFonts w:ascii="Times New Roman" w:eastAsia="TimesNewRomanPS" w:hAnsi="Times New Roman" w:cs="Times New Roman"/>
@@ -21807,7 +24063,17 @@
                 <w:color w:val="000000"/>
                 <w:sz w:val="24"/>
               </w:rPr>
-              <w:t xml:space="preserve">currentLang </w:t>
+              <w:t>currentLang</w:t>
+            </w:r>
+            <w:proofErr w:type="spellEnd"/>
+            <w:r>
+              <w:rPr>
+                <w:rFonts w:ascii="Times New Roman" w:eastAsia="TimesNewRomanPS" w:hAnsi="Times New Roman" w:cs="Times New Roman"/>
+                <w:bCs/>
+                <w:color w:val="000000"/>
+                <w:sz w:val="24"/>
+              </w:rPr>
+              <w:t xml:space="preserve"> </w:t>
             </w:r>
           </w:p>
         </w:tc>
@@ -21832,7 +24098,47 @@
                 <w:color w:val="000000"/>
                 <w:sz w:val="24"/>
               </w:rPr>
-              <w:t> String representing the current interface language ("zh" for Chinese, "en" for English)</w:t>
+              <w:t> String representing the current interface language ("</w:t>
+            </w:r>
+            <w:proofErr w:type="spellStart"/>
+            <w:r>
+              <w:rPr>
+                <w:rFonts w:ascii="Times New Roman" w:eastAsia="TimesNewRomanPS" w:hAnsi="Times New Roman" w:cs="Times New Roman"/>
+                <w:bCs/>
+                <w:color w:val="000000"/>
+                <w:sz w:val="24"/>
+              </w:rPr>
+              <w:t>zh</w:t>
+            </w:r>
+            <w:proofErr w:type="spellEnd"/>
+            <w:r>
+              <w:rPr>
+                <w:rFonts w:ascii="Times New Roman" w:eastAsia="TimesNewRomanPS" w:hAnsi="Times New Roman" w:cs="Times New Roman"/>
+                <w:bCs/>
+                <w:color w:val="000000"/>
+                <w:sz w:val="24"/>
+              </w:rPr>
+              <w:t>" for Chinese, "</w:t>
+            </w:r>
+            <w:proofErr w:type="spellStart"/>
+            <w:r>
+              <w:rPr>
+                <w:rFonts w:ascii="Times New Roman" w:eastAsia="TimesNewRomanPS" w:hAnsi="Times New Roman" w:cs="Times New Roman"/>
+                <w:bCs/>
+                <w:color w:val="000000"/>
+                <w:sz w:val="24"/>
+              </w:rPr>
+              <w:t>en</w:t>
+            </w:r>
+            <w:proofErr w:type="spellEnd"/>
+            <w:r>
+              <w:rPr>
+                <w:rFonts w:ascii="Times New Roman" w:eastAsia="TimesNewRomanPS" w:hAnsi="Times New Roman" w:cs="Times New Roman"/>
+                <w:bCs/>
+                <w:color w:val="000000"/>
+                <w:sz w:val="24"/>
+              </w:rPr>
+              <w:t>" for English)</w:t>
             </w:r>
           </w:p>
         </w:tc>
@@ -22064,6 +24370,7 @@
                 <w:lang w:eastAsia="zh-CN"/>
               </w:rPr>
             </w:pPr>
+            <w:proofErr w:type="spellStart"/>
             <w:r>
               <w:rPr>
                 <w:rFonts w:ascii="Times New Roman" w:eastAsia="TimesNewRomanPS" w:hAnsi="Times New Roman" w:cs="Times New Roman"/>
@@ -22073,6 +24380,7 @@
               </w:rPr>
               <w:t>fetchDailyBriefing</w:t>
             </w:r>
+            <w:proofErr w:type="spellEnd"/>
           </w:p>
         </w:tc>
         <w:tc>
@@ -22096,7 +24404,37 @@
                 <w:color w:val="000000"/>
                 <w:sz w:val="24"/>
               </w:rPr>
-              <w:t>Fetches Daily Briefing news items from the backend API with pagination, search, and filter parameters. Sets loading=true, calculates 0-based page number, builds params object with page, size, lang, keyword (if provided), startDate and endDate</w:t>
+              <w:t xml:space="preserve">Fetches Daily Briefing news items from the backend API with pagination, search, and filter parameters. Sets loading=true, calculates 0-based page number, builds params object with page, size, lang, keyword (if provided), </w:t>
+            </w:r>
+            <w:proofErr w:type="spellStart"/>
+            <w:r>
+              <w:rPr>
+                <w:rFonts w:ascii="Times New Roman" w:eastAsia="TimesNewRomanPS" w:hAnsi="Times New Roman" w:cs="Times New Roman"/>
+                <w:bCs/>
+                <w:color w:val="000000"/>
+                <w:sz w:val="24"/>
+              </w:rPr>
+              <w:t>startDate</w:t>
+            </w:r>
+            <w:proofErr w:type="spellEnd"/>
+            <w:r>
+              <w:rPr>
+                <w:rFonts w:ascii="Times New Roman" w:eastAsia="TimesNewRomanPS" w:hAnsi="Times New Roman" w:cs="Times New Roman"/>
+                <w:bCs/>
+                <w:color w:val="000000"/>
+                <w:sz w:val="24"/>
+              </w:rPr>
+              <w:t xml:space="preserve"> and </w:t>
+            </w:r>
+            <w:proofErr w:type="spellStart"/>
+            <w:r>
+              <w:rPr>
+                <w:rFonts w:ascii="Times New Roman" w:eastAsia="TimesNewRomanPS" w:hAnsi="Times New Roman" w:cs="Times New Roman"/>
+                <w:bCs/>
+                <w:color w:val="000000"/>
+                <w:sz w:val="24"/>
+              </w:rPr>
+              <w:t>endDate</w:t>
             </w:r>
             <w:r>
               <w:rPr>
@@ -22115,7 +24453,57 @@
                 <w:color w:val="000000"/>
                 <w:sz w:val="24"/>
               </w:rPr>
-              <w:t>Sends GET request to /api/news/daily-briefing. On success, updates newsList and pagination object. Handles errors and sets loading=false in finally block.</w:t>
+              <w:t>Sends</w:t>
+            </w:r>
+            <w:proofErr w:type="spellEnd"/>
+            <w:r>
+              <w:rPr>
+                <w:rFonts w:ascii="Times New Roman" w:eastAsia="TimesNewRomanPS" w:hAnsi="Times New Roman" w:cs="Times New Roman"/>
+                <w:bCs/>
+                <w:color w:val="000000"/>
+                <w:sz w:val="24"/>
+              </w:rPr>
+              <w:t xml:space="preserve"> GET request to /</w:t>
+            </w:r>
+            <w:proofErr w:type="spellStart"/>
+            <w:r>
+              <w:rPr>
+                <w:rFonts w:ascii="Times New Roman" w:eastAsia="TimesNewRomanPS" w:hAnsi="Times New Roman" w:cs="Times New Roman"/>
+                <w:bCs/>
+                <w:color w:val="000000"/>
+                <w:sz w:val="24"/>
+              </w:rPr>
+              <w:t>api</w:t>
+            </w:r>
+            <w:proofErr w:type="spellEnd"/>
+            <w:r>
+              <w:rPr>
+                <w:rFonts w:ascii="Times New Roman" w:eastAsia="TimesNewRomanPS" w:hAnsi="Times New Roman" w:cs="Times New Roman"/>
+                <w:bCs/>
+                <w:color w:val="000000"/>
+                <w:sz w:val="24"/>
+              </w:rPr>
+              <w:t xml:space="preserve">/news/daily-briefing. On success, updates </w:t>
+            </w:r>
+            <w:proofErr w:type="spellStart"/>
+            <w:r>
+              <w:rPr>
+                <w:rFonts w:ascii="Times New Roman" w:eastAsia="TimesNewRomanPS" w:hAnsi="Times New Roman" w:cs="Times New Roman"/>
+                <w:bCs/>
+                <w:color w:val="000000"/>
+                <w:sz w:val="24"/>
+              </w:rPr>
+              <w:t>newsList</w:t>
+            </w:r>
+            <w:proofErr w:type="spellEnd"/>
+            <w:r>
+              <w:rPr>
+                <w:rFonts w:ascii="Times New Roman" w:eastAsia="TimesNewRomanPS" w:hAnsi="Times New Roman" w:cs="Times New Roman"/>
+                <w:bCs/>
+                <w:color w:val="000000"/>
+                <w:sz w:val="24"/>
+              </w:rPr>
+              <w:t xml:space="preserve"> and pagination object. Handles errors and sets loading=false in finally block.</w:t>
             </w:r>
           </w:p>
         </w:tc>
@@ -22208,6 +24596,7 @@
                 <w:sz w:val="24"/>
               </w:rPr>
             </w:pPr>
+            <w:proofErr w:type="spellStart"/>
             <w:r>
               <w:rPr>
                 <w:rFonts w:ascii="Times New Roman" w:eastAsia="TimesNewRomanPS" w:hAnsi="Times New Roman" w:cs="Times New Roman"/>
@@ -22217,6 +24606,7 @@
               </w:rPr>
               <w:t>handleSearch</w:t>
             </w:r>
+            <w:proofErr w:type="spellEnd"/>
           </w:p>
           <w:p>
             <w:pPr>
@@ -22250,8 +24640,9 @@
                 <w:color w:val="000000"/>
                 <w:sz w:val="24"/>
               </w:rPr>
-              <w:t xml:space="preserve">Handles search action by resetting currentPage to 1 and </w:t>
-            </w:r>
+              <w:t xml:space="preserve">Handles search action by resetting </w:t>
+            </w:r>
+            <w:proofErr w:type="spellStart"/>
             <w:r>
               <w:rPr>
                 <w:rFonts w:ascii="Times New Roman" w:eastAsia="TimesNewRomanPS" w:hAnsi="Times New Roman" w:cs="Times New Roman"/>
@@ -22259,8 +24650,58 @@
                 <w:color w:val="000000"/>
                 <w:sz w:val="24"/>
               </w:rPr>
+              <w:t>currentPage</w:t>
+            </w:r>
+            <w:proofErr w:type="spellEnd"/>
+            <w:r>
+              <w:rPr>
+                <w:rFonts w:ascii="Times New Roman" w:eastAsia="TimesNewRomanPS" w:hAnsi="Times New Roman" w:cs="Times New Roman"/>
+                <w:bCs/>
+                <w:color w:val="000000"/>
+                <w:sz w:val="24"/>
+              </w:rPr>
+              <w:t xml:space="preserve"> to 1 and </w:t>
+            </w:r>
+            <w:r>
+              <w:rPr>
+                <w:rFonts w:ascii="Times New Roman" w:eastAsia="TimesNewRomanPS" w:hAnsi="Times New Roman" w:cs="Times New Roman"/>
+                <w:bCs/>
+                <w:color w:val="000000"/>
+                <w:sz w:val="24"/>
+              </w:rPr>
               <w:lastRenderedPageBreak/>
-              <w:t>calling fetchDailyBriefing(). This ensures search results start from the first page.</w:t>
+              <w:t xml:space="preserve">calling </w:t>
+            </w:r>
+            <w:proofErr w:type="spellStart"/>
+            <w:proofErr w:type="gramStart"/>
+            <w:r>
+              <w:rPr>
+                <w:rFonts w:ascii="Times New Roman" w:eastAsia="TimesNewRomanPS" w:hAnsi="Times New Roman" w:cs="Times New Roman"/>
+                <w:bCs/>
+                <w:color w:val="000000"/>
+                <w:sz w:val="24"/>
+              </w:rPr>
+              <w:t>fetchDailyBriefing</w:t>
+            </w:r>
+            <w:proofErr w:type="spellEnd"/>
+            <w:r>
+              <w:rPr>
+                <w:rFonts w:ascii="Times New Roman" w:eastAsia="TimesNewRomanPS" w:hAnsi="Times New Roman" w:cs="Times New Roman"/>
+                <w:bCs/>
+                <w:color w:val="000000"/>
+                <w:sz w:val="24"/>
+              </w:rPr>
+              <w:t>(</w:t>
+            </w:r>
+            <w:proofErr w:type="gramEnd"/>
+            <w:r>
+              <w:rPr>
+                <w:rFonts w:ascii="Times New Roman" w:eastAsia="TimesNewRomanPS" w:hAnsi="Times New Roman" w:cs="Times New Roman"/>
+                <w:bCs/>
+                <w:color w:val="000000"/>
+                <w:sz w:val="24"/>
+              </w:rPr>
+              <w:t>). This ensures search results start from the first page.</w:t>
             </w:r>
           </w:p>
         </w:tc>
@@ -22365,6 +24806,7 @@
                 <w:lang w:eastAsia="zh-CN"/>
               </w:rPr>
             </w:pPr>
+            <w:proofErr w:type="spellStart"/>
             <w:r>
               <w:rPr>
                 <w:rFonts w:ascii="Times New Roman" w:eastAsia="TimesNewRomanPS" w:hAnsi="Times New Roman" w:cs="Times New Roman"/>
@@ -22374,6 +24816,7 @@
               </w:rPr>
               <w:t>handleStartDateChange</w:t>
             </w:r>
+            <w:proofErr w:type="spellEnd"/>
           </w:p>
         </w:tc>
         <w:tc>
@@ -22397,7 +24840,27 @@
                 <w:color w:val="000000"/>
                 <w:sz w:val="24"/>
               </w:rPr>
-              <w:t>Updates the filterStartDate when user selects a start date</w:t>
+              <w:t xml:space="preserve">Updates the </w:t>
+            </w:r>
+            <w:proofErr w:type="spellStart"/>
+            <w:r>
+              <w:rPr>
+                <w:rFonts w:ascii="Times New Roman" w:eastAsia="TimesNewRomanPS" w:hAnsi="Times New Roman" w:cs="Times New Roman"/>
+                <w:bCs/>
+                <w:color w:val="000000"/>
+                <w:sz w:val="24"/>
+              </w:rPr>
+              <w:t>filterStartDate</w:t>
+            </w:r>
+            <w:proofErr w:type="spellEnd"/>
+            <w:r>
+              <w:rPr>
+                <w:rFonts w:ascii="Times New Roman" w:eastAsia="TimesNewRomanPS" w:hAnsi="Times New Roman" w:cs="Times New Roman"/>
+                <w:bCs/>
+                <w:color w:val="000000"/>
+                <w:sz w:val="24"/>
+              </w:rPr>
+              <w:t xml:space="preserve"> when user selects a start date</w:t>
             </w:r>
           </w:p>
         </w:tc>
@@ -22509,6 +24972,7 @@
                 <w:lang w:eastAsia="zh-CN"/>
               </w:rPr>
             </w:pPr>
+            <w:proofErr w:type="spellStart"/>
             <w:r>
               <w:rPr>
                 <w:rFonts w:ascii="Times New Roman" w:eastAsia="TimesNewRomanPS" w:hAnsi="Times New Roman" w:cs="Times New Roman"/>
@@ -22518,6 +24982,7 @@
               </w:rPr>
               <w:t>handleEndDateChange</w:t>
             </w:r>
+            <w:proofErr w:type="spellEnd"/>
           </w:p>
         </w:tc>
         <w:tc>
@@ -22534,6 +24999,7 @@
                 <w:lang w:eastAsia="zh-CN"/>
               </w:rPr>
             </w:pPr>
+            <w:proofErr w:type="spellStart"/>
             <w:r>
               <w:rPr>
                 <w:rFonts w:ascii="Times New Roman" w:eastAsia="TimesNewRomanPS" w:hAnsi="Times New Roman" w:cs="Times New Roman"/>
@@ -22541,7 +25007,37 @@
                 <w:color w:val="000000"/>
                 <w:sz w:val="24"/>
               </w:rPr>
-              <w:t>pdates the filterEndDate when user selects an end date</w:t>
+              <w:t>pdates</w:t>
+            </w:r>
+            <w:proofErr w:type="spellEnd"/>
+            <w:r>
+              <w:rPr>
+                <w:rFonts w:ascii="Times New Roman" w:eastAsia="TimesNewRomanPS" w:hAnsi="Times New Roman" w:cs="Times New Roman"/>
+                <w:bCs/>
+                <w:color w:val="000000"/>
+                <w:sz w:val="24"/>
+              </w:rPr>
+              <w:t xml:space="preserve"> the </w:t>
+            </w:r>
+            <w:proofErr w:type="spellStart"/>
+            <w:r>
+              <w:rPr>
+                <w:rFonts w:ascii="Times New Roman" w:eastAsia="TimesNewRomanPS" w:hAnsi="Times New Roman" w:cs="Times New Roman"/>
+                <w:bCs/>
+                <w:color w:val="000000"/>
+                <w:sz w:val="24"/>
+              </w:rPr>
+              <w:t>filterEndDate</w:t>
+            </w:r>
+            <w:proofErr w:type="spellEnd"/>
+            <w:r>
+              <w:rPr>
+                <w:rFonts w:ascii="Times New Roman" w:eastAsia="TimesNewRomanPS" w:hAnsi="Times New Roman" w:cs="Times New Roman"/>
+                <w:bCs/>
+                <w:color w:val="000000"/>
+                <w:sz w:val="24"/>
+              </w:rPr>
+              <w:t xml:space="preserve"> when user selects an end date</w:t>
             </w:r>
           </w:p>
         </w:tc>
@@ -22655,6 +25151,7 @@
                 <w:lang w:eastAsia="zh-CN"/>
               </w:rPr>
             </w:pPr>
+            <w:proofErr w:type="spellStart"/>
             <w:r>
               <w:rPr>
                 <w:rFonts w:ascii="Times New Roman" w:eastAsia="TimesNewRomanPS" w:hAnsi="Times New Roman" w:cs="Times New Roman"/>
@@ -22664,6 +25161,7 @@
               </w:rPr>
               <w:t>applyFilters</w:t>
             </w:r>
+            <w:proofErr w:type="spellEnd"/>
           </w:p>
         </w:tc>
         <w:tc>
@@ -22687,7 +25185,160 @@
                 <w:color w:val="000000"/>
                 <w:sz w:val="24"/>
               </w:rPr>
-              <w:t>Validates date range (checks if startDate &gt; endDate, shows warning if invalid). If valid, resets currentPage to 1 and calls fetchDailyBriefing() to fetch filtered results. Note: fetchDailyBriefing() internally calls normalizeDateValue() to normalize date values before sending to API.</w:t>
+              <w:t xml:space="preserve">Validates date range (checks if </w:t>
+            </w:r>
+            <w:proofErr w:type="spellStart"/>
+            <w:r>
+              <w:rPr>
+                <w:rFonts w:ascii="Times New Roman" w:eastAsia="TimesNewRomanPS" w:hAnsi="Times New Roman" w:cs="Times New Roman"/>
+                <w:bCs/>
+                <w:color w:val="000000"/>
+                <w:sz w:val="24"/>
+              </w:rPr>
+              <w:t>startDate</w:t>
+            </w:r>
+            <w:proofErr w:type="spellEnd"/>
+            <w:r>
+              <w:rPr>
+                <w:rFonts w:ascii="Times New Roman" w:eastAsia="TimesNewRomanPS" w:hAnsi="Times New Roman" w:cs="Times New Roman"/>
+                <w:bCs/>
+                <w:color w:val="000000"/>
+                <w:sz w:val="24"/>
+              </w:rPr>
+              <w:t xml:space="preserve"> &gt; </w:t>
+            </w:r>
+            <w:proofErr w:type="spellStart"/>
+            <w:r>
+              <w:rPr>
+                <w:rFonts w:ascii="Times New Roman" w:eastAsia="TimesNewRomanPS" w:hAnsi="Times New Roman" w:cs="Times New Roman"/>
+                <w:bCs/>
+                <w:color w:val="000000"/>
+                <w:sz w:val="24"/>
+              </w:rPr>
+              <w:t>endDate</w:t>
+            </w:r>
+            <w:proofErr w:type="spellEnd"/>
+            <w:r>
+              <w:rPr>
+                <w:rFonts w:ascii="Times New Roman" w:eastAsia="TimesNewRomanPS" w:hAnsi="Times New Roman" w:cs="Times New Roman"/>
+                <w:bCs/>
+                <w:color w:val="000000"/>
+                <w:sz w:val="24"/>
+              </w:rPr>
+              <w:t xml:space="preserve">, shows warning if invalid). If valid, resets </w:t>
+            </w:r>
+            <w:proofErr w:type="spellStart"/>
+            <w:r>
+              <w:rPr>
+                <w:rFonts w:ascii="Times New Roman" w:eastAsia="TimesNewRomanPS" w:hAnsi="Times New Roman" w:cs="Times New Roman"/>
+                <w:bCs/>
+                <w:color w:val="000000"/>
+                <w:sz w:val="24"/>
+              </w:rPr>
+              <w:t>currentPage</w:t>
+            </w:r>
+            <w:proofErr w:type="spellEnd"/>
+            <w:r>
+              <w:rPr>
+                <w:rFonts w:ascii="Times New Roman" w:eastAsia="TimesNewRomanPS" w:hAnsi="Times New Roman" w:cs="Times New Roman"/>
+                <w:bCs/>
+                <w:color w:val="000000"/>
+                <w:sz w:val="24"/>
+              </w:rPr>
+              <w:t xml:space="preserve"> to 1 and calls </w:t>
+            </w:r>
+            <w:proofErr w:type="spellStart"/>
+            <w:proofErr w:type="gramStart"/>
+            <w:r>
+              <w:rPr>
+                <w:rFonts w:ascii="Times New Roman" w:eastAsia="TimesNewRomanPS" w:hAnsi="Times New Roman" w:cs="Times New Roman"/>
+                <w:bCs/>
+                <w:color w:val="000000"/>
+                <w:sz w:val="24"/>
+              </w:rPr>
+              <w:t>fetchDailyBriefing</w:t>
+            </w:r>
+            <w:proofErr w:type="spellEnd"/>
+            <w:r>
+              <w:rPr>
+                <w:rFonts w:ascii="Times New Roman" w:eastAsia="TimesNewRomanPS" w:hAnsi="Times New Roman" w:cs="Times New Roman"/>
+                <w:bCs/>
+                <w:color w:val="000000"/>
+                <w:sz w:val="24"/>
+              </w:rPr>
+              <w:t>(</w:t>
+            </w:r>
+            <w:proofErr w:type="gramEnd"/>
+            <w:r>
+              <w:rPr>
+                <w:rFonts w:ascii="Times New Roman" w:eastAsia="TimesNewRomanPS" w:hAnsi="Times New Roman" w:cs="Times New Roman"/>
+                <w:bCs/>
+                <w:color w:val="000000"/>
+                <w:sz w:val="24"/>
+              </w:rPr>
+              <w:t xml:space="preserve">) to fetch filtered results. Note: </w:t>
+            </w:r>
+            <w:proofErr w:type="spellStart"/>
+            <w:proofErr w:type="gramStart"/>
+            <w:r>
+              <w:rPr>
+                <w:rFonts w:ascii="Times New Roman" w:eastAsia="TimesNewRomanPS" w:hAnsi="Times New Roman" w:cs="Times New Roman"/>
+                <w:bCs/>
+                <w:color w:val="000000"/>
+                <w:sz w:val="24"/>
+              </w:rPr>
+              <w:t>fetchDailyBriefing</w:t>
+            </w:r>
+            <w:proofErr w:type="spellEnd"/>
+            <w:r>
+              <w:rPr>
+                <w:rFonts w:ascii="Times New Roman" w:eastAsia="TimesNewRomanPS" w:hAnsi="Times New Roman" w:cs="Times New Roman"/>
+                <w:bCs/>
+                <w:color w:val="000000"/>
+                <w:sz w:val="24"/>
+              </w:rPr>
+              <w:t>(</w:t>
+            </w:r>
+            <w:proofErr w:type="gramEnd"/>
+            <w:r>
+              <w:rPr>
+                <w:rFonts w:ascii="Times New Roman" w:eastAsia="TimesNewRomanPS" w:hAnsi="Times New Roman" w:cs="Times New Roman"/>
+                <w:bCs/>
+                <w:color w:val="000000"/>
+                <w:sz w:val="24"/>
+              </w:rPr>
+              <w:t xml:space="preserve">) internally calls </w:t>
+            </w:r>
+            <w:proofErr w:type="spellStart"/>
+            <w:proofErr w:type="gramStart"/>
+            <w:r>
+              <w:rPr>
+                <w:rFonts w:ascii="Times New Roman" w:eastAsia="TimesNewRomanPS" w:hAnsi="Times New Roman" w:cs="Times New Roman"/>
+                <w:bCs/>
+                <w:color w:val="000000"/>
+                <w:sz w:val="24"/>
+              </w:rPr>
+              <w:t>normalizeDateValue</w:t>
+            </w:r>
+            <w:proofErr w:type="spellEnd"/>
+            <w:r>
+              <w:rPr>
+                <w:rFonts w:ascii="Times New Roman" w:eastAsia="TimesNewRomanPS" w:hAnsi="Times New Roman" w:cs="Times New Roman"/>
+                <w:bCs/>
+                <w:color w:val="000000"/>
+                <w:sz w:val="24"/>
+              </w:rPr>
+              <w:t>(</w:t>
+            </w:r>
+            <w:proofErr w:type="gramEnd"/>
+            <w:r>
+              <w:rPr>
+                <w:rFonts w:ascii="Times New Roman" w:eastAsia="TimesNewRomanPS" w:hAnsi="Times New Roman" w:cs="Times New Roman"/>
+                <w:bCs/>
+                <w:color w:val="000000"/>
+                <w:sz w:val="24"/>
+              </w:rPr>
+              <w:t>) to normalize date values before sending to API.</w:t>
             </w:r>
           </w:p>
         </w:tc>
@@ -22784,6 +25435,7 @@
                 <w:lang w:eastAsia="zh-CN"/>
               </w:rPr>
             </w:pPr>
+            <w:proofErr w:type="spellStart"/>
             <w:r>
               <w:rPr>
                 <w:rFonts w:ascii="Times New Roman" w:hAnsi="Times New Roman" w:cs="Times New Roman"/>
@@ -22794,6 +25446,7 @@
               </w:rPr>
               <w:t>resetFilters</w:t>
             </w:r>
+            <w:proofErr w:type="spellEnd"/>
           </w:p>
           <w:p>
             <w:pPr>
@@ -22828,7 +25481,129 @@
                 <w:color w:val="000000"/>
                 <w:sz w:val="24"/>
               </w:rPr>
-              <w:t>Clears all filter conditions: sets searchKeyword='', filterStartDate=null, filterEndDate=null, resets currentPage to 1, and calls fetchDailyBriefing() to reload all news without filters.</w:t>
+              <w:t xml:space="preserve">Clears all filter conditions: sets </w:t>
+            </w:r>
+            <w:proofErr w:type="spellStart"/>
+            <w:r>
+              <w:rPr>
+                <w:rFonts w:ascii="Times New Roman" w:eastAsia="TimesNewRomanPS" w:hAnsi="Times New Roman" w:cs="Times New Roman"/>
+                <w:bCs/>
+                <w:color w:val="000000"/>
+                <w:sz w:val="24"/>
+              </w:rPr>
+              <w:t>searchKeyword</w:t>
+            </w:r>
+            <w:proofErr w:type="spellEnd"/>
+            <w:proofErr w:type="gramStart"/>
+            <w:r>
+              <w:rPr>
+                <w:rFonts w:ascii="Times New Roman" w:eastAsia="TimesNewRomanPS" w:hAnsi="Times New Roman" w:cs="Times New Roman"/>
+                <w:bCs/>
+                <w:color w:val="000000"/>
+                <w:sz w:val="24"/>
+              </w:rPr>
+              <w:t>=''</w:t>
+            </w:r>
+            <w:proofErr w:type="gramEnd"/>
+            <w:r>
+              <w:rPr>
+                <w:rFonts w:ascii="Times New Roman" w:eastAsia="TimesNewRomanPS" w:hAnsi="Times New Roman" w:cs="Times New Roman"/>
+                <w:bCs/>
+                <w:color w:val="000000"/>
+                <w:sz w:val="24"/>
+              </w:rPr>
+              <w:t xml:space="preserve">, </w:t>
+            </w:r>
+            <w:proofErr w:type="spellStart"/>
+            <w:r>
+              <w:rPr>
+                <w:rFonts w:ascii="Times New Roman" w:eastAsia="TimesNewRomanPS" w:hAnsi="Times New Roman" w:cs="Times New Roman"/>
+                <w:bCs/>
+                <w:color w:val="000000"/>
+                <w:sz w:val="24"/>
+              </w:rPr>
+              <w:t>filterStartDate</w:t>
+            </w:r>
+            <w:proofErr w:type="spellEnd"/>
+            <w:r>
+              <w:rPr>
+                <w:rFonts w:ascii="Times New Roman" w:eastAsia="TimesNewRomanPS" w:hAnsi="Times New Roman" w:cs="Times New Roman"/>
+                <w:bCs/>
+                <w:color w:val="000000"/>
+                <w:sz w:val="24"/>
+              </w:rPr>
+              <w:t xml:space="preserve">=null, </w:t>
+            </w:r>
+            <w:proofErr w:type="spellStart"/>
+            <w:r>
+              <w:rPr>
+                <w:rFonts w:ascii="Times New Roman" w:eastAsia="TimesNewRomanPS" w:hAnsi="Times New Roman" w:cs="Times New Roman"/>
+                <w:bCs/>
+                <w:color w:val="000000"/>
+                <w:sz w:val="24"/>
+              </w:rPr>
+              <w:t>filterEndDate</w:t>
+            </w:r>
+            <w:proofErr w:type="spellEnd"/>
+            <w:r>
+              <w:rPr>
+                <w:rFonts w:ascii="Times New Roman" w:eastAsia="TimesNewRomanPS" w:hAnsi="Times New Roman" w:cs="Times New Roman"/>
+                <w:bCs/>
+                <w:color w:val="000000"/>
+                <w:sz w:val="24"/>
+              </w:rPr>
+              <w:t xml:space="preserve">=null, resets </w:t>
+            </w:r>
+            <w:proofErr w:type="spellStart"/>
+            <w:r>
+              <w:rPr>
+                <w:rFonts w:ascii="Times New Roman" w:eastAsia="TimesNewRomanPS" w:hAnsi="Times New Roman" w:cs="Times New Roman"/>
+                <w:bCs/>
+                <w:color w:val="000000"/>
+                <w:sz w:val="24"/>
+              </w:rPr>
+              <w:t>currentPage</w:t>
+            </w:r>
+            <w:proofErr w:type="spellEnd"/>
+            <w:r>
+              <w:rPr>
+                <w:rFonts w:ascii="Times New Roman" w:eastAsia="TimesNewRomanPS" w:hAnsi="Times New Roman" w:cs="Times New Roman"/>
+                <w:bCs/>
+                <w:color w:val="000000"/>
+                <w:sz w:val="24"/>
+              </w:rPr>
+              <w:t xml:space="preserve"> to 1, and calls </w:t>
+            </w:r>
+            <w:proofErr w:type="spellStart"/>
+            <w:proofErr w:type="gramStart"/>
+            <w:r>
+              <w:rPr>
+                <w:rFonts w:ascii="Times New Roman" w:eastAsia="TimesNewRomanPS" w:hAnsi="Times New Roman" w:cs="Times New Roman"/>
+                <w:bCs/>
+                <w:color w:val="000000"/>
+                <w:sz w:val="24"/>
+              </w:rPr>
+              <w:t>fetchDailyBriefing</w:t>
+            </w:r>
+            <w:proofErr w:type="spellEnd"/>
+            <w:r>
+              <w:rPr>
+                <w:rFonts w:ascii="Times New Roman" w:eastAsia="TimesNewRomanPS" w:hAnsi="Times New Roman" w:cs="Times New Roman"/>
+                <w:bCs/>
+                <w:color w:val="000000"/>
+                <w:sz w:val="24"/>
+              </w:rPr>
+              <w:t>(</w:t>
+            </w:r>
+            <w:proofErr w:type="gramEnd"/>
+            <w:r>
+              <w:rPr>
+                <w:rFonts w:ascii="Times New Roman" w:eastAsia="TimesNewRomanPS" w:hAnsi="Times New Roman" w:cs="Times New Roman"/>
+                <w:bCs/>
+                <w:color w:val="000000"/>
+                <w:sz w:val="24"/>
+              </w:rPr>
+              <w:t>) to reload all news without filters.</w:t>
             </w:r>
           </w:p>
         </w:tc>
@@ -22942,6 +25717,7 @@
                 <w:lang w:eastAsia="zh-CN"/>
               </w:rPr>
             </w:pPr>
+            <w:proofErr w:type="spellStart"/>
             <w:r>
               <w:rPr>
                 <w:rFonts w:ascii="Times New Roman" w:eastAsia="TimesNewRomanPS" w:hAnsi="Times New Roman" w:cs="Times New Roman"/>
@@ -22951,6 +25727,7 @@
               </w:rPr>
               <w:t>handlePageChange</w:t>
             </w:r>
+            <w:proofErr w:type="spellEnd"/>
           </w:p>
         </w:tc>
         <w:tc>
@@ -22974,8 +25751,10 @@
                 <w:color w:val="000000"/>
                 <w:sz w:val="24"/>
               </w:rPr>
-              <w:t xml:space="preserve">Handles pagination by updating currentPage to the new page number and </w:t>
-            </w:r>
+              <w:t xml:space="preserve">Handles pagination by updating </w:t>
+            </w:r>
+            <w:proofErr w:type="spellStart"/>
+            <w:proofErr w:type="gramStart"/>
             <w:r>
               <w:rPr>
                 <w:rFonts w:ascii="Times New Roman" w:eastAsia="TimesNewRomanPS" w:hAnsi="Times New Roman" w:cs="Times New Roman"/>
@@ -22983,8 +25762,59 @@
                 <w:color w:val="000000"/>
                 <w:sz w:val="24"/>
               </w:rPr>
+              <w:t>currentPage</w:t>
+            </w:r>
+            <w:proofErr w:type="spellEnd"/>
+            <w:proofErr w:type="gramEnd"/>
+            <w:r>
+              <w:rPr>
+                <w:rFonts w:ascii="Times New Roman" w:eastAsia="TimesNewRomanPS" w:hAnsi="Times New Roman" w:cs="Times New Roman"/>
+                <w:bCs/>
+                <w:color w:val="000000"/>
+                <w:sz w:val="24"/>
+              </w:rPr>
+              <w:t xml:space="preserve"> to the new page number and </w:t>
+            </w:r>
+            <w:r>
+              <w:rPr>
+                <w:rFonts w:ascii="Times New Roman" w:eastAsia="TimesNewRomanPS" w:hAnsi="Times New Roman" w:cs="Times New Roman"/>
+                <w:bCs/>
+                <w:color w:val="000000"/>
+                <w:sz w:val="24"/>
+              </w:rPr>
               <w:lastRenderedPageBreak/>
-              <w:t>calling fetchDailyBriefing() to fetch the corresponding page. Scrolls to top after page change.</w:t>
+              <w:t xml:space="preserve">calling </w:t>
+            </w:r>
+            <w:proofErr w:type="spellStart"/>
+            <w:proofErr w:type="gramStart"/>
+            <w:r>
+              <w:rPr>
+                <w:rFonts w:ascii="Times New Roman" w:eastAsia="TimesNewRomanPS" w:hAnsi="Times New Roman" w:cs="Times New Roman"/>
+                <w:bCs/>
+                <w:color w:val="000000"/>
+                <w:sz w:val="24"/>
+              </w:rPr>
+              <w:t>fetchDailyBriefing</w:t>
+            </w:r>
+            <w:proofErr w:type="spellEnd"/>
+            <w:r>
+              <w:rPr>
+                <w:rFonts w:ascii="Times New Roman" w:eastAsia="TimesNewRomanPS" w:hAnsi="Times New Roman" w:cs="Times New Roman"/>
+                <w:bCs/>
+                <w:color w:val="000000"/>
+                <w:sz w:val="24"/>
+              </w:rPr>
+              <w:t>(</w:t>
+            </w:r>
+            <w:proofErr w:type="gramEnd"/>
+            <w:r>
+              <w:rPr>
+                <w:rFonts w:ascii="Times New Roman" w:eastAsia="TimesNewRomanPS" w:hAnsi="Times New Roman" w:cs="Times New Roman"/>
+                <w:bCs/>
+                <w:color w:val="000000"/>
+                <w:sz w:val="24"/>
+              </w:rPr>
+              <w:t>) to fetch the corresponding page. Scrolls to top after page change.</w:t>
             </w:r>
           </w:p>
         </w:tc>
@@ -23098,6 +25928,7 @@
                 <w:sz w:val="24"/>
               </w:rPr>
             </w:pPr>
+            <w:proofErr w:type="spellStart"/>
             <w:r>
               <w:rPr>
                 <w:rFonts w:ascii="Times New Roman" w:eastAsia="TimesNewRomanPS" w:hAnsi="Times New Roman" w:cs="Times New Roman"/>
@@ -23107,6 +25938,7 @@
               </w:rPr>
               <w:t>viewDetail</w:t>
             </w:r>
+            <w:proofErr w:type="spellEnd"/>
           </w:p>
           <w:p>
             <w:pPr>
@@ -23157,6 +25989,7 @@
                 <w:sz w:val="24"/>
               </w:rPr>
             </w:pPr>
+            <w:proofErr w:type="spellStart"/>
             <w:r>
               <w:rPr>
                 <w:rFonts w:ascii="Times New Roman" w:eastAsia="TimesNewRomanPS" w:hAnsi="Times New Roman" w:cs="Times New Roman"/>
@@ -23164,7 +25997,17 @@
                 <w:color w:val="000000"/>
                 <w:sz w:val="24"/>
               </w:rPr>
-              <w:t>newsId: Number</w:t>
+              <w:t>newsId</w:t>
+            </w:r>
+            <w:proofErr w:type="spellEnd"/>
+            <w:r>
+              <w:rPr>
+                <w:rFonts w:ascii="Times New Roman" w:eastAsia="TimesNewRomanPS" w:hAnsi="Times New Roman" w:cs="Times New Roman"/>
+                <w:bCs/>
+                <w:color w:val="000000"/>
+                <w:sz w:val="24"/>
+              </w:rPr>
+              <w:t>: Number</w:t>
             </w:r>
           </w:p>
           <w:p>
@@ -23254,6 +26097,7 @@
                 <w:lang w:eastAsia="zh-CN"/>
               </w:rPr>
             </w:pPr>
+            <w:proofErr w:type="spellStart"/>
             <w:r>
               <w:rPr>
                 <w:rFonts w:ascii="Times New Roman" w:eastAsia="TimesNewRomanPS" w:hAnsi="Times New Roman" w:cs="Times New Roman"/>
@@ -23263,6 +26107,7 @@
               </w:rPr>
               <w:t>openOriginalUrl</w:t>
             </w:r>
+            <w:proofErr w:type="spellEnd"/>
           </w:p>
         </w:tc>
         <w:tc>
@@ -23392,6 +26237,7 @@
                 <w:lang w:eastAsia="zh-CN"/>
               </w:rPr>
             </w:pPr>
+            <w:proofErr w:type="spellStart"/>
             <w:r>
               <w:rPr>
                 <w:rFonts w:ascii="Times New Roman" w:eastAsia="TimesNewRomanPS" w:hAnsi="Times New Roman" w:cs="Times New Roman"/>
@@ -23401,6 +26247,7 @@
               </w:rPr>
               <w:t>getSourceTagType</w:t>
             </w:r>
+            <w:proofErr w:type="spellEnd"/>
           </w:p>
         </w:tc>
         <w:tc>
@@ -23530,6 +26377,7 @@
                 <w:lang w:eastAsia="zh-CN"/>
               </w:rPr>
             </w:pPr>
+            <w:proofErr w:type="spellStart"/>
             <w:r>
               <w:rPr>
                 <w:rFonts w:ascii="Times New Roman" w:eastAsia="TimesNewRomanPS" w:hAnsi="Times New Roman" w:cs="Times New Roman"/>
@@ -23539,6 +26387,7 @@
               </w:rPr>
               <w:t>normalizeDateValue</w:t>
             </w:r>
+            <w:proofErr w:type="spellEnd"/>
           </w:p>
         </w:tc>
         <w:tc>
@@ -23605,7 +26454,27 @@
                 <w:color w:val="000000"/>
                 <w:sz w:val="24"/>
               </w:rPr>
-              <w:t>value: Date \String</w:t>
+              <w:t xml:space="preserve">value: </w:t>
+            </w:r>
+            <w:proofErr w:type="gramStart"/>
+            <w:r>
+              <w:rPr>
+                <w:rFonts w:ascii="Times New Roman" w:eastAsia="TimesNewRomanPS" w:hAnsi="Times New Roman" w:cs="Times New Roman"/>
+                <w:bCs/>
+                <w:color w:val="000000"/>
+                <w:sz w:val="24"/>
+              </w:rPr>
+              <w:t>Date \</w:t>
+            </w:r>
+            <w:proofErr w:type="gramEnd"/>
+            <w:r>
+              <w:rPr>
+                <w:rFonts w:ascii="Times New Roman" w:eastAsia="TimesNewRomanPS" w:hAnsi="Times New Roman" w:cs="Times New Roman"/>
+                <w:bCs/>
+                <w:color w:val="000000"/>
+                <w:sz w:val="24"/>
+              </w:rPr>
+              <w:t>String</w:t>
             </w:r>
           </w:p>
           <w:p>
@@ -23695,6 +26564,7 @@
                 <w:lang w:eastAsia="zh-CN"/>
               </w:rPr>
             </w:pPr>
+            <w:proofErr w:type="spellStart"/>
             <w:r>
               <w:rPr>
                 <w:rFonts w:ascii="Times New Roman" w:eastAsia="TimesNewRomanPS" w:hAnsi="Times New Roman" w:cs="Times New Roman"/>
@@ -23704,6 +26574,7 @@
               </w:rPr>
               <w:t>formatDate</w:t>
             </w:r>
+            <w:proofErr w:type="spellEnd"/>
           </w:p>
         </w:tc>
         <w:tc>
@@ -23727,7 +26598,27 @@
                 <w:color w:val="000000"/>
                 <w:sz w:val="24"/>
               </w:rPr>
-              <w:t>Formats a date object to "DD-MM-YYYY HH:mm" format string</w:t>
+              <w:t xml:space="preserve">Formats a date object to "DD-MM-YYYY </w:t>
+            </w:r>
+            <w:proofErr w:type="spellStart"/>
+            <w:r>
+              <w:rPr>
+                <w:rFonts w:ascii="Times New Roman" w:eastAsia="TimesNewRomanPS" w:hAnsi="Times New Roman" w:cs="Times New Roman"/>
+                <w:bCs/>
+                <w:color w:val="000000"/>
+                <w:sz w:val="24"/>
+              </w:rPr>
+              <w:t>HH:mm</w:t>
+            </w:r>
+            <w:proofErr w:type="spellEnd"/>
+            <w:r>
+              <w:rPr>
+                <w:rFonts w:ascii="Times New Roman" w:eastAsia="TimesNewRomanPS" w:hAnsi="Times New Roman" w:cs="Times New Roman"/>
+                <w:bCs/>
+                <w:color w:val="000000"/>
+                <w:sz w:val="24"/>
+              </w:rPr>
+              <w:t>" format string</w:t>
             </w:r>
           </w:p>
         </w:tc>
@@ -23744,6 +26635,7 @@
                 <w:sz w:val="24"/>
               </w:rPr>
             </w:pPr>
+            <w:proofErr w:type="gramStart"/>
             <w:r>
               <w:rPr>
                 <w:rFonts w:ascii="Times New Roman" w:eastAsia="TimesNewRomanPS" w:hAnsi="Times New Roman" w:cs="Times New Roman"/>
@@ -23751,7 +26643,17 @@
                 <w:color w:val="000000"/>
                 <w:sz w:val="24"/>
               </w:rPr>
-              <w:t>date: Date \String</w:t>
+              <w:t>date</w:t>
+            </w:r>
+            <w:proofErr w:type="gramEnd"/>
+            <w:r>
+              <w:rPr>
+                <w:rFonts w:ascii="Times New Roman" w:eastAsia="TimesNewRomanPS" w:hAnsi="Times New Roman" w:cs="Times New Roman"/>
+                <w:bCs/>
+                <w:color w:val="000000"/>
+                <w:sz w:val="24"/>
+              </w:rPr>
+              <w:t>: Date \String</w:t>
             </w:r>
           </w:p>
           <w:p>
@@ -23905,8 +26807,20 @@
           <w:lang w:eastAsia="zh-CN"/>
         </w:rPr>
         <w:lastRenderedPageBreak/>
-        <w:t>4.1.1.2 DailyBriefingDetail</w:t>
+        <w:t xml:space="preserve">4.1.1.2 </w:t>
       </w:r>
+      <w:proofErr w:type="spellStart"/>
+      <w:r>
+        <w:rPr>
+          <w:rFonts w:ascii="Times New Roman" w:hAnsi="Times New Roman" w:cs="Times New Roman"/>
+          <w:b/>
+          <w:bCs/>
+          <w:color w:val="auto"/>
+          <w:lang w:eastAsia="zh-CN"/>
+        </w:rPr>
+        <w:t>DailyBriefingDetail</w:t>
+      </w:r>
+      <w:proofErr w:type="spellEnd"/>
     </w:p>
     <w:p>
       <w:pPr>
@@ -24168,7 +27082,51 @@
                 <w:sz w:val="24"/>
                 <w:lang w:eastAsia="zh-CN"/>
               </w:rPr>
-              <w:t>Object containing the detailed information of a single Daily Briefing news item</w:t>
+              <w:t xml:space="preserve">Object containing </w:t>
+            </w:r>
+            <w:proofErr w:type="gramStart"/>
+            <w:r>
+              <w:rPr>
+                <w:rFonts w:ascii="Times New Roman" w:hAnsi="Times New Roman" w:cs="Times New Roman"/>
+                <w:bCs/>
+                <w:color w:val="000000"/>
+                <w:sz w:val="24"/>
+                <w:lang w:eastAsia="zh-CN"/>
+              </w:rPr>
+              <w:t>the detailed</w:t>
+            </w:r>
+            <w:proofErr w:type="gramEnd"/>
+            <w:r>
+              <w:rPr>
+                <w:rFonts w:ascii="Times New Roman" w:hAnsi="Times New Roman" w:cs="Times New Roman"/>
+                <w:bCs/>
+                <w:color w:val="000000"/>
+                <w:sz w:val="24"/>
+                <w:lang w:eastAsia="zh-CN"/>
+              </w:rPr>
+              <w:t xml:space="preserve"> information </w:t>
+            </w:r>
+            <w:proofErr w:type="gramStart"/>
+            <w:r>
+              <w:rPr>
+                <w:rFonts w:ascii="Times New Roman" w:hAnsi="Times New Roman" w:cs="Times New Roman"/>
+                <w:bCs/>
+                <w:color w:val="000000"/>
+                <w:sz w:val="24"/>
+                <w:lang w:eastAsia="zh-CN"/>
+              </w:rPr>
+              <w:t>of</w:t>
+            </w:r>
+            <w:proofErr w:type="gramEnd"/>
+            <w:r>
+              <w:rPr>
+                <w:rFonts w:ascii="Times New Roman" w:hAnsi="Times New Roman" w:cs="Times New Roman"/>
+                <w:bCs/>
+                <w:color w:val="000000"/>
+                <w:sz w:val="24"/>
+                <w:lang w:eastAsia="zh-CN"/>
+              </w:rPr>
+              <w:t xml:space="preserve"> a single Daily Briefing news item</w:t>
             </w:r>
           </w:p>
         </w:tc>
@@ -24238,6 +27196,7 @@
                 <w:lang w:eastAsia="zh-CN"/>
               </w:rPr>
             </w:pPr>
+            <w:proofErr w:type="spellStart"/>
             <w:r>
               <w:rPr>
                 <w:rFonts w:ascii="Times New Roman" w:hAnsi="Times New Roman" w:cs="Times New Roman"/>
@@ -24248,6 +27207,7 @@
               </w:rPr>
               <w:t>originalContent</w:t>
             </w:r>
+            <w:proofErr w:type="spellEnd"/>
           </w:p>
         </w:tc>
         <w:tc>
@@ -24551,6 +27511,7 @@
                 <w:lang w:eastAsia="zh-CN"/>
               </w:rPr>
             </w:pPr>
+            <w:proofErr w:type="spellStart"/>
             <w:r>
               <w:rPr>
                 <w:rFonts w:ascii="Times New Roman" w:hAnsi="Times New Roman" w:cs="Times New Roman"/>
@@ -24561,6 +27522,7 @@
               </w:rPr>
               <w:t>currentLang</w:t>
             </w:r>
+            <w:proofErr w:type="spellEnd"/>
           </w:p>
         </w:tc>
         <w:tc>
@@ -24585,7 +27547,51 @@
                 <w:sz w:val="24"/>
                 <w:lang w:eastAsia="zh-CN"/>
               </w:rPr>
-              <w:t>String representing the current interface language ("zh" for Chinese, "en" for English)</w:t>
+              <w:t>String representing the current interface language ("</w:t>
+            </w:r>
+            <w:proofErr w:type="spellStart"/>
+            <w:r>
+              <w:rPr>
+                <w:rFonts w:ascii="Times New Roman" w:hAnsi="Times New Roman" w:cs="Times New Roman"/>
+                <w:bCs/>
+                <w:color w:val="000000"/>
+                <w:sz w:val="24"/>
+                <w:lang w:eastAsia="zh-CN"/>
+              </w:rPr>
+              <w:t>zh</w:t>
+            </w:r>
+            <w:proofErr w:type="spellEnd"/>
+            <w:r>
+              <w:rPr>
+                <w:rFonts w:ascii="Times New Roman" w:hAnsi="Times New Roman" w:cs="Times New Roman"/>
+                <w:bCs/>
+                <w:color w:val="000000"/>
+                <w:sz w:val="24"/>
+                <w:lang w:eastAsia="zh-CN"/>
+              </w:rPr>
+              <w:t>" for Chinese, "</w:t>
+            </w:r>
+            <w:proofErr w:type="spellStart"/>
+            <w:r>
+              <w:rPr>
+                <w:rFonts w:ascii="Times New Roman" w:hAnsi="Times New Roman" w:cs="Times New Roman"/>
+                <w:bCs/>
+                <w:color w:val="000000"/>
+                <w:sz w:val="24"/>
+                <w:lang w:eastAsia="zh-CN"/>
+              </w:rPr>
+              <w:t>en</w:t>
+            </w:r>
+            <w:proofErr w:type="spellEnd"/>
+            <w:r>
+              <w:rPr>
+                <w:rFonts w:ascii="Times New Roman" w:hAnsi="Times New Roman" w:cs="Times New Roman"/>
+                <w:bCs/>
+                <w:color w:val="000000"/>
+                <w:sz w:val="24"/>
+                <w:lang w:eastAsia="zh-CN"/>
+              </w:rPr>
+              <w:t>" for English)</w:t>
             </w:r>
           </w:p>
         </w:tc>
@@ -24657,6 +27663,7 @@
                 <w:lang w:eastAsia="zh-CN"/>
               </w:rPr>
             </w:pPr>
+            <w:proofErr w:type="spellStart"/>
             <w:r>
               <w:rPr>
                 <w:rFonts w:ascii="Times New Roman" w:hAnsi="Times New Roman" w:cs="Times New Roman"/>
@@ -24667,6 +27674,7 @@
               </w:rPr>
               <w:t>newsId</w:t>
             </w:r>
+            <w:proofErr w:type="spellEnd"/>
           </w:p>
         </w:tc>
         <w:tc>
@@ -24926,6 +27934,7 @@
                 <w:lang w:eastAsia="zh-CN"/>
               </w:rPr>
             </w:pPr>
+            <w:proofErr w:type="spellStart"/>
             <w:r>
               <w:rPr>
                 <w:rFonts w:ascii="Times New Roman" w:hAnsi="Times New Roman" w:cs="Times New Roman"/>
@@ -24936,6 +27945,7 @@
               </w:rPr>
               <w:t>fetchNewsDetail</w:t>
             </w:r>
+            <w:proofErr w:type="spellEnd"/>
           </w:p>
         </w:tc>
         <w:tc>
@@ -24960,7 +27970,297 @@
                 <w:sz w:val="24"/>
                 <w:lang w:eastAsia="zh-CN"/>
               </w:rPr>
-              <w:t>Fetches detailed information of a single news item from the backend API using newsId. Sets loading=true, error=null, builds params with lang (currentLang or 'en'), sends GET request to /api/news/daily-briefing/{id}. First checks response.status === 200, then checks response.data.success. On success, updates news = response.data.data and originalContent = response.data.originalContent. Handles errors: 404 (shows localized notFound message), 401 (shows login expired message, handled by interceptor), 500 (shows error message from response), network errors (shows localized networkError message). Sets loading=false in finally block.</w:t>
+              <w:t xml:space="preserve">Fetches detailed information of a single news item from the backend API using </w:t>
+            </w:r>
+            <w:proofErr w:type="spellStart"/>
+            <w:r>
+              <w:rPr>
+                <w:rFonts w:ascii="Times New Roman" w:hAnsi="Times New Roman" w:cs="Times New Roman"/>
+                <w:bCs/>
+                <w:color w:val="000000"/>
+                <w:sz w:val="24"/>
+                <w:lang w:eastAsia="zh-CN"/>
+              </w:rPr>
+              <w:t>newsId</w:t>
+            </w:r>
+            <w:proofErr w:type="spellEnd"/>
+            <w:r>
+              <w:rPr>
+                <w:rFonts w:ascii="Times New Roman" w:hAnsi="Times New Roman" w:cs="Times New Roman"/>
+                <w:bCs/>
+                <w:color w:val="000000"/>
+                <w:sz w:val="24"/>
+                <w:lang w:eastAsia="zh-CN"/>
+              </w:rPr>
+              <w:t>. Sets loading=true, error=null, builds params with lang (</w:t>
+            </w:r>
+            <w:proofErr w:type="spellStart"/>
+            <w:r>
+              <w:rPr>
+                <w:rFonts w:ascii="Times New Roman" w:hAnsi="Times New Roman" w:cs="Times New Roman"/>
+                <w:bCs/>
+                <w:color w:val="000000"/>
+                <w:sz w:val="24"/>
+                <w:lang w:eastAsia="zh-CN"/>
+              </w:rPr>
+              <w:t>currentLang</w:t>
+            </w:r>
+            <w:proofErr w:type="spellEnd"/>
+            <w:r>
+              <w:rPr>
+                <w:rFonts w:ascii="Times New Roman" w:hAnsi="Times New Roman" w:cs="Times New Roman"/>
+                <w:bCs/>
+                <w:color w:val="000000"/>
+                <w:sz w:val="24"/>
+                <w:lang w:eastAsia="zh-CN"/>
+              </w:rPr>
+              <w:t xml:space="preserve"> or '</w:t>
+            </w:r>
+            <w:proofErr w:type="spellStart"/>
+            <w:r>
+              <w:rPr>
+                <w:rFonts w:ascii="Times New Roman" w:hAnsi="Times New Roman" w:cs="Times New Roman"/>
+                <w:bCs/>
+                <w:color w:val="000000"/>
+                <w:sz w:val="24"/>
+                <w:lang w:eastAsia="zh-CN"/>
+              </w:rPr>
+              <w:t>en</w:t>
+            </w:r>
+            <w:proofErr w:type="spellEnd"/>
+            <w:r>
+              <w:rPr>
+                <w:rFonts w:ascii="Times New Roman" w:hAnsi="Times New Roman" w:cs="Times New Roman"/>
+                <w:bCs/>
+                <w:color w:val="000000"/>
+                <w:sz w:val="24"/>
+                <w:lang w:eastAsia="zh-CN"/>
+              </w:rPr>
+              <w:t>'), sends GET request to /</w:t>
+            </w:r>
+            <w:proofErr w:type="spellStart"/>
+            <w:r>
+              <w:rPr>
+                <w:rFonts w:ascii="Times New Roman" w:hAnsi="Times New Roman" w:cs="Times New Roman"/>
+                <w:bCs/>
+                <w:color w:val="000000"/>
+                <w:sz w:val="24"/>
+                <w:lang w:eastAsia="zh-CN"/>
+              </w:rPr>
+              <w:t>api</w:t>
+            </w:r>
+            <w:proofErr w:type="spellEnd"/>
+            <w:r>
+              <w:rPr>
+                <w:rFonts w:ascii="Times New Roman" w:hAnsi="Times New Roman" w:cs="Times New Roman"/>
+                <w:bCs/>
+                <w:color w:val="000000"/>
+                <w:sz w:val="24"/>
+                <w:lang w:eastAsia="zh-CN"/>
+              </w:rPr>
+              <w:t>/news/daily-</w:t>
+            </w:r>
+            <w:proofErr w:type="gramStart"/>
+            <w:r>
+              <w:rPr>
+                <w:rFonts w:ascii="Times New Roman" w:hAnsi="Times New Roman" w:cs="Times New Roman"/>
+                <w:bCs/>
+                <w:color w:val="000000"/>
+                <w:sz w:val="24"/>
+                <w:lang w:eastAsia="zh-CN"/>
+              </w:rPr>
+              <w:t>briefing/{id}.</w:t>
+            </w:r>
+            <w:proofErr w:type="gramEnd"/>
+            <w:r>
+              <w:rPr>
+                <w:rFonts w:ascii="Times New Roman" w:hAnsi="Times New Roman" w:cs="Times New Roman"/>
+                <w:bCs/>
+                <w:color w:val="000000"/>
+                <w:sz w:val="24"/>
+                <w:lang w:eastAsia="zh-CN"/>
+              </w:rPr>
+              <w:t xml:space="preserve"> First checks </w:t>
+            </w:r>
+            <w:proofErr w:type="spellStart"/>
+            <w:proofErr w:type="gramStart"/>
+            <w:r>
+              <w:rPr>
+                <w:rFonts w:ascii="Times New Roman" w:hAnsi="Times New Roman" w:cs="Times New Roman"/>
+                <w:bCs/>
+                <w:color w:val="000000"/>
+                <w:sz w:val="24"/>
+                <w:lang w:eastAsia="zh-CN"/>
+              </w:rPr>
+              <w:t>response.status</w:t>
+            </w:r>
+            <w:proofErr w:type="spellEnd"/>
+            <w:proofErr w:type="gramEnd"/>
+            <w:r>
+              <w:rPr>
+                <w:rFonts w:ascii="Times New Roman" w:hAnsi="Times New Roman" w:cs="Times New Roman"/>
+                <w:bCs/>
+                <w:color w:val="000000"/>
+                <w:sz w:val="24"/>
+                <w:lang w:eastAsia="zh-CN"/>
+              </w:rPr>
+              <w:t xml:space="preserve"> === 200, then checks </w:t>
+            </w:r>
+            <w:proofErr w:type="spellStart"/>
+            <w:r>
+              <w:rPr>
+                <w:rFonts w:ascii="Times New Roman" w:hAnsi="Times New Roman" w:cs="Times New Roman"/>
+                <w:bCs/>
+                <w:color w:val="000000"/>
+                <w:sz w:val="24"/>
+                <w:lang w:eastAsia="zh-CN"/>
+              </w:rPr>
+              <w:t>response.</w:t>
+            </w:r>
+            <w:proofErr w:type="gramStart"/>
+            <w:r>
+              <w:rPr>
+                <w:rFonts w:ascii="Times New Roman" w:hAnsi="Times New Roman" w:cs="Times New Roman"/>
+                <w:bCs/>
+                <w:color w:val="000000"/>
+                <w:sz w:val="24"/>
+                <w:lang w:eastAsia="zh-CN"/>
+              </w:rPr>
+              <w:t>data.success</w:t>
+            </w:r>
+            <w:proofErr w:type="spellEnd"/>
+            <w:proofErr w:type="gramEnd"/>
+            <w:r>
+              <w:rPr>
+                <w:rFonts w:ascii="Times New Roman" w:hAnsi="Times New Roman" w:cs="Times New Roman"/>
+                <w:bCs/>
+                <w:color w:val="000000"/>
+                <w:sz w:val="24"/>
+                <w:lang w:eastAsia="zh-CN"/>
+              </w:rPr>
+              <w:t xml:space="preserve">. On success, updates news = </w:t>
+            </w:r>
+            <w:proofErr w:type="spellStart"/>
+            <w:r>
+              <w:rPr>
+                <w:rFonts w:ascii="Times New Roman" w:hAnsi="Times New Roman" w:cs="Times New Roman"/>
+                <w:bCs/>
+                <w:color w:val="000000"/>
+                <w:sz w:val="24"/>
+                <w:lang w:eastAsia="zh-CN"/>
+              </w:rPr>
+              <w:t>response.data.data</w:t>
+            </w:r>
+            <w:proofErr w:type="spellEnd"/>
+            <w:r>
+              <w:rPr>
+                <w:rFonts w:ascii="Times New Roman" w:hAnsi="Times New Roman" w:cs="Times New Roman"/>
+                <w:bCs/>
+                <w:color w:val="000000"/>
+                <w:sz w:val="24"/>
+                <w:lang w:eastAsia="zh-CN"/>
+              </w:rPr>
+              <w:t xml:space="preserve"> and </w:t>
+            </w:r>
+            <w:proofErr w:type="spellStart"/>
+            <w:r>
+              <w:rPr>
+                <w:rFonts w:ascii="Times New Roman" w:hAnsi="Times New Roman" w:cs="Times New Roman"/>
+                <w:bCs/>
+                <w:color w:val="000000"/>
+                <w:sz w:val="24"/>
+                <w:lang w:eastAsia="zh-CN"/>
+              </w:rPr>
+              <w:t>originalContent</w:t>
+            </w:r>
+            <w:proofErr w:type="spellEnd"/>
+            <w:r>
+              <w:rPr>
+                <w:rFonts w:ascii="Times New Roman" w:hAnsi="Times New Roman" w:cs="Times New Roman"/>
+                <w:bCs/>
+                <w:color w:val="000000"/>
+                <w:sz w:val="24"/>
+                <w:lang w:eastAsia="zh-CN"/>
+              </w:rPr>
+              <w:t xml:space="preserve"> = </w:t>
+            </w:r>
+            <w:proofErr w:type="spellStart"/>
+            <w:r>
+              <w:rPr>
+                <w:rFonts w:ascii="Times New Roman" w:hAnsi="Times New Roman" w:cs="Times New Roman"/>
+                <w:bCs/>
+                <w:color w:val="000000"/>
+                <w:sz w:val="24"/>
+                <w:lang w:eastAsia="zh-CN"/>
+              </w:rPr>
+              <w:t>response.</w:t>
+            </w:r>
+            <w:proofErr w:type="gramStart"/>
+            <w:r>
+              <w:rPr>
+                <w:rFonts w:ascii="Times New Roman" w:hAnsi="Times New Roman" w:cs="Times New Roman"/>
+                <w:bCs/>
+                <w:color w:val="000000"/>
+                <w:sz w:val="24"/>
+                <w:lang w:eastAsia="zh-CN"/>
+              </w:rPr>
+              <w:t>data.originalContent</w:t>
+            </w:r>
+            <w:proofErr w:type="spellEnd"/>
+            <w:proofErr w:type="gramEnd"/>
+            <w:r>
+              <w:rPr>
+                <w:rFonts w:ascii="Times New Roman" w:hAnsi="Times New Roman" w:cs="Times New Roman"/>
+                <w:bCs/>
+                <w:color w:val="000000"/>
+                <w:sz w:val="24"/>
+                <w:lang w:eastAsia="zh-CN"/>
+              </w:rPr>
+              <w:t xml:space="preserve">. Handles errors: 404 (shows localized </w:t>
+            </w:r>
+            <w:proofErr w:type="spellStart"/>
+            <w:r>
+              <w:rPr>
+                <w:rFonts w:ascii="Times New Roman" w:hAnsi="Times New Roman" w:cs="Times New Roman"/>
+                <w:bCs/>
+                <w:color w:val="000000"/>
+                <w:sz w:val="24"/>
+                <w:lang w:eastAsia="zh-CN"/>
+              </w:rPr>
+              <w:t>notFound</w:t>
+            </w:r>
+            <w:proofErr w:type="spellEnd"/>
+            <w:r>
+              <w:rPr>
+                <w:rFonts w:ascii="Times New Roman" w:hAnsi="Times New Roman" w:cs="Times New Roman"/>
+                <w:bCs/>
+                <w:color w:val="000000"/>
+                <w:sz w:val="24"/>
+                <w:lang w:eastAsia="zh-CN"/>
+              </w:rPr>
+              <w:t xml:space="preserve"> message), 401 (shows login expired message, handled by interceptor), 500 (shows error message from response), network errors (shows localized </w:t>
+            </w:r>
+            <w:proofErr w:type="spellStart"/>
+            <w:r>
+              <w:rPr>
+                <w:rFonts w:ascii="Times New Roman" w:hAnsi="Times New Roman" w:cs="Times New Roman"/>
+                <w:bCs/>
+                <w:color w:val="000000"/>
+                <w:sz w:val="24"/>
+                <w:lang w:eastAsia="zh-CN"/>
+              </w:rPr>
+              <w:t>networkError</w:t>
+            </w:r>
+            <w:proofErr w:type="spellEnd"/>
+            <w:r>
+              <w:rPr>
+                <w:rFonts w:ascii="Times New Roman" w:hAnsi="Times New Roman" w:cs="Times New Roman"/>
+                <w:bCs/>
+                <w:color w:val="000000"/>
+                <w:sz w:val="24"/>
+                <w:lang w:eastAsia="zh-CN"/>
+              </w:rPr>
+              <w:t xml:space="preserve"> message). Sets loading=false in finally block.</w:t>
             </w:r>
           </w:p>
         </w:tc>
@@ -25077,6 +28377,7 @@
                 <w:sz w:val="24"/>
               </w:rPr>
             </w:pPr>
+            <w:proofErr w:type="spellStart"/>
             <w:r>
               <w:rPr>
                 <w:rFonts w:ascii="Times New Roman" w:eastAsia="TimesNewRomanPS" w:hAnsi="Times New Roman" w:cs="Times New Roman"/>
@@ -25086,6 +28387,7 @@
               </w:rPr>
               <w:t>goBack</w:t>
             </w:r>
+            <w:proofErr w:type="spellEnd"/>
           </w:p>
           <w:p>
             <w:pPr>
@@ -25224,6 +28526,7 @@
                 <w:lang w:eastAsia="zh-CN"/>
               </w:rPr>
             </w:pPr>
+            <w:proofErr w:type="spellStart"/>
             <w:r>
               <w:rPr>
                 <w:rFonts w:ascii="Times New Roman" w:hAnsi="Times New Roman" w:cs="Times New Roman"/>
@@ -25234,6 +28537,7 @@
               </w:rPr>
               <w:t>openOriginalUrl</w:t>
             </w:r>
+            <w:proofErr w:type="spellEnd"/>
           </w:p>
         </w:tc>
         <w:tc>
@@ -25362,6 +28666,7 @@
                 <w:lang w:eastAsia="zh-CN"/>
               </w:rPr>
             </w:pPr>
+            <w:proofErr w:type="spellStart"/>
             <w:r>
               <w:rPr>
                 <w:rFonts w:ascii="Times New Roman" w:hAnsi="Times New Roman" w:cs="Times New Roman"/>
@@ -25372,6 +28677,7 @@
               </w:rPr>
               <w:t>getSourceTagType</w:t>
             </w:r>
+            <w:proofErr w:type="spellEnd"/>
           </w:p>
         </w:tc>
         <w:tc>
@@ -25493,6 +28799,7 @@
                 <w:lang w:eastAsia="zh-CN"/>
               </w:rPr>
             </w:pPr>
+            <w:proofErr w:type="spellStart"/>
             <w:r>
               <w:rPr>
                 <w:rFonts w:ascii="Times New Roman" w:hAnsi="Times New Roman" w:cs="Times New Roman"/>
@@ -25503,6 +28810,7 @@
               </w:rPr>
               <w:t>formatDate</w:t>
             </w:r>
+            <w:proofErr w:type="spellEnd"/>
           </w:p>
         </w:tc>
         <w:tc>
@@ -25527,7 +28835,29 @@
                 <w:sz w:val="24"/>
                 <w:lang w:eastAsia="zh-CN"/>
               </w:rPr>
-              <w:t xml:space="preserve">Formats a date object to "DD-MM-YYYY HH:mm" format string </w:t>
+              <w:t xml:space="preserve">Formats a date object to "DD-MM-YYYY </w:t>
+            </w:r>
+            <w:proofErr w:type="spellStart"/>
+            <w:r>
+              <w:rPr>
+                <w:rFonts w:ascii="Times New Roman" w:hAnsi="Times New Roman" w:cs="Times New Roman"/>
+                <w:bCs/>
+                <w:color w:val="000000"/>
+                <w:sz w:val="24"/>
+                <w:lang w:eastAsia="zh-CN"/>
+              </w:rPr>
+              <w:t>HH:mm</w:t>
+            </w:r>
+            <w:proofErr w:type="spellEnd"/>
+            <w:r>
+              <w:rPr>
+                <w:rFonts w:ascii="Times New Roman" w:hAnsi="Times New Roman" w:cs="Times New Roman"/>
+                <w:bCs/>
+                <w:color w:val="000000"/>
+                <w:sz w:val="24"/>
+                <w:lang w:eastAsia="zh-CN"/>
+              </w:rPr>
+              <w:t xml:space="preserve">" format string </w:t>
             </w:r>
           </w:p>
         </w:tc>
@@ -25545,15 +28875,27 @@
                 <w:lang w:eastAsia="zh-CN"/>
               </w:rPr>
             </w:pPr>
-            <w:r>
-              <w:rPr>
-                <w:rFonts w:ascii="Times New Roman" w:hAnsi="Times New Roman" w:cs="Times New Roman"/>
-                <w:bCs/>
-                <w:color w:val="000000"/>
-                <w:sz w:val="24"/>
-                <w:lang w:eastAsia="zh-CN"/>
-              </w:rPr>
-              <w:t>date: Date \String</w:t>
+            <w:proofErr w:type="gramStart"/>
+            <w:r>
+              <w:rPr>
+                <w:rFonts w:ascii="Times New Roman" w:hAnsi="Times New Roman" w:cs="Times New Roman"/>
+                <w:bCs/>
+                <w:color w:val="000000"/>
+                <w:sz w:val="24"/>
+                <w:lang w:eastAsia="zh-CN"/>
+              </w:rPr>
+              <w:t>date</w:t>
+            </w:r>
+            <w:proofErr w:type="gramEnd"/>
+            <w:r>
+              <w:rPr>
+                <w:rFonts w:ascii="Times New Roman" w:hAnsi="Times New Roman" w:cs="Times New Roman"/>
+                <w:bCs/>
+                <w:color w:val="000000"/>
+                <w:sz w:val="24"/>
+                <w:lang w:eastAsia="zh-CN"/>
+              </w:rPr>
+              <w:t>: Date \String</w:t>
             </w:r>
           </w:p>
           <w:p>
@@ -25659,6 +29001,7 @@
         </w:rPr>
         <w:t xml:space="preserve"> </w:t>
       </w:r>
+      <w:proofErr w:type="spellStart"/>
       <w:r>
         <w:rPr>
           <w:rFonts w:ascii="Times New Roman" w:hAnsi="Times New Roman" w:cs="Times New Roman"/>
@@ -25669,6 +29012,7 @@
         </w:rPr>
         <w:t>NewsController</w:t>
       </w:r>
+      <w:proofErr w:type="spellEnd"/>
     </w:p>
     <w:p>
       <w:pPr>
@@ -25884,6 +29228,7 @@
                 <w:lang w:eastAsia="zh-CN"/>
               </w:rPr>
             </w:pPr>
+            <w:proofErr w:type="spellStart"/>
             <w:r>
               <w:rPr>
                 <w:rFonts w:ascii="Times New Roman" w:hAnsi="Times New Roman" w:cs="Times New Roman"/>
@@ -25894,6 +29239,7 @@
               </w:rPr>
               <w:t>newsRepository</w:t>
             </w:r>
+            <w:proofErr w:type="spellEnd"/>
           </w:p>
         </w:tc>
         <w:tc>
@@ -25918,7 +29264,29 @@
                 <w:sz w:val="24"/>
                 <w:lang w:eastAsia="zh-CN"/>
               </w:rPr>
-              <w:t>Instance of NewsRepository for database operations</w:t>
+              <w:t xml:space="preserve">Instance of </w:t>
+            </w:r>
+            <w:proofErr w:type="spellStart"/>
+            <w:r>
+              <w:rPr>
+                <w:rFonts w:ascii="Times New Roman" w:hAnsi="Times New Roman" w:cs="Times New Roman"/>
+                <w:bCs/>
+                <w:color w:val="000000"/>
+                <w:sz w:val="24"/>
+                <w:lang w:eastAsia="zh-CN"/>
+              </w:rPr>
+              <w:t>NewsRepository</w:t>
+            </w:r>
+            <w:proofErr w:type="spellEnd"/>
+            <w:r>
+              <w:rPr>
+                <w:rFonts w:ascii="Times New Roman" w:hAnsi="Times New Roman" w:cs="Times New Roman"/>
+                <w:bCs/>
+                <w:color w:val="000000"/>
+                <w:sz w:val="24"/>
+                <w:lang w:eastAsia="zh-CN"/>
+              </w:rPr>
+              <w:t xml:space="preserve"> for database operations</w:t>
             </w:r>
           </w:p>
         </w:tc>
@@ -25936,6 +29304,7 @@
                 <w:lang w:eastAsia="zh-CN"/>
               </w:rPr>
             </w:pPr>
+            <w:proofErr w:type="spellStart"/>
             <w:r>
               <w:rPr>
                 <w:rFonts w:ascii="Times New Roman" w:hAnsi="Times New Roman" w:cs="Times New Roman"/>
@@ -25946,6 +29315,7 @@
               </w:rPr>
               <w:t>NewsRepository</w:t>
             </w:r>
+            <w:proofErr w:type="spellEnd"/>
           </w:p>
         </w:tc>
       </w:tr>
@@ -25988,6 +29358,7 @@
                 <w:lang w:eastAsia="zh-CN"/>
               </w:rPr>
             </w:pPr>
+            <w:proofErr w:type="spellStart"/>
             <w:r>
               <w:rPr>
                 <w:rFonts w:ascii="Times New Roman" w:hAnsi="Times New Roman" w:cs="Times New Roman"/>
@@ -25998,6 +29369,7 @@
               </w:rPr>
               <w:t>languageDetectionService</w:t>
             </w:r>
+            <w:proofErr w:type="spellEnd"/>
           </w:p>
         </w:tc>
         <w:tc>
@@ -26022,7 +29394,29 @@
                 <w:sz w:val="24"/>
                 <w:lang w:eastAsia="zh-CN"/>
               </w:rPr>
-              <w:t>Instance of LanguageDetectionService for detecting Thai and Chinese content</w:t>
+              <w:t xml:space="preserve">Instance of </w:t>
+            </w:r>
+            <w:proofErr w:type="spellStart"/>
+            <w:r>
+              <w:rPr>
+                <w:rFonts w:ascii="Times New Roman" w:hAnsi="Times New Roman" w:cs="Times New Roman"/>
+                <w:bCs/>
+                <w:color w:val="000000"/>
+                <w:sz w:val="24"/>
+                <w:lang w:eastAsia="zh-CN"/>
+              </w:rPr>
+              <w:t>LanguageDetectionService</w:t>
+            </w:r>
+            <w:proofErr w:type="spellEnd"/>
+            <w:r>
+              <w:rPr>
+                <w:rFonts w:ascii="Times New Roman" w:hAnsi="Times New Roman" w:cs="Times New Roman"/>
+                <w:bCs/>
+                <w:color w:val="000000"/>
+                <w:sz w:val="24"/>
+                <w:lang w:eastAsia="zh-CN"/>
+              </w:rPr>
+              <w:t xml:space="preserve"> for detecting Thai and Chinese content</w:t>
             </w:r>
           </w:p>
         </w:tc>
@@ -26040,6 +29434,7 @@
                 <w:lang w:eastAsia="zh-CN"/>
               </w:rPr>
             </w:pPr>
+            <w:proofErr w:type="spellStart"/>
             <w:r>
               <w:rPr>
                 <w:rFonts w:ascii="Times New Roman" w:hAnsi="Times New Roman" w:cs="Times New Roman"/>
@@ -26050,6 +29445,7 @@
               </w:rPr>
               <w:t>LanguageDetectionService</w:t>
             </w:r>
+            <w:proofErr w:type="spellEnd"/>
           </w:p>
         </w:tc>
       </w:tr>
@@ -26270,15 +29666,27 @@
                 <w:lang w:eastAsia="zh-CN"/>
               </w:rPr>
             </w:pPr>
-            <w:r>
-              <w:rPr>
-                <w:rFonts w:ascii="Times New Roman" w:hAnsi="Times New Roman" w:cs="Times New Roman"/>
-                <w:bCs/>
-                <w:color w:val="000000"/>
-                <w:sz w:val="24"/>
-                <w:lang w:eastAsia="zh-CN"/>
-              </w:rPr>
-              <w:t xml:space="preserve">getDailyBriefing </w:t>
+            <w:proofErr w:type="spellStart"/>
+            <w:r>
+              <w:rPr>
+                <w:rFonts w:ascii="Times New Roman" w:hAnsi="Times New Roman" w:cs="Times New Roman"/>
+                <w:bCs/>
+                <w:color w:val="000000"/>
+                <w:sz w:val="24"/>
+                <w:lang w:eastAsia="zh-CN"/>
+              </w:rPr>
+              <w:t>getDailyBriefing</w:t>
+            </w:r>
+            <w:proofErr w:type="spellEnd"/>
+            <w:r>
+              <w:rPr>
+                <w:rFonts w:ascii="Times New Roman" w:hAnsi="Times New Roman" w:cs="Times New Roman"/>
+                <w:bCs/>
+                <w:color w:val="000000"/>
+                <w:sz w:val="24"/>
+                <w:lang w:eastAsia="zh-CN"/>
+              </w:rPr>
+              <w:t xml:space="preserve"> </w:t>
             </w:r>
           </w:p>
         </w:tc>
@@ -26304,7 +29712,29 @@
                 <w:sz w:val="24"/>
                 <w:lang w:eastAsia="zh-CN"/>
               </w:rPr>
-              <w:t>Handles GET request to retrieve paginated Daily Briefing news list with optional filters (keyword, date range, source). Returns ResponseEntity with paginated news data.</w:t>
+              <w:t xml:space="preserve">Handles GET request to retrieve paginated Daily Briefing news list with optional filters (keyword, date range, source). Returns </w:t>
+            </w:r>
+            <w:proofErr w:type="spellStart"/>
+            <w:r>
+              <w:rPr>
+                <w:rFonts w:ascii="Times New Roman" w:hAnsi="Times New Roman" w:cs="Times New Roman"/>
+                <w:bCs/>
+                <w:color w:val="000000"/>
+                <w:sz w:val="24"/>
+                <w:lang w:eastAsia="zh-CN"/>
+              </w:rPr>
+              <w:t>ResponseEntity</w:t>
+            </w:r>
+            <w:proofErr w:type="spellEnd"/>
+            <w:r>
+              <w:rPr>
+                <w:rFonts w:ascii="Times New Roman" w:hAnsi="Times New Roman" w:cs="Times New Roman"/>
+                <w:bCs/>
+                <w:color w:val="000000"/>
+                <w:sz w:val="24"/>
+                <w:lang w:eastAsia="zh-CN"/>
+              </w:rPr>
+              <w:t xml:space="preserve"> with paginated news data.</w:t>
             </w:r>
           </w:p>
         </w:tc>
@@ -26330,7 +29760,51 @@
                 <w:sz w:val="24"/>
                 <w:lang w:eastAsia="zh-CN"/>
               </w:rPr>
-              <w:t>page: int, size: int, lang: String, source: String, startDate: String, endDate: String, keyword: String</w:t>
+              <w:t xml:space="preserve">page: int, size: int, lang: String, source: String, </w:t>
+            </w:r>
+            <w:proofErr w:type="spellStart"/>
+            <w:r>
+              <w:rPr>
+                <w:rFonts w:ascii="Times New Roman" w:hAnsi="Times New Roman" w:cs="Times New Roman"/>
+                <w:bCs/>
+                <w:color w:val="000000"/>
+                <w:sz w:val="24"/>
+                <w:lang w:eastAsia="zh-CN"/>
+              </w:rPr>
+              <w:t>startDate</w:t>
+            </w:r>
+            <w:proofErr w:type="spellEnd"/>
+            <w:r>
+              <w:rPr>
+                <w:rFonts w:ascii="Times New Roman" w:hAnsi="Times New Roman" w:cs="Times New Roman"/>
+                <w:bCs/>
+                <w:color w:val="000000"/>
+                <w:sz w:val="24"/>
+                <w:lang w:eastAsia="zh-CN"/>
+              </w:rPr>
+              <w:t xml:space="preserve">: String, </w:t>
+            </w:r>
+            <w:proofErr w:type="spellStart"/>
+            <w:r>
+              <w:rPr>
+                <w:rFonts w:ascii="Times New Roman" w:hAnsi="Times New Roman" w:cs="Times New Roman"/>
+                <w:bCs/>
+                <w:color w:val="000000"/>
+                <w:sz w:val="24"/>
+                <w:lang w:eastAsia="zh-CN"/>
+              </w:rPr>
+              <w:t>endDate</w:t>
+            </w:r>
+            <w:proofErr w:type="spellEnd"/>
+            <w:r>
+              <w:rPr>
+                <w:rFonts w:ascii="Times New Roman" w:hAnsi="Times New Roman" w:cs="Times New Roman"/>
+                <w:bCs/>
+                <w:color w:val="000000"/>
+                <w:sz w:val="24"/>
+                <w:lang w:eastAsia="zh-CN"/>
+              </w:rPr>
+              <w:t>: String, keyword: String</w:t>
             </w:r>
           </w:p>
         </w:tc>
@@ -26348,15 +29822,27 @@
                 <w:lang w:eastAsia="zh-CN"/>
               </w:rPr>
             </w:pPr>
-            <w:r>
-              <w:rPr>
-                <w:rFonts w:ascii="Times New Roman" w:hAnsi="Times New Roman" w:cs="Times New Roman"/>
-                <w:bCs/>
-                <w:color w:val="000000"/>
-                <w:sz w:val="24"/>
-                <w:lang w:eastAsia="zh-CN"/>
-              </w:rPr>
-              <w:t>ResponseEntity&lt;Map&lt;String, Object&gt;&gt;</w:t>
+            <w:proofErr w:type="spellStart"/>
+            <w:r>
+              <w:rPr>
+                <w:rFonts w:ascii="Times New Roman" w:hAnsi="Times New Roman" w:cs="Times New Roman"/>
+                <w:bCs/>
+                <w:color w:val="000000"/>
+                <w:sz w:val="24"/>
+                <w:lang w:eastAsia="zh-CN"/>
+              </w:rPr>
+              <w:t>ResponseEntity</w:t>
+            </w:r>
+            <w:proofErr w:type="spellEnd"/>
+            <w:r>
+              <w:rPr>
+                <w:rFonts w:ascii="Times New Roman" w:hAnsi="Times New Roman" w:cs="Times New Roman"/>
+                <w:bCs/>
+                <w:color w:val="000000"/>
+                <w:sz w:val="24"/>
+                <w:lang w:eastAsia="zh-CN"/>
+              </w:rPr>
+              <w:t>&lt;Map&lt;String, Object&gt;&gt;</w:t>
             </w:r>
           </w:p>
         </w:tc>
@@ -26402,6 +29888,7 @@
                 <w:lang w:eastAsia="zh-CN"/>
               </w:rPr>
             </w:pPr>
+            <w:proofErr w:type="spellStart"/>
             <w:r>
               <w:rPr>
                 <w:rFonts w:ascii="Times New Roman" w:hAnsi="Times New Roman" w:cs="Times New Roman"/>
@@ -26412,6 +29899,7 @@
               </w:rPr>
               <w:t>getNewsSources</w:t>
             </w:r>
+            <w:proofErr w:type="spellEnd"/>
           </w:p>
         </w:tc>
         <w:tc>
@@ -26447,7 +29935,29 @@
                 <w:lang w:eastAsia="zh-CN"/>
               </w:rPr>
               <w:lastRenderedPageBreak/>
-              <w:t>single news item by ID. Returns ResponseEntity with news detail data.</w:t>
+              <w:t xml:space="preserve">single news item by ID. Returns </w:t>
+            </w:r>
+            <w:proofErr w:type="spellStart"/>
+            <w:r>
+              <w:rPr>
+                <w:rFonts w:ascii="Times New Roman" w:hAnsi="Times New Roman" w:cs="Times New Roman"/>
+                <w:bCs/>
+                <w:color w:val="000000"/>
+                <w:sz w:val="24"/>
+                <w:lang w:eastAsia="zh-CN"/>
+              </w:rPr>
+              <w:t>ResponseEntity</w:t>
+            </w:r>
+            <w:proofErr w:type="spellEnd"/>
+            <w:r>
+              <w:rPr>
+                <w:rFonts w:ascii="Times New Roman" w:hAnsi="Times New Roman" w:cs="Times New Roman"/>
+                <w:bCs/>
+                <w:color w:val="000000"/>
+                <w:sz w:val="24"/>
+                <w:lang w:eastAsia="zh-CN"/>
+              </w:rPr>
+              <w:t xml:space="preserve"> with news detail data.</w:t>
             </w:r>
           </w:p>
         </w:tc>
@@ -26503,6 +30013,7 @@
                 <w:lang w:eastAsia="zh-CN"/>
               </w:rPr>
             </w:pPr>
+            <w:proofErr w:type="spellStart"/>
             <w:r>
               <w:rPr>
                 <w:rFonts w:ascii="Times New Roman" w:hAnsi="Times New Roman" w:cs="Times New Roman"/>
@@ -26512,7 +30023,18 @@
                 <w:lang w:eastAsia="zh-CN"/>
               </w:rPr>
               <w:lastRenderedPageBreak/>
-              <w:t>ResponseEntity&lt;Map&lt;String, Object&gt;&gt;</w:t>
+              <w:t>ResponseEntity</w:t>
+            </w:r>
+            <w:proofErr w:type="spellEnd"/>
+            <w:r>
+              <w:rPr>
+                <w:rFonts w:ascii="Times New Roman" w:hAnsi="Times New Roman" w:cs="Times New Roman"/>
+                <w:bCs/>
+                <w:color w:val="000000"/>
+                <w:sz w:val="24"/>
+                <w:lang w:eastAsia="zh-CN"/>
+              </w:rPr>
+              <w:t>&lt;Map&lt;String, Object&gt;&gt;</w:t>
             </w:r>
           </w:p>
           <w:p>
@@ -26570,6 +30092,7 @@
                 <w:lang w:eastAsia="zh-CN"/>
               </w:rPr>
             </w:pPr>
+            <w:proofErr w:type="spellStart"/>
             <w:r>
               <w:rPr>
                 <w:rFonts w:ascii="Times New Roman" w:hAnsi="Times New Roman" w:cs="Times New Roman"/>
@@ -26580,6 +30103,7 @@
               </w:rPr>
               <w:t>getNewsSources</w:t>
             </w:r>
+            <w:proofErr w:type="spellEnd"/>
           </w:p>
         </w:tc>
         <w:tc>
@@ -26604,7 +30128,51 @@
                 <w:sz w:val="24"/>
                 <w:lang w:eastAsia="zh-CN"/>
               </w:rPr>
-              <w:t>Handles GET request to retrieve list of distinct news sources. Returns ResponseEntity with list of source names.</w:t>
+              <w:t xml:space="preserve">Handles GET </w:t>
+            </w:r>
+            <w:proofErr w:type="gramStart"/>
+            <w:r>
+              <w:rPr>
+                <w:rFonts w:ascii="Times New Roman" w:hAnsi="Times New Roman" w:cs="Times New Roman"/>
+                <w:bCs/>
+                <w:color w:val="000000"/>
+                <w:sz w:val="24"/>
+                <w:lang w:eastAsia="zh-CN"/>
+              </w:rPr>
+              <w:t>request</w:t>
+            </w:r>
+            <w:proofErr w:type="gramEnd"/>
+            <w:r>
+              <w:rPr>
+                <w:rFonts w:ascii="Times New Roman" w:hAnsi="Times New Roman" w:cs="Times New Roman"/>
+                <w:bCs/>
+                <w:color w:val="000000"/>
+                <w:sz w:val="24"/>
+                <w:lang w:eastAsia="zh-CN"/>
+              </w:rPr>
+              <w:t xml:space="preserve"> to retrieve list of distinct news sources. Returns </w:t>
+            </w:r>
+            <w:proofErr w:type="spellStart"/>
+            <w:r>
+              <w:rPr>
+                <w:rFonts w:ascii="Times New Roman" w:hAnsi="Times New Roman" w:cs="Times New Roman"/>
+                <w:bCs/>
+                <w:color w:val="000000"/>
+                <w:sz w:val="24"/>
+                <w:lang w:eastAsia="zh-CN"/>
+              </w:rPr>
+              <w:t>ResponseEntity</w:t>
+            </w:r>
+            <w:proofErr w:type="spellEnd"/>
+            <w:r>
+              <w:rPr>
+                <w:rFonts w:ascii="Times New Roman" w:hAnsi="Times New Roman" w:cs="Times New Roman"/>
+                <w:bCs/>
+                <w:color w:val="000000"/>
+                <w:sz w:val="24"/>
+                <w:lang w:eastAsia="zh-CN"/>
+              </w:rPr>
+              <w:t xml:space="preserve"> with list of source names.</w:t>
             </w:r>
           </w:p>
         </w:tc>
@@ -26659,15 +30227,27 @@
                 <w:lang w:eastAsia="zh-CN"/>
               </w:rPr>
             </w:pPr>
-            <w:r>
-              <w:rPr>
-                <w:rFonts w:ascii="Times New Roman" w:hAnsi="Times New Roman" w:cs="Times New Roman"/>
-                <w:bCs/>
-                <w:color w:val="000000"/>
-                <w:sz w:val="24"/>
-                <w:lang w:eastAsia="zh-CN"/>
-              </w:rPr>
-              <w:t>ResponseEntity&lt;Map&lt;String, Object&gt;&gt;</w:t>
+            <w:proofErr w:type="spellStart"/>
+            <w:r>
+              <w:rPr>
+                <w:rFonts w:ascii="Times New Roman" w:hAnsi="Times New Roman" w:cs="Times New Roman"/>
+                <w:bCs/>
+                <w:color w:val="000000"/>
+                <w:sz w:val="24"/>
+                <w:lang w:eastAsia="zh-CN"/>
+              </w:rPr>
+              <w:t>ResponseEntity</w:t>
+            </w:r>
+            <w:proofErr w:type="spellEnd"/>
+            <w:r>
+              <w:rPr>
+                <w:rFonts w:ascii="Times New Roman" w:hAnsi="Times New Roman" w:cs="Times New Roman"/>
+                <w:bCs/>
+                <w:color w:val="000000"/>
+                <w:sz w:val="24"/>
+                <w:lang w:eastAsia="zh-CN"/>
+              </w:rPr>
+              <w:t>&lt;Map&lt;String, Object&gt;&gt;</w:t>
             </w:r>
           </w:p>
           <w:p>
@@ -26724,6 +30304,7 @@
                 <w:lang w:eastAsia="zh-CN"/>
               </w:rPr>
             </w:pPr>
+            <w:proofErr w:type="spellStart"/>
             <w:r>
               <w:rPr>
                 <w:rFonts w:ascii="Times New Roman" w:hAnsi="Times New Roman" w:cs="Times New Roman"/>
@@ -26734,6 +30315,7 @@
               </w:rPr>
               <w:t>convertToDTO</w:t>
             </w:r>
+            <w:proofErr w:type="spellEnd"/>
           </w:p>
         </w:tc>
         <w:tc>
@@ -26750,15 +30332,49 @@
                 <w:lang w:eastAsia="zh-CN"/>
               </w:rPr>
             </w:pPr>
-            <w:r>
-              <w:rPr>
-                <w:rFonts w:ascii="Times New Roman" w:hAnsi="Times New Roman" w:cs="Times New Roman"/>
-                <w:bCs/>
-                <w:color w:val="000000"/>
-                <w:sz w:val="24"/>
-                <w:lang w:eastAsia="zh-CN"/>
-              </w:rPr>
-              <w:t xml:space="preserve">Converts News entity to NewsBriefDTO based on language preference. Ensures no Thai content is displayed on the website. </w:t>
+            <w:proofErr w:type="gramStart"/>
+            <w:r>
+              <w:rPr>
+                <w:rFonts w:ascii="Times New Roman" w:hAnsi="Times New Roman" w:cs="Times New Roman"/>
+                <w:bCs/>
+                <w:color w:val="000000"/>
+                <w:sz w:val="24"/>
+                <w:lang w:eastAsia="zh-CN"/>
+              </w:rPr>
+              <w:t>Converts</w:t>
+            </w:r>
+            <w:proofErr w:type="gramEnd"/>
+            <w:r>
+              <w:rPr>
+                <w:rFonts w:ascii="Times New Roman" w:hAnsi="Times New Roman" w:cs="Times New Roman"/>
+                <w:bCs/>
+                <w:color w:val="000000"/>
+                <w:sz w:val="24"/>
+                <w:lang w:eastAsia="zh-CN"/>
+              </w:rPr>
+              <w:t xml:space="preserve"> News entity to </w:t>
+            </w:r>
+            <w:proofErr w:type="spellStart"/>
+            <w:r>
+              <w:rPr>
+                <w:rFonts w:ascii="Times New Roman" w:hAnsi="Times New Roman" w:cs="Times New Roman"/>
+                <w:bCs/>
+                <w:color w:val="000000"/>
+                <w:sz w:val="24"/>
+                <w:lang w:eastAsia="zh-CN"/>
+              </w:rPr>
+              <w:t>NewsBriefDTO</w:t>
+            </w:r>
+            <w:proofErr w:type="spellEnd"/>
+            <w:r>
+              <w:rPr>
+                <w:rFonts w:ascii="Times New Roman" w:hAnsi="Times New Roman" w:cs="Times New Roman"/>
+                <w:bCs/>
+                <w:color w:val="000000"/>
+                <w:sz w:val="24"/>
+                <w:lang w:eastAsia="zh-CN"/>
+              </w:rPr>
+              <w:t xml:space="preserve"> based on language preference. Ensures no Thai content is displayed on the website. </w:t>
             </w:r>
           </w:p>
         </w:tc>
@@ -26802,6 +30418,7 @@
                 <w:lang w:eastAsia="zh-CN"/>
               </w:rPr>
             </w:pPr>
+            <w:proofErr w:type="spellStart"/>
             <w:r>
               <w:rPr>
                 <w:rFonts w:ascii="Times New Roman" w:hAnsi="Times New Roman" w:cs="Times New Roman"/>
@@ -26812,6 +30429,7 @@
               </w:rPr>
               <w:t>NewsBriefDTO</w:t>
             </w:r>
+            <w:proofErr w:type="spellEnd"/>
           </w:p>
         </w:tc>
       </w:tr>
@@ -26856,6 +30474,7 @@
                 <w:lang w:eastAsia="zh-CN"/>
               </w:rPr>
             </w:pPr>
+            <w:proofErr w:type="spellStart"/>
             <w:r>
               <w:rPr>
                 <w:rFonts w:ascii="Times New Roman" w:hAnsi="Times New Roman" w:cs="Times New Roman"/>
@@ -26866,6 +30485,7 @@
               </w:rPr>
               <w:t>extractOriginalMediaName</w:t>
             </w:r>
+            <w:proofErr w:type="spellEnd"/>
           </w:p>
         </w:tc>
         <w:tc>
@@ -27236,6 +30856,7 @@
         <w:lastRenderedPageBreak/>
         <w:t xml:space="preserve">4.1.1.4 </w:t>
       </w:r>
+      <w:proofErr w:type="spellStart"/>
       <w:r>
         <w:rPr>
           <w:rFonts w:ascii="Times New Roman" w:hAnsi="Times New Roman" w:cs="Times New Roman"/>
@@ -27245,6 +30866,7 @@
         </w:rPr>
         <w:t>NewsRepository</w:t>
       </w:r>
+      <w:proofErr w:type="spellEnd"/>
     </w:p>
     <w:p>
       <w:pPr>
@@ -27519,6 +31141,7 @@
                 <w:lang w:eastAsia="zh-CN"/>
               </w:rPr>
             </w:pPr>
+            <w:proofErr w:type="spellStart"/>
             <w:r>
               <w:rPr>
                 <w:rFonts w:ascii="Times New Roman" w:hAnsi="Times New Roman" w:cs="Times New Roman"/>
@@ -27529,6 +31152,7 @@
               </w:rPr>
               <w:t>findByOriginalUrl</w:t>
             </w:r>
+            <w:proofErr w:type="spellEnd"/>
           </w:p>
         </w:tc>
         <w:tc>
@@ -27571,15 +31195,27 @@
                 <w:lang w:eastAsia="zh-CN"/>
               </w:rPr>
             </w:pPr>
-            <w:r>
-              <w:rPr>
-                <w:rFonts w:ascii="Times New Roman" w:hAnsi="Times New Roman" w:cs="Times New Roman"/>
-                <w:bCs/>
-                <w:color w:val="000000"/>
-                <w:sz w:val="24"/>
-                <w:lang w:eastAsia="zh-CN"/>
-              </w:rPr>
-              <w:t xml:space="preserve">originalUrl: String </w:t>
+            <w:proofErr w:type="spellStart"/>
+            <w:r>
+              <w:rPr>
+                <w:rFonts w:ascii="Times New Roman" w:hAnsi="Times New Roman" w:cs="Times New Roman"/>
+                <w:bCs/>
+                <w:color w:val="000000"/>
+                <w:sz w:val="24"/>
+                <w:lang w:eastAsia="zh-CN"/>
+              </w:rPr>
+              <w:t>originalUrl</w:t>
+            </w:r>
+            <w:proofErr w:type="spellEnd"/>
+            <w:r>
+              <w:rPr>
+                <w:rFonts w:ascii="Times New Roman" w:hAnsi="Times New Roman" w:cs="Times New Roman"/>
+                <w:bCs/>
+                <w:color w:val="000000"/>
+                <w:sz w:val="24"/>
+                <w:lang w:eastAsia="zh-CN"/>
+              </w:rPr>
+              <w:t xml:space="preserve">: String </w:t>
             </w:r>
           </w:p>
         </w:tc>
@@ -27651,6 +31287,7 @@
                 <w:lang w:eastAsia="zh-CN"/>
               </w:rPr>
             </w:pPr>
+            <w:proofErr w:type="spellStart"/>
             <w:r>
               <w:rPr>
                 <w:rFonts w:ascii="Times New Roman" w:hAnsi="Times New Roman" w:cs="Times New Roman"/>
@@ -27661,6 +31298,7 @@
               </w:rPr>
               <w:t>findBySource</w:t>
             </w:r>
+            <w:proofErr w:type="spellEnd"/>
           </w:p>
         </w:tc>
         <w:tc>
@@ -27677,15 +31315,27 @@
                 <w:lang w:eastAsia="zh-CN"/>
               </w:rPr>
             </w:pPr>
-            <w:r>
-              <w:rPr>
-                <w:rFonts w:ascii="Times New Roman" w:hAnsi="Times New Roman" w:cs="Times New Roman"/>
-                <w:bCs/>
-                <w:color w:val="000000"/>
-                <w:sz w:val="24"/>
-                <w:lang w:eastAsia="zh-CN"/>
-              </w:rPr>
-              <w:t>Finds all news items by source website name</w:t>
+            <w:proofErr w:type="gramStart"/>
+            <w:r>
+              <w:rPr>
+                <w:rFonts w:ascii="Times New Roman" w:hAnsi="Times New Roman" w:cs="Times New Roman"/>
+                <w:bCs/>
+                <w:color w:val="000000"/>
+                <w:sz w:val="24"/>
+                <w:lang w:eastAsia="zh-CN"/>
+              </w:rPr>
+              <w:t>Finds</w:t>
+            </w:r>
+            <w:proofErr w:type="gramEnd"/>
+            <w:r>
+              <w:rPr>
+                <w:rFonts w:ascii="Times New Roman" w:hAnsi="Times New Roman" w:cs="Times New Roman"/>
+                <w:bCs/>
+                <w:color w:val="000000"/>
+                <w:sz w:val="24"/>
+                <w:lang w:eastAsia="zh-CN"/>
+              </w:rPr>
+              <w:t xml:space="preserve"> all news items by source website name</w:t>
             </w:r>
           </w:p>
         </w:tc>
@@ -27783,6 +31433,7 @@
                 <w:lang w:eastAsia="zh-CN"/>
               </w:rPr>
             </w:pPr>
+            <w:proofErr w:type="spellStart"/>
             <w:r>
               <w:rPr>
                 <w:rFonts w:ascii="Times New Roman" w:hAnsi="Times New Roman" w:cs="Times New Roman"/>
@@ -27793,6 +31444,7 @@
               </w:rPr>
               <w:t>findBySourceAndTitle</w:t>
             </w:r>
+            <w:proofErr w:type="spellEnd"/>
           </w:p>
         </w:tc>
         <w:tc>
@@ -27915,6 +31567,7 @@
                 <w:lang w:eastAsia="zh-CN"/>
               </w:rPr>
             </w:pPr>
+            <w:proofErr w:type="spellStart"/>
             <w:r>
               <w:rPr>
                 <w:rFonts w:ascii="Times New Roman" w:hAnsi="Times New Roman" w:cs="Times New Roman"/>
@@ -27925,6 +31578,7 @@
               </w:rPr>
               <w:t>findByCreateTimeBetween</w:t>
             </w:r>
+            <w:proofErr w:type="spellEnd"/>
           </w:p>
         </w:tc>
         <w:tc>
@@ -27949,7 +31603,29 @@
                 <w:sz w:val="24"/>
                 <w:lang w:eastAsia="zh-CN"/>
               </w:rPr>
-              <w:t>Finds news items within specified date range based on createTime (with pagination)</w:t>
+              <w:t xml:space="preserve">Finds news items within specified date range based on </w:t>
+            </w:r>
+            <w:proofErr w:type="spellStart"/>
+            <w:r>
+              <w:rPr>
+                <w:rFonts w:ascii="Times New Roman" w:hAnsi="Times New Roman" w:cs="Times New Roman"/>
+                <w:bCs/>
+                <w:color w:val="000000"/>
+                <w:sz w:val="24"/>
+                <w:lang w:eastAsia="zh-CN"/>
+              </w:rPr>
+              <w:t>createTime</w:t>
+            </w:r>
+            <w:proofErr w:type="spellEnd"/>
+            <w:r>
+              <w:rPr>
+                <w:rFonts w:ascii="Times New Roman" w:hAnsi="Times New Roman" w:cs="Times New Roman"/>
+                <w:bCs/>
+                <w:color w:val="000000"/>
+                <w:sz w:val="24"/>
+                <w:lang w:eastAsia="zh-CN"/>
+              </w:rPr>
+              <w:t xml:space="preserve"> (with pagination)</w:t>
             </w:r>
           </w:p>
         </w:tc>
@@ -27967,15 +31643,49 @@
                 <w:lang w:eastAsia="zh-CN"/>
               </w:rPr>
             </w:pPr>
-            <w:r>
-              <w:rPr>
-                <w:rFonts w:ascii="Times New Roman" w:hAnsi="Times New Roman" w:cs="Times New Roman"/>
-                <w:bCs/>
-                <w:color w:val="000000"/>
-                <w:sz w:val="24"/>
-                <w:lang w:eastAsia="zh-CN"/>
-              </w:rPr>
-              <w:t>startDate: Date, endDate: Date, pageable: Pageable</w:t>
+            <w:proofErr w:type="spellStart"/>
+            <w:r>
+              <w:rPr>
+                <w:rFonts w:ascii="Times New Roman" w:hAnsi="Times New Roman" w:cs="Times New Roman"/>
+                <w:bCs/>
+                <w:color w:val="000000"/>
+                <w:sz w:val="24"/>
+                <w:lang w:eastAsia="zh-CN"/>
+              </w:rPr>
+              <w:t>startDate</w:t>
+            </w:r>
+            <w:proofErr w:type="spellEnd"/>
+            <w:r>
+              <w:rPr>
+                <w:rFonts w:ascii="Times New Roman" w:hAnsi="Times New Roman" w:cs="Times New Roman"/>
+                <w:bCs/>
+                <w:color w:val="000000"/>
+                <w:sz w:val="24"/>
+                <w:lang w:eastAsia="zh-CN"/>
+              </w:rPr>
+              <w:t xml:space="preserve">: Date, </w:t>
+            </w:r>
+            <w:proofErr w:type="spellStart"/>
+            <w:r>
+              <w:rPr>
+                <w:rFonts w:ascii="Times New Roman" w:hAnsi="Times New Roman" w:cs="Times New Roman"/>
+                <w:bCs/>
+                <w:color w:val="000000"/>
+                <w:sz w:val="24"/>
+                <w:lang w:eastAsia="zh-CN"/>
+              </w:rPr>
+              <w:t>endDate</w:t>
+            </w:r>
+            <w:proofErr w:type="spellEnd"/>
+            <w:r>
+              <w:rPr>
+                <w:rFonts w:ascii="Times New Roman" w:hAnsi="Times New Roman" w:cs="Times New Roman"/>
+                <w:bCs/>
+                <w:color w:val="000000"/>
+                <w:sz w:val="24"/>
+                <w:lang w:eastAsia="zh-CN"/>
+              </w:rPr>
+              <w:t>: Date, pageable: Pageable</w:t>
             </w:r>
           </w:p>
         </w:tc>
@@ -28058,15 +31768,27 @@
                 <w:lang w:eastAsia="zh-CN"/>
               </w:rPr>
             </w:pPr>
-            <w:r>
-              <w:rPr>
-                <w:rFonts w:ascii="Times New Roman" w:hAnsi="Times New Roman" w:cs="Times New Roman"/>
-                <w:bCs/>
-                <w:color w:val="000000"/>
-                <w:sz w:val="24"/>
-                <w:lang w:eastAsia="zh-CN"/>
-              </w:rPr>
-              <w:t xml:space="preserve">findTodayNews </w:t>
+            <w:proofErr w:type="spellStart"/>
+            <w:r>
+              <w:rPr>
+                <w:rFonts w:ascii="Times New Roman" w:hAnsi="Times New Roman" w:cs="Times New Roman"/>
+                <w:bCs/>
+                <w:color w:val="000000"/>
+                <w:sz w:val="24"/>
+                <w:lang w:eastAsia="zh-CN"/>
+              </w:rPr>
+              <w:t>findTodayNews</w:t>
+            </w:r>
+            <w:proofErr w:type="spellEnd"/>
+            <w:r>
+              <w:rPr>
+                <w:rFonts w:ascii="Times New Roman" w:hAnsi="Times New Roman" w:cs="Times New Roman"/>
+                <w:bCs/>
+                <w:color w:val="000000"/>
+                <w:sz w:val="24"/>
+                <w:lang w:eastAsia="zh-CN"/>
+              </w:rPr>
+              <w:t xml:space="preserve"> </w:t>
             </w:r>
           </w:p>
         </w:tc>
@@ -28092,7 +31814,29 @@
                 <w:sz w:val="24"/>
                 <w:lang w:eastAsia="zh-CN"/>
               </w:rPr>
-              <w:t>Finds today's news items based on publishDate (with pagination)</w:t>
+              <w:t xml:space="preserve">Finds today's news items based on </w:t>
+            </w:r>
+            <w:proofErr w:type="spellStart"/>
+            <w:r>
+              <w:rPr>
+                <w:rFonts w:ascii="Times New Roman" w:hAnsi="Times New Roman" w:cs="Times New Roman"/>
+                <w:bCs/>
+                <w:color w:val="000000"/>
+                <w:sz w:val="24"/>
+                <w:lang w:eastAsia="zh-CN"/>
+              </w:rPr>
+              <w:t>publishDate</w:t>
+            </w:r>
+            <w:proofErr w:type="spellEnd"/>
+            <w:r>
+              <w:rPr>
+                <w:rFonts w:ascii="Times New Roman" w:hAnsi="Times New Roman" w:cs="Times New Roman"/>
+                <w:bCs/>
+                <w:color w:val="000000"/>
+                <w:sz w:val="24"/>
+                <w:lang w:eastAsia="zh-CN"/>
+              </w:rPr>
+              <w:t xml:space="preserve"> (with pagination)</w:t>
             </w:r>
           </w:p>
         </w:tc>
@@ -28110,15 +31854,49 @@
                 <w:lang w:eastAsia="zh-CN"/>
               </w:rPr>
             </w:pPr>
-            <w:r>
-              <w:rPr>
-                <w:rFonts w:ascii="Times New Roman" w:hAnsi="Times New Roman" w:cs="Times New Roman"/>
-                <w:bCs/>
-                <w:color w:val="000000"/>
-                <w:sz w:val="24"/>
-                <w:lang w:eastAsia="zh-CN"/>
-              </w:rPr>
-              <w:t>startOfDay: Date, endOfDay: Date, pageable: Pageable</w:t>
+            <w:proofErr w:type="spellStart"/>
+            <w:r>
+              <w:rPr>
+                <w:rFonts w:ascii="Times New Roman" w:hAnsi="Times New Roman" w:cs="Times New Roman"/>
+                <w:bCs/>
+                <w:color w:val="000000"/>
+                <w:sz w:val="24"/>
+                <w:lang w:eastAsia="zh-CN"/>
+              </w:rPr>
+              <w:t>startOfDay</w:t>
+            </w:r>
+            <w:proofErr w:type="spellEnd"/>
+            <w:r>
+              <w:rPr>
+                <w:rFonts w:ascii="Times New Roman" w:hAnsi="Times New Roman" w:cs="Times New Roman"/>
+                <w:bCs/>
+                <w:color w:val="000000"/>
+                <w:sz w:val="24"/>
+                <w:lang w:eastAsia="zh-CN"/>
+              </w:rPr>
+              <w:t xml:space="preserve">: Date, </w:t>
+            </w:r>
+            <w:proofErr w:type="spellStart"/>
+            <w:r>
+              <w:rPr>
+                <w:rFonts w:ascii="Times New Roman" w:hAnsi="Times New Roman" w:cs="Times New Roman"/>
+                <w:bCs/>
+                <w:color w:val="000000"/>
+                <w:sz w:val="24"/>
+                <w:lang w:eastAsia="zh-CN"/>
+              </w:rPr>
+              <w:t>endOfDay</w:t>
+            </w:r>
+            <w:proofErr w:type="spellEnd"/>
+            <w:r>
+              <w:rPr>
+                <w:rFonts w:ascii="Times New Roman" w:hAnsi="Times New Roman" w:cs="Times New Roman"/>
+                <w:bCs/>
+                <w:color w:val="000000"/>
+                <w:sz w:val="24"/>
+                <w:lang w:eastAsia="zh-CN"/>
+              </w:rPr>
+              <w:t>: Date, pageable: Pageable</w:t>
             </w:r>
           </w:p>
         </w:tc>
@@ -28201,6 +31979,7 @@
                 <w:lang w:eastAsia="zh-CN"/>
               </w:rPr>
             </w:pPr>
+            <w:proofErr w:type="spellStart"/>
             <w:r>
               <w:rPr>
                 <w:rFonts w:ascii="Times New Roman" w:hAnsi="Times New Roman" w:cs="Times New Roman"/>
@@ -28211,6 +31990,7 @@
               </w:rPr>
               <w:t>findBySourceAndPublishDateBetween</w:t>
             </w:r>
+            <w:proofErr w:type="spellEnd"/>
           </w:p>
         </w:tc>
         <w:tc>
@@ -28227,15 +32007,27 @@
                 <w:lang w:eastAsia="zh-CN"/>
               </w:rPr>
             </w:pPr>
-            <w:r>
-              <w:rPr>
-                <w:rFonts w:ascii="Times New Roman" w:hAnsi="Times New Roman" w:cs="Times New Roman"/>
-                <w:bCs/>
-                <w:color w:val="000000"/>
-                <w:sz w:val="24"/>
-                <w:lang w:eastAsia="zh-CN"/>
-              </w:rPr>
-              <w:t>Finds news items by source and publish date range (with pagination)</w:t>
+            <w:proofErr w:type="gramStart"/>
+            <w:r>
+              <w:rPr>
+                <w:rFonts w:ascii="Times New Roman" w:hAnsi="Times New Roman" w:cs="Times New Roman"/>
+                <w:bCs/>
+                <w:color w:val="000000"/>
+                <w:sz w:val="24"/>
+                <w:lang w:eastAsia="zh-CN"/>
+              </w:rPr>
+              <w:t>Finds</w:t>
+            </w:r>
+            <w:proofErr w:type="gramEnd"/>
+            <w:r>
+              <w:rPr>
+                <w:rFonts w:ascii="Times New Roman" w:hAnsi="Times New Roman" w:cs="Times New Roman"/>
+                <w:bCs/>
+                <w:color w:val="000000"/>
+                <w:sz w:val="24"/>
+                <w:lang w:eastAsia="zh-CN"/>
+              </w:rPr>
+              <w:t xml:space="preserve"> news items by source and publish date range (with pagination)</w:t>
             </w:r>
           </w:p>
         </w:tc>
@@ -28261,7 +32053,29 @@
                 <w:sz w:val="24"/>
                 <w:lang w:eastAsia="zh-CN"/>
               </w:rPr>
-              <w:t xml:space="preserve">source: String, startDate: </w:t>
+              <w:t xml:space="preserve">source: String, </w:t>
+            </w:r>
+            <w:proofErr w:type="spellStart"/>
+            <w:r>
+              <w:rPr>
+                <w:rFonts w:ascii="Times New Roman" w:hAnsi="Times New Roman" w:cs="Times New Roman"/>
+                <w:bCs/>
+                <w:color w:val="000000"/>
+                <w:sz w:val="24"/>
+                <w:lang w:eastAsia="zh-CN"/>
+              </w:rPr>
+              <w:t>startDate</w:t>
+            </w:r>
+            <w:proofErr w:type="spellEnd"/>
+            <w:r>
+              <w:rPr>
+                <w:rFonts w:ascii="Times New Roman" w:hAnsi="Times New Roman" w:cs="Times New Roman"/>
+                <w:bCs/>
+                <w:color w:val="000000"/>
+                <w:sz w:val="24"/>
+                <w:lang w:eastAsia="zh-CN"/>
+              </w:rPr>
+              <w:t xml:space="preserve">: </w:t>
             </w:r>
             <w:r>
               <w:rPr>
@@ -28272,7 +32086,29 @@
                 <w:lang w:eastAsia="zh-CN"/>
               </w:rPr>
               <w:lastRenderedPageBreak/>
-              <w:t>Date, endDate: Date, pageable: Pageable</w:t>
+              <w:t xml:space="preserve">Date, </w:t>
+            </w:r>
+            <w:proofErr w:type="spellStart"/>
+            <w:r>
+              <w:rPr>
+                <w:rFonts w:ascii="Times New Roman" w:hAnsi="Times New Roman" w:cs="Times New Roman"/>
+                <w:bCs/>
+                <w:color w:val="000000"/>
+                <w:sz w:val="24"/>
+                <w:lang w:eastAsia="zh-CN"/>
+              </w:rPr>
+              <w:t>endDate</w:t>
+            </w:r>
+            <w:proofErr w:type="spellEnd"/>
+            <w:r>
+              <w:rPr>
+                <w:rFonts w:ascii="Times New Roman" w:hAnsi="Times New Roman" w:cs="Times New Roman"/>
+                <w:bCs/>
+                <w:color w:val="000000"/>
+                <w:sz w:val="24"/>
+                <w:lang w:eastAsia="zh-CN"/>
+              </w:rPr>
+              <w:t>: Date, pageable: Pageable</w:t>
             </w:r>
           </w:p>
         </w:tc>
@@ -28345,6 +32181,7 @@
                 <w:lang w:eastAsia="zh-CN"/>
               </w:rPr>
             </w:pPr>
+            <w:proofErr w:type="spellStart"/>
             <w:r>
               <w:rPr>
                 <w:rFonts w:ascii="Times New Roman" w:hAnsi="Times New Roman" w:cs="Times New Roman"/>
@@ -28355,6 +32192,7 @@
               </w:rPr>
               <w:t>findByPublishDateBetweenOrdered</w:t>
             </w:r>
+            <w:proofErr w:type="spellEnd"/>
           </w:p>
         </w:tc>
         <w:tc>
@@ -28379,7 +32217,29 @@
                 <w:sz w:val="24"/>
                 <w:lang w:eastAsia="zh-CN"/>
               </w:rPr>
-              <w:t>Finds news items within publish date range, ordered by publishDate DESC (with pagination)</w:t>
+              <w:t xml:space="preserve">Finds news items within publish date range, ordered by </w:t>
+            </w:r>
+            <w:proofErr w:type="spellStart"/>
+            <w:r>
+              <w:rPr>
+                <w:rFonts w:ascii="Times New Roman" w:hAnsi="Times New Roman" w:cs="Times New Roman"/>
+                <w:bCs/>
+                <w:color w:val="000000"/>
+                <w:sz w:val="24"/>
+                <w:lang w:eastAsia="zh-CN"/>
+              </w:rPr>
+              <w:t>publishDate</w:t>
+            </w:r>
+            <w:proofErr w:type="spellEnd"/>
+            <w:r>
+              <w:rPr>
+                <w:rFonts w:ascii="Times New Roman" w:hAnsi="Times New Roman" w:cs="Times New Roman"/>
+                <w:bCs/>
+                <w:color w:val="000000"/>
+                <w:sz w:val="24"/>
+                <w:lang w:eastAsia="zh-CN"/>
+              </w:rPr>
+              <w:t xml:space="preserve"> DESC (with pagination)</w:t>
             </w:r>
           </w:p>
         </w:tc>
@@ -28397,15 +32257,49 @@
                 <w:lang w:eastAsia="zh-CN"/>
               </w:rPr>
             </w:pPr>
-            <w:r>
-              <w:rPr>
-                <w:rFonts w:ascii="Times New Roman" w:hAnsi="Times New Roman" w:cs="Times New Roman"/>
-                <w:bCs/>
-                <w:color w:val="000000"/>
-                <w:sz w:val="24"/>
-                <w:lang w:eastAsia="zh-CN"/>
-              </w:rPr>
-              <w:t>startDate: Date, endDate: Date, pageable: Pageable</w:t>
+            <w:proofErr w:type="spellStart"/>
+            <w:r>
+              <w:rPr>
+                <w:rFonts w:ascii="Times New Roman" w:hAnsi="Times New Roman" w:cs="Times New Roman"/>
+                <w:bCs/>
+                <w:color w:val="000000"/>
+                <w:sz w:val="24"/>
+                <w:lang w:eastAsia="zh-CN"/>
+              </w:rPr>
+              <w:t>startDate</w:t>
+            </w:r>
+            <w:proofErr w:type="spellEnd"/>
+            <w:r>
+              <w:rPr>
+                <w:rFonts w:ascii="Times New Roman" w:hAnsi="Times New Roman" w:cs="Times New Roman"/>
+                <w:bCs/>
+                <w:color w:val="000000"/>
+                <w:sz w:val="24"/>
+                <w:lang w:eastAsia="zh-CN"/>
+              </w:rPr>
+              <w:t xml:space="preserve">: Date, </w:t>
+            </w:r>
+            <w:proofErr w:type="spellStart"/>
+            <w:r>
+              <w:rPr>
+                <w:rFonts w:ascii="Times New Roman" w:hAnsi="Times New Roman" w:cs="Times New Roman"/>
+                <w:bCs/>
+                <w:color w:val="000000"/>
+                <w:sz w:val="24"/>
+                <w:lang w:eastAsia="zh-CN"/>
+              </w:rPr>
+              <w:t>endDate</w:t>
+            </w:r>
+            <w:proofErr w:type="spellEnd"/>
+            <w:r>
+              <w:rPr>
+                <w:rFonts w:ascii="Times New Roman" w:hAnsi="Times New Roman" w:cs="Times New Roman"/>
+                <w:bCs/>
+                <w:color w:val="000000"/>
+                <w:sz w:val="24"/>
+                <w:lang w:eastAsia="zh-CN"/>
+              </w:rPr>
+              <w:t>: Date, pageable: Pageable</w:t>
             </w:r>
           </w:p>
         </w:tc>
@@ -28488,15 +32382,27 @@
                 <w:lang w:eastAsia="zh-CN"/>
               </w:rPr>
             </w:pPr>
-            <w:r>
-              <w:rPr>
-                <w:rFonts w:ascii="Times New Roman" w:hAnsi="Times New Roman" w:cs="Times New Roman"/>
-                <w:bCs/>
-                <w:color w:val="000000"/>
-                <w:sz w:val="24"/>
-                <w:lang w:eastAsia="zh-CN"/>
-              </w:rPr>
-              <w:t xml:space="preserve">findDistinctSources </w:t>
+            <w:proofErr w:type="spellStart"/>
+            <w:r>
+              <w:rPr>
+                <w:rFonts w:ascii="Times New Roman" w:hAnsi="Times New Roman" w:cs="Times New Roman"/>
+                <w:bCs/>
+                <w:color w:val="000000"/>
+                <w:sz w:val="24"/>
+                <w:lang w:eastAsia="zh-CN"/>
+              </w:rPr>
+              <w:t>findDistinctSources</w:t>
+            </w:r>
+            <w:proofErr w:type="spellEnd"/>
+            <w:r>
+              <w:rPr>
+                <w:rFonts w:ascii="Times New Roman" w:hAnsi="Times New Roman" w:cs="Times New Roman"/>
+                <w:bCs/>
+                <w:color w:val="000000"/>
+                <w:sz w:val="24"/>
+                <w:lang w:eastAsia="zh-CN"/>
+              </w:rPr>
+              <w:t xml:space="preserve"> </w:t>
             </w:r>
           </w:p>
         </w:tc>
@@ -28514,15 +32420,27 @@
                 <w:lang w:eastAsia="zh-CN"/>
               </w:rPr>
             </w:pPr>
-            <w:r>
-              <w:rPr>
-                <w:rFonts w:ascii="Times New Roman" w:hAnsi="Times New Roman" w:cs="Times New Roman"/>
-                <w:bCs/>
-                <w:color w:val="000000"/>
-                <w:sz w:val="24"/>
-                <w:lang w:eastAsia="zh-CN"/>
-              </w:rPr>
-              <w:t>eturns list of distinct news source names</w:t>
+            <w:proofErr w:type="spellStart"/>
+            <w:r>
+              <w:rPr>
+                <w:rFonts w:ascii="Times New Roman" w:hAnsi="Times New Roman" w:cs="Times New Roman"/>
+                <w:bCs/>
+                <w:color w:val="000000"/>
+                <w:sz w:val="24"/>
+                <w:lang w:eastAsia="zh-CN"/>
+              </w:rPr>
+              <w:t>eturns</w:t>
+            </w:r>
+            <w:proofErr w:type="spellEnd"/>
+            <w:r>
+              <w:rPr>
+                <w:rFonts w:ascii="Times New Roman" w:hAnsi="Times New Roman" w:cs="Times New Roman"/>
+                <w:bCs/>
+                <w:color w:val="000000"/>
+                <w:sz w:val="24"/>
+                <w:lang w:eastAsia="zh-CN"/>
+              </w:rPr>
+              <w:t xml:space="preserve"> list of distinct news source names</w:t>
             </w:r>
           </w:p>
         </w:tc>
@@ -28620,6 +32538,7 @@
                 <w:lang w:eastAsia="zh-CN"/>
               </w:rPr>
             </w:pPr>
+            <w:proofErr w:type="spellStart"/>
             <w:r>
               <w:rPr>
                 <w:rFonts w:ascii="Times New Roman" w:hAnsi="Times New Roman" w:cs="Times New Roman"/>
@@ -28630,6 +32549,7 @@
               </w:rPr>
               <w:t>findByKeywordAndPublishDateBetween</w:t>
             </w:r>
+            <w:proofErr w:type="spellEnd"/>
           </w:p>
         </w:tc>
         <w:tc>
@@ -28680,7 +32600,51 @@
                 <w:sz w:val="24"/>
                 <w:lang w:eastAsia="zh-CN"/>
               </w:rPr>
-              <w:t>keyword: String, startDate: Date, endDate: Date, pageable: Pageable</w:t>
+              <w:t xml:space="preserve">keyword: String, </w:t>
+            </w:r>
+            <w:proofErr w:type="spellStart"/>
+            <w:r>
+              <w:rPr>
+                <w:rFonts w:ascii="Times New Roman" w:hAnsi="Times New Roman" w:cs="Times New Roman"/>
+                <w:bCs/>
+                <w:color w:val="000000"/>
+                <w:sz w:val="24"/>
+                <w:lang w:eastAsia="zh-CN"/>
+              </w:rPr>
+              <w:t>startDate</w:t>
+            </w:r>
+            <w:proofErr w:type="spellEnd"/>
+            <w:r>
+              <w:rPr>
+                <w:rFonts w:ascii="Times New Roman" w:hAnsi="Times New Roman" w:cs="Times New Roman"/>
+                <w:bCs/>
+                <w:color w:val="000000"/>
+                <w:sz w:val="24"/>
+                <w:lang w:eastAsia="zh-CN"/>
+              </w:rPr>
+              <w:t xml:space="preserve">: Date, </w:t>
+            </w:r>
+            <w:proofErr w:type="spellStart"/>
+            <w:r>
+              <w:rPr>
+                <w:rFonts w:ascii="Times New Roman" w:hAnsi="Times New Roman" w:cs="Times New Roman"/>
+                <w:bCs/>
+                <w:color w:val="000000"/>
+                <w:sz w:val="24"/>
+                <w:lang w:eastAsia="zh-CN"/>
+              </w:rPr>
+              <w:t>endDate</w:t>
+            </w:r>
+            <w:proofErr w:type="spellEnd"/>
+            <w:r>
+              <w:rPr>
+                <w:rFonts w:ascii="Times New Roman" w:hAnsi="Times New Roman" w:cs="Times New Roman"/>
+                <w:bCs/>
+                <w:color w:val="000000"/>
+                <w:sz w:val="24"/>
+                <w:lang w:eastAsia="zh-CN"/>
+              </w:rPr>
+              <w:t>: Date, pageable: Pageable</w:t>
             </w:r>
           </w:p>
         </w:tc>
@@ -28763,6 +32727,7 @@
                 <w:lang w:eastAsia="zh-CN"/>
               </w:rPr>
             </w:pPr>
+            <w:proofErr w:type="spellStart"/>
             <w:r>
               <w:rPr>
                 <w:rFonts w:ascii="Times New Roman" w:hAnsi="Times New Roman" w:cs="Times New Roman"/>
@@ -28773,6 +32738,7 @@
               </w:rPr>
               <w:t>findByKeywordAndSourceAndPublishDateBetween</w:t>
             </w:r>
+            <w:proofErr w:type="spellEnd"/>
           </w:p>
         </w:tc>
         <w:tc>
@@ -28823,7 +32789,53 @@
                 <w:sz w:val="24"/>
                 <w:lang w:eastAsia="zh-CN"/>
               </w:rPr>
-              <w:t> keyword: String, source: String, startDate: Date, endDate: Date, pageable: Pageable</w:t>
+              <w:t xml:space="preserve"> keyword: String, source: String, </w:t>
+            </w:r>
+            <w:proofErr w:type="spellStart"/>
+            <w:r>
+              <w:rPr>
+                <w:rFonts w:ascii="Times New Roman" w:hAnsi="Times New Roman" w:cs="Times New Roman"/>
+                <w:bCs/>
+                <w:color w:val="000000"/>
+                <w:sz w:val="24"/>
+                <w:lang w:eastAsia="zh-CN"/>
+              </w:rPr>
+              <w:t>startDate</w:t>
+            </w:r>
+            <w:proofErr w:type="spellEnd"/>
+            <w:r>
+              <w:rPr>
+                <w:rFonts w:ascii="Times New Roman" w:hAnsi="Times New Roman" w:cs="Times New Roman"/>
+                <w:bCs/>
+                <w:color w:val="000000"/>
+                <w:sz w:val="24"/>
+                <w:lang w:eastAsia="zh-CN"/>
+              </w:rPr>
+              <w:t xml:space="preserve">: Date, </w:t>
+            </w:r>
+            <w:proofErr w:type="spellStart"/>
+            <w:proofErr w:type="gramStart"/>
+            <w:r>
+              <w:rPr>
+                <w:rFonts w:ascii="Times New Roman" w:hAnsi="Times New Roman" w:cs="Times New Roman"/>
+                <w:bCs/>
+                <w:color w:val="000000"/>
+                <w:sz w:val="24"/>
+                <w:lang w:eastAsia="zh-CN"/>
+              </w:rPr>
+              <w:t>endDate</w:t>
+            </w:r>
+            <w:proofErr w:type="spellEnd"/>
+            <w:proofErr w:type="gramEnd"/>
+            <w:r>
+              <w:rPr>
+                <w:rFonts w:ascii="Times New Roman" w:hAnsi="Times New Roman" w:cs="Times New Roman"/>
+                <w:bCs/>
+                <w:color w:val="000000"/>
+                <w:sz w:val="24"/>
+                <w:lang w:eastAsia="zh-CN"/>
+              </w:rPr>
+              <w:t>: Date, pageable: Pageable</w:t>
             </w:r>
           </w:p>
         </w:tc>
@@ -28895,6 +32907,7 @@
                 <w:lang w:eastAsia="zh-CN"/>
               </w:rPr>
             </w:pPr>
+            <w:proofErr w:type="spellStart"/>
             <w:r>
               <w:rPr>
                 <w:rFonts w:ascii="Times New Roman" w:hAnsi="Times New Roman" w:cs="Times New Roman"/>
@@ -28905,6 +32918,7 @@
               </w:rPr>
               <w:t>findByKeyword</w:t>
             </w:r>
+            <w:proofErr w:type="spellEnd"/>
           </w:p>
         </w:tc>
         <w:tc>
@@ -29027,6 +33041,7 @@
                 <w:lang w:eastAsia="zh-CN"/>
               </w:rPr>
             </w:pPr>
+            <w:proofErr w:type="spellStart"/>
             <w:r>
               <w:rPr>
                 <w:rFonts w:ascii="Times New Roman" w:hAnsi="Times New Roman" w:cs="Times New Roman"/>
@@ -29037,6 +33052,7 @@
               </w:rPr>
               <w:t>findByKeywordAndSource</w:t>
             </w:r>
+            <w:proofErr w:type="spellEnd"/>
           </w:p>
         </w:tc>
         <w:tc>
@@ -29160,6 +33176,7 @@
                 <w:lang w:eastAsia="zh-CN"/>
               </w:rPr>
             </w:pPr>
+            <w:proofErr w:type="spellStart"/>
             <w:r>
               <w:rPr>
                 <w:rFonts w:ascii="Times New Roman" w:hAnsi="Times New Roman" w:cs="Times New Roman"/>
@@ -29170,6 +33187,7 @@
               </w:rPr>
               <w:t>findBySourceOrdered</w:t>
             </w:r>
+            <w:proofErr w:type="spellEnd"/>
           </w:p>
         </w:tc>
         <w:tc>
@@ -29194,7 +33212,29 @@
                 <w:sz w:val="24"/>
                 <w:lang w:eastAsia="zh-CN"/>
               </w:rPr>
-              <w:t>Finds news items by source, ordered by publishDate DESC (with pagination)</w:t>
+              <w:t xml:space="preserve">Finds news items by source, ordered by </w:t>
+            </w:r>
+            <w:proofErr w:type="spellStart"/>
+            <w:r>
+              <w:rPr>
+                <w:rFonts w:ascii="Times New Roman" w:hAnsi="Times New Roman" w:cs="Times New Roman"/>
+                <w:bCs/>
+                <w:color w:val="000000"/>
+                <w:sz w:val="24"/>
+                <w:lang w:eastAsia="zh-CN"/>
+              </w:rPr>
+              <w:t>publishDate</w:t>
+            </w:r>
+            <w:proofErr w:type="spellEnd"/>
+            <w:r>
+              <w:rPr>
+                <w:rFonts w:ascii="Times New Roman" w:hAnsi="Times New Roman" w:cs="Times New Roman"/>
+                <w:bCs/>
+                <w:color w:val="000000"/>
+                <w:sz w:val="24"/>
+                <w:lang w:eastAsia="zh-CN"/>
+              </w:rPr>
+              <w:t xml:space="preserve"> DESC (with pagination)</w:t>
             </w:r>
           </w:p>
         </w:tc>
@@ -29718,6 +33758,7 @@
                 <w:lang w:eastAsia="zh-CN"/>
               </w:rPr>
             </w:pPr>
+            <w:proofErr w:type="spellStart"/>
             <w:r>
               <w:rPr>
                 <w:rFonts w:ascii="Times New Roman" w:hAnsi="Times New Roman" w:cs="Times New Roman"/>
@@ -29728,6 +33769,7 @@
               </w:rPr>
               <w:t>originalContent</w:t>
             </w:r>
+            <w:proofErr w:type="spellEnd"/>
           </w:p>
         </w:tc>
         <w:tc>
@@ -29927,6 +33969,7 @@
                 <w:lang w:eastAsia="zh-CN"/>
               </w:rPr>
             </w:pPr>
+            <w:proofErr w:type="spellStart"/>
             <w:r>
               <w:rPr>
                 <w:rFonts w:ascii="Times New Roman" w:hAnsi="Times New Roman" w:cs="Times New Roman"/>
@@ -29937,6 +33980,7 @@
               </w:rPr>
               <w:t>titleZh</w:t>
             </w:r>
+            <w:proofErr w:type="spellEnd"/>
           </w:p>
         </w:tc>
         <w:tc>
@@ -30033,6 +34077,7 @@
                 <w:lang w:eastAsia="zh-CN"/>
               </w:rPr>
             </w:pPr>
+            <w:proofErr w:type="spellStart"/>
             <w:r>
               <w:rPr>
                 <w:rFonts w:ascii="Times New Roman" w:hAnsi="Times New Roman" w:cs="Times New Roman"/>
@@ -30043,6 +34088,7 @@
               </w:rPr>
               <w:t>titleEn</w:t>
             </w:r>
+            <w:proofErr w:type="spellEnd"/>
           </w:p>
         </w:tc>
         <w:tc>
@@ -30139,6 +34185,7 @@
                 <w:lang w:eastAsia="zh-CN"/>
               </w:rPr>
             </w:pPr>
+            <w:proofErr w:type="spellStart"/>
             <w:r>
               <w:rPr>
                 <w:rFonts w:ascii="Times New Roman" w:hAnsi="Times New Roman" w:cs="Times New Roman"/>
@@ -30149,6 +34196,7 @@
               </w:rPr>
               <w:t>summaryZh</w:t>
             </w:r>
+            <w:proofErr w:type="spellEnd"/>
           </w:p>
         </w:tc>
         <w:tc>
@@ -30245,6 +34293,7 @@
                 <w:lang w:eastAsia="zh-CN"/>
               </w:rPr>
             </w:pPr>
+            <w:proofErr w:type="spellStart"/>
             <w:r>
               <w:rPr>
                 <w:rFonts w:ascii="Times New Roman" w:hAnsi="Times New Roman" w:cs="Times New Roman"/>
@@ -30255,6 +34304,7 @@
               </w:rPr>
               <w:t>summaryEn</w:t>
             </w:r>
+            <w:proofErr w:type="spellEnd"/>
           </w:p>
         </w:tc>
         <w:tc>
@@ -30352,6 +34402,7 @@
                 <w:lang w:eastAsia="zh-CN"/>
               </w:rPr>
             </w:pPr>
+            <w:proofErr w:type="spellStart"/>
             <w:r>
               <w:rPr>
                 <w:rFonts w:ascii="Times New Roman" w:hAnsi="Times New Roman" w:cs="Times New Roman"/>
@@ -30362,6 +34413,7 @@
               </w:rPr>
               <w:t>originalUrl</w:t>
             </w:r>
+            <w:proofErr w:type="spellEnd"/>
           </w:p>
         </w:tc>
         <w:tc>
@@ -30564,6 +34616,7 @@
                 <w:lang w:eastAsia="zh-CN"/>
               </w:rPr>
             </w:pPr>
+            <w:proofErr w:type="spellStart"/>
             <w:r>
               <w:rPr>
                 <w:rFonts w:ascii="Times New Roman" w:hAnsi="Times New Roman" w:cs="Times New Roman"/>
@@ -30574,6 +34627,7 @@
               </w:rPr>
               <w:t>publishDate</w:t>
             </w:r>
+            <w:proofErr w:type="spellEnd"/>
           </w:p>
         </w:tc>
         <w:tc>
@@ -30670,6 +34724,7 @@
                 <w:lang w:eastAsia="zh-CN"/>
               </w:rPr>
             </w:pPr>
+            <w:proofErr w:type="spellStart"/>
             <w:r>
               <w:rPr>
                 <w:rFonts w:ascii="Times New Roman" w:hAnsi="Times New Roman" w:cs="Times New Roman"/>
@@ -30680,6 +34735,7 @@
               </w:rPr>
               <w:t>createTime</w:t>
             </w:r>
+            <w:proofErr w:type="spellEnd"/>
           </w:p>
         </w:tc>
         <w:tc>
@@ -30696,15 +34752,27 @@
                 <w:lang w:eastAsia="zh-CN"/>
               </w:rPr>
             </w:pPr>
-            <w:r>
-              <w:rPr>
-                <w:rFonts w:ascii="Times New Roman" w:hAnsi="Times New Roman" w:cs="Times New Roman"/>
-                <w:bCs/>
-                <w:color w:val="000000"/>
-                <w:sz w:val="24"/>
-                <w:lang w:eastAsia="zh-CN"/>
-              </w:rPr>
-              <w:t>imestamp when the news was crawled and stored</w:t>
+            <w:proofErr w:type="spellStart"/>
+            <w:r>
+              <w:rPr>
+                <w:rFonts w:ascii="Times New Roman" w:hAnsi="Times New Roman" w:cs="Times New Roman"/>
+                <w:bCs/>
+                <w:color w:val="000000"/>
+                <w:sz w:val="24"/>
+                <w:lang w:eastAsia="zh-CN"/>
+              </w:rPr>
+              <w:t>imestamp</w:t>
+            </w:r>
+            <w:proofErr w:type="spellEnd"/>
+            <w:r>
+              <w:rPr>
+                <w:rFonts w:ascii="Times New Roman" w:hAnsi="Times New Roman" w:cs="Times New Roman"/>
+                <w:bCs/>
+                <w:color w:val="000000"/>
+                <w:sz w:val="24"/>
+                <w:lang w:eastAsia="zh-CN"/>
+              </w:rPr>
+              <w:t xml:space="preserve"> when the news was crawled and stored</w:t>
             </w:r>
           </w:p>
         </w:tc>
@@ -30781,6 +34849,7 @@
         </w:rPr>
         <w:t xml:space="preserve">4.1.1.6 </w:t>
       </w:r>
+      <w:proofErr w:type="spellStart"/>
       <w:r>
         <w:rPr>
           <w:rFonts w:ascii="Times New Roman" w:hAnsi="Times New Roman" w:cs="Times New Roman"/>
@@ -30790,6 +34859,7 @@
         </w:rPr>
         <w:t>NewsBriefDTO</w:t>
       </w:r>
+      <w:proofErr w:type="spellEnd"/>
     </w:p>
     <w:p>
       <w:pPr>
@@ -31329,6 +35399,7 @@
                 <w:lang w:eastAsia="zh-CN"/>
               </w:rPr>
             </w:pPr>
+            <w:proofErr w:type="spellStart"/>
             <w:r>
               <w:rPr>
                 <w:rFonts w:ascii="Times New Roman" w:hAnsi="Times New Roman" w:cs="Times New Roman"/>
@@ -31339,6 +35410,7 @@
               </w:rPr>
               <w:t>titleZh</w:t>
             </w:r>
+            <w:proofErr w:type="spellEnd"/>
           </w:p>
         </w:tc>
         <w:tc>
@@ -31434,6 +35506,7 @@
                 <w:lang w:eastAsia="zh-CN"/>
               </w:rPr>
             </w:pPr>
+            <w:proofErr w:type="spellStart"/>
             <w:r>
               <w:rPr>
                 <w:rFonts w:ascii="Times New Roman" w:hAnsi="Times New Roman" w:cs="Times New Roman"/>
@@ -31444,6 +35517,7 @@
               </w:rPr>
               <w:t>titleEn</w:t>
             </w:r>
+            <w:proofErr w:type="spellEnd"/>
           </w:p>
         </w:tc>
         <w:tc>
@@ -31540,6 +35614,7 @@
                 <w:lang w:eastAsia="zh-CN"/>
               </w:rPr>
             </w:pPr>
+            <w:proofErr w:type="spellStart"/>
             <w:r>
               <w:rPr>
                 <w:rFonts w:ascii="Times New Roman" w:hAnsi="Times New Roman" w:cs="Times New Roman"/>
@@ -31550,6 +35625,7 @@
               </w:rPr>
               <w:t>summaryZh</w:t>
             </w:r>
+            <w:proofErr w:type="spellEnd"/>
           </w:p>
         </w:tc>
         <w:tc>
@@ -31647,6 +35723,7 @@
                 <w:lang w:eastAsia="zh-CN"/>
               </w:rPr>
             </w:pPr>
+            <w:proofErr w:type="spellStart"/>
             <w:r>
               <w:rPr>
                 <w:rFonts w:ascii="Times New Roman" w:hAnsi="Times New Roman" w:cs="Times New Roman"/>
@@ -31657,6 +35734,7 @@
               </w:rPr>
               <w:t>summaryEn</w:t>
             </w:r>
+            <w:proofErr w:type="spellEnd"/>
           </w:p>
         </w:tc>
         <w:tc>
@@ -31753,6 +35831,7 @@
                 <w:lang w:eastAsia="zh-CN"/>
               </w:rPr>
             </w:pPr>
+            <w:proofErr w:type="spellStart"/>
             <w:r>
               <w:rPr>
                 <w:rFonts w:ascii="Times New Roman" w:hAnsi="Times New Roman" w:cs="Times New Roman"/>
@@ -31763,6 +35842,7 @@
               </w:rPr>
               <w:t>originalUrl</w:t>
             </w:r>
+            <w:proofErr w:type="spellEnd"/>
           </w:p>
         </w:tc>
         <w:tc>
@@ -31965,6 +36045,7 @@
                 <w:lang w:eastAsia="zh-CN"/>
               </w:rPr>
             </w:pPr>
+            <w:proofErr w:type="spellStart"/>
             <w:r>
               <w:rPr>
                 <w:rFonts w:ascii="Times New Roman" w:hAnsi="Times New Roman" w:cs="Times New Roman"/>
@@ -31975,6 +36056,7 @@
               </w:rPr>
               <w:t>publishDate</w:t>
             </w:r>
+            <w:proofErr w:type="spellEnd"/>
           </w:p>
         </w:tc>
         <w:tc>
@@ -32071,6 +36153,7 @@
                 <w:lang w:eastAsia="zh-CN"/>
               </w:rPr>
             </w:pPr>
+            <w:proofErr w:type="spellStart"/>
             <w:r>
               <w:rPr>
                 <w:rFonts w:ascii="Times New Roman" w:hAnsi="Times New Roman" w:cs="Times New Roman"/>
@@ -32081,6 +36164,7 @@
               </w:rPr>
               <w:t>createTime</w:t>
             </w:r>
+            <w:proofErr w:type="spellEnd"/>
           </w:p>
         </w:tc>
         <w:tc>
@@ -32105,7 +36189,29 @@
                 <w:sz w:val="24"/>
                 <w:lang w:eastAsia="zh-CN"/>
               </w:rPr>
-              <w:t>Timestamp when the news was crawled and stored</w:t>
+              <w:t xml:space="preserve">Timestamp when the news </w:t>
+            </w:r>
+            <w:proofErr w:type="gramStart"/>
+            <w:r>
+              <w:rPr>
+                <w:rFonts w:ascii="Times New Roman" w:hAnsi="Times New Roman" w:cs="Times New Roman"/>
+                <w:bCs/>
+                <w:color w:val="000000"/>
+                <w:sz w:val="24"/>
+                <w:lang w:eastAsia="zh-CN"/>
+              </w:rPr>
+              <w:t>was crawled</w:t>
+            </w:r>
+            <w:proofErr w:type="gramEnd"/>
+            <w:r>
+              <w:rPr>
+                <w:rFonts w:ascii="Times New Roman" w:hAnsi="Times New Roman" w:cs="Times New Roman"/>
+                <w:bCs/>
+                <w:color w:val="000000"/>
+                <w:sz w:val="24"/>
+                <w:lang w:eastAsia="zh-CN"/>
+              </w:rPr>
+              <w:t xml:space="preserve"> and stored</w:t>
             </w:r>
           </w:p>
         </w:tc>
@@ -32186,8 +36292,20 @@
           <w:sz w:val="24"/>
           <w:lang w:eastAsia="zh-CN"/>
         </w:rPr>
-        <w:t xml:space="preserve"> LanguageDetectionService</w:t>
+        <w:t xml:space="preserve"> </w:t>
       </w:r>
+      <w:proofErr w:type="spellStart"/>
+      <w:r>
+        <w:rPr>
+          <w:rFonts w:ascii="Times New Roman" w:hAnsi="Times New Roman" w:cs="Times New Roman"/>
+          <w:b/>
+          <w:bCs/>
+          <w:sz w:val="24"/>
+          <w:lang w:eastAsia="zh-CN"/>
+        </w:rPr>
+        <w:t>LanguageDetectionService</w:t>
+      </w:r>
+      <w:proofErr w:type="spellEnd"/>
     </w:p>
     <w:p>
       <w:pPr>
@@ -32462,15 +36580,27 @@
                 <w:lang w:eastAsia="zh-CN"/>
               </w:rPr>
             </w:pPr>
-            <w:r>
-              <w:rPr>
-                <w:rFonts w:ascii="Times New Roman" w:hAnsi="Times New Roman" w:cs="Times New Roman"/>
-                <w:bCs/>
-                <w:color w:val="000000"/>
-                <w:sz w:val="24"/>
-                <w:lang w:eastAsia="zh-CN"/>
-              </w:rPr>
-              <w:t>hasAnyThai(text)</w:t>
+            <w:proofErr w:type="spellStart"/>
+            <w:r>
+              <w:rPr>
+                <w:rFonts w:ascii="Times New Roman" w:hAnsi="Times New Roman" w:cs="Times New Roman"/>
+                <w:bCs/>
+                <w:color w:val="000000"/>
+                <w:sz w:val="24"/>
+                <w:lang w:eastAsia="zh-CN"/>
+              </w:rPr>
+              <w:t>hasAnyThai</w:t>
+            </w:r>
+            <w:proofErr w:type="spellEnd"/>
+            <w:r>
+              <w:rPr>
+                <w:rFonts w:ascii="Times New Roman" w:hAnsi="Times New Roman" w:cs="Times New Roman"/>
+                <w:bCs/>
+                <w:color w:val="000000"/>
+                <w:sz w:val="24"/>
+                <w:lang w:eastAsia="zh-CN"/>
+              </w:rPr>
+              <w:t>(text)</w:t>
             </w:r>
           </w:p>
         </w:tc>
@@ -32617,15 +36747,27 @@
                 <w:lang w:eastAsia="zh-CN"/>
               </w:rPr>
             </w:pPr>
-            <w:r>
-              <w:rPr>
-                <w:rFonts w:ascii="Times New Roman" w:hAnsi="Times New Roman" w:cs="Times New Roman"/>
-                <w:bCs/>
-                <w:color w:val="000000"/>
-                <w:sz w:val="24"/>
-                <w:lang w:eastAsia="zh-CN"/>
-              </w:rPr>
-              <w:t>containsChinese(text)</w:t>
+            <w:proofErr w:type="spellStart"/>
+            <w:r>
+              <w:rPr>
+                <w:rFonts w:ascii="Times New Roman" w:hAnsi="Times New Roman" w:cs="Times New Roman"/>
+                <w:bCs/>
+                <w:color w:val="000000"/>
+                <w:sz w:val="24"/>
+                <w:lang w:eastAsia="zh-CN"/>
+              </w:rPr>
+              <w:t>containsChinese</w:t>
+            </w:r>
+            <w:proofErr w:type="spellEnd"/>
+            <w:r>
+              <w:rPr>
+                <w:rFonts w:ascii="Times New Roman" w:hAnsi="Times New Roman" w:cs="Times New Roman"/>
+                <w:bCs/>
+                <w:color w:val="000000"/>
+                <w:sz w:val="24"/>
+                <w:lang w:eastAsia="zh-CN"/>
+              </w:rPr>
+              <w:t>(text)</w:t>
             </w:r>
           </w:p>
         </w:tc>
@@ -32799,15 +36941,27 @@
                 <w:lang w:eastAsia="zh-CN"/>
               </w:rPr>
             </w:pPr>
-            <w:r>
-              <w:rPr>
-                <w:rFonts w:ascii="Times New Roman" w:hAnsi="Times New Roman" w:cs="Times New Roman"/>
-                <w:bCs/>
-                <w:color w:val="000000"/>
-                <w:sz w:val="24"/>
-                <w:lang w:eastAsia="zh-CN"/>
-              </w:rPr>
-              <w:t>containsThai(text)</w:t>
+            <w:proofErr w:type="spellStart"/>
+            <w:r>
+              <w:rPr>
+                <w:rFonts w:ascii="Times New Roman" w:hAnsi="Times New Roman" w:cs="Times New Roman"/>
+                <w:bCs/>
+                <w:color w:val="000000"/>
+                <w:sz w:val="24"/>
+                <w:lang w:eastAsia="zh-CN"/>
+              </w:rPr>
+              <w:t>containsThai</w:t>
+            </w:r>
+            <w:proofErr w:type="spellEnd"/>
+            <w:r>
+              <w:rPr>
+                <w:rFonts w:ascii="Times New Roman" w:hAnsi="Times New Roman" w:cs="Times New Roman"/>
+                <w:bCs/>
+                <w:color w:val="000000"/>
+                <w:sz w:val="24"/>
+                <w:lang w:eastAsia="zh-CN"/>
+              </w:rPr>
+              <w:t>(text)</w:t>
             </w:r>
           </w:p>
         </w:tc>
@@ -32943,6 +37097,203 @@
       <w:pPr>
         <w:spacing w:after="0" w:line="240" w:lineRule="auto"/>
         <w:rPr>
+          <w:rFonts w:ascii="Times New Roman" w:hAnsi="Times New Roman" w:cs="Times New Roman" w:hint="eastAsia"/>
+          <w:color w:val="1F1F1F"/>
+          <w:sz w:val="24"/>
+          <w:szCs w:val="24"/>
+          <w:lang w:eastAsia="zh-CN"/>
+        </w:rPr>
+      </w:pPr>
+    </w:p>
+    <w:p>
+      <w:pPr>
+        <w:spacing w:before="100" w:beforeAutospacing="1" w:after="120" w:line="240" w:lineRule="auto"/>
+        <w:outlineLvl w:val="2"/>
+        <w:rPr>
+          <w:rFonts w:ascii="Times New Roman" w:hAnsi="Times New Roman" w:cs="Times New Roman" w:hint="eastAsia"/>
+          <w:b/>
+          <w:bCs/>
+          <w:color w:val="1F1F1F"/>
+          <w:sz w:val="27"/>
+          <w:szCs w:val="27"/>
+          <w:lang w:eastAsia="zh-CN"/>
+        </w:rPr>
+      </w:pPr>
+      <w:r>
+        <w:rPr>
+          <w:noProof/>
+          <w14:ligatures w14:val="standardContextual"/>
+        </w:rPr>
+        <w:lastRenderedPageBreak/>
+        <w:drawing>
+          <wp:anchor distT="0" distB="0" distL="114300" distR="114300" simplePos="0" relativeHeight="251663360" behindDoc="0" locked="0" layoutInCell="1" allowOverlap="1" wp14:anchorId="6A2E38F3" wp14:editId="44C374E6">
+            <wp:simplePos x="0" y="0"/>
+            <wp:positionH relativeFrom="margin">
+              <wp:align>center</wp:align>
+            </wp:positionH>
+            <wp:positionV relativeFrom="paragraph">
+              <wp:posOffset>355600</wp:posOffset>
+            </wp:positionV>
+            <wp:extent cx="7289800" cy="7611110"/>
+            <wp:effectExtent l="0" t="0" r="6350" b="8890"/>
+            <wp:wrapSquare wrapText="bothSides"/>
+            <wp:docPr id="948331379" name="图片 1" descr="图示&#10;&#10;AI 生成的内容可能不正确。"/>
+            <wp:cNvGraphicFramePr>
+              <a:graphicFrameLocks xmlns:a="http://schemas.openxmlformats.org/drawingml/2006/main" noChangeAspect="1"/>
+            </wp:cNvGraphicFramePr>
+            <a:graphic xmlns:a="http://schemas.openxmlformats.org/drawingml/2006/main">
+              <a:graphicData uri="http://schemas.openxmlformats.org/drawingml/2006/picture">
+                <pic:pic xmlns:pic="http://schemas.openxmlformats.org/drawingml/2006/picture">
+                  <pic:nvPicPr>
+                    <pic:cNvPr id="948331379" name="图片 1" descr="图示&#10;&#10;AI 生成的内容可能不正确。"/>
+                    <pic:cNvPicPr/>
+                  </pic:nvPicPr>
+                  <pic:blipFill>
+                    <a:blip r:embed="rId20">
+                      <a:extLst>
+                        <a:ext uri="{28A0092B-C50C-407E-A947-70E740481C1C}">
+                          <a14:useLocalDpi xmlns:a14="http://schemas.microsoft.com/office/drawing/2010/main" val="0"/>
+                        </a:ext>
+                      </a:extLst>
+                    </a:blip>
+                    <a:stretch>
+                      <a:fillRect/>
+                    </a:stretch>
+                  </pic:blipFill>
+                  <pic:spPr>
+                    <a:xfrm>
+                      <a:off x="0" y="0"/>
+                      <a:ext cx="7289800" cy="7611110"/>
+                    </a:xfrm>
+                    <a:prstGeom prst="rect">
+                      <a:avLst/>
+                    </a:prstGeom>
+                  </pic:spPr>
+                </pic:pic>
+              </a:graphicData>
+            </a:graphic>
+            <wp14:sizeRelH relativeFrom="margin">
+              <wp14:pctWidth>0</wp14:pctWidth>
+            </wp14:sizeRelH>
+            <wp14:sizeRelV relativeFrom="margin">
+              <wp14:pctHeight>0</wp14:pctHeight>
+            </wp14:sizeRelV>
+          </wp:anchor>
+        </w:drawing>
+      </w:r>
+      <w:r>
+        <w:rPr>
+          <w:rFonts w:ascii="Times New Roman" w:hAnsi="Times New Roman" w:cs="Times New Roman" w:hint="eastAsia"/>
+          <w:b/>
+          <w:bCs/>
+          <w:color w:val="1F1F1F"/>
+          <w:sz w:val="27"/>
+          <w:szCs w:val="27"/>
+          <w:lang w:eastAsia="zh-CN"/>
+        </w:rPr>
+        <w:t>4.</w:t>
+      </w:r>
+      <w:r>
+        <w:rPr>
+          <w:rFonts w:ascii="Times New Roman" w:hAnsi="Times New Roman" w:cs="Times New Roman"/>
+          <w:b/>
+          <w:bCs/>
+          <w:color w:val="1F1F1F"/>
+          <w:sz w:val="27"/>
+          <w:szCs w:val="27"/>
+          <w:lang w:eastAsia="zh-CN"/>
+        </w:rPr>
+        <w:t>1.</w:t>
+      </w:r>
+      <w:r>
+        <w:rPr>
+          <w:rFonts w:ascii="Times New Roman" w:hAnsi="Times New Roman" w:cs="Times New Roman" w:hint="eastAsia"/>
+          <w:b/>
+          <w:bCs/>
+          <w:color w:val="1F1F1F"/>
+          <w:sz w:val="27"/>
+          <w:szCs w:val="27"/>
+          <w:lang w:eastAsia="zh-CN"/>
+        </w:rPr>
+        <w:t>2</w:t>
+      </w:r>
+      <w:r>
+        <w:rPr>
+          <w:rFonts w:ascii="Times New Roman" w:hAnsi="Times New Roman" w:cs="Times New Roman"/>
+          <w:b/>
+          <w:bCs/>
+          <w:color w:val="1F1F1F"/>
+          <w:sz w:val="27"/>
+          <w:szCs w:val="27"/>
+          <w:lang w:eastAsia="zh-CN"/>
+        </w:rPr>
+        <w:t xml:space="preserve"> Feature</w:t>
+      </w:r>
+      <w:r>
+        <w:rPr>
+          <w:rFonts w:ascii="Times New Roman" w:hAnsi="Times New Roman" w:cs="Times New Roman" w:hint="eastAsia"/>
+          <w:b/>
+          <w:bCs/>
+          <w:color w:val="1F1F1F"/>
+          <w:sz w:val="27"/>
+          <w:szCs w:val="27"/>
+          <w:lang w:eastAsia="zh-CN"/>
+        </w:rPr>
+        <w:t xml:space="preserve"> 2</w:t>
+      </w:r>
+    </w:p>
+    <w:p>
+      <w:pPr>
+        <w:spacing w:after="0" w:line="240" w:lineRule="auto"/>
+        <w:rPr>
+          <w:rFonts w:ascii="Times New Roman" w:hAnsi="Times New Roman" w:cs="Times New Roman"/>
+          <w:color w:val="1F1F1F"/>
+          <w:sz w:val="24"/>
+          <w:szCs w:val="24"/>
+          <w:lang w:eastAsia="zh-CN"/>
+        </w:rPr>
+      </w:pPr>
+    </w:p>
+    <w:p>
+      <w:pPr>
+        <w:spacing w:after="0" w:line="240" w:lineRule="auto"/>
+        <w:rPr>
+          <w:rFonts w:ascii="Times New Roman" w:hAnsi="Times New Roman" w:cs="Times New Roman"/>
+          <w:color w:val="1F1F1F"/>
+          <w:sz w:val="24"/>
+          <w:szCs w:val="24"/>
+          <w:lang w:eastAsia="zh-CN"/>
+        </w:rPr>
+      </w:pPr>
+    </w:p>
+    <w:p>
+      <w:pPr>
+        <w:spacing w:after="0" w:line="240" w:lineRule="auto"/>
+        <w:rPr>
+          <w:rFonts w:ascii="Times New Roman" w:hAnsi="Times New Roman" w:cs="Times New Roman"/>
+          <w:color w:val="1F1F1F"/>
+          <w:sz w:val="24"/>
+          <w:szCs w:val="24"/>
+          <w:lang w:eastAsia="zh-CN"/>
+        </w:rPr>
+      </w:pPr>
+    </w:p>
+    <w:p>
+      <w:pPr>
+        <w:spacing w:after="0" w:line="240" w:lineRule="auto"/>
+        <w:rPr>
+          <w:rFonts w:ascii="Times New Roman" w:hAnsi="Times New Roman" w:cs="Times New Roman"/>
+          <w:color w:val="1F1F1F"/>
+          <w:sz w:val="24"/>
+          <w:szCs w:val="24"/>
+          <w:lang w:eastAsia="zh-CN"/>
+        </w:rPr>
+      </w:pPr>
+    </w:p>
+    <w:p>
+      <w:pPr>
+        <w:spacing w:after="0" w:line="240" w:lineRule="auto"/>
+        <w:rPr>
           <w:rFonts w:ascii="Times New Roman" w:hAnsi="Times New Roman" w:cs="Times New Roman"/>
           <w:color w:val="1F1F1F"/>
           <w:sz w:val="24"/>
@@ -32985,7 +37336,6 @@
           <w:sz w:val="27"/>
           <w:szCs w:val="27"/>
         </w:rPr>
-        <w:lastRenderedPageBreak/>
         <w:t>4.2 Component Design</w:t>
       </w:r>
     </w:p>
@@ -33352,6 +37702,7 @@
           <w:noProof/>
           <w14:ligatures w14:val="standardContextual"/>
         </w:rPr>
+        <w:lastRenderedPageBreak/>
         <w:drawing>
           <wp:inline distT="0" distB="0" distL="0" distR="0" wp14:anchorId="018C99E6" wp14:editId="38DB6511">
             <wp:extent cx="6663284" cy="5349240"/>
@@ -33368,7 +37719,7 @@
                     <pic:cNvPicPr/>
                   </pic:nvPicPr>
                   <pic:blipFill>
-                    <a:blip r:embed="rId20"/>
+                    <a:blip r:embed="rId21"/>
                     <a:stretch>
                       <a:fillRect/>
                     </a:stretch>
@@ -33429,7 +37780,7 @@
                     <pic:cNvPicPr/>
                   </pic:nvPicPr>
                   <pic:blipFill>
-                    <a:blip r:embed="rId21">
+                    <a:blip r:embed="rId22">
                       <a:extLst>
                         <a:ext uri="{28A0092B-C50C-407E-A947-70E740481C1C}">
                           <a14:useLocalDpi xmlns:a14="http://schemas.microsoft.com/office/drawing/2010/main" val="0"/>
@@ -33617,7 +37968,7 @@
                     <pic:cNvPicPr/>
                   </pic:nvPicPr>
                   <pic:blipFill>
-                    <a:blip r:embed="rId22"/>
+                    <a:blip r:embed="rId23"/>
                     <a:stretch>
                       <a:fillRect/>
                     </a:stretch>
@@ -33718,7 +38069,7 @@
                     <pic:cNvPicPr/>
                   </pic:nvPicPr>
                   <pic:blipFill>
-                    <a:blip r:embed="rId23"/>
+                    <a:blip r:embed="rId24"/>
                     <a:stretch>
                       <a:fillRect/>
                     </a:stretch>
@@ -33903,7 +38254,7 @@
                     <pic:cNvPicPr/>
                   </pic:nvPicPr>
                   <pic:blipFill>
-                    <a:blip r:embed="rId24"/>
+                    <a:blip r:embed="rId25"/>
                     <a:stretch>
                       <a:fillRect/>
                     </a:stretch>
@@ -34110,7 +38461,7 @@
                     <pic:cNvPicPr/>
                   </pic:nvPicPr>
                   <pic:blipFill>
-                    <a:blip r:embed="rId25"/>
+                    <a:blip r:embed="rId26"/>
                     <a:stretch>
                       <a:fillRect/>
                     </a:stretch>
@@ -34380,89 +38731,6 @@
                 <pic:pic xmlns:pic="http://schemas.openxmlformats.org/drawingml/2006/picture">
                   <pic:nvPicPr>
                     <pic:cNvPr id="1023718372" name=""/>
-                    <pic:cNvPicPr/>
-                  </pic:nvPicPr>
-                  <pic:blipFill>
-                    <a:blip r:embed="rId26"/>
-                    <a:stretch>
-                      <a:fillRect/>
-                    </a:stretch>
-                  </pic:blipFill>
-                  <pic:spPr>
-                    <a:xfrm>
-                      <a:off x="0" y="0"/>
-                      <a:ext cx="5943600" cy="3152140"/>
-                    </a:xfrm>
-                    <a:prstGeom prst="rect">
-                      <a:avLst/>
-                    </a:prstGeom>
-                  </pic:spPr>
-                </pic:pic>
-              </a:graphicData>
-            </a:graphic>
-          </wp:inline>
-        </w:drawing>
-      </w:r>
-    </w:p>
-    <w:p>
-      <w:pPr>
-        <w:spacing w:after="120" w:line="240" w:lineRule="auto"/>
-        <w:rPr>
-          <w:rFonts w:ascii="Times New Roman" w:hAnsi="Times New Roman" w:cs="Times New Roman"/>
-          <w:color w:val="1F1F1F"/>
-          <w:sz w:val="28"/>
-          <w:lang w:eastAsia="zh-CN"/>
-        </w:rPr>
-      </w:pPr>
-      <w:r>
-        <w:rPr>
-          <w:rFonts w:ascii="Times New Roman" w:hAnsi="Times New Roman" w:cs="Times New Roman"/>
-          <w:color w:val="1F1F1F"/>
-          <w:sz w:val="28"/>
-          <w:lang w:eastAsia="zh-CN"/>
-        </w:rPr>
-        <w:t xml:space="preserve">UI-01 </w:t>
-      </w:r>
-      <w:r>
-        <w:rPr>
-          <w:rFonts w:ascii="Times New Roman" w:hAnsi="Times New Roman" w:cs="Times New Roman"/>
-          <w:color w:val="1F1F1F"/>
-          <w:sz w:val="28"/>
-          <w:lang w:eastAsia="zh-CN"/>
-        </w:rPr>
-        <w:t>Input filtering criteria.</w:t>
-      </w:r>
-    </w:p>
-    <w:p>
-      <w:pPr>
-        <w:spacing w:after="120" w:line="240" w:lineRule="auto"/>
-        <w:rPr>
-          <w:rFonts w:ascii="Times New Roman" w:hAnsi="Times New Roman" w:cs="Times New Roman"/>
-          <w:color w:val="1F1F1F"/>
-          <w:sz w:val="24"/>
-          <w:szCs w:val="24"/>
-          <w:lang w:eastAsia="zh-CN"/>
-        </w:rPr>
-      </w:pPr>
-      <w:r>
-        <w:rPr>
-          <w:rFonts w:ascii="Times New Roman" w:hAnsi="Times New Roman" w:cs="Times New Roman"/>
-          <w:noProof/>
-          <w14:ligatures w14:val="standardContextual"/>
-        </w:rPr>
-        <w:drawing>
-          <wp:inline distT="0" distB="0" distL="0" distR="0" wp14:anchorId="0F015AA2" wp14:editId="5190FA1F">
-            <wp:extent cx="5943600" cy="3152140"/>
-            <wp:effectExtent l="0" t="0" r="0" b="0"/>
-            <wp:docPr id="1732328975" name="图片 1" descr="图形用户界面, 应用程序, Teams&#10;&#10;AI 生成的内容可能不正确。"/>
-            <wp:cNvGraphicFramePr>
-              <a:graphicFrameLocks xmlns:a="http://schemas.openxmlformats.org/drawingml/2006/main" noChangeAspect="1"/>
-            </wp:cNvGraphicFramePr>
-            <a:graphic xmlns:a="http://schemas.openxmlformats.org/drawingml/2006/main">
-              <a:graphicData uri="http://schemas.openxmlformats.org/drawingml/2006/picture">
-                <pic:pic xmlns:pic="http://schemas.openxmlformats.org/drawingml/2006/picture">
-                  <pic:nvPicPr>
-                    <pic:cNvPr id="1732328975" name="图片 1" descr="图形用户界面, 应用程序, Teams&#10;&#10;AI 生成的内容可能不正确。"/>
                     <pic:cNvPicPr/>
                   </pic:nvPicPr>
                   <pic:blipFill>
@@ -34493,8 +38761,7 @@
         <w:rPr>
           <w:rFonts w:ascii="Times New Roman" w:hAnsi="Times New Roman" w:cs="Times New Roman"/>
           <w:color w:val="1F1F1F"/>
-          <w:sz w:val="24"/>
-          <w:szCs w:val="24"/>
+          <w:sz w:val="28"/>
           <w:lang w:eastAsia="zh-CN"/>
         </w:rPr>
       </w:pPr>
@@ -34505,7 +38772,6 @@
           <w:sz w:val="28"/>
           <w:lang w:eastAsia="zh-CN"/>
         </w:rPr>
-        <w:lastRenderedPageBreak/>
         <w:t xml:space="preserve">UI-01 </w:t>
       </w:r>
       <w:r>
@@ -34515,7 +38781,7 @@
           <w:sz w:val="28"/>
           <w:lang w:eastAsia="zh-CN"/>
         </w:rPr>
-        <w:t>Click “reset” clean the content</w:t>
+        <w:t>Input filtering criteria.</w:t>
       </w:r>
     </w:p>
     <w:p>
@@ -34536,10 +38802,10 @@
           <w14:ligatures w14:val="standardContextual"/>
         </w:rPr>
         <w:drawing>
-          <wp:inline distT="0" distB="0" distL="0" distR="0" wp14:anchorId="62C2E863" wp14:editId="249C9F50">
+          <wp:inline distT="0" distB="0" distL="0" distR="0" wp14:anchorId="0F015AA2" wp14:editId="5190FA1F">
             <wp:extent cx="5943600" cy="3152140"/>
             <wp:effectExtent l="0" t="0" r="0" b="0"/>
-            <wp:docPr id="2108067790" name="图片 1" descr="图形用户界面, 文本, 应用程序, Teams&#10;&#10;AI 生成的内容可能不正确。"/>
+            <wp:docPr id="1732328975" name="图片 1" descr="图形用户界面, 应用程序, Teams&#10;&#10;AI 生成的内容可能不正确。"/>
             <wp:cNvGraphicFramePr>
               <a:graphicFrameLocks xmlns:a="http://schemas.openxmlformats.org/drawingml/2006/main" noChangeAspect="1"/>
             </wp:cNvGraphicFramePr>
@@ -34547,7 +38813,7 @@
               <a:graphicData uri="http://schemas.openxmlformats.org/drawingml/2006/picture">
                 <pic:pic xmlns:pic="http://schemas.openxmlformats.org/drawingml/2006/picture">
                   <pic:nvPicPr>
-                    <pic:cNvPr id="2108067790" name="图片 1" descr="图形用户界面, 文本, 应用程序, Teams&#10;&#10;AI 生成的内容可能不正确。"/>
+                    <pic:cNvPr id="1732328975" name="图片 1" descr="图形用户界面, 应用程序, Teams&#10;&#10;AI 生成的内容可能不正确。"/>
                     <pic:cNvPicPr/>
                   </pic:nvPicPr>
                   <pic:blipFill>
@@ -34590,6 +38856,91 @@
           <w:sz w:val="28"/>
           <w:lang w:eastAsia="zh-CN"/>
         </w:rPr>
+        <w:lastRenderedPageBreak/>
+        <w:t xml:space="preserve">UI-01 </w:t>
+      </w:r>
+      <w:r>
+        <w:rPr>
+          <w:rFonts w:ascii="Times New Roman" w:hAnsi="Times New Roman" w:cs="Times New Roman"/>
+          <w:color w:val="1F1F1F"/>
+          <w:sz w:val="28"/>
+          <w:lang w:eastAsia="zh-CN"/>
+        </w:rPr>
+        <w:t>Click “reset” clean the content</w:t>
+      </w:r>
+    </w:p>
+    <w:p>
+      <w:pPr>
+        <w:spacing w:after="120" w:line="240" w:lineRule="auto"/>
+        <w:rPr>
+          <w:rFonts w:ascii="Times New Roman" w:hAnsi="Times New Roman" w:cs="Times New Roman"/>
+          <w:color w:val="1F1F1F"/>
+          <w:sz w:val="24"/>
+          <w:szCs w:val="24"/>
+          <w:lang w:eastAsia="zh-CN"/>
+        </w:rPr>
+      </w:pPr>
+      <w:r>
+        <w:rPr>
+          <w:rFonts w:ascii="Times New Roman" w:hAnsi="Times New Roman" w:cs="Times New Roman"/>
+          <w:noProof/>
+          <w14:ligatures w14:val="standardContextual"/>
+        </w:rPr>
+        <w:drawing>
+          <wp:inline distT="0" distB="0" distL="0" distR="0" wp14:anchorId="62C2E863" wp14:editId="249C9F50">
+            <wp:extent cx="5943600" cy="3152140"/>
+            <wp:effectExtent l="0" t="0" r="0" b="0"/>
+            <wp:docPr id="2108067790" name="图片 1" descr="图形用户界面, 文本, 应用程序, Teams&#10;&#10;AI 生成的内容可能不正确。"/>
+            <wp:cNvGraphicFramePr>
+              <a:graphicFrameLocks xmlns:a="http://schemas.openxmlformats.org/drawingml/2006/main" noChangeAspect="1"/>
+            </wp:cNvGraphicFramePr>
+            <a:graphic xmlns:a="http://schemas.openxmlformats.org/drawingml/2006/main">
+              <a:graphicData uri="http://schemas.openxmlformats.org/drawingml/2006/picture">
+                <pic:pic xmlns:pic="http://schemas.openxmlformats.org/drawingml/2006/picture">
+                  <pic:nvPicPr>
+                    <pic:cNvPr id="2108067790" name="图片 1" descr="图形用户界面, 文本, 应用程序, Teams&#10;&#10;AI 生成的内容可能不正确。"/>
+                    <pic:cNvPicPr/>
+                  </pic:nvPicPr>
+                  <pic:blipFill>
+                    <a:blip r:embed="rId29"/>
+                    <a:stretch>
+                      <a:fillRect/>
+                    </a:stretch>
+                  </pic:blipFill>
+                  <pic:spPr>
+                    <a:xfrm>
+                      <a:off x="0" y="0"/>
+                      <a:ext cx="5943600" cy="3152140"/>
+                    </a:xfrm>
+                    <a:prstGeom prst="rect">
+                      <a:avLst/>
+                    </a:prstGeom>
+                  </pic:spPr>
+                </pic:pic>
+              </a:graphicData>
+            </a:graphic>
+          </wp:inline>
+        </w:drawing>
+      </w:r>
+    </w:p>
+    <w:p>
+      <w:pPr>
+        <w:spacing w:after="120" w:line="240" w:lineRule="auto"/>
+        <w:rPr>
+          <w:rFonts w:ascii="Times New Roman" w:hAnsi="Times New Roman" w:cs="Times New Roman"/>
+          <w:color w:val="1F1F1F"/>
+          <w:sz w:val="24"/>
+          <w:szCs w:val="24"/>
+          <w:lang w:eastAsia="zh-CN"/>
+        </w:rPr>
+      </w:pPr>
+      <w:r>
+        <w:rPr>
+          <w:rFonts w:ascii="Times New Roman" w:hAnsi="Times New Roman" w:cs="Times New Roman"/>
+          <w:color w:val="1F1F1F"/>
+          <w:sz w:val="28"/>
+          <w:lang w:eastAsia="zh-CN"/>
+        </w:rPr>
         <w:t xml:space="preserve">UI-02 </w:t>
       </w:r>
       <w:r>
@@ -34657,7 +39008,7 @@
                     </pic:cNvPicPr>
                   </pic:nvPicPr>
                   <pic:blipFill>
-                    <a:blip r:embed="rId29" cstate="print">
+                    <a:blip r:embed="rId30" cstate="print">
                       <a:extLst>
                         <a:ext uri="{28A0092B-C50C-407E-A947-70E740481C1C}">
                           <a14:useLocalDpi xmlns:a14="http://schemas.microsoft.com/office/drawing/2010/main" val="0"/>
@@ -34805,7 +39156,7 @@
                     <pic:cNvPicPr/>
                   </pic:nvPicPr>
                   <pic:blipFill>
-                    <a:blip r:embed="rId30"/>
+                    <a:blip r:embed="rId31"/>
                     <a:stretch>
                       <a:fillRect/>
                     </a:stretch>
@@ -37359,7 +41710,7 @@
   <w:style w:type="paragraph" w:default="1" w:styleId="a">
     <w:name w:val="Normal"/>
     <w:qFormat/>
-    <w:rsid w:val="00850E02"/>
+    <w:rsid w:val="00F90B7D"/>
     <w:pPr>
       <w:spacing w:line="259" w:lineRule="auto"/>
     </w:pPr>
@@ -37572,6 +41923,7 @@
   <w:style w:type="character" w:default="1" w:styleId="a0">
     <w:name w:val="Default Paragraph Font"/>
     <w:uiPriority w:val="1"/>
+    <w:semiHidden/>
     <w:unhideWhenUsed/>
   </w:style>
   <w:style w:type="table" w:default="1" w:styleId="a1">
